--- a/docs/High_Level_Design_Document.docx
+++ b/docs/High_Level_Design_Document.docx
@@ -59,7 +59,7 @@
         <w:t xml:space="preserve">Team members: </w:t>
       </w:r>
       <w:r>
-        <w:t xml:space="preserve">Junoh Lee (Team Lead), Vangala Hemanth Reddy, Tahir Aneela, Balcha Kidus Elias</w:t>
+        <w:t xml:space="preserve">Junoh Lee (Team Lead), Hemanth Reddy Vangala, Aneela Tahir, Balcha Kidus Elias</w:t>
       </w:r>
     </w:p>
     <w:p>
@@ -109,10 +109,10 @@
             </w:tcBorders>
             <w:shd w:fill="D9D9D9" w:val="clear"/>
             <w:tcMar>
-              <w:top w:type="dxa" w:w="80"/>
-              <w:left w:type="dxa" w:w="100"/>
-              <w:bottom w:type="dxa" w:w="80"/>
-              <w:right w:type="dxa" w:w="100"/>
+              <w:top w:type="dxa" w:w="90"/>
+              <w:left w:type="dxa" w:w="110"/>
+              <w:bottom w:type="dxa" w:w="90"/>
+              <w:right w:type="dxa" w:w="110"/>
             </w:tcMar>
             <w:vAlign w:val="center"/>
           </w:tcPr>
@@ -142,10 +142,10 @@
             </w:tcBorders>
             <w:shd w:fill="D9D9D9" w:val="clear"/>
             <w:tcMar>
-              <w:top w:type="dxa" w:w="80"/>
-              <w:left w:type="dxa" w:w="100"/>
-              <w:bottom w:type="dxa" w:w="80"/>
-              <w:right w:type="dxa" w:w="100"/>
+              <w:top w:type="dxa" w:w="90"/>
+              <w:left w:type="dxa" w:w="110"/>
+              <w:bottom w:type="dxa" w:w="90"/>
+              <w:right w:type="dxa" w:w="110"/>
             </w:tcMar>
             <w:vAlign w:val="center"/>
           </w:tcPr>
@@ -175,10 +175,10 @@
             </w:tcBorders>
             <w:shd w:fill="D9D9D9" w:val="clear"/>
             <w:tcMar>
-              <w:top w:type="dxa" w:w="80"/>
-              <w:left w:type="dxa" w:w="100"/>
-              <w:bottom w:type="dxa" w:w="80"/>
-              <w:right w:type="dxa" w:w="100"/>
+              <w:top w:type="dxa" w:w="90"/>
+              <w:left w:type="dxa" w:w="110"/>
+              <w:bottom w:type="dxa" w:w="90"/>
+              <w:right w:type="dxa" w:w="110"/>
             </w:tcMar>
             <w:vAlign w:val="center"/>
           </w:tcPr>
@@ -208,10 +208,10 @@
             </w:tcBorders>
             <w:shd w:fill="D9D9D9" w:val="clear"/>
             <w:tcMar>
-              <w:top w:type="dxa" w:w="80"/>
-              <w:left w:type="dxa" w:w="100"/>
-              <w:bottom w:type="dxa" w:w="80"/>
-              <w:right w:type="dxa" w:w="100"/>
+              <w:top w:type="dxa" w:w="90"/>
+              <w:left w:type="dxa" w:w="110"/>
+              <w:bottom w:type="dxa" w:w="90"/>
+              <w:right w:type="dxa" w:w="110"/>
             </w:tcMar>
             <w:vAlign w:val="center"/>
           </w:tcPr>
@@ -242,10 +242,10 @@
               <w:right w:val="single" w:color="000000" w:sz="4"/>
             </w:tcBorders>
             <w:tcMar>
-              <w:top w:type="dxa" w:w="80"/>
-              <w:left w:type="dxa" w:w="100"/>
-              <w:bottom w:type="dxa" w:w="80"/>
-              <w:right w:type="dxa" w:w="100"/>
+              <w:top w:type="dxa" w:w="90"/>
+              <w:left w:type="dxa" w:w="110"/>
+              <w:bottom w:type="dxa" w:w="90"/>
+              <w:right w:type="dxa" w:w="110"/>
             </w:tcMar>
             <w:vAlign w:val="center"/>
           </w:tcPr>
@@ -274,10 +274,10 @@
               <w:right w:val="single" w:color="000000" w:sz="4"/>
             </w:tcBorders>
             <w:tcMar>
-              <w:top w:type="dxa" w:w="80"/>
-              <w:left w:type="dxa" w:w="100"/>
-              <w:bottom w:type="dxa" w:w="80"/>
-              <w:right w:type="dxa" w:w="100"/>
+              <w:top w:type="dxa" w:w="90"/>
+              <w:left w:type="dxa" w:w="110"/>
+              <w:bottom w:type="dxa" w:w="90"/>
+              <w:right w:type="dxa" w:w="110"/>
             </w:tcMar>
             <w:vAlign w:val="center"/>
           </w:tcPr>
@@ -306,10 +306,10 @@
               <w:right w:val="single" w:color="000000" w:sz="4"/>
             </w:tcBorders>
             <w:tcMar>
-              <w:top w:type="dxa" w:w="80"/>
-              <w:left w:type="dxa" w:w="100"/>
-              <w:bottom w:type="dxa" w:w="80"/>
-              <w:right w:type="dxa" w:w="100"/>
+              <w:top w:type="dxa" w:w="90"/>
+              <w:left w:type="dxa" w:w="110"/>
+              <w:bottom w:type="dxa" w:w="90"/>
+              <w:right w:type="dxa" w:w="110"/>
             </w:tcMar>
             <w:vAlign w:val="center"/>
           </w:tcPr>
@@ -338,10 +338,10 @@
               <w:right w:val="single" w:color="000000" w:sz="4"/>
             </w:tcBorders>
             <w:tcMar>
-              <w:top w:type="dxa" w:w="80"/>
-              <w:left w:type="dxa" w:w="100"/>
-              <w:bottom w:type="dxa" w:w="80"/>
-              <w:right w:type="dxa" w:w="100"/>
+              <w:top w:type="dxa" w:w="90"/>
+              <w:left w:type="dxa" w:w="110"/>
+              <w:bottom w:type="dxa" w:w="90"/>
+              <w:right w:type="dxa" w:w="110"/>
             </w:tcMar>
             <w:vAlign w:val="center"/>
           </w:tcPr>
@@ -357,6 +357,136 @@
                 <w:szCs w:val="19"/>
               </w:rPr>
               <w:t xml:space="preserve">1.0</w:t>
+            </w:r>
+          </w:p>
+        </w:tc>
+      </w:tr>
+      <w:tr>
+        <w:tc>
+          <w:tcPr>
+            <w:tcW w:type="dxa" w:w="2059"/>
+            <w:tcBorders>
+              <w:top w:val="single" w:color="000000" w:sz="4"/>
+              <w:left w:val="single" w:color="000000" w:sz="4"/>
+              <w:bottom w:val="single" w:color="000000" w:sz="4"/>
+              <w:right w:val="single" w:color="000000" w:sz="4"/>
+            </w:tcBorders>
+            <w:tcMar>
+              <w:top w:type="dxa" w:w="90"/>
+              <w:left w:type="dxa" w:w="110"/>
+              <w:bottom w:type="dxa" w:w="90"/>
+              <w:right w:type="dxa" w:w="110"/>
+            </w:tcMar>
+            <w:vAlign w:val="center"/>
+          </w:tcPr>
+          <w:p>
+            <w:pPr>
+              <w:jc w:val="left"/>
+            </w:pPr>
+            <w:r>
+              <w:rPr>
+                <w:b w:val="false"/>
+                <w:bCs w:val="false"/>
+                <w:sz w:val="19"/>
+                <w:szCs w:val="19"/>
+              </w:rPr>
+              <w:t xml:space="preserve">Junoh Lee</w:t>
+            </w:r>
+          </w:p>
+        </w:tc>
+        <w:tc>
+          <w:tcPr>
+            <w:tcW w:type="dxa" w:w="1684"/>
+            <w:tcBorders>
+              <w:top w:val="single" w:color="000000" w:sz="4"/>
+              <w:left w:val="single" w:color="000000" w:sz="4"/>
+              <w:bottom w:val="single" w:color="000000" w:sz="4"/>
+              <w:right w:val="single" w:color="000000" w:sz="4"/>
+            </w:tcBorders>
+            <w:tcMar>
+              <w:top w:type="dxa" w:w="90"/>
+              <w:left w:type="dxa" w:w="110"/>
+              <w:bottom w:type="dxa" w:w="90"/>
+              <w:right w:type="dxa" w:w="110"/>
+            </w:tcMar>
+            <w:vAlign w:val="center"/>
+          </w:tcPr>
+          <w:p>
+            <w:pPr>
+              <w:jc w:val="left"/>
+            </w:pPr>
+            <w:r>
+              <w:rPr>
+                <w:b w:val="false"/>
+                <w:bCs w:val="false"/>
+                <w:sz w:val="19"/>
+                <w:szCs w:val="19"/>
+              </w:rPr>
+              <w:t xml:space="preserve">2026-09-17</w:t>
+            </w:r>
+          </w:p>
+        </w:tc>
+        <w:tc>
+          <w:tcPr>
+            <w:tcW w:type="dxa" w:w="3931"/>
+            <w:tcBorders>
+              <w:top w:val="single" w:color="000000" w:sz="4"/>
+              <w:left w:val="single" w:color="000000" w:sz="4"/>
+              <w:bottom w:val="single" w:color="000000" w:sz="4"/>
+              <w:right w:val="single" w:color="000000" w:sz="4"/>
+            </w:tcBorders>
+            <w:tcMar>
+              <w:top w:type="dxa" w:w="90"/>
+              <w:left w:type="dxa" w:w="110"/>
+              <w:bottom w:type="dxa" w:w="90"/>
+              <w:right w:type="dxa" w:w="110"/>
+            </w:tcMar>
+            <w:vAlign w:val="center"/>
+          </w:tcPr>
+          <w:p>
+            <w:pPr>
+              <w:jc w:val="left"/>
+            </w:pPr>
+            <w:r>
+              <w:rPr>
+                <w:b w:val="false"/>
+                <w:bCs w:val="false"/>
+                <w:sz w:val="19"/>
+                <w:szCs w:val="19"/>
+              </w:rPr>
+              <w:t xml:space="preserve">Removed premature pythonocc-core naming (our own placeholder, not confirmed) from diagrams and module table; CAD kernel now shown as OCCT-based, TBD between FreeCAD-python API and cadquery</w:t>
+            </w:r>
+          </w:p>
+        </w:tc>
+        <w:tc>
+          <w:tcPr>
+            <w:tcW w:type="dxa" w:w="1684"/>
+            <w:tcBorders>
+              <w:top w:val="single" w:color="000000" w:sz="4"/>
+              <w:left w:val="single" w:color="000000" w:sz="4"/>
+              <w:bottom w:val="single" w:color="000000" w:sz="4"/>
+              <w:right w:val="single" w:color="000000" w:sz="4"/>
+            </w:tcBorders>
+            <w:tcMar>
+              <w:top w:type="dxa" w:w="90"/>
+              <w:left w:type="dxa" w:w="110"/>
+              <w:bottom w:type="dxa" w:w="90"/>
+              <w:right w:type="dxa" w:w="110"/>
+            </w:tcMar>
+            <w:vAlign w:val="center"/>
+          </w:tcPr>
+          <w:p>
+            <w:pPr>
+              <w:jc w:val="left"/>
+            </w:pPr>
+            <w:r>
+              <w:rPr>
+                <w:b w:val="false"/>
+                <w:bCs w:val="false"/>
+                <w:sz w:val="19"/>
+                <w:szCs w:val="19"/>
+              </w:rPr>
+              <w:t xml:space="preserve">1.1</w:t>
             </w:r>
           </w:p>
         </w:tc>
@@ -402,6 +532,18 @@
           <w:szCs w:val="21"/>
         </w:rPr>
         <w:t xml:space="preserve">The system consists of a core runtime pipeline (M1-M8) that processes one CAD model at a time, and a separate offline training pipeline that produces the trained feature-recognition model used by M3. The tool only proposes a defeatured result - every result is reviewed and approved by an engineer (M7) before being finalized, per the design principle that this is a decision-support tool, not a fully autonomous replacement for engineer judgment.</w:t>
+      </w:r>
+    </w:p>
+    <w:p>
+      <w:pPr>
+        <w:spacing w:after="140"/>
+      </w:pPr>
+      <w:r>
+        <w:rPr>
+          <w:sz w:val="21"/>
+          <w:szCs w:val="21"/>
+        </w:rPr>
+        <w:t xml:space="preserve">Note: the exact CAD toolchain (FreeCAD-python API vs. cadquery) and the feature recognition model are still open decisions. They are shown as labeled placeholders below rather than fixed choices, since a system architecture describes module boundaries and interfaces, not final algorithm/library selection - that level of detail belongs in the LLD once confirmed with the mentor.</w:t>
       </w:r>
     </w:p>
     <w:p>
@@ -569,10 +711,10 @@
             </w:tcBorders>
             <w:shd w:fill="D9D9D9" w:val="clear"/>
             <w:tcMar>
-              <w:top w:type="dxa" w:w="80"/>
-              <w:left w:type="dxa" w:w="100"/>
-              <w:bottom w:type="dxa" w:w="80"/>
-              <w:right w:type="dxa" w:w="100"/>
+              <w:top w:type="dxa" w:w="90"/>
+              <w:left w:type="dxa" w:w="110"/>
+              <w:bottom w:type="dxa" w:w="90"/>
+              <w:right w:type="dxa" w:w="110"/>
             </w:tcMar>
             <w:vAlign w:val="center"/>
           </w:tcPr>
@@ -602,10 +744,10 @@
             </w:tcBorders>
             <w:shd w:fill="D9D9D9" w:val="clear"/>
             <w:tcMar>
-              <w:top w:type="dxa" w:w="80"/>
-              <w:left w:type="dxa" w:w="100"/>
-              <w:bottom w:type="dxa" w:w="80"/>
-              <w:right w:type="dxa" w:w="100"/>
+              <w:top w:type="dxa" w:w="90"/>
+              <w:left w:type="dxa" w:w="110"/>
+              <w:bottom w:type="dxa" w:w="90"/>
+              <w:right w:type="dxa" w:w="110"/>
             </w:tcMar>
             <w:vAlign w:val="center"/>
           </w:tcPr>
@@ -635,10 +777,10 @@
             </w:tcBorders>
             <w:shd w:fill="D9D9D9" w:val="clear"/>
             <w:tcMar>
-              <w:top w:type="dxa" w:w="80"/>
-              <w:left w:type="dxa" w:w="100"/>
-              <w:bottom w:type="dxa" w:w="80"/>
-              <w:right w:type="dxa" w:w="100"/>
+              <w:top w:type="dxa" w:w="90"/>
+              <w:left w:type="dxa" w:w="110"/>
+              <w:bottom w:type="dxa" w:w="90"/>
+              <w:right w:type="dxa" w:w="110"/>
             </w:tcMar>
             <w:vAlign w:val="center"/>
           </w:tcPr>
@@ -669,10 +811,10 @@
               <w:right w:val="single" w:color="000000" w:sz="4"/>
             </w:tcBorders>
             <w:tcMar>
-              <w:top w:type="dxa" w:w="80"/>
-              <w:left w:type="dxa" w:w="100"/>
-              <w:bottom w:type="dxa" w:w="80"/>
-              <w:right w:type="dxa" w:w="100"/>
+              <w:top w:type="dxa" w:w="90"/>
+              <w:left w:type="dxa" w:w="110"/>
+              <w:bottom w:type="dxa" w:w="90"/>
+              <w:right w:type="dxa" w:w="110"/>
             </w:tcMar>
             <w:vAlign w:val="center"/>
           </w:tcPr>
@@ -701,10 +843,10 @@
               <w:right w:val="single" w:color="000000" w:sz="4"/>
             </w:tcBorders>
             <w:tcMar>
-              <w:top w:type="dxa" w:w="80"/>
-              <w:left w:type="dxa" w:w="100"/>
-              <w:bottom w:type="dxa" w:w="80"/>
-              <w:right w:type="dxa" w:w="100"/>
+              <w:top w:type="dxa" w:w="90"/>
+              <w:left w:type="dxa" w:w="110"/>
+              <w:bottom w:type="dxa" w:w="90"/>
+              <w:right w:type="dxa" w:w="110"/>
             </w:tcMar>
             <w:vAlign w:val="center"/>
           </w:tcPr>
@@ -733,25 +875,25 @@
               <w:right w:val="single" w:color="000000" w:sz="4"/>
             </w:tcBorders>
             <w:tcMar>
-              <w:top w:type="dxa" w:w="80"/>
-              <w:left w:type="dxa" w:w="100"/>
-              <w:bottom w:type="dxa" w:w="80"/>
-              <w:right w:type="dxa" w:w="100"/>
-            </w:tcMar>
-            <w:vAlign w:val="center"/>
-          </w:tcPr>
-          <w:p>
-            <w:pPr>
-              <w:jc w:val="left"/>
-            </w:pPr>
-            <w:r>
-              <w:rPr>
-                <w:b w:val="false"/>
-                <w:bCs w:val="false"/>
-                <w:sz w:val="19"/>
-                <w:szCs w:val="19"/>
-              </w:rPr>
-              <w:t xml:space="preserve">pythonocc-core (OCCT)</w:t>
+              <w:top w:type="dxa" w:w="90"/>
+              <w:left w:type="dxa" w:w="110"/>
+              <w:bottom w:type="dxa" w:w="90"/>
+              <w:right w:type="dxa" w:w="110"/>
+            </w:tcMar>
+            <w:vAlign w:val="center"/>
+          </w:tcPr>
+          <w:p>
+            <w:pPr>
+              <w:jc w:val="left"/>
+            </w:pPr>
+            <w:r>
+              <w:rPr>
+                <w:b w:val="false"/>
+                <w:bCs w:val="false"/>
+                <w:sz w:val="19"/>
+                <w:szCs w:val="19"/>
+              </w:rPr>
+              <w:t xml:space="preserve">OCCT-based (TBD: FreeCAD-python API / cadquery)</w:t>
             </w:r>
           </w:p>
         </w:tc>
@@ -767,10 +909,10 @@
               <w:right w:val="single" w:color="000000" w:sz="4"/>
             </w:tcBorders>
             <w:tcMar>
-              <w:top w:type="dxa" w:w="80"/>
-              <w:left w:type="dxa" w:w="100"/>
-              <w:bottom w:type="dxa" w:w="80"/>
-              <w:right w:type="dxa" w:w="100"/>
+              <w:top w:type="dxa" w:w="90"/>
+              <w:left w:type="dxa" w:w="110"/>
+              <w:bottom w:type="dxa" w:w="90"/>
+              <w:right w:type="dxa" w:w="110"/>
             </w:tcMar>
             <w:vAlign w:val="center"/>
           </w:tcPr>
@@ -799,10 +941,10 @@
               <w:right w:val="single" w:color="000000" w:sz="4"/>
             </w:tcBorders>
             <w:tcMar>
-              <w:top w:type="dxa" w:w="80"/>
-              <w:left w:type="dxa" w:w="100"/>
-              <w:bottom w:type="dxa" w:w="80"/>
-              <w:right w:type="dxa" w:w="100"/>
+              <w:top w:type="dxa" w:w="90"/>
+              <w:left w:type="dxa" w:w="110"/>
+              <w:bottom w:type="dxa" w:w="90"/>
+              <w:right w:type="dxa" w:w="110"/>
             </w:tcMar>
             <w:vAlign w:val="center"/>
           </w:tcPr>
@@ -831,10 +973,10 @@
               <w:right w:val="single" w:color="000000" w:sz="4"/>
             </w:tcBorders>
             <w:tcMar>
-              <w:top w:type="dxa" w:w="80"/>
-              <w:left w:type="dxa" w:w="100"/>
-              <w:bottom w:type="dxa" w:w="80"/>
-              <w:right w:type="dxa" w:w="100"/>
+              <w:top w:type="dxa" w:w="90"/>
+              <w:left w:type="dxa" w:w="110"/>
+              <w:bottom w:type="dxa" w:w="90"/>
+              <w:right w:type="dxa" w:w="110"/>
             </w:tcMar>
             <w:vAlign w:val="center"/>
           </w:tcPr>
@@ -865,10 +1007,10 @@
               <w:right w:val="single" w:color="000000" w:sz="4"/>
             </w:tcBorders>
             <w:tcMar>
-              <w:top w:type="dxa" w:w="80"/>
-              <w:left w:type="dxa" w:w="100"/>
-              <w:bottom w:type="dxa" w:w="80"/>
-              <w:right w:type="dxa" w:w="100"/>
+              <w:top w:type="dxa" w:w="90"/>
+              <w:left w:type="dxa" w:w="110"/>
+              <w:bottom w:type="dxa" w:w="90"/>
+              <w:right w:type="dxa" w:w="110"/>
             </w:tcMar>
             <w:vAlign w:val="center"/>
           </w:tcPr>
@@ -897,10 +1039,10 @@
               <w:right w:val="single" w:color="000000" w:sz="4"/>
             </w:tcBorders>
             <w:tcMar>
-              <w:top w:type="dxa" w:w="80"/>
-              <w:left w:type="dxa" w:w="100"/>
-              <w:bottom w:type="dxa" w:w="80"/>
-              <w:right w:type="dxa" w:w="100"/>
+              <w:top w:type="dxa" w:w="90"/>
+              <w:left w:type="dxa" w:w="110"/>
+              <w:bottom w:type="dxa" w:w="90"/>
+              <w:right w:type="dxa" w:w="110"/>
             </w:tcMar>
             <w:vAlign w:val="center"/>
           </w:tcPr>
@@ -929,10 +1071,10 @@
               <w:right w:val="single" w:color="000000" w:sz="4"/>
             </w:tcBorders>
             <w:tcMar>
-              <w:top w:type="dxa" w:w="80"/>
-              <w:left w:type="dxa" w:w="100"/>
-              <w:bottom w:type="dxa" w:w="80"/>
-              <w:right w:type="dxa" w:w="100"/>
+              <w:top w:type="dxa" w:w="90"/>
+              <w:left w:type="dxa" w:w="110"/>
+              <w:bottom w:type="dxa" w:w="90"/>
+              <w:right w:type="dxa" w:w="110"/>
             </w:tcMar>
             <w:vAlign w:val="center"/>
           </w:tcPr>
@@ -963,10 +1105,10 @@
               <w:right w:val="single" w:color="000000" w:sz="4"/>
             </w:tcBorders>
             <w:tcMar>
-              <w:top w:type="dxa" w:w="80"/>
-              <w:left w:type="dxa" w:w="100"/>
-              <w:bottom w:type="dxa" w:w="80"/>
-              <w:right w:type="dxa" w:w="100"/>
+              <w:top w:type="dxa" w:w="90"/>
+              <w:left w:type="dxa" w:w="110"/>
+              <w:bottom w:type="dxa" w:w="90"/>
+              <w:right w:type="dxa" w:w="110"/>
             </w:tcMar>
             <w:vAlign w:val="center"/>
           </w:tcPr>
@@ -995,10 +1137,10 @@
               <w:right w:val="single" w:color="000000" w:sz="4"/>
             </w:tcBorders>
             <w:tcMar>
-              <w:top w:type="dxa" w:w="80"/>
-              <w:left w:type="dxa" w:w="100"/>
-              <w:bottom w:type="dxa" w:w="80"/>
-              <w:right w:type="dxa" w:w="100"/>
+              <w:top w:type="dxa" w:w="90"/>
+              <w:left w:type="dxa" w:w="110"/>
+              <w:bottom w:type="dxa" w:w="90"/>
+              <w:right w:type="dxa" w:w="110"/>
             </w:tcMar>
             <w:vAlign w:val="center"/>
           </w:tcPr>
@@ -1027,10 +1169,10 @@
               <w:right w:val="single" w:color="000000" w:sz="4"/>
             </w:tcBorders>
             <w:tcMar>
-              <w:top w:type="dxa" w:w="80"/>
-              <w:left w:type="dxa" w:w="100"/>
-              <w:bottom w:type="dxa" w:w="80"/>
-              <w:right w:type="dxa" w:w="100"/>
+              <w:top w:type="dxa" w:w="90"/>
+              <w:left w:type="dxa" w:w="110"/>
+              <w:bottom w:type="dxa" w:w="90"/>
+              <w:right w:type="dxa" w:w="110"/>
             </w:tcMar>
             <w:vAlign w:val="center"/>
           </w:tcPr>
@@ -1061,10 +1203,10 @@
               <w:right w:val="single" w:color="000000" w:sz="4"/>
             </w:tcBorders>
             <w:tcMar>
-              <w:top w:type="dxa" w:w="80"/>
-              <w:left w:type="dxa" w:w="100"/>
-              <w:bottom w:type="dxa" w:w="80"/>
-              <w:right w:type="dxa" w:w="100"/>
+              <w:top w:type="dxa" w:w="90"/>
+              <w:left w:type="dxa" w:w="110"/>
+              <w:bottom w:type="dxa" w:w="90"/>
+              <w:right w:type="dxa" w:w="110"/>
             </w:tcMar>
             <w:vAlign w:val="center"/>
           </w:tcPr>
@@ -1093,10 +1235,10 @@
               <w:right w:val="single" w:color="000000" w:sz="4"/>
             </w:tcBorders>
             <w:tcMar>
-              <w:top w:type="dxa" w:w="80"/>
-              <w:left w:type="dxa" w:w="100"/>
-              <w:bottom w:type="dxa" w:w="80"/>
-              <w:right w:type="dxa" w:w="100"/>
+              <w:top w:type="dxa" w:w="90"/>
+              <w:left w:type="dxa" w:w="110"/>
+              <w:bottom w:type="dxa" w:w="90"/>
+              <w:right w:type="dxa" w:w="110"/>
             </w:tcMar>
             <w:vAlign w:val="center"/>
           </w:tcPr>
@@ -1125,25 +1267,25 @@
               <w:right w:val="single" w:color="000000" w:sz="4"/>
             </w:tcBorders>
             <w:tcMar>
-              <w:top w:type="dxa" w:w="80"/>
-              <w:left w:type="dxa" w:w="100"/>
-              <w:bottom w:type="dxa" w:w="80"/>
-              <w:right w:type="dxa" w:w="100"/>
-            </w:tcMar>
-            <w:vAlign w:val="center"/>
-          </w:tcPr>
-          <w:p>
-            <w:pPr>
-              <w:jc w:val="left"/>
-            </w:pPr>
-            <w:r>
-              <w:rPr>
-                <w:b w:val="false"/>
-                <w:bCs w:val="false"/>
-                <w:sz w:val="19"/>
-                <w:szCs w:val="19"/>
-              </w:rPr>
-              <w:t xml:space="preserve">pythonocc-core (BRepFilletAPI, ShapeUpgrade, etc.)</w:t>
+              <w:top w:type="dxa" w:w="90"/>
+              <w:left w:type="dxa" w:w="110"/>
+              <w:bottom w:type="dxa" w:w="90"/>
+              <w:right w:type="dxa" w:w="110"/>
+            </w:tcMar>
+            <w:vAlign w:val="center"/>
+          </w:tcPr>
+          <w:p>
+            <w:pPr>
+              <w:jc w:val="left"/>
+            </w:pPr>
+            <w:r>
+              <w:rPr>
+                <w:b w:val="false"/>
+                <w:bCs w:val="false"/>
+                <w:sz w:val="19"/>
+                <w:szCs w:val="19"/>
+              </w:rPr>
+              <w:t xml:space="preserve">OCCT-based (TBD: FreeCAD-python API / cadquery)</w:t>
             </w:r>
           </w:p>
         </w:tc>
@@ -1159,10 +1301,10 @@
               <w:right w:val="single" w:color="000000" w:sz="4"/>
             </w:tcBorders>
             <w:tcMar>
-              <w:top w:type="dxa" w:w="80"/>
-              <w:left w:type="dxa" w:w="100"/>
-              <w:bottom w:type="dxa" w:w="80"/>
-              <w:right w:type="dxa" w:w="100"/>
+              <w:top w:type="dxa" w:w="90"/>
+              <w:left w:type="dxa" w:w="110"/>
+              <w:bottom w:type="dxa" w:w="90"/>
+              <w:right w:type="dxa" w:w="110"/>
             </w:tcMar>
             <w:vAlign w:val="center"/>
           </w:tcPr>
@@ -1191,10 +1333,10 @@
               <w:right w:val="single" w:color="000000" w:sz="4"/>
             </w:tcBorders>
             <w:tcMar>
-              <w:top w:type="dxa" w:w="80"/>
-              <w:left w:type="dxa" w:w="100"/>
-              <w:bottom w:type="dxa" w:w="80"/>
-              <w:right w:type="dxa" w:w="100"/>
+              <w:top w:type="dxa" w:w="90"/>
+              <w:left w:type="dxa" w:w="110"/>
+              <w:bottom w:type="dxa" w:w="90"/>
+              <w:right w:type="dxa" w:w="110"/>
             </w:tcMar>
             <w:vAlign w:val="center"/>
           </w:tcPr>
@@ -1223,25 +1365,25 @@
               <w:right w:val="single" w:color="000000" w:sz="4"/>
             </w:tcBorders>
             <w:tcMar>
-              <w:top w:type="dxa" w:w="80"/>
-              <w:left w:type="dxa" w:w="100"/>
-              <w:bottom w:type="dxa" w:w="80"/>
-              <w:right w:type="dxa" w:w="100"/>
-            </w:tcMar>
-            <w:vAlign w:val="center"/>
-          </w:tcPr>
-          <w:p>
-            <w:pPr>
-              <w:jc w:val="left"/>
-            </w:pPr>
-            <w:r>
-              <w:rPr>
-                <w:b w:val="false"/>
-                <w:bCs w:val="false"/>
-                <w:sz w:val="19"/>
-                <w:szCs w:val="19"/>
-              </w:rPr>
-              <w:t xml:space="preserve">pythonocc-core + rendering</w:t>
+              <w:top w:type="dxa" w:w="90"/>
+              <w:left w:type="dxa" w:w="110"/>
+              <w:bottom w:type="dxa" w:w="90"/>
+              <w:right w:type="dxa" w:w="110"/>
+            </w:tcMar>
+            <w:vAlign w:val="center"/>
+          </w:tcPr>
+          <w:p>
+            <w:pPr>
+              <w:jc w:val="left"/>
+            </w:pPr>
+            <w:r>
+              <w:rPr>
+                <w:b w:val="false"/>
+                <w:bCs w:val="false"/>
+                <w:sz w:val="19"/>
+                <w:szCs w:val="19"/>
+              </w:rPr>
+              <w:t xml:space="preserve">Same OCCT toolchain + rendering</w:t>
             </w:r>
           </w:p>
         </w:tc>
@@ -1257,10 +1399,10 @@
               <w:right w:val="single" w:color="000000" w:sz="4"/>
             </w:tcBorders>
             <w:tcMar>
-              <w:top w:type="dxa" w:w="80"/>
-              <w:left w:type="dxa" w:w="100"/>
-              <w:bottom w:type="dxa" w:w="80"/>
-              <w:right w:type="dxa" w:w="100"/>
+              <w:top w:type="dxa" w:w="90"/>
+              <w:left w:type="dxa" w:w="110"/>
+              <w:bottom w:type="dxa" w:w="90"/>
+              <w:right w:type="dxa" w:w="110"/>
             </w:tcMar>
             <w:vAlign w:val="center"/>
           </w:tcPr>
@@ -1289,10 +1431,10 @@
               <w:right w:val="single" w:color="000000" w:sz="4"/>
             </w:tcBorders>
             <w:tcMar>
-              <w:top w:type="dxa" w:w="80"/>
-              <w:left w:type="dxa" w:w="100"/>
-              <w:bottom w:type="dxa" w:w="80"/>
-              <w:right w:type="dxa" w:w="100"/>
+              <w:top w:type="dxa" w:w="90"/>
+              <w:left w:type="dxa" w:w="110"/>
+              <w:bottom w:type="dxa" w:w="90"/>
+              <w:right w:type="dxa" w:w="110"/>
             </w:tcMar>
             <w:vAlign w:val="center"/>
           </w:tcPr>
@@ -1321,10 +1463,10 @@
               <w:right w:val="single" w:color="000000" w:sz="4"/>
             </w:tcBorders>
             <w:tcMar>
-              <w:top w:type="dxa" w:w="80"/>
-              <w:left w:type="dxa" w:w="100"/>
-              <w:bottom w:type="dxa" w:w="80"/>
-              <w:right w:type="dxa" w:w="100"/>
+              <w:top w:type="dxa" w:w="90"/>
+              <w:left w:type="dxa" w:w="110"/>
+              <w:bottom w:type="dxa" w:w="90"/>
+              <w:right w:type="dxa" w:w="110"/>
             </w:tcMar>
             <w:vAlign w:val="center"/>
           </w:tcPr>
@@ -1355,10 +1497,10 @@
               <w:right w:val="single" w:color="000000" w:sz="4"/>
             </w:tcBorders>
             <w:tcMar>
-              <w:top w:type="dxa" w:w="80"/>
-              <w:left w:type="dxa" w:w="100"/>
-              <w:bottom w:type="dxa" w:w="80"/>
-              <w:right w:type="dxa" w:w="100"/>
+              <w:top w:type="dxa" w:w="90"/>
+              <w:left w:type="dxa" w:w="110"/>
+              <w:bottom w:type="dxa" w:w="90"/>
+              <w:right w:type="dxa" w:w="110"/>
             </w:tcMar>
             <w:vAlign w:val="center"/>
           </w:tcPr>
@@ -1387,10 +1529,10 @@
               <w:right w:val="single" w:color="000000" w:sz="4"/>
             </w:tcBorders>
             <w:tcMar>
-              <w:top w:type="dxa" w:w="80"/>
-              <w:left w:type="dxa" w:w="100"/>
-              <w:bottom w:type="dxa" w:w="80"/>
-              <w:right w:type="dxa" w:w="100"/>
+              <w:top w:type="dxa" w:w="90"/>
+              <w:left w:type="dxa" w:w="110"/>
+              <w:bottom w:type="dxa" w:w="90"/>
+              <w:right w:type="dxa" w:w="110"/>
             </w:tcMar>
             <w:vAlign w:val="center"/>
           </w:tcPr>
@@ -1419,10 +1561,10 @@
               <w:right w:val="single" w:color="000000" w:sz="4"/>
             </w:tcBorders>
             <w:tcMar>
-              <w:top w:type="dxa" w:w="80"/>
-              <w:left w:type="dxa" w:w="100"/>
-              <w:bottom w:type="dxa" w:w="80"/>
-              <w:right w:type="dxa" w:w="100"/>
+              <w:top w:type="dxa" w:w="90"/>
+              <w:left w:type="dxa" w:w="110"/>
+              <w:bottom w:type="dxa" w:w="90"/>
+              <w:right w:type="dxa" w:w="110"/>
             </w:tcMar>
             <w:vAlign w:val="center"/>
           </w:tcPr>
@@ -1483,10 +1625,10 @@
             </w:tcBorders>
             <w:shd w:fill="D9D9D9" w:val="clear"/>
             <w:tcMar>
-              <w:top w:type="dxa" w:w="80"/>
-              <w:left w:type="dxa" w:w="100"/>
-              <w:bottom w:type="dxa" w:w="80"/>
-              <w:right w:type="dxa" w:w="100"/>
+              <w:top w:type="dxa" w:w="90"/>
+              <w:left w:type="dxa" w:w="110"/>
+              <w:bottom w:type="dxa" w:w="90"/>
+              <w:right w:type="dxa" w:w="110"/>
             </w:tcMar>
             <w:vAlign w:val="center"/>
           </w:tcPr>
@@ -1516,10 +1658,10 @@
             </w:tcBorders>
             <w:shd w:fill="D9D9D9" w:val="clear"/>
             <w:tcMar>
-              <w:top w:type="dxa" w:w="80"/>
-              <w:left w:type="dxa" w:w="100"/>
-              <w:bottom w:type="dxa" w:w="80"/>
-              <w:right w:type="dxa" w:w="100"/>
+              <w:top w:type="dxa" w:w="90"/>
+              <w:left w:type="dxa" w:w="110"/>
+              <w:bottom w:type="dxa" w:w="90"/>
+              <w:right w:type="dxa" w:w="110"/>
             </w:tcMar>
             <w:vAlign w:val="center"/>
           </w:tcPr>
@@ -1550,10 +1692,10 @@
               <w:right w:val="single" w:color="000000" w:sz="4"/>
             </w:tcBorders>
             <w:tcMar>
-              <w:top w:type="dxa" w:w="80"/>
-              <w:left w:type="dxa" w:w="100"/>
-              <w:bottom w:type="dxa" w:w="80"/>
-              <w:right w:type="dxa" w:w="100"/>
+              <w:top w:type="dxa" w:w="90"/>
+              <w:left w:type="dxa" w:w="110"/>
+              <w:bottom w:type="dxa" w:w="90"/>
+              <w:right w:type="dxa" w:w="110"/>
             </w:tcMar>
             <w:vAlign w:val="center"/>
           </w:tcPr>
@@ -1582,25 +1724,25 @@
               <w:right w:val="single" w:color="000000" w:sz="4"/>
             </w:tcBorders>
             <w:tcMar>
-              <w:top w:type="dxa" w:w="80"/>
-              <w:left w:type="dxa" w:w="100"/>
-              <w:bottom w:type="dxa" w:w="80"/>
-              <w:right w:type="dxa" w:w="100"/>
-            </w:tcMar>
-            <w:vAlign w:val="center"/>
-          </w:tcPr>
-          <w:p>
-            <w:pPr>
-              <w:jc w:val="left"/>
-            </w:pPr>
-            <w:r>
-              <w:rPr>
-                <w:b w:val="false"/>
-                <w:bCs w:val="false"/>
-                <w:sz w:val="19"/>
-                <w:szCs w:val="19"/>
-              </w:rPr>
-              <w:t xml:space="preserve">In-memory B-rep model (OCCT TopoDS_Shape)</w:t>
+              <w:top w:type="dxa" w:w="90"/>
+              <w:left w:type="dxa" w:w="110"/>
+              <w:bottom w:type="dxa" w:w="90"/>
+              <w:right w:type="dxa" w:w="110"/>
+            </w:tcMar>
+            <w:vAlign w:val="center"/>
+          </w:tcPr>
+          <w:p>
+            <w:pPr>
+              <w:jc w:val="left"/>
+            </w:pPr>
+            <w:r>
+              <w:rPr>
+                <w:b w:val="false"/>
+                <w:bCs w:val="false"/>
+                <w:sz w:val="19"/>
+                <w:szCs w:val="19"/>
+              </w:rPr>
+              <w:t xml:space="preserve">In-memory B-rep model (OCCT shape representation)</w:t>
             </w:r>
           </w:p>
         </w:tc>
@@ -1616,10 +1758,10 @@
               <w:right w:val="single" w:color="000000" w:sz="4"/>
             </w:tcBorders>
             <w:tcMar>
-              <w:top w:type="dxa" w:w="80"/>
-              <w:left w:type="dxa" w:w="100"/>
-              <w:bottom w:type="dxa" w:w="80"/>
-              <w:right w:type="dxa" w:w="100"/>
+              <w:top w:type="dxa" w:w="90"/>
+              <w:left w:type="dxa" w:w="110"/>
+              <w:bottom w:type="dxa" w:w="90"/>
+              <w:right w:type="dxa" w:w="110"/>
             </w:tcMar>
             <w:vAlign w:val="center"/>
           </w:tcPr>
@@ -1648,10 +1790,10 @@
               <w:right w:val="single" w:color="000000" w:sz="4"/>
             </w:tcBorders>
             <w:tcMar>
-              <w:top w:type="dxa" w:w="80"/>
-              <w:left w:type="dxa" w:w="100"/>
-              <w:bottom w:type="dxa" w:w="80"/>
-              <w:right w:type="dxa" w:w="100"/>
+              <w:top w:type="dxa" w:w="90"/>
+              <w:left w:type="dxa" w:w="110"/>
+              <w:bottom w:type="dxa" w:w="90"/>
+              <w:right w:type="dxa" w:w="110"/>
             </w:tcMar>
             <w:vAlign w:val="center"/>
           </w:tcPr>
@@ -1682,10 +1824,10 @@
               <w:right w:val="single" w:color="000000" w:sz="4"/>
             </w:tcBorders>
             <w:tcMar>
-              <w:top w:type="dxa" w:w="80"/>
-              <w:left w:type="dxa" w:w="100"/>
-              <w:bottom w:type="dxa" w:w="80"/>
-              <w:right w:type="dxa" w:w="100"/>
+              <w:top w:type="dxa" w:w="90"/>
+              <w:left w:type="dxa" w:w="110"/>
+              <w:bottom w:type="dxa" w:w="90"/>
+              <w:right w:type="dxa" w:w="110"/>
             </w:tcMar>
             <w:vAlign w:val="center"/>
           </w:tcPr>
@@ -1714,10 +1856,10 @@
               <w:right w:val="single" w:color="000000" w:sz="4"/>
             </w:tcBorders>
             <w:tcMar>
-              <w:top w:type="dxa" w:w="80"/>
-              <w:left w:type="dxa" w:w="100"/>
-              <w:bottom w:type="dxa" w:w="80"/>
-              <w:right w:type="dxa" w:w="100"/>
+              <w:top w:type="dxa" w:w="90"/>
+              <w:left w:type="dxa" w:w="110"/>
+              <w:bottom w:type="dxa" w:w="90"/>
+              <w:right w:type="dxa" w:w="110"/>
             </w:tcMar>
             <w:vAlign w:val="center"/>
           </w:tcPr>
@@ -1748,10 +1890,10 @@
               <w:right w:val="single" w:color="000000" w:sz="4"/>
             </w:tcBorders>
             <w:tcMar>
-              <w:top w:type="dxa" w:w="80"/>
-              <w:left w:type="dxa" w:w="100"/>
-              <w:bottom w:type="dxa" w:w="80"/>
-              <w:right w:type="dxa" w:w="100"/>
+              <w:top w:type="dxa" w:w="90"/>
+              <w:left w:type="dxa" w:w="110"/>
+              <w:bottom w:type="dxa" w:w="90"/>
+              <w:right w:type="dxa" w:w="110"/>
             </w:tcMar>
             <w:vAlign w:val="center"/>
           </w:tcPr>
@@ -1780,10 +1922,10 @@
               <w:right w:val="single" w:color="000000" w:sz="4"/>
             </w:tcBorders>
             <w:tcMar>
-              <w:top w:type="dxa" w:w="80"/>
-              <w:left w:type="dxa" w:w="100"/>
-              <w:bottom w:type="dxa" w:w="80"/>
-              <w:right w:type="dxa" w:w="100"/>
+              <w:top w:type="dxa" w:w="90"/>
+              <w:left w:type="dxa" w:w="110"/>
+              <w:bottom w:type="dxa" w:w="90"/>
+              <w:right w:type="dxa" w:w="110"/>
             </w:tcMar>
             <w:vAlign w:val="center"/>
           </w:tcPr>
@@ -1814,10 +1956,10 @@
               <w:right w:val="single" w:color="000000" w:sz="4"/>
             </w:tcBorders>
             <w:tcMar>
-              <w:top w:type="dxa" w:w="80"/>
-              <w:left w:type="dxa" w:w="100"/>
-              <w:bottom w:type="dxa" w:w="80"/>
-              <w:right w:type="dxa" w:w="100"/>
+              <w:top w:type="dxa" w:w="90"/>
+              <w:left w:type="dxa" w:w="110"/>
+              <w:bottom w:type="dxa" w:w="90"/>
+              <w:right w:type="dxa" w:w="110"/>
             </w:tcMar>
             <w:vAlign w:val="center"/>
           </w:tcPr>
@@ -1846,10 +1988,10 @@
               <w:right w:val="single" w:color="000000" w:sz="4"/>
             </w:tcBorders>
             <w:tcMar>
-              <w:top w:type="dxa" w:w="80"/>
-              <w:left w:type="dxa" w:w="100"/>
-              <w:bottom w:type="dxa" w:w="80"/>
-              <w:right w:type="dxa" w:w="100"/>
+              <w:top w:type="dxa" w:w="90"/>
+              <w:left w:type="dxa" w:w="110"/>
+              <w:bottom w:type="dxa" w:w="90"/>
+              <w:right w:type="dxa" w:w="110"/>
             </w:tcMar>
             <w:vAlign w:val="center"/>
           </w:tcPr>
@@ -1880,10 +2022,10 @@
               <w:right w:val="single" w:color="000000" w:sz="4"/>
             </w:tcBorders>
             <w:tcMar>
-              <w:top w:type="dxa" w:w="80"/>
-              <w:left w:type="dxa" w:w="100"/>
-              <w:bottom w:type="dxa" w:w="80"/>
-              <w:right w:type="dxa" w:w="100"/>
+              <w:top w:type="dxa" w:w="90"/>
+              <w:left w:type="dxa" w:w="110"/>
+              <w:bottom w:type="dxa" w:w="90"/>
+              <w:right w:type="dxa" w:w="110"/>
             </w:tcMar>
             <w:vAlign w:val="center"/>
           </w:tcPr>
@@ -1912,10 +2054,10 @@
               <w:right w:val="single" w:color="000000" w:sz="4"/>
             </w:tcBorders>
             <w:tcMar>
-              <w:top w:type="dxa" w:w="80"/>
-              <w:left w:type="dxa" w:w="100"/>
-              <w:bottom w:type="dxa" w:w="80"/>
-              <w:right w:type="dxa" w:w="100"/>
+              <w:top w:type="dxa" w:w="90"/>
+              <w:left w:type="dxa" w:w="110"/>
+              <w:bottom w:type="dxa" w:w="90"/>
+              <w:right w:type="dxa" w:w="110"/>
             </w:tcMar>
             <w:vAlign w:val="center"/>
           </w:tcPr>
@@ -1946,10 +2088,10 @@
               <w:right w:val="single" w:color="000000" w:sz="4"/>
             </w:tcBorders>
             <w:tcMar>
-              <w:top w:type="dxa" w:w="80"/>
-              <w:left w:type="dxa" w:w="100"/>
-              <w:bottom w:type="dxa" w:w="80"/>
-              <w:right w:type="dxa" w:w="100"/>
+              <w:top w:type="dxa" w:w="90"/>
+              <w:left w:type="dxa" w:w="110"/>
+              <w:bottom w:type="dxa" w:w="90"/>
+              <w:right w:type="dxa" w:w="110"/>
             </w:tcMar>
             <w:vAlign w:val="center"/>
           </w:tcPr>
@@ -1978,10 +2120,10 @@
               <w:right w:val="single" w:color="000000" w:sz="4"/>
             </w:tcBorders>
             <w:tcMar>
-              <w:top w:type="dxa" w:w="80"/>
-              <w:left w:type="dxa" w:w="100"/>
-              <w:bottom w:type="dxa" w:w="80"/>
-              <w:right w:type="dxa" w:w="100"/>
+              <w:top w:type="dxa" w:w="90"/>
+              <w:left w:type="dxa" w:w="110"/>
+              <w:bottom w:type="dxa" w:w="90"/>
+              <w:right w:type="dxa" w:w="110"/>
             </w:tcMar>
             <w:vAlign w:val="center"/>
           </w:tcPr>
@@ -2012,10 +2154,10 @@
               <w:right w:val="single" w:color="000000" w:sz="4"/>
             </w:tcBorders>
             <w:tcMar>
-              <w:top w:type="dxa" w:w="80"/>
-              <w:left w:type="dxa" w:w="100"/>
-              <w:bottom w:type="dxa" w:w="80"/>
-              <w:right w:type="dxa" w:w="100"/>
+              <w:top w:type="dxa" w:w="90"/>
+              <w:left w:type="dxa" w:w="110"/>
+              <w:bottom w:type="dxa" w:w="90"/>
+              <w:right w:type="dxa" w:w="110"/>
             </w:tcMar>
             <w:vAlign w:val="center"/>
           </w:tcPr>
@@ -2044,10 +2186,10 @@
               <w:right w:val="single" w:color="000000" w:sz="4"/>
             </w:tcBorders>
             <w:tcMar>
-              <w:top w:type="dxa" w:w="80"/>
-              <w:left w:type="dxa" w:w="100"/>
-              <w:bottom w:type="dxa" w:w="80"/>
-              <w:right w:type="dxa" w:w="100"/>
+              <w:top w:type="dxa" w:w="90"/>
+              <w:left w:type="dxa" w:w="110"/>
+              <w:bottom w:type="dxa" w:w="90"/>
+              <w:right w:type="dxa" w:w="110"/>
             </w:tcMar>
             <w:vAlign w:val="center"/>
           </w:tcPr>
@@ -2078,10 +2220,10 @@
               <w:right w:val="single" w:color="000000" w:sz="4"/>
             </w:tcBorders>
             <w:tcMar>
-              <w:top w:type="dxa" w:w="80"/>
-              <w:left w:type="dxa" w:w="100"/>
-              <w:bottom w:type="dxa" w:w="80"/>
-              <w:right w:type="dxa" w:w="100"/>
+              <w:top w:type="dxa" w:w="90"/>
+              <w:left w:type="dxa" w:w="110"/>
+              <w:bottom w:type="dxa" w:w="90"/>
+              <w:right w:type="dxa" w:w="110"/>
             </w:tcMar>
             <w:vAlign w:val="center"/>
           </w:tcPr>
@@ -2110,10 +2252,10 @@
               <w:right w:val="single" w:color="000000" w:sz="4"/>
             </w:tcBorders>
             <w:tcMar>
-              <w:top w:type="dxa" w:w="80"/>
-              <w:left w:type="dxa" w:w="100"/>
-              <w:bottom w:type="dxa" w:w="80"/>
-              <w:right w:type="dxa" w:w="100"/>
+              <w:top w:type="dxa" w:w="90"/>
+              <w:left w:type="dxa" w:w="110"/>
+              <w:bottom w:type="dxa" w:w="90"/>
+              <w:right w:type="dxa" w:w="110"/>
             </w:tcMar>
             <w:vAlign w:val="center"/>
           </w:tcPr>
@@ -2144,10 +2286,10 @@
               <w:right w:val="single" w:color="000000" w:sz="4"/>
             </w:tcBorders>
             <w:tcMar>
-              <w:top w:type="dxa" w:w="80"/>
-              <w:left w:type="dxa" w:w="100"/>
-              <w:bottom w:type="dxa" w:w="80"/>
-              <w:right w:type="dxa" w:w="100"/>
+              <w:top w:type="dxa" w:w="90"/>
+              <w:left w:type="dxa" w:w="110"/>
+              <w:bottom w:type="dxa" w:w="90"/>
+              <w:right w:type="dxa" w:w="110"/>
             </w:tcMar>
             <w:vAlign w:val="center"/>
           </w:tcPr>
@@ -2176,10 +2318,10 @@
               <w:right w:val="single" w:color="000000" w:sz="4"/>
             </w:tcBorders>
             <w:tcMar>
-              <w:top w:type="dxa" w:w="80"/>
-              <w:left w:type="dxa" w:w="100"/>
-              <w:bottom w:type="dxa" w:w="80"/>
-              <w:right w:type="dxa" w:w="100"/>
+              <w:top w:type="dxa" w:w="90"/>
+              <w:left w:type="dxa" w:w="110"/>
+              <w:bottom w:type="dxa" w:w="90"/>
+              <w:right w:type="dxa" w:w="110"/>
             </w:tcMar>
             <w:vAlign w:val="center"/>
           </w:tcPr>
@@ -2241,10 +2383,10 @@
             </w:tcBorders>
             <w:shd w:fill="D9D9D9" w:val="clear"/>
             <w:tcMar>
-              <w:top w:type="dxa" w:w="80"/>
-              <w:left w:type="dxa" w:w="100"/>
-              <w:bottom w:type="dxa" w:w="80"/>
-              <w:right w:type="dxa" w:w="100"/>
+              <w:top w:type="dxa" w:w="90"/>
+              <w:left w:type="dxa" w:w="110"/>
+              <w:bottom w:type="dxa" w:w="90"/>
+              <w:right w:type="dxa" w:w="110"/>
             </w:tcMar>
             <w:vAlign w:val="center"/>
           </w:tcPr>
@@ -2274,10 +2416,10 @@
             </w:tcBorders>
             <w:shd w:fill="D9D9D9" w:val="clear"/>
             <w:tcMar>
-              <w:top w:type="dxa" w:w="80"/>
-              <w:left w:type="dxa" w:w="100"/>
-              <w:bottom w:type="dxa" w:w="80"/>
-              <w:right w:type="dxa" w:w="100"/>
+              <w:top w:type="dxa" w:w="90"/>
+              <w:left w:type="dxa" w:w="110"/>
+              <w:bottom w:type="dxa" w:w="90"/>
+              <w:right w:type="dxa" w:w="110"/>
             </w:tcMar>
             <w:vAlign w:val="center"/>
           </w:tcPr>
@@ -2307,10 +2449,10 @@
             </w:tcBorders>
             <w:shd w:fill="D9D9D9" w:val="clear"/>
             <w:tcMar>
-              <w:top w:type="dxa" w:w="80"/>
-              <w:left w:type="dxa" w:w="100"/>
-              <w:bottom w:type="dxa" w:w="80"/>
-              <w:right w:type="dxa" w:w="100"/>
+              <w:top w:type="dxa" w:w="90"/>
+              <w:left w:type="dxa" w:w="110"/>
+              <w:bottom w:type="dxa" w:w="90"/>
+              <w:right w:type="dxa" w:w="110"/>
             </w:tcMar>
             <w:vAlign w:val="center"/>
           </w:tcPr>
@@ -2341,10 +2483,10 @@
               <w:right w:val="single" w:color="000000" w:sz="4"/>
             </w:tcBorders>
             <w:tcMar>
-              <w:top w:type="dxa" w:w="80"/>
-              <w:left w:type="dxa" w:w="100"/>
-              <w:bottom w:type="dxa" w:w="80"/>
-              <w:right w:type="dxa" w:w="100"/>
+              <w:top w:type="dxa" w:w="90"/>
+              <w:left w:type="dxa" w:w="110"/>
+              <w:bottom w:type="dxa" w:w="90"/>
+              <w:right w:type="dxa" w:w="110"/>
             </w:tcMar>
             <w:vAlign w:val="center"/>
           </w:tcPr>
@@ -2373,25 +2515,25 @@
               <w:right w:val="single" w:color="000000" w:sz="4"/>
             </w:tcBorders>
             <w:tcMar>
-              <w:top w:type="dxa" w:w="80"/>
-              <w:left w:type="dxa" w:w="100"/>
-              <w:bottom w:type="dxa" w:w="80"/>
-              <w:right w:type="dxa" w:w="100"/>
-            </w:tcMar>
-            <w:vAlign w:val="center"/>
-          </w:tcPr>
-          <w:p>
-            <w:pPr>
-              <w:jc w:val="left"/>
-            </w:pPr>
-            <w:r>
-              <w:rPr>
-                <w:b w:val="false"/>
-                <w:bCs w:val="false"/>
-                <w:sz w:val="19"/>
-                <w:szCs w:val="19"/>
-              </w:rPr>
-              <w:t xml:space="preserve">pythonocc-core (OCCT)</w:t>
+              <w:top w:type="dxa" w:w="90"/>
+              <w:left w:type="dxa" w:w="110"/>
+              <w:bottom w:type="dxa" w:w="90"/>
+              <w:right w:type="dxa" w:w="110"/>
+            </w:tcMar>
+            <w:vAlign w:val="center"/>
+          </w:tcPr>
+          <w:p>
+            <w:pPr>
+              <w:jc w:val="left"/>
+            </w:pPr>
+            <w:r>
+              <w:rPr>
+                <w:b w:val="false"/>
+                <w:bCs w:val="false"/>
+                <w:sz w:val="19"/>
+                <w:szCs w:val="19"/>
+              </w:rPr>
+              <w:t xml:space="preserve">OCCT-based (candidates: FreeCAD-python API, cadquery)</w:t>
             </w:r>
           </w:p>
         </w:tc>
@@ -2405,25 +2547,25 @@
               <w:right w:val="single" w:color="000000" w:sz="4"/>
             </w:tcBorders>
             <w:tcMar>
-              <w:top w:type="dxa" w:w="80"/>
-              <w:left w:type="dxa" w:w="100"/>
-              <w:bottom w:type="dxa" w:w="80"/>
-              <w:right w:type="dxa" w:w="100"/>
-            </w:tcMar>
-            <w:vAlign w:val="center"/>
-          </w:tcPr>
-          <w:p>
-            <w:pPr>
-              <w:jc w:val="left"/>
-            </w:pPr>
-            <w:r>
-              <w:rPr>
-                <w:b w:val="false"/>
-                <w:bCs w:val="false"/>
-                <w:sz w:val="19"/>
-                <w:szCs w:val="19"/>
-              </w:rPr>
-              <w:t xml:space="preserve">Confirmed (HP mentor validated)</w:t>
+              <w:top w:type="dxa" w:w="90"/>
+              <w:left w:type="dxa" w:w="110"/>
+              <w:bottom w:type="dxa" w:w="90"/>
+              <w:right w:type="dxa" w:w="110"/>
+            </w:tcMar>
+            <w:vAlign w:val="center"/>
+          </w:tcPr>
+          <w:p>
+            <w:pPr>
+              <w:jc w:val="left"/>
+            </w:pPr>
+            <w:r>
+              <w:rPr>
+                <w:b w:val="false"/>
+                <w:bCs w:val="false"/>
+                <w:sz w:val="19"/>
+                <w:szCs w:val="19"/>
+              </w:rPr>
+              <w:t xml:space="preserve">Approach confirmed (no NX); exact binding open</w:t>
             </w:r>
           </w:p>
         </w:tc>
@@ -2439,10 +2581,10 @@
               <w:right w:val="single" w:color="000000" w:sz="4"/>
             </w:tcBorders>
             <w:tcMar>
-              <w:top w:type="dxa" w:w="80"/>
-              <w:left w:type="dxa" w:w="100"/>
-              <w:bottom w:type="dxa" w:w="80"/>
-              <w:right w:type="dxa" w:w="100"/>
+              <w:top w:type="dxa" w:w="90"/>
+              <w:left w:type="dxa" w:w="110"/>
+              <w:bottom w:type="dxa" w:w="90"/>
+              <w:right w:type="dxa" w:w="110"/>
             </w:tcMar>
             <w:vAlign w:val="center"/>
           </w:tcPr>
@@ -2471,10 +2613,10 @@
               <w:right w:val="single" w:color="000000" w:sz="4"/>
             </w:tcBorders>
             <w:tcMar>
-              <w:top w:type="dxa" w:w="80"/>
-              <w:left w:type="dxa" w:w="100"/>
-              <w:bottom w:type="dxa" w:w="80"/>
-              <w:right w:type="dxa" w:w="100"/>
+              <w:top w:type="dxa" w:w="90"/>
+              <w:left w:type="dxa" w:w="110"/>
+              <w:bottom w:type="dxa" w:w="90"/>
+              <w:right w:type="dxa" w:w="110"/>
             </w:tcMar>
             <w:vAlign w:val="center"/>
           </w:tcPr>
@@ -2503,10 +2645,10 @@
               <w:right w:val="single" w:color="000000" w:sz="4"/>
             </w:tcBorders>
             <w:tcMar>
-              <w:top w:type="dxa" w:w="80"/>
-              <w:left w:type="dxa" w:w="100"/>
-              <w:bottom w:type="dxa" w:w="80"/>
-              <w:right w:type="dxa" w:w="100"/>
+              <w:top w:type="dxa" w:w="90"/>
+              <w:left w:type="dxa" w:w="110"/>
+              <w:bottom w:type="dxa" w:w="90"/>
+              <w:right w:type="dxa" w:w="110"/>
             </w:tcMar>
             <w:vAlign w:val="center"/>
           </w:tcPr>
@@ -2537,10 +2679,10 @@
               <w:right w:val="single" w:color="000000" w:sz="4"/>
             </w:tcBorders>
             <w:tcMar>
-              <w:top w:type="dxa" w:w="80"/>
-              <w:left w:type="dxa" w:w="100"/>
-              <w:bottom w:type="dxa" w:w="80"/>
-              <w:right w:type="dxa" w:w="100"/>
+              <w:top w:type="dxa" w:w="90"/>
+              <w:left w:type="dxa" w:w="110"/>
+              <w:bottom w:type="dxa" w:w="90"/>
+              <w:right w:type="dxa" w:w="110"/>
             </w:tcMar>
             <w:vAlign w:val="center"/>
           </w:tcPr>
@@ -2569,10 +2711,10 @@
               <w:right w:val="single" w:color="000000" w:sz="4"/>
             </w:tcBorders>
             <w:tcMar>
-              <w:top w:type="dxa" w:w="80"/>
-              <w:left w:type="dxa" w:w="100"/>
-              <w:bottom w:type="dxa" w:w="80"/>
-              <w:right w:type="dxa" w:w="100"/>
+              <w:top w:type="dxa" w:w="90"/>
+              <w:left w:type="dxa" w:w="110"/>
+              <w:bottom w:type="dxa" w:w="90"/>
+              <w:right w:type="dxa" w:w="110"/>
             </w:tcMar>
             <w:vAlign w:val="center"/>
           </w:tcPr>
@@ -2601,10 +2743,10 @@
               <w:right w:val="single" w:color="000000" w:sz="4"/>
             </w:tcBorders>
             <w:tcMar>
-              <w:top w:type="dxa" w:w="80"/>
-              <w:left w:type="dxa" w:w="100"/>
-              <w:bottom w:type="dxa" w:w="80"/>
-              <w:right w:type="dxa" w:w="100"/>
+              <w:top w:type="dxa" w:w="90"/>
+              <w:left w:type="dxa" w:w="110"/>
+              <w:bottom w:type="dxa" w:w="90"/>
+              <w:right w:type="dxa" w:w="110"/>
             </w:tcMar>
             <w:vAlign w:val="center"/>
           </w:tcPr>
@@ -2635,10 +2777,10 @@
               <w:right w:val="single" w:color="000000" w:sz="4"/>
             </w:tcBorders>
             <w:tcMar>
-              <w:top w:type="dxa" w:w="80"/>
-              <w:left w:type="dxa" w:w="100"/>
-              <w:bottom w:type="dxa" w:w="80"/>
-              <w:right w:type="dxa" w:w="100"/>
+              <w:top w:type="dxa" w:w="90"/>
+              <w:left w:type="dxa" w:w="110"/>
+              <w:bottom w:type="dxa" w:w="90"/>
+              <w:right w:type="dxa" w:w="110"/>
             </w:tcMar>
             <w:vAlign w:val="center"/>
           </w:tcPr>
@@ -2667,10 +2809,10 @@
               <w:right w:val="single" w:color="000000" w:sz="4"/>
             </w:tcBorders>
             <w:tcMar>
-              <w:top w:type="dxa" w:w="80"/>
-              <w:left w:type="dxa" w:w="100"/>
-              <w:bottom w:type="dxa" w:w="80"/>
-              <w:right w:type="dxa" w:w="100"/>
+              <w:top w:type="dxa" w:w="90"/>
+              <w:left w:type="dxa" w:w="110"/>
+              <w:bottom w:type="dxa" w:w="90"/>
+              <w:right w:type="dxa" w:w="110"/>
             </w:tcMar>
             <w:vAlign w:val="center"/>
           </w:tcPr>
@@ -2699,10 +2841,10 @@
               <w:right w:val="single" w:color="000000" w:sz="4"/>
             </w:tcBorders>
             <w:tcMar>
-              <w:top w:type="dxa" w:w="80"/>
-              <w:left w:type="dxa" w:w="100"/>
-              <w:bottom w:type="dxa" w:w="80"/>
-              <w:right w:type="dxa" w:w="100"/>
+              <w:top w:type="dxa" w:w="90"/>
+              <w:left w:type="dxa" w:w="110"/>
+              <w:bottom w:type="dxa" w:w="90"/>
+              <w:right w:type="dxa" w:w="110"/>
             </w:tcMar>
             <w:vAlign w:val="center"/>
           </w:tcPr>
@@ -2733,10 +2875,10 @@
               <w:right w:val="single" w:color="000000" w:sz="4"/>
             </w:tcBorders>
             <w:tcMar>
-              <w:top w:type="dxa" w:w="80"/>
-              <w:left w:type="dxa" w:w="100"/>
-              <w:bottom w:type="dxa" w:w="80"/>
-              <w:right w:type="dxa" w:w="100"/>
+              <w:top w:type="dxa" w:w="90"/>
+              <w:left w:type="dxa" w:w="110"/>
+              <w:bottom w:type="dxa" w:w="90"/>
+              <w:right w:type="dxa" w:w="110"/>
             </w:tcMar>
             <w:vAlign w:val="center"/>
           </w:tcPr>
@@ -2765,10 +2907,10 @@
               <w:right w:val="single" w:color="000000" w:sz="4"/>
             </w:tcBorders>
             <w:tcMar>
-              <w:top w:type="dxa" w:w="80"/>
-              <w:left w:type="dxa" w:w="100"/>
-              <w:bottom w:type="dxa" w:w="80"/>
-              <w:right w:type="dxa" w:w="100"/>
+              <w:top w:type="dxa" w:w="90"/>
+              <w:left w:type="dxa" w:w="110"/>
+              <w:bottom w:type="dxa" w:w="90"/>
+              <w:right w:type="dxa" w:w="110"/>
             </w:tcMar>
             <w:vAlign w:val="center"/>
           </w:tcPr>
@@ -2797,10 +2939,10 @@
               <w:right w:val="single" w:color="000000" w:sz="4"/>
             </w:tcBorders>
             <w:tcMar>
-              <w:top w:type="dxa" w:w="80"/>
-              <w:left w:type="dxa" w:w="100"/>
-              <w:bottom w:type="dxa" w:w="80"/>
-              <w:right w:type="dxa" w:w="100"/>
+              <w:top w:type="dxa" w:w="90"/>
+              <w:left w:type="dxa" w:w="110"/>
+              <w:bottom w:type="dxa" w:w="90"/>
+              <w:right w:type="dxa" w:w="110"/>
             </w:tcMar>
             <w:vAlign w:val="center"/>
           </w:tcPr>
@@ -2831,10 +2973,10 @@
               <w:right w:val="single" w:color="000000" w:sz="4"/>
             </w:tcBorders>
             <w:tcMar>
-              <w:top w:type="dxa" w:w="80"/>
-              <w:left w:type="dxa" w:w="100"/>
-              <w:bottom w:type="dxa" w:w="80"/>
-              <w:right w:type="dxa" w:w="100"/>
+              <w:top w:type="dxa" w:w="90"/>
+              <w:left w:type="dxa" w:w="110"/>
+              <w:bottom w:type="dxa" w:w="90"/>
+              <w:right w:type="dxa" w:w="110"/>
             </w:tcMar>
             <w:vAlign w:val="center"/>
           </w:tcPr>
@@ -2863,10 +3005,10 @@
               <w:right w:val="single" w:color="000000" w:sz="4"/>
             </w:tcBorders>
             <w:tcMar>
-              <w:top w:type="dxa" w:w="80"/>
-              <w:left w:type="dxa" w:w="100"/>
-              <w:bottom w:type="dxa" w:w="80"/>
-              <w:right w:type="dxa" w:w="100"/>
+              <w:top w:type="dxa" w:w="90"/>
+              <w:left w:type="dxa" w:w="110"/>
+              <w:bottom w:type="dxa" w:w="90"/>
+              <w:right w:type="dxa" w:w="110"/>
             </w:tcMar>
             <w:vAlign w:val="center"/>
           </w:tcPr>
@@ -2895,10 +3037,10 @@
               <w:right w:val="single" w:color="000000" w:sz="4"/>
             </w:tcBorders>
             <w:tcMar>
-              <w:top w:type="dxa" w:w="80"/>
-              <w:left w:type="dxa" w:w="100"/>
-              <w:bottom w:type="dxa" w:w="80"/>
-              <w:right w:type="dxa" w:w="100"/>
+              <w:top w:type="dxa" w:w="90"/>
+              <w:left w:type="dxa" w:w="110"/>
+              <w:bottom w:type="dxa" w:w="90"/>
+              <w:right w:type="dxa" w:w="110"/>
             </w:tcMar>
             <w:vAlign w:val="center"/>
           </w:tcPr>

--- a/docs/High_Level_Design_Document.docx
+++ b/docs/High_Level_Design_Document.docx
@@ -454,7 +454,7 @@
                 <w:sz w:val="19"/>
                 <w:szCs w:val="19"/>
               </w:rPr>
-              <w:t xml:space="preserve">Removed premature pythonocc-core naming (our own placeholder, not confirmed) from diagrams and module table; CAD kernel now shown as OCCT-based, TBD between FreeCAD-python API and cadquery</w:t>
+              <w:t xml:space="preserve">Removed premature pythonocc-core naming</w:t>
             </w:r>
           </w:p>
         </w:tc>
@@ -487,6 +487,136 @@
                 <w:szCs w:val="19"/>
               </w:rPr>
               <w:t xml:space="preserve">1.1</w:t>
+            </w:r>
+          </w:p>
+        </w:tc>
+      </w:tr>
+      <w:tr>
+        <w:tc>
+          <w:tcPr>
+            <w:tcW w:type="dxa" w:w="2059"/>
+            <w:tcBorders>
+              <w:top w:val="single" w:color="000000" w:sz="4"/>
+              <w:left w:val="single" w:color="000000" w:sz="4"/>
+              <w:bottom w:val="single" w:color="000000" w:sz="4"/>
+              <w:right w:val="single" w:color="000000" w:sz="4"/>
+            </w:tcBorders>
+            <w:tcMar>
+              <w:top w:type="dxa" w:w="90"/>
+              <w:left w:type="dxa" w:w="110"/>
+              <w:bottom w:type="dxa" w:w="90"/>
+              <w:right w:type="dxa" w:w="110"/>
+            </w:tcMar>
+            <w:vAlign w:val="center"/>
+          </w:tcPr>
+          <w:p>
+            <w:pPr>
+              <w:jc w:val="left"/>
+            </w:pPr>
+            <w:r>
+              <w:rPr>
+                <w:b w:val="false"/>
+                <w:bCs w:val="false"/>
+                <w:sz w:val="19"/>
+                <w:szCs w:val="19"/>
+              </w:rPr>
+              <w:t xml:space="preserve">Junoh Lee</w:t>
+            </w:r>
+          </w:p>
+        </w:tc>
+        <w:tc>
+          <w:tcPr>
+            <w:tcW w:type="dxa" w:w="1684"/>
+            <w:tcBorders>
+              <w:top w:val="single" w:color="000000" w:sz="4"/>
+              <w:left w:val="single" w:color="000000" w:sz="4"/>
+              <w:bottom w:val="single" w:color="000000" w:sz="4"/>
+              <w:right w:val="single" w:color="000000" w:sz="4"/>
+            </w:tcBorders>
+            <w:tcMar>
+              <w:top w:type="dxa" w:w="90"/>
+              <w:left w:type="dxa" w:w="110"/>
+              <w:bottom w:type="dxa" w:w="90"/>
+              <w:right w:type="dxa" w:w="110"/>
+            </w:tcMar>
+            <w:vAlign w:val="center"/>
+          </w:tcPr>
+          <w:p>
+            <w:pPr>
+              <w:jc w:val="left"/>
+            </w:pPr>
+            <w:r>
+              <w:rPr>
+                <w:b w:val="false"/>
+                <w:bCs w:val="false"/>
+                <w:sz w:val="19"/>
+                <w:szCs w:val="19"/>
+              </w:rPr>
+              <w:t xml:space="preserve">2026-09-18</w:t>
+            </w:r>
+          </w:p>
+        </w:tc>
+        <w:tc>
+          <w:tcPr>
+            <w:tcW w:type="dxa" w:w="3931"/>
+            <w:tcBorders>
+              <w:top w:val="single" w:color="000000" w:sz="4"/>
+              <w:left w:val="single" w:color="000000" w:sz="4"/>
+              <w:bottom w:val="single" w:color="000000" w:sz="4"/>
+              <w:right w:val="single" w:color="000000" w:sz="4"/>
+            </w:tcBorders>
+            <w:tcMar>
+              <w:top w:type="dxa" w:w="90"/>
+              <w:left w:type="dxa" w:w="110"/>
+              <w:bottom w:type="dxa" w:w="90"/>
+              <w:right w:type="dxa" w:w="110"/>
+            </w:tcMar>
+            <w:vAlign w:val="center"/>
+          </w:tcPr>
+          <w:p>
+            <w:pPr>
+              <w:jc w:val="left"/>
+            </w:pPr>
+            <w:r>
+              <w:rPr>
+                <w:b w:val="false"/>
+                <w:bCs w:val="false"/>
+                <w:sz w:val="19"/>
+                <w:szCs w:val="19"/>
+              </w:rPr>
+              <w:t xml:space="preserve">Toolchain confirmed as FreeCAD Python API; added deployment constraint (CPU inference), success criteria, staged Decision Logic, and failure-case retraining loop</w:t>
+            </w:r>
+          </w:p>
+        </w:tc>
+        <w:tc>
+          <w:tcPr>
+            <w:tcW w:type="dxa" w:w="1684"/>
+            <w:tcBorders>
+              <w:top w:val="single" w:color="000000" w:sz="4"/>
+              <w:left w:val="single" w:color="000000" w:sz="4"/>
+              <w:bottom w:val="single" w:color="000000" w:sz="4"/>
+              <w:right w:val="single" w:color="000000" w:sz="4"/>
+            </w:tcBorders>
+            <w:tcMar>
+              <w:top w:type="dxa" w:w="90"/>
+              <w:left w:type="dxa" w:w="110"/>
+              <w:bottom w:type="dxa" w:w="90"/>
+              <w:right w:type="dxa" w:w="110"/>
+            </w:tcMar>
+            <w:vAlign w:val="center"/>
+          </w:tcPr>
+          <w:p>
+            <w:pPr>
+              <w:jc w:val="left"/>
+            </w:pPr>
+            <w:r>
+              <w:rPr>
+                <w:b w:val="false"/>
+                <w:bCs w:val="false"/>
+                <w:sz w:val="19"/>
+                <w:szCs w:val="19"/>
+              </w:rPr>
+              <w:t xml:space="preserve">1.2</w:t>
             </w:r>
           </w:p>
         </w:tc>
@@ -531,7 +661,7 @@
           <w:sz w:val="21"/>
           <w:szCs w:val="21"/>
         </w:rPr>
-        <w:t xml:space="preserve">The system consists of a core runtime pipeline (M1-M8) that processes one CAD model at a time, and a separate offline training pipeline that produces the trained feature-recognition model used by M3. The tool only proposes a defeatured result - every result is reviewed and approved by an engineer (M7) before being finalized, per the design principle that this is a decision-support tool, not a fully autonomous replacement for engineer judgment.</w:t>
+        <w:t xml:space="preserve">The system consists of a core runtime pipeline (M1-M8) that processes one CAD model at a time, and a separate offline training pipeline that produces the trained feature-recognition model used by M3. The tool only proposes a defeatured result - every result is reviewed and approved by an engineer (M7) before being finalized.</w:t>
       </w:r>
     </w:p>
     <w:p>
@@ -543,7 +673,7 @@
           <w:sz w:val="21"/>
           <w:szCs w:val="21"/>
         </w:rPr>
-        <w:t xml:space="preserve">Note: the exact CAD toolchain (FreeCAD-python API vs. cadquery) and the feature recognition model are still open decisions. They are shown as labeled placeholders below rather than fixed choices, since a system architecture describes module boundaries and interfaces, not final algorithm/library selection - that level of detail belongs in the LLD once confirmed with the mentor.</w:t>
+        <w:t xml:space="preserve">Toolchain (confirmed 2026-09-18): FreeCAD's Python API, run headless as standalone batch/automated code. cadquery may optionally be used, but only for generating STEP files. Deployment constraint: inference must run on a GPU-less office laptop; only training may use a GPU server.</w:t>
       </w:r>
     </w:p>
     <w:p>
@@ -616,7 +746,7 @@
       <w:r>
         <w:drawing>
           <wp:inline distT="0" distB="0" distL="0" distR="0">
-            <wp:extent cx="5334000" cy="2200275"/>
+            <wp:extent cx="5334000" cy="2400300"/>
             <wp:effectExtent t="0" r="0" b="0" l="0"/>
             <wp:docPr id="1" name="" descr="" title=""/>
             <wp:cNvGraphicFramePr>
@@ -641,7 +771,7 @@
                   <pic:spPr bwMode="auto">
                     <a:xfrm>
                       <a:off x="0" y="0"/>
-                      <a:ext cx="5334000" cy="2200275"/>
+                      <a:ext cx="5334000" cy="2400300"/>
                     </a:xfrm>
                     <a:prstGeom prst="rect">
                       <a:avLst/>
@@ -893,7 +1023,7 @@
                 <w:sz w:val="19"/>
                 <w:szCs w:val="19"/>
               </w:rPr>
-              <w:t xml:space="preserve">OCCT-based (TBD: FreeCAD-python API / cadquery)</w:t>
+              <w:t xml:space="preserve">FreeCAD Python API, headless</w:t>
             </w:r>
           </w:p>
         </w:tc>
@@ -991,7 +1121,7 @@
                 <w:sz w:val="19"/>
                 <w:szCs w:val="19"/>
               </w:rPr>
-              <w:t xml:space="preserve">occwl</w:t>
+              <w:t xml:space="preserve">occwl or a FreeCAD-API-based equivalent (re-check needed)</w:t>
             </w:r>
           </w:p>
         </w:tc>
@@ -1057,7 +1187,7 @@
                 <w:sz w:val="19"/>
                 <w:szCs w:val="19"/>
               </w:rPr>
-              <w:t xml:space="preserve">Classify each recognized feature (hole/fillet/chamfer/rib/boss/emboss); estimate impact on CAE analysis accuracy.</w:t>
+              <w:t xml:space="preserve">Classify each recognized feature (hole/fillet/chamfer/rib/boss/emboss); estimate impact on defeaturing accuracy.</w:t>
             </w:r>
           </w:p>
         </w:tc>
@@ -1089,7 +1219,7 @@
                 <w:sz w:val="19"/>
                 <w:szCs w:val="19"/>
               </w:rPr>
-              <w:t xml:space="preserve">GNN model — candidate: UV-Net / BRepNet / AAGNet / BrepMFR (TBD)</w:t>
+              <w:t xml:space="preserve">GNN model — team's choice (UV-Net/BRepNet/AAGNet/BrepMFR), must run on CPU at inference</w:t>
             </w:r>
           </w:p>
         </w:tc>
@@ -1155,7 +1285,7 @@
                 <w:sz w:val="19"/>
                 <w:szCs w:val="19"/>
               </w:rPr>
-              <w:t xml:space="preserve">Propose a keep/remove decision per feature based on M3's output. A proposal only — never auto-finalized.</w:t>
+              <w:t xml:space="preserve">Stage 1: rule-based (by size). Stage 2: ML-based. Proposes a keep/remove decision per feature — never auto-finalized. Wrong cases are corrected manually and fed back into Stage 2 training.</w:t>
             </w:r>
           </w:p>
         </w:tc>
@@ -1187,7 +1317,7 @@
                 <w:sz w:val="19"/>
                 <w:szCs w:val="19"/>
               </w:rPr>
-              <w:t xml:space="preserve">Rule-based initially; may evolve to learning-based</w:t>
+              <w:t xml:space="preserve">Rule engine + GNN classifier</w:t>
             </w:r>
           </w:p>
         </w:tc>
@@ -1253,7 +1383,7 @@
                 <w:sz w:val="19"/>
                 <w:szCs w:val="19"/>
               </w:rPr>
-              <w:t xml:space="preserve">Remove features approved in M4's proposal; run geometry healing so the result is a valid, watertight solid.</w:t>
+              <w:t xml:space="preserve">Remove features approved in M4's proposal; run geometry healing so the result is a valid, watertight solid. On failure, store the geometry + failed face ID for manual correction.</w:t>
             </w:r>
           </w:p>
         </w:tc>
@@ -1285,7 +1415,7 @@
                 <w:sz w:val="19"/>
                 <w:szCs w:val="19"/>
               </w:rPr>
-              <w:t xml:space="preserve">OCCT-based (TBD: FreeCAD-python API / cadquery)</w:t>
+              <w:t xml:space="preserve">FreeCAD Python API, headless</w:t>
             </w:r>
           </w:p>
         </w:tc>
@@ -1383,7 +1513,7 @@
                 <w:sz w:val="19"/>
                 <w:szCs w:val="19"/>
               </w:rPr>
-              <w:t xml:space="preserve">Same OCCT toolchain + rendering</w:t>
+              <w:t xml:space="preserve">Same FreeCAD toolchain + rendering</w:t>
             </w:r>
           </w:p>
         </w:tc>
@@ -1547,7 +1677,7 @@
                 <w:sz w:val="19"/>
                 <w:szCs w:val="19"/>
               </w:rPr>
-              <w:t xml:space="preserve">Evaluate mesh quality (element count, generation time) and allow visual inspection, to measure the processing-time improvement.</w:t>
+              <w:t xml:space="preserve">Evaluate mesh quality (element count, generation time) and allow visual inspection. Success = defeaturing accuracy, not downstream CAE analysis accuracy (out of scope).</w:t>
             </w:r>
           </w:p>
         </w:tc>
@@ -1742,7 +1872,7 @@
                 <w:sz w:val="19"/>
                 <w:szCs w:val="19"/>
               </w:rPr>
-              <w:t xml:space="preserve">In-memory B-rep model (OCCT shape representation)</w:t>
+              <w:t xml:space="preserve">In-memory B-rep model (FreeCAD document/shape object)</w:t>
             </w:r>
           </w:p>
         </w:tc>
@@ -2238,6 +2368,72 @@
                 <w:sz w:val="19"/>
                 <w:szCs w:val="19"/>
               </w:rPr>
+              <w:t xml:space="preserve">M5 (failure) -&gt; Training Data</w:t>
+            </w:r>
+          </w:p>
+        </w:tc>
+        <w:tc>
+          <w:tcPr>
+            <w:tcW w:type="dxa" w:w="6739"/>
+            <w:tcBorders>
+              <w:top w:val="single" w:color="000000" w:sz="4"/>
+              <w:left w:val="single" w:color="000000" w:sz="4"/>
+              <w:bottom w:val="single" w:color="000000" w:sz="4"/>
+              <w:right w:val="single" w:color="000000" w:sz="4"/>
+            </w:tcBorders>
+            <w:tcMar>
+              <w:top w:type="dxa" w:w="90"/>
+              <w:left w:type="dxa" w:w="110"/>
+              <w:bottom w:type="dxa" w:w="90"/>
+              <w:right w:type="dxa" w:w="110"/>
+            </w:tcMar>
+            <w:vAlign w:val="center"/>
+          </w:tcPr>
+          <w:p>
+            <w:pPr>
+              <w:jc w:val="left"/>
+            </w:pPr>
+            <w:r>
+              <w:rPr>
+                <w:b w:val="false"/>
+                <w:bCs w:val="false"/>
+                <w:sz w:val="19"/>
+                <w:szCs w:val="19"/>
+              </w:rPr>
+              <w:t xml:space="preserve">Geometry + failed face ID stored, manually corrected, fed into the retraining loop</w:t>
+            </w:r>
+          </w:p>
+        </w:tc>
+      </w:tr>
+      <w:tr>
+        <w:tc>
+          <w:tcPr>
+            <w:tcW w:type="dxa" w:w="2620"/>
+            <w:tcBorders>
+              <w:top w:val="single" w:color="000000" w:sz="4"/>
+              <w:left w:val="single" w:color="000000" w:sz="4"/>
+              <w:bottom w:val="single" w:color="000000" w:sz="4"/>
+              <w:right w:val="single" w:color="000000" w:sz="4"/>
+            </w:tcBorders>
+            <w:tcMar>
+              <w:top w:type="dxa" w:w="90"/>
+              <w:left w:type="dxa" w:w="110"/>
+              <w:bottom w:type="dxa" w:w="90"/>
+              <w:right w:type="dxa" w:w="110"/>
+            </w:tcMar>
+            <w:vAlign w:val="center"/>
+          </w:tcPr>
+          <w:p>
+            <w:pPr>
+              <w:jc w:val="left"/>
+            </w:pPr>
+            <w:r>
+              <w:rPr>
+                <w:b w:val="false"/>
+                <w:bCs w:val="false"/>
+                <w:sz w:val="19"/>
+                <w:szCs w:val="19"/>
+              </w:rPr>
               <w:t xml:space="preserve">Training: datasets -&gt; M2</w:t>
             </w:r>
           </w:p>
@@ -2270,7 +2466,7 @@
                 <w:sz w:val="19"/>
                 <w:szCs w:val="19"/>
               </w:rPr>
-              <w:t xml:space="preserve">Public dataset CAD files + self-authored simple CAD shapes</w:t>
+              <w:t xml:space="preserve">Public dataset CAD files + self-authored simple CAD shapes + manually-corrected failure cases</w:t>
             </w:r>
           </w:p>
         </w:tc>
@@ -2364,9 +2560,9 @@
         </w:tblBorders>
       </w:tblPr>
       <w:tblGrid>
-        <w:gridCol w:w="2995"/>
+        <w:gridCol w:w="2808"/>
         <w:gridCol w:w="3744"/>
-        <w:gridCol w:w="2620"/>
+        <w:gridCol w:w="2808"/>
       </w:tblGrid>
       <w:tr>
         <w:trPr>
@@ -2374,7 +2570,7 @@
         </w:trPr>
         <w:tc>
           <w:tcPr>
-            <w:tcW w:type="dxa" w:w="2995"/>
+            <w:tcW w:type="dxa" w:w="2808"/>
             <w:tcBorders>
               <w:top w:val="single" w:color="000000" w:sz="4"/>
               <w:left w:val="single" w:color="000000" w:sz="4"/>
@@ -2440,7 +2636,7 @@
         </w:tc>
         <w:tc>
           <w:tcPr>
-            <w:tcW w:type="dxa" w:w="2620"/>
+            <w:tcW w:type="dxa" w:w="2808"/>
             <w:tcBorders>
               <w:top w:val="single" w:color="000000" w:sz="4"/>
               <w:left w:val="single" w:color="000000" w:sz="4"/>
@@ -2475,7 +2671,7 @@
       <w:tr>
         <w:tc>
           <w:tcPr>
-            <w:tcW w:type="dxa" w:w="2995"/>
+            <w:tcW w:type="dxa" w:w="2808"/>
             <w:tcBorders>
               <w:top w:val="single" w:color="000000" w:sz="4"/>
               <w:left w:val="single" w:color="000000" w:sz="4"/>
@@ -2533,39 +2729,39 @@
                 <w:sz w:val="19"/>
                 <w:szCs w:val="19"/>
               </w:rPr>
-              <w:t xml:space="preserve">OCCT-based (candidates: FreeCAD-python API, cadquery)</w:t>
-            </w:r>
-          </w:p>
-        </w:tc>
-        <w:tc>
-          <w:tcPr>
-            <w:tcW w:type="dxa" w:w="2620"/>
-            <w:tcBorders>
-              <w:top w:val="single" w:color="000000" w:sz="4"/>
-              <w:left w:val="single" w:color="000000" w:sz="4"/>
-              <w:bottom w:val="single" w:color="000000" w:sz="4"/>
-              <w:right w:val="single" w:color="000000" w:sz="4"/>
-            </w:tcBorders>
-            <w:tcMar>
-              <w:top w:type="dxa" w:w="90"/>
-              <w:left w:type="dxa" w:w="110"/>
-              <w:bottom w:type="dxa" w:w="90"/>
-              <w:right w:type="dxa" w:w="110"/>
-            </w:tcMar>
-            <w:vAlign w:val="center"/>
-          </w:tcPr>
-          <w:p>
-            <w:pPr>
-              <w:jc w:val="left"/>
-            </w:pPr>
-            <w:r>
-              <w:rPr>
-                <w:b w:val="false"/>
-                <w:bCs w:val="false"/>
-                <w:sz w:val="19"/>
-                <w:szCs w:val="19"/>
-              </w:rPr>
-              <w:t xml:space="preserve">Approach confirmed (no NX); exact binding open</w:t>
+              <w:t xml:space="preserve">FreeCAD Python API, headless/standalone (cadquery optional, STEP-generation only)</w:t>
+            </w:r>
+          </w:p>
+        </w:tc>
+        <w:tc>
+          <w:tcPr>
+            <w:tcW w:type="dxa" w:w="2808"/>
+            <w:tcBorders>
+              <w:top w:val="single" w:color="000000" w:sz="4"/>
+              <w:left w:val="single" w:color="000000" w:sz="4"/>
+              <w:bottom w:val="single" w:color="000000" w:sz="4"/>
+              <w:right w:val="single" w:color="000000" w:sz="4"/>
+            </w:tcBorders>
+            <w:tcMar>
+              <w:top w:type="dxa" w:w="90"/>
+              <w:left w:type="dxa" w:w="110"/>
+              <w:bottom w:type="dxa" w:w="90"/>
+              <w:right w:type="dxa" w:w="110"/>
+            </w:tcMar>
+            <w:vAlign w:val="center"/>
+          </w:tcPr>
+          <w:p>
+            <w:pPr>
+              <w:jc w:val="left"/>
+            </w:pPr>
+            <w:r>
+              <w:rPr>
+                <w:b w:val="false"/>
+                <w:bCs w:val="false"/>
+                <w:sz w:val="19"/>
+                <w:szCs w:val="19"/>
+              </w:rPr>
+              <w:t xml:space="preserve">Confirmed 2026-09-18</w:t>
             </w:r>
           </w:p>
         </w:tc>
@@ -2573,7 +2769,7 @@
       <w:tr>
         <w:tc>
           <w:tcPr>
-            <w:tcW w:type="dxa" w:w="2995"/>
+            <w:tcW w:type="dxa" w:w="2808"/>
             <w:tcBorders>
               <w:top w:val="single" w:color="000000" w:sz="4"/>
               <w:left w:val="single" w:color="000000" w:sz="4"/>
@@ -2637,7 +2833,7 @@
         </w:tc>
         <w:tc>
           <w:tcPr>
-            <w:tcW w:type="dxa" w:w="2620"/>
+            <w:tcW w:type="dxa" w:w="2808"/>
             <w:tcBorders>
               <w:top w:val="single" w:color="000000" w:sz="4"/>
               <w:left w:val="single" w:color="000000" w:sz="4"/>
@@ -2671,7 +2867,7 @@
       <w:tr>
         <w:tc>
           <w:tcPr>
-            <w:tcW w:type="dxa" w:w="2995"/>
+            <w:tcW w:type="dxa" w:w="2808"/>
             <w:tcBorders>
               <w:top w:val="single" w:color="000000" w:sz="4"/>
               <w:left w:val="single" w:color="000000" w:sz="4"/>
@@ -2729,39 +2925,39 @@
                 <w:sz w:val="19"/>
                 <w:szCs w:val="19"/>
               </w:rPr>
-              <w:t xml:space="preserve">occwl</w:t>
-            </w:r>
-          </w:p>
-        </w:tc>
-        <w:tc>
-          <w:tcPr>
-            <w:tcW w:type="dxa" w:w="2620"/>
-            <w:tcBorders>
-              <w:top w:val="single" w:color="000000" w:sz="4"/>
-              <w:left w:val="single" w:color="000000" w:sz="4"/>
-              <w:bottom w:val="single" w:color="000000" w:sz="4"/>
-              <w:right w:val="single" w:color="000000" w:sz="4"/>
-            </w:tcBorders>
-            <w:tcMar>
-              <w:top w:type="dxa" w:w="90"/>
-              <w:left w:type="dxa" w:w="110"/>
-              <w:bottom w:type="dxa" w:w="90"/>
-              <w:right w:type="dxa" w:w="110"/>
-            </w:tcMar>
-            <w:vAlign w:val="center"/>
-          </w:tcPr>
-          <w:p>
-            <w:pPr>
-              <w:jc w:val="left"/>
-            </w:pPr>
-            <w:r>
-              <w:rPr>
-                <w:b w:val="false"/>
-                <w:bCs w:val="false"/>
-                <w:sz w:val="19"/>
-                <w:szCs w:val="19"/>
-              </w:rPr>
-              <w:t xml:space="preserve">Proposed</w:t>
+              <w:t xml:space="preserve">occwl or FreeCAD-API equivalent</w:t>
+            </w:r>
+          </w:p>
+        </w:tc>
+        <w:tc>
+          <w:tcPr>
+            <w:tcW w:type="dxa" w:w="2808"/>
+            <w:tcBorders>
+              <w:top w:val="single" w:color="000000" w:sz="4"/>
+              <w:left w:val="single" w:color="000000" w:sz="4"/>
+              <w:bottom w:val="single" w:color="000000" w:sz="4"/>
+              <w:right w:val="single" w:color="000000" w:sz="4"/>
+            </w:tcBorders>
+            <w:tcMar>
+              <w:top w:type="dxa" w:w="90"/>
+              <w:left w:type="dxa" w:w="110"/>
+              <w:bottom w:type="dxa" w:w="90"/>
+              <w:right w:type="dxa" w:w="110"/>
+            </w:tcMar>
+            <w:vAlign w:val="center"/>
+          </w:tcPr>
+          <w:p>
+            <w:pPr>
+              <w:jc w:val="left"/>
+            </w:pPr>
+            <w:r>
+              <w:rPr>
+                <w:b w:val="false"/>
+                <w:bCs w:val="false"/>
+                <w:sz w:val="19"/>
+                <w:szCs w:val="19"/>
+              </w:rPr>
+              <w:t xml:space="preserve">Needs re-check (occwl is built on pythonocc-core)</w:t>
             </w:r>
           </w:p>
         </w:tc>
@@ -2769,7 +2965,7 @@
       <w:tr>
         <w:tc>
           <w:tcPr>
-            <w:tcW w:type="dxa" w:w="2995"/>
+            <w:tcW w:type="dxa" w:w="2808"/>
             <w:tcBorders>
               <w:top w:val="single" w:color="000000" w:sz="4"/>
               <w:left w:val="single" w:color="000000" w:sz="4"/>
@@ -2833,33 +3029,33 @@
         </w:tc>
         <w:tc>
           <w:tcPr>
-            <w:tcW w:type="dxa" w:w="2620"/>
-            <w:tcBorders>
-              <w:top w:val="single" w:color="000000" w:sz="4"/>
-              <w:left w:val="single" w:color="000000" w:sz="4"/>
-              <w:bottom w:val="single" w:color="000000" w:sz="4"/>
-              <w:right w:val="single" w:color="000000" w:sz="4"/>
-            </w:tcBorders>
-            <w:tcMar>
-              <w:top w:type="dxa" w:w="90"/>
-              <w:left w:type="dxa" w:w="110"/>
-              <w:bottom w:type="dxa" w:w="90"/>
-              <w:right w:type="dxa" w:w="110"/>
-            </w:tcMar>
-            <w:vAlign w:val="center"/>
-          </w:tcPr>
-          <w:p>
-            <w:pPr>
-              <w:jc w:val="left"/>
-            </w:pPr>
-            <w:r>
-              <w:rPr>
-                <w:b w:val="false"/>
-                <w:bCs w:val="false"/>
-                <w:sz w:val="19"/>
-                <w:szCs w:val="19"/>
-              </w:rPr>
-              <w:t xml:space="preserve">Open — pending decision</w:t>
+            <w:tcW w:type="dxa" w:w="2808"/>
+            <w:tcBorders>
+              <w:top w:val="single" w:color="000000" w:sz="4"/>
+              <w:left w:val="single" w:color="000000" w:sz="4"/>
+              <w:bottom w:val="single" w:color="000000" w:sz="4"/>
+              <w:right w:val="single" w:color="000000" w:sz="4"/>
+            </w:tcBorders>
+            <w:tcMar>
+              <w:top w:type="dxa" w:w="90"/>
+              <w:left w:type="dxa" w:w="110"/>
+              <w:bottom w:type="dxa" w:w="90"/>
+              <w:right w:type="dxa" w:w="110"/>
+            </w:tcMar>
+            <w:vAlign w:val="center"/>
+          </w:tcPr>
+          <w:p>
+            <w:pPr>
+              <w:jc w:val="left"/>
+            </w:pPr>
+            <w:r>
+              <w:rPr>
+                <w:b w:val="false"/>
+                <w:bCs w:val="false"/>
+                <w:sz w:val="19"/>
+                <w:szCs w:val="19"/>
+              </w:rPr>
+              <w:t xml:space="preserve">Team's own choice — no mentor preference; must support CPU inference</w:t>
             </w:r>
           </w:p>
         </w:tc>
@@ -2867,7 +3063,7 @@
       <w:tr>
         <w:tc>
           <w:tcPr>
-            <w:tcW w:type="dxa" w:w="2995"/>
+            <w:tcW w:type="dxa" w:w="2808"/>
             <w:tcBorders>
               <w:top w:val="single" w:color="000000" w:sz="4"/>
               <w:left w:val="single" w:color="000000" w:sz="4"/>
@@ -2931,7 +3127,7 @@
         </w:tc>
         <w:tc>
           <w:tcPr>
-            <w:tcW w:type="dxa" w:w="2620"/>
+            <w:tcW w:type="dxa" w:w="2808"/>
             <w:tcBorders>
               <w:top w:val="single" w:color="000000" w:sz="4"/>
               <w:left w:val="single" w:color="000000" w:sz="4"/>
@@ -2965,7 +3161,7 @@
       <w:tr>
         <w:tc>
           <w:tcPr>
-            <w:tcW w:type="dxa" w:w="2995"/>
+            <w:tcW w:type="dxa" w:w="2808"/>
             <w:tcBorders>
               <w:top w:val="single" w:color="000000" w:sz="4"/>
               <w:left w:val="single" w:color="000000" w:sz="4"/>
@@ -3023,13 +3219,13 @@
                 <w:sz w:val="19"/>
                 <w:szCs w:val="19"/>
               </w:rPr>
-              <w:t xml:space="preserve">Public datasets + self-authored shapes</w:t>
-            </w:r>
-          </w:p>
-        </w:tc>
-        <w:tc>
-          <w:tcPr>
-            <w:tcW w:type="dxa" w:w="2620"/>
+              <w:t xml:space="preserve">Public datasets + self-authored shapes + failure-case retraining</w:t>
+            </w:r>
+          </w:p>
+        </w:tc>
+        <w:tc>
+          <w:tcPr>
+            <w:tcW w:type="dxa" w:w="2808"/>
             <w:tcBorders>
               <w:top w:val="single" w:color="000000" w:sz="4"/>
               <w:left w:val="single" w:color="000000" w:sz="4"/>
@@ -3056,6 +3252,104 @@
                 <w:szCs w:val="19"/>
               </w:rPr>
               <w:t xml:space="preserve">Confirmed — no HP data</w:t>
+            </w:r>
+          </w:p>
+        </w:tc>
+      </w:tr>
+      <w:tr>
+        <w:tc>
+          <w:tcPr>
+            <w:tcW w:type="dxa" w:w="2808"/>
+            <w:tcBorders>
+              <w:top w:val="single" w:color="000000" w:sz="4"/>
+              <w:left w:val="single" w:color="000000" w:sz="4"/>
+              <w:bottom w:val="single" w:color="000000" w:sz="4"/>
+              <w:right w:val="single" w:color="000000" w:sz="4"/>
+            </w:tcBorders>
+            <w:tcMar>
+              <w:top w:type="dxa" w:w="90"/>
+              <w:left w:type="dxa" w:w="110"/>
+              <w:bottom w:type="dxa" w:w="90"/>
+              <w:right w:type="dxa" w:w="110"/>
+            </w:tcMar>
+            <w:vAlign w:val="center"/>
+          </w:tcPr>
+          <w:p>
+            <w:pPr>
+              <w:jc w:val="left"/>
+            </w:pPr>
+            <w:r>
+              <w:rPr>
+                <w:b w:val="false"/>
+                <w:bCs w:val="false"/>
+                <w:sz w:val="19"/>
+                <w:szCs w:val="19"/>
+              </w:rPr>
+              <w:t xml:space="preserve">Inference deployment</w:t>
+            </w:r>
+          </w:p>
+        </w:tc>
+        <w:tc>
+          <w:tcPr>
+            <w:tcW w:type="dxa" w:w="3744"/>
+            <w:tcBorders>
+              <w:top w:val="single" w:color="000000" w:sz="4"/>
+              <w:left w:val="single" w:color="000000" w:sz="4"/>
+              <w:bottom w:val="single" w:color="000000" w:sz="4"/>
+              <w:right w:val="single" w:color="000000" w:sz="4"/>
+            </w:tcBorders>
+            <w:tcMar>
+              <w:top w:type="dxa" w:w="90"/>
+              <w:left w:type="dxa" w:w="110"/>
+              <w:bottom w:type="dxa" w:w="90"/>
+              <w:right w:type="dxa" w:w="110"/>
+            </w:tcMar>
+            <w:vAlign w:val="center"/>
+          </w:tcPr>
+          <w:p>
+            <w:pPr>
+              <w:jc w:val="left"/>
+            </w:pPr>
+            <w:r>
+              <w:rPr>
+                <w:b w:val="false"/>
+                <w:bCs w:val="false"/>
+                <w:sz w:val="19"/>
+                <w:szCs w:val="19"/>
+              </w:rPr>
+              <w:t xml:space="preserve">GPU-less office laptop</w:t>
+            </w:r>
+          </w:p>
+        </w:tc>
+        <w:tc>
+          <w:tcPr>
+            <w:tcW w:type="dxa" w:w="2808"/>
+            <w:tcBorders>
+              <w:top w:val="single" w:color="000000" w:sz="4"/>
+              <w:left w:val="single" w:color="000000" w:sz="4"/>
+              <w:bottom w:val="single" w:color="000000" w:sz="4"/>
+              <w:right w:val="single" w:color="000000" w:sz="4"/>
+            </w:tcBorders>
+            <w:tcMar>
+              <w:top w:type="dxa" w:w="90"/>
+              <w:left w:type="dxa" w:w="110"/>
+              <w:bottom w:type="dxa" w:w="90"/>
+              <w:right w:type="dxa" w:w="110"/>
+            </w:tcMar>
+            <w:vAlign w:val="center"/>
+          </w:tcPr>
+          <w:p>
+            <w:pPr>
+              <w:jc w:val="left"/>
+            </w:pPr>
+            <w:r>
+              <w:rPr>
+                <w:b w:val="false"/>
+                <w:bCs w:val="false"/>
+                <w:sz w:val="19"/>
+                <w:szCs w:val="19"/>
+              </w:rPr>
+              <w:t xml:space="preserve">Confirmed 2026-09-18 — training may use a GPU server</w:t>
             </w:r>
           </w:p>
         </w:tc>
@@ -3070,7 +3364,7 @@
           <w:sz w:val="21"/>
           <w:szCs w:val="21"/>
         </w:rPr>
-        <w:t xml:space="preserve">See docs/step_library_comparison.md for the detailed comparison and rationale behind each choice.</w:t>
+        <w:t xml:space="preserve">See docs/step_library_comparison.md for the detailed comparison, mentor Q&amp;A, and rationale behind each choice.</w:t>
       </w:r>
     </w:p>
     <w:p>
@@ -3091,7 +3385,7 @@
           <w:sz w:val="21"/>
           <w:szCs w:val="21"/>
         </w:rPr>
-        <w:t xml:space="preserve">- STEP is the only supported CAD format; NX support is explicitly out of scope (confirmed by HP mentor).</w:t>
+        <w:t xml:space="preserve">- STEP is the only supported CAD format; NX support is explicitly out of scope.</w:t>
       </w:r>
     </w:p>
     <w:p>
@@ -3103,7 +3397,7 @@
           <w:sz w:val="21"/>
           <w:szCs w:val="21"/>
         </w:rPr>
-        <w:t xml:space="preserve">- The system must not store or transmit any confidential HP CAD data; training/validation data is limited to public datasets and team-authored shapes.</w:t>
+        <w:t xml:space="preserve">- The system must not store or transmit any confidential HP CAD data.</w:t>
       </w:r>
     </w:p>
     <w:p>
@@ -3144,6 +3438,30 @@
     </w:p>
     <w:p>
       <w:pPr>
+        <w:spacing w:after="140"/>
+      </w:pPr>
+      <w:r>
+        <w:rPr>
+          <w:sz w:val="21"/>
+          <w:szCs w:val="21"/>
+        </w:rPr>
+        <w:t xml:space="preserve">- Geometry processing (inference) must run without a GPU; only training may use a GPU server.</w:t>
+      </w:r>
+    </w:p>
+    <w:p>
+      <w:pPr>
+        <w:spacing w:after="140"/>
+      </w:pPr>
+      <w:r>
+        <w:rPr>
+          <w:sz w:val="21"/>
+          <w:szCs w:val="21"/>
+        </w:rPr>
+        <w:t xml:space="preserve">- Success is measured by defeaturing accuracy; downstream CAE analysis accuracy (stress/deformation) is explicitly out of scope.</w:t>
+      </w:r>
+    </w:p>
+    <w:p>
+      <w:pPr>
         <w:pStyle w:val="Heading1"/>
         <w:spacing w:after="120" w:before="300"/>
       </w:pPr>
@@ -3172,7 +3490,7 @@
           <w:sz w:val="21"/>
           <w:szCs w:val="21"/>
         </w:rPr>
-        <w:t xml:space="preserve">- docs/step_library_comparison.md (tech stack rationale)</w:t>
+        <w:t xml:space="preserve">- docs/step_library_comparison.md (tech stack rationale and mentor Q&amp;A)</w:t>
       </w:r>
     </w:p>
     <w:p>

--- a/docs/High_Level_Design_Document.docx
+++ b/docs/High_Level_Design_Document.docx
@@ -617,6 +617,136 @@
                 <w:szCs w:val="19"/>
               </w:rPr>
               <w:t xml:space="preserve">1.2</w:t>
+            </w:r>
+          </w:p>
+        </w:tc>
+      </w:tr>
+      <w:tr>
+        <w:tc>
+          <w:tcPr>
+            <w:tcW w:type="dxa" w:w="2059"/>
+            <w:tcBorders>
+              <w:top w:val="single" w:color="000000" w:sz="4"/>
+              <w:left w:val="single" w:color="000000" w:sz="4"/>
+              <w:bottom w:val="single" w:color="000000" w:sz="4"/>
+              <w:right w:val="single" w:color="000000" w:sz="4"/>
+            </w:tcBorders>
+            <w:tcMar>
+              <w:top w:type="dxa" w:w="90"/>
+              <w:left w:type="dxa" w:w="110"/>
+              <w:bottom w:type="dxa" w:w="90"/>
+              <w:right w:type="dxa" w:w="110"/>
+            </w:tcMar>
+            <w:vAlign w:val="center"/>
+          </w:tcPr>
+          <w:p>
+            <w:pPr>
+              <w:jc w:val="left"/>
+            </w:pPr>
+            <w:r>
+              <w:rPr>
+                <w:b w:val="false"/>
+                <w:bCs w:val="false"/>
+                <w:sz w:val="19"/>
+                <w:szCs w:val="19"/>
+              </w:rPr>
+              <w:t xml:space="preserve">Junoh Lee</w:t>
+            </w:r>
+          </w:p>
+        </w:tc>
+        <w:tc>
+          <w:tcPr>
+            <w:tcW w:type="dxa" w:w="1684"/>
+            <w:tcBorders>
+              <w:top w:val="single" w:color="000000" w:sz="4"/>
+              <w:left w:val="single" w:color="000000" w:sz="4"/>
+              <w:bottom w:val="single" w:color="000000" w:sz="4"/>
+              <w:right w:val="single" w:color="000000" w:sz="4"/>
+            </w:tcBorders>
+            <w:tcMar>
+              <w:top w:type="dxa" w:w="90"/>
+              <w:left w:type="dxa" w:w="110"/>
+              <w:bottom w:type="dxa" w:w="90"/>
+              <w:right w:type="dxa" w:w="110"/>
+            </w:tcMar>
+            <w:vAlign w:val="center"/>
+          </w:tcPr>
+          <w:p>
+            <w:pPr>
+              <w:jc w:val="left"/>
+            </w:pPr>
+            <w:r>
+              <w:rPr>
+                <w:b w:val="false"/>
+                <w:bCs w:val="false"/>
+                <w:sz w:val="19"/>
+                <w:szCs w:val="19"/>
+              </w:rPr>
+              <w:t xml:space="preserve">2026-09-29</w:t>
+            </w:r>
+          </w:p>
+        </w:tc>
+        <w:tc>
+          <w:tcPr>
+            <w:tcW w:type="dxa" w:w="3931"/>
+            <w:tcBorders>
+              <w:top w:val="single" w:color="000000" w:sz="4"/>
+              <w:left w:val="single" w:color="000000" w:sz="4"/>
+              <w:bottom w:val="single" w:color="000000" w:sz="4"/>
+              <w:right w:val="single" w:color="000000" w:sz="4"/>
+            </w:tcBorders>
+            <w:tcMar>
+              <w:top w:type="dxa" w:w="90"/>
+              <w:left w:type="dxa" w:w="110"/>
+              <w:bottom w:type="dxa" w:w="90"/>
+              <w:right w:type="dxa" w:w="110"/>
+            </w:tcMar>
+            <w:vAlign w:val="center"/>
+          </w:tcPr>
+          <w:p>
+            <w:pPr>
+              <w:jc w:val="left"/>
+            </w:pPr>
+            <w:r>
+              <w:rPr>
+                <w:b w:val="false"/>
+                <w:bCs w:val="false"/>
+                <w:sz w:val="19"/>
+                <w:szCs w:val="19"/>
+              </w:rPr>
+              <w:t xml:space="preserve">Added a note that the core mechanism (M1, M5, and the face-adjacency traversal M2 will build on) is already prototyped and verified in src/cleancad_core.py (9/9 example shapes). No architectural changes.</w:t>
+            </w:r>
+          </w:p>
+        </w:tc>
+        <w:tc>
+          <w:tcPr>
+            <w:tcW w:type="dxa" w:w="1684"/>
+            <w:tcBorders>
+              <w:top w:val="single" w:color="000000" w:sz="4"/>
+              <w:left w:val="single" w:color="000000" w:sz="4"/>
+              <w:bottom w:val="single" w:color="000000" w:sz="4"/>
+              <w:right w:val="single" w:color="000000" w:sz="4"/>
+            </w:tcBorders>
+            <w:tcMar>
+              <w:top w:type="dxa" w:w="90"/>
+              <w:left w:type="dxa" w:w="110"/>
+              <w:bottom w:type="dxa" w:w="90"/>
+              <w:right w:type="dxa" w:w="110"/>
+            </w:tcMar>
+            <w:vAlign w:val="center"/>
+          </w:tcPr>
+          <w:p>
+            <w:pPr>
+              <w:jc w:val="left"/>
+            </w:pPr>
+            <w:r>
+              <w:rPr>
+                <w:b w:val="false"/>
+                <w:bCs w:val="false"/>
+                <w:sz w:val="19"/>
+                <w:szCs w:val="19"/>
+              </w:rPr>
+              <w:t xml:space="preserve">1.3</w:t>
             </w:r>
           </w:p>
         </w:tc>
@@ -1121,7 +1251,7 @@
                 <w:sz w:val="19"/>
                 <w:szCs w:val="19"/>
               </w:rPr>
-              <w:t xml:space="preserve">occwl or a FreeCAD-API-based equivalent (re-check needed)</w:t>
+              <w:t xml:space="preserve">occwl or a FreeCAD-API-based equivalent (re-check needed) — note: src/cleancad_core.py already implements FreeCAD-API-based face-adjacency traversal (groups()), usable as a starting point</w:t>
             </w:r>
           </w:p>
         </w:tc>

--- a/docs/High_Level_Design_Document.docx
+++ b/docs/High_Level_Design_Document.docx
@@ -747,6 +747,136 @@
                 <w:szCs w:val="19"/>
               </w:rPr>
               <w:t xml:space="preserve">1.3</w:t>
+            </w:r>
+          </w:p>
+        </w:tc>
+      </w:tr>
+      <w:tr>
+        <w:tc>
+          <w:tcPr>
+            <w:tcW w:type="dxa" w:w="2059"/>
+            <w:tcBorders>
+              <w:top w:val="single" w:color="000000" w:sz="4"/>
+              <w:left w:val="single" w:color="000000" w:sz="4"/>
+              <w:bottom w:val="single" w:color="000000" w:sz="4"/>
+              <w:right w:val="single" w:color="000000" w:sz="4"/>
+            </w:tcBorders>
+            <w:tcMar>
+              <w:top w:type="dxa" w:w="90"/>
+              <w:left w:type="dxa" w:w="110"/>
+              <w:bottom w:type="dxa" w:w="90"/>
+              <w:right w:type="dxa" w:w="110"/>
+            </w:tcMar>
+            <w:vAlign w:val="center"/>
+          </w:tcPr>
+          <w:p>
+            <w:pPr>
+              <w:jc w:val="left"/>
+            </w:pPr>
+            <w:r>
+              <w:rPr>
+                <w:b w:val="false"/>
+                <w:bCs w:val="false"/>
+                <w:sz w:val="19"/>
+                <w:szCs w:val="19"/>
+              </w:rPr>
+              <w:t xml:space="preserve">Junoh Lee</w:t>
+            </w:r>
+          </w:p>
+        </w:tc>
+        <w:tc>
+          <w:tcPr>
+            <w:tcW w:type="dxa" w:w="1684"/>
+            <w:tcBorders>
+              <w:top w:val="single" w:color="000000" w:sz="4"/>
+              <w:left w:val="single" w:color="000000" w:sz="4"/>
+              <w:bottom w:val="single" w:color="000000" w:sz="4"/>
+              <w:right w:val="single" w:color="000000" w:sz="4"/>
+            </w:tcBorders>
+            <w:tcMar>
+              <w:top w:type="dxa" w:w="90"/>
+              <w:left w:type="dxa" w:w="110"/>
+              <w:bottom w:type="dxa" w:w="90"/>
+              <w:right w:type="dxa" w:w="110"/>
+            </w:tcMar>
+            <w:vAlign w:val="center"/>
+          </w:tcPr>
+          <w:p>
+            <w:pPr>
+              <w:jc w:val="left"/>
+            </w:pPr>
+            <w:r>
+              <w:rPr>
+                <w:b w:val="false"/>
+                <w:bCs w:val="false"/>
+                <w:sz w:val="19"/>
+                <w:szCs w:val="19"/>
+              </w:rPr>
+              <w:t xml:space="preserve">2026-10-02</w:t>
+            </w:r>
+          </w:p>
+        </w:tc>
+        <w:tc>
+          <w:tcPr>
+            <w:tcW w:type="dxa" w:w="3931"/>
+            <w:tcBorders>
+              <w:top w:val="single" w:color="000000" w:sz="4"/>
+              <w:left w:val="single" w:color="000000" w:sz="4"/>
+              <w:bottom w:val="single" w:color="000000" w:sz="4"/>
+              <w:right w:val="single" w:color="000000" w:sz="4"/>
+            </w:tcBorders>
+            <w:tcMar>
+              <w:top w:type="dxa" w:w="90"/>
+              <w:left w:type="dxa" w:w="110"/>
+              <w:bottom w:type="dxa" w:w="90"/>
+              <w:right w:type="dxa" w:w="110"/>
+            </w:tcMar>
+            <w:vAlign w:val="center"/>
+          </w:tcPr>
+          <w:p>
+            <w:pPr>
+              <w:jc w:val="left"/>
+            </w:pPr>
+            <w:r>
+              <w:rPr>
+                <w:b w:val="false"/>
+                <w:bCs w:val="false"/>
+                <w:sz w:val="19"/>
+                <w:szCs w:val="19"/>
+              </w:rPr>
+              <w:t xml:space="preserve">Noted HP mentor feedback as open, unverified candidates: explicit Stage 1 dimension thresholds and a supervisory decision layer for rule/ML conflicts (M4), logo feature category (M3), separate tracking of removal-execution failures (M5). No architectural change decided.</w:t>
+            </w:r>
+          </w:p>
+        </w:tc>
+        <w:tc>
+          <w:tcPr>
+            <w:tcW w:type="dxa" w:w="1684"/>
+            <w:tcBorders>
+              <w:top w:val="single" w:color="000000" w:sz="4"/>
+              <w:left w:val="single" w:color="000000" w:sz="4"/>
+              <w:bottom w:val="single" w:color="000000" w:sz="4"/>
+              <w:right w:val="single" w:color="000000" w:sz="4"/>
+            </w:tcBorders>
+            <w:tcMar>
+              <w:top w:type="dxa" w:w="90"/>
+              <w:left w:type="dxa" w:w="110"/>
+              <w:bottom w:type="dxa" w:w="90"/>
+              <w:right w:type="dxa" w:w="110"/>
+            </w:tcMar>
+            <w:vAlign w:val="center"/>
+          </w:tcPr>
+          <w:p>
+            <w:pPr>
+              <w:jc w:val="left"/>
+            </w:pPr>
+            <w:r>
+              <w:rPr>
+                <w:b w:val="false"/>
+                <w:bCs w:val="false"/>
+                <w:sz w:val="19"/>
+                <w:szCs w:val="19"/>
+              </w:rPr>
+              <w:t xml:space="preserve">1.4</w:t>
             </w:r>
           </w:p>
         </w:tc>
@@ -1349,7 +1479,7 @@
                 <w:sz w:val="19"/>
                 <w:szCs w:val="19"/>
               </w:rPr>
-              <w:t xml:space="preserve">GNN model — team's choice (UV-Net/BRepNet/AAGNet/BrepMFR), must run on CPU at inference</w:t>
+              <w:t xml:space="preserve">GNN model — team's choice (UV-Net/BRepNet/AAGNet/BrepMFR), must run on CPU at inference — mentor-suggested candidate (unverified, open): logos (characters, markings, embossed/engraved text) as an additional feature category</w:t>
             </w:r>
           </w:p>
         </w:tc>
@@ -1447,7 +1577,7 @@
                 <w:sz w:val="19"/>
                 <w:szCs w:val="19"/>
               </w:rPr>
-              <w:t xml:space="preserve">Rule engine + GNN classifier</w:t>
+              <w:t xml:space="preserve">Rule engine + GNN classifier — mentor-suggested candidates (unverified, open): explicit dimension thresholds (hole diameter, chamfer size, fillet radius) for Stage 1; a supervisory decision layer to resolve rule/ML conflicts</w:t>
             </w:r>
           </w:p>
         </w:tc>
@@ -1513,7 +1643,7 @@
                 <w:sz w:val="19"/>
                 <w:szCs w:val="19"/>
               </w:rPr>
-              <w:t xml:space="preserve">Remove features approved in M4's proposal; run geometry healing so the result is a valid, watertight solid. On failure, store the geometry + failed face ID for manual correction.</w:t>
+              <w:t xml:space="preserve">Remove features approved in M4's proposal; run geometry healing so the result is a valid, watertight solid. On failure, store the geometry + failed face ID for manual correction. Mentor-suggested (unverified, open): track removal-execution failures as a separate category from wrong feature selection.</w:t>
             </w:r>
           </w:p>
         </w:tc>

--- a/docs/High_Level_Design_Document.docx
+++ b/docs/High_Level_Design_Document.docx
@@ -44,7 +44,7 @@
         <w:t xml:space="preserve">Team Name: </w:t>
       </w:r>
       <w:r>
-        <w:t xml:space="preserve">HP2</w:t>
+        <w:t xml:space="preserve">CleanCAD</w:t>
       </w:r>
     </w:p>
     <w:p>
@@ -877,6 +877,266 @@
                 <w:szCs w:val="19"/>
               </w:rPr>
               <w:t xml:space="preserve">1.4</w:t>
+            </w:r>
+          </w:p>
+        </w:tc>
+      </w:tr>
+      <w:tr>
+        <w:tc>
+          <w:tcPr>
+            <w:tcW w:type="dxa" w:w="2059"/>
+            <w:tcBorders>
+              <w:top w:val="single" w:color="000000" w:sz="4"/>
+              <w:left w:val="single" w:color="000000" w:sz="4"/>
+              <w:bottom w:val="single" w:color="000000" w:sz="4"/>
+              <w:right w:val="single" w:color="000000" w:sz="4"/>
+            </w:tcBorders>
+            <w:tcMar>
+              <w:top w:type="dxa" w:w="90"/>
+              <w:left w:type="dxa" w:w="110"/>
+              <w:bottom w:type="dxa" w:w="90"/>
+              <w:right w:type="dxa" w:w="110"/>
+            </w:tcMar>
+            <w:vAlign w:val="center"/>
+          </w:tcPr>
+          <w:p>
+            <w:pPr>
+              <w:jc w:val="left"/>
+            </w:pPr>
+            <w:r>
+              <w:rPr>
+                <w:b w:val="false"/>
+                <w:bCs w:val="false"/>
+                <w:sz w:val="19"/>
+                <w:szCs w:val="19"/>
+              </w:rPr>
+              <w:t xml:space="preserve">Junoh Lee</w:t>
+            </w:r>
+          </w:p>
+        </w:tc>
+        <w:tc>
+          <w:tcPr>
+            <w:tcW w:type="dxa" w:w="1684"/>
+            <w:tcBorders>
+              <w:top w:val="single" w:color="000000" w:sz="4"/>
+              <w:left w:val="single" w:color="000000" w:sz="4"/>
+              <w:bottom w:val="single" w:color="000000" w:sz="4"/>
+              <w:right w:val="single" w:color="000000" w:sz="4"/>
+            </w:tcBorders>
+            <w:tcMar>
+              <w:top w:type="dxa" w:w="90"/>
+              <w:left w:type="dxa" w:w="110"/>
+              <w:bottom w:type="dxa" w:w="90"/>
+              <w:right w:type="dxa" w:w="110"/>
+            </w:tcMar>
+            <w:vAlign w:val="center"/>
+          </w:tcPr>
+          <w:p>
+            <w:pPr>
+              <w:jc w:val="left"/>
+            </w:pPr>
+            <w:r>
+              <w:rPr>
+                <w:b w:val="false"/>
+                <w:bCs w:val="false"/>
+                <w:sz w:val="19"/>
+                <w:szCs w:val="19"/>
+              </w:rPr>
+              <w:t xml:space="preserve">2026-10-02</w:t>
+            </w:r>
+          </w:p>
+        </w:tc>
+        <w:tc>
+          <w:tcPr>
+            <w:tcW w:type="dxa" w:w="3931"/>
+            <w:tcBorders>
+              <w:top w:val="single" w:color="000000" w:sz="4"/>
+              <w:left w:val="single" w:color="000000" w:sz="4"/>
+              <w:bottom w:val="single" w:color="000000" w:sz="4"/>
+              <w:right w:val="single" w:color="000000" w:sz="4"/>
+            </w:tcBorders>
+            <w:tcMar>
+              <w:top w:type="dxa" w:w="90"/>
+              <w:left w:type="dxa" w:w="110"/>
+              <w:bottom w:type="dxa" w:w="90"/>
+              <w:right w:type="dxa" w:w="110"/>
+            </w:tcMar>
+            <w:vAlign w:val="center"/>
+          </w:tcPr>
+          <w:p>
+            <w:pPr>
+              <w:jc w:val="left"/>
+            </w:pPr>
+            <w:r>
+              <w:rPr>
+                <w:b w:val="false"/>
+                <w:bCs w:val="false"/>
+                <w:sz w:val="19"/>
+                <w:szCs w:val="19"/>
+              </w:rPr>
+              <w:t xml:space="preserve">Per professor request: added FR/NFR requirement numbers for readability - new "Related Requirements" column in the module table, requirement IDs on the design constraints, and a requirements traceability matrix (Section 7). No architectural changes.</w:t>
+            </w:r>
+          </w:p>
+        </w:tc>
+        <w:tc>
+          <w:tcPr>
+            <w:tcW w:type="dxa" w:w="1684"/>
+            <w:tcBorders>
+              <w:top w:val="single" w:color="000000" w:sz="4"/>
+              <w:left w:val="single" w:color="000000" w:sz="4"/>
+              <w:bottom w:val="single" w:color="000000" w:sz="4"/>
+              <w:right w:val="single" w:color="000000" w:sz="4"/>
+            </w:tcBorders>
+            <w:tcMar>
+              <w:top w:type="dxa" w:w="90"/>
+              <w:left w:type="dxa" w:w="110"/>
+              <w:bottom w:type="dxa" w:w="90"/>
+              <w:right w:type="dxa" w:w="110"/>
+            </w:tcMar>
+            <w:vAlign w:val="center"/>
+          </w:tcPr>
+          <w:p>
+            <w:pPr>
+              <w:jc w:val="left"/>
+            </w:pPr>
+            <w:r>
+              <w:rPr>
+                <w:b w:val="false"/>
+                <w:bCs w:val="false"/>
+                <w:sz w:val="19"/>
+                <w:szCs w:val="19"/>
+              </w:rPr>
+              <w:t xml:space="preserve">1.5</w:t>
+            </w:r>
+          </w:p>
+        </w:tc>
+      </w:tr>
+      <w:tr>
+        <w:tc>
+          <w:tcPr>
+            <w:tcW w:type="dxa" w:w="2059"/>
+            <w:tcBorders>
+              <w:top w:val="single" w:color="000000" w:sz="4"/>
+              <w:left w:val="single" w:color="000000" w:sz="4"/>
+              <w:bottom w:val="single" w:color="000000" w:sz="4"/>
+              <w:right w:val="single" w:color="000000" w:sz="4"/>
+            </w:tcBorders>
+            <w:tcMar>
+              <w:top w:type="dxa" w:w="90"/>
+              <w:left w:type="dxa" w:w="110"/>
+              <w:bottom w:type="dxa" w:w="90"/>
+              <w:right w:type="dxa" w:w="110"/>
+            </w:tcMar>
+            <w:vAlign w:val="center"/>
+          </w:tcPr>
+          <w:p>
+            <w:pPr>
+              <w:jc w:val="left"/>
+            </w:pPr>
+            <w:r>
+              <w:rPr>
+                <w:b w:val="false"/>
+                <w:bCs w:val="false"/>
+                <w:sz w:val="19"/>
+                <w:szCs w:val="19"/>
+              </w:rPr>
+              <w:t xml:space="preserve">Junoh Lee</w:t>
+            </w:r>
+          </w:p>
+        </w:tc>
+        <w:tc>
+          <w:tcPr>
+            <w:tcW w:type="dxa" w:w="1684"/>
+            <w:tcBorders>
+              <w:top w:val="single" w:color="000000" w:sz="4"/>
+              <w:left w:val="single" w:color="000000" w:sz="4"/>
+              <w:bottom w:val="single" w:color="000000" w:sz="4"/>
+              <w:right w:val="single" w:color="000000" w:sz="4"/>
+            </w:tcBorders>
+            <w:tcMar>
+              <w:top w:type="dxa" w:w="90"/>
+              <w:left w:type="dxa" w:w="110"/>
+              <w:bottom w:type="dxa" w:w="90"/>
+              <w:right w:type="dxa" w:w="110"/>
+            </w:tcMar>
+            <w:vAlign w:val="center"/>
+          </w:tcPr>
+          <w:p>
+            <w:pPr>
+              <w:jc w:val="left"/>
+            </w:pPr>
+            <w:r>
+              <w:rPr>
+                <w:b w:val="false"/>
+                <w:bCs w:val="false"/>
+                <w:sz w:val="19"/>
+                <w:szCs w:val="19"/>
+              </w:rPr>
+              <w:t xml:space="preserve">2026-10-08</w:t>
+            </w:r>
+          </w:p>
+        </w:tc>
+        <w:tc>
+          <w:tcPr>
+            <w:tcW w:type="dxa" w:w="3931"/>
+            <w:tcBorders>
+              <w:top w:val="single" w:color="000000" w:sz="4"/>
+              <w:left w:val="single" w:color="000000" w:sz="4"/>
+              <w:bottom w:val="single" w:color="000000" w:sz="4"/>
+              <w:right w:val="single" w:color="000000" w:sz="4"/>
+            </w:tcBorders>
+            <w:tcMar>
+              <w:top w:type="dxa" w:w="90"/>
+              <w:left w:type="dxa" w:w="110"/>
+              <w:bottom w:type="dxa" w:w="90"/>
+              <w:right w:type="dxa" w:w="110"/>
+            </w:tcMar>
+            <w:vAlign w:val="center"/>
+          </w:tcPr>
+          <w:p>
+            <w:pPr>
+              <w:jc w:val="left"/>
+            </w:pPr>
+            <w:r>
+              <w:rPr>
+                <w:b w:val="false"/>
+                <w:bCs w:val="false"/>
+                <w:sz w:val="19"/>
+                <w:szCs w:val="19"/>
+              </w:rPr>
+              <w:t xml:space="preserve">Per professor's review: team name corrected to CleanCAD; NFR-USE-02 shown as Must in the module table and the traceability matrix.</w:t>
+            </w:r>
+          </w:p>
+        </w:tc>
+        <w:tc>
+          <w:tcPr>
+            <w:tcW w:type="dxa" w:w="1684"/>
+            <w:tcBorders>
+              <w:top w:val="single" w:color="000000" w:sz="4"/>
+              <w:left w:val="single" w:color="000000" w:sz="4"/>
+              <w:bottom w:val="single" w:color="000000" w:sz="4"/>
+              <w:right w:val="single" w:color="000000" w:sz="4"/>
+            </w:tcBorders>
+            <w:tcMar>
+              <w:top w:type="dxa" w:w="90"/>
+              <w:left w:type="dxa" w:w="110"/>
+              <w:bottom w:type="dxa" w:w="90"/>
+              <w:right w:type="dxa" w:w="110"/>
+            </w:tcMar>
+            <w:vAlign w:val="center"/>
+          </w:tcPr>
+          <w:p>
+            <w:pPr>
+              <w:jc w:val="left"/>
+            </w:pPr>
+            <w:r>
+              <w:rPr>
+                <w:b w:val="false"/>
+                <w:bCs w:val="false"/>
+                <w:sz w:val="19"/>
+                <w:szCs w:val="19"/>
+              </w:rPr>
+              <w:t xml:space="preserve">1.6</w:t>
             </w:r>
           </w:p>
         </w:tc>
@@ -1082,9 +1342,9 @@
         </w:tblBorders>
       </w:tblPr>
       <w:tblGrid>
-        <w:gridCol w:w="2059"/>
-        <w:gridCol w:w="5428"/>
-        <w:gridCol w:w="1872"/>
+        <w:gridCol w:w="1500"/>
+        <w:gridCol w:w="3560"/>
+        <w:gridCol w:w="1700"/>
       </w:tblGrid>
       <w:tr>
         <w:trPr>
@@ -1092,7 +1352,7 @@
         </w:trPr>
         <w:tc>
           <w:tcPr>
-            <w:tcW w:type="dxa" w:w="2059"/>
+            <w:tcW w:type="dxa" w:w="1500"/>
             <w:tcBorders>
               <w:top w:val="single" w:color="000000" w:sz="4"/>
               <w:left w:val="single" w:color="000000" w:sz="4"/>
@@ -1125,7 +1385,7 @@
         </w:tc>
         <w:tc>
           <w:tcPr>
-            <w:tcW w:type="dxa" w:w="5428"/>
+            <w:tcW w:type="dxa" w:w="3560"/>
             <w:tcBorders>
               <w:top w:val="single" w:color="000000" w:sz="4"/>
               <w:left w:val="single" w:color="000000" w:sz="4"/>
@@ -1158,7 +1418,7 @@
         </w:tc>
         <w:tc>
           <w:tcPr>
-            <w:tcW w:type="dxa" w:w="1872"/>
+            <w:tcW w:type="dxa" w:w="1700"/>
             <w:tcBorders>
               <w:top w:val="single" w:color="000000" w:sz="4"/>
               <w:left w:val="single" w:color="000000" w:sz="4"/>
@@ -1189,11 +1449,44 @@
             </w:r>
           </w:p>
         </w:tc>
+        <w:tc>
+          <w:tcPr>
+            <w:tcW w:type="dxa" w:w="2600"/>
+            <w:tcBorders>
+              <w:top w:val="single" w:color="000000" w:sz="4"/>
+              <w:left w:val="single" w:color="000000" w:sz="4"/>
+              <w:bottom w:val="single" w:color="000000" w:sz="4"/>
+              <w:right w:val="single" w:color="000000" w:sz="4"/>
+            </w:tcBorders>
+            <w:shd w:fill="D9D9D9" w:val="clear"/>
+            <w:tcMar>
+              <w:top w:type="dxa" w:w="90"/>
+              <w:left w:type="dxa" w:w="110"/>
+              <w:bottom w:type="dxa" w:w="90"/>
+              <w:right w:type="dxa" w:w="110"/>
+            </w:tcMar>
+            <w:vAlign w:val="center"/>
+          </w:tcPr>
+          <w:p>
+            <w:pPr>
+              <w:jc w:val="left"/>
+            </w:pPr>
+            <w:r>
+              <w:rPr>
+                <w:b/>
+                <w:bCs/>
+                <w:sz w:val="19"/>
+                <w:szCs w:val="19"/>
+              </w:rPr>
+              <w:t xml:space="preserve">Related Requirements (W = Want)</w:t>
+            </w:r>
+          </w:p>
+        </w:tc>
       </w:tr>
       <w:tr>
         <w:tc>
           <w:tcPr>
-            <w:tcW w:type="dxa" w:w="2059"/>
+            <w:tcW w:type="dxa" w:w="1500"/>
             <w:tcBorders>
               <w:top w:val="single" w:color="000000" w:sz="4"/>
               <w:left w:val="single" w:color="000000" w:sz="4"/>
@@ -1225,7 +1518,7 @@
         </w:tc>
         <w:tc>
           <w:tcPr>
-            <w:tcW w:type="dxa" w:w="5428"/>
+            <w:tcW w:type="dxa" w:w="3560"/>
             <w:tcBorders>
               <w:top w:val="single" w:color="000000" w:sz="4"/>
               <w:left w:val="single" w:color="000000" w:sz="4"/>
@@ -1257,7 +1550,7 @@
         </w:tc>
         <w:tc>
           <w:tcPr>
-            <w:tcW w:type="dxa" w:w="1872"/>
+            <w:tcW w:type="dxa" w:w="1700"/>
             <w:tcBorders>
               <w:top w:val="single" w:color="000000" w:sz="4"/>
               <w:left w:val="single" w:color="000000" w:sz="4"/>
@@ -1284,6 +1577,38 @@
                 <w:szCs w:val="19"/>
               </w:rPr>
               <w:t xml:space="preserve">FreeCAD Python API, headless</w:t>
+            </w:r>
+          </w:p>
+        </w:tc>
+        <w:tc>
+          <w:tcPr>
+            <w:tcW w:type="dxa" w:w="2600"/>
+            <w:tcBorders>
+              <w:top w:val="single" w:color="000000" w:sz="4"/>
+              <w:left w:val="single" w:color="000000" w:sz="4"/>
+              <w:bottom w:val="single" w:color="000000" w:sz="4"/>
+              <w:right w:val="single" w:color="000000" w:sz="4"/>
+            </w:tcBorders>
+            <w:tcMar>
+              <w:top w:type="dxa" w:w="90"/>
+              <w:left w:type="dxa" w:w="110"/>
+              <w:bottom w:type="dxa" w:w="90"/>
+              <w:right w:type="dxa" w:w="110"/>
+            </w:tcMar>
+            <w:vAlign w:val="center"/>
+          </w:tcPr>
+          <w:p>
+            <w:pPr>
+              <w:jc w:val="left"/>
+            </w:pPr>
+            <w:r>
+              <w:rPr>
+                <w:b w:val="false"/>
+                <w:bCs w:val="false"/>
+                <w:sz w:val="19"/>
+                <w:szCs w:val="19"/>
+              </w:rPr>
+              <w:t xml:space="preserve">FR-IO-01, FR-IO-02, FR-IO-03, FR-IO-04, NFR-REL-01, NFR-REL-03 (W), NFR-PORT-02, NFR-PORT-03, NFR-USE-02</w:t>
             </w:r>
           </w:p>
         </w:tc>
@@ -1291,7 +1616,7 @@
       <w:tr>
         <w:tc>
           <w:tcPr>
-            <w:tcW w:type="dxa" w:w="2059"/>
+            <w:tcW w:type="dxa" w:w="1500"/>
             <w:tcBorders>
               <w:top w:val="single" w:color="000000" w:sz="4"/>
               <w:left w:val="single" w:color="000000" w:sz="4"/>
@@ -1323,7 +1648,7 @@
         </w:tc>
         <w:tc>
           <w:tcPr>
-            <w:tcW w:type="dxa" w:w="5428"/>
+            <w:tcW w:type="dxa" w:w="3560"/>
             <w:tcBorders>
               <w:top w:val="single" w:color="000000" w:sz="4"/>
               <w:left w:val="single" w:color="000000" w:sz="4"/>
@@ -1355,7 +1680,7 @@
         </w:tc>
         <w:tc>
           <w:tcPr>
-            <w:tcW w:type="dxa" w:w="1872"/>
+            <w:tcW w:type="dxa" w:w="1700"/>
             <w:tcBorders>
               <w:top w:val="single" w:color="000000" w:sz="4"/>
               <w:left w:val="single" w:color="000000" w:sz="4"/>
@@ -1382,6 +1707,38 @@
                 <w:szCs w:val="19"/>
               </w:rPr>
               <w:t xml:space="preserve">occwl or a FreeCAD-API-based equivalent (re-check needed) — note: src/cleancad_core.py already implements FreeCAD-API-based face-adjacency traversal (groups()), usable as a starting point</w:t>
+            </w:r>
+          </w:p>
+        </w:tc>
+        <w:tc>
+          <w:tcPr>
+            <w:tcW w:type="dxa" w:w="2600"/>
+            <w:tcBorders>
+              <w:top w:val="single" w:color="000000" w:sz="4"/>
+              <w:left w:val="single" w:color="000000" w:sz="4"/>
+              <w:bottom w:val="single" w:color="000000" w:sz="4"/>
+              <w:right w:val="single" w:color="000000" w:sz="4"/>
+            </w:tcBorders>
+            <w:tcMar>
+              <w:top w:type="dxa" w:w="90"/>
+              <w:left w:type="dxa" w:w="110"/>
+              <w:bottom w:type="dxa" w:w="90"/>
+              <w:right w:type="dxa" w:w="110"/>
+            </w:tcMar>
+            <w:vAlign w:val="center"/>
+          </w:tcPr>
+          <w:p>
+            <w:pPr>
+              <w:jc w:val="left"/>
+            </w:pPr>
+            <w:r>
+              <w:rPr>
+                <w:b w:val="false"/>
+                <w:bCs w:val="false"/>
+                <w:sz w:val="19"/>
+                <w:szCs w:val="19"/>
+              </w:rPr>
+              <w:t xml:space="preserve">FR-FEAT-02, NFR-PERF-02 (W), NFR-REL-03 (W)</w:t>
             </w:r>
           </w:p>
         </w:tc>
@@ -1389,7 +1746,7 @@
       <w:tr>
         <w:tc>
           <w:tcPr>
-            <w:tcW w:type="dxa" w:w="2059"/>
+            <w:tcW w:type="dxa" w:w="1500"/>
             <w:tcBorders>
               <w:top w:val="single" w:color="000000" w:sz="4"/>
               <w:left w:val="single" w:color="000000" w:sz="4"/>
@@ -1421,7 +1778,7 @@
         </w:tc>
         <w:tc>
           <w:tcPr>
-            <w:tcW w:type="dxa" w:w="5428"/>
+            <w:tcW w:type="dxa" w:w="3560"/>
             <w:tcBorders>
               <w:top w:val="single" w:color="000000" w:sz="4"/>
               <w:left w:val="single" w:color="000000" w:sz="4"/>
@@ -1453,7 +1810,7 @@
         </w:tc>
         <w:tc>
           <w:tcPr>
-            <w:tcW w:type="dxa" w:w="1872"/>
+            <w:tcW w:type="dxa" w:w="1700"/>
             <w:tcBorders>
               <w:top w:val="single" w:color="000000" w:sz="4"/>
               <w:left w:val="single" w:color="000000" w:sz="4"/>
@@ -1480,6 +1837,38 @@
                 <w:szCs w:val="19"/>
               </w:rPr>
               <w:t xml:space="preserve">GNN model — team's choice (UV-Net/BRepNet/AAGNet/BrepMFR), must run on CPU at inference — mentor-suggested candidate (unverified, open): logos (characters, markings, embossed/engraved text) as an additional feature category</w:t>
+            </w:r>
+          </w:p>
+        </w:tc>
+        <w:tc>
+          <w:tcPr>
+            <w:tcW w:type="dxa" w:w="2600"/>
+            <w:tcBorders>
+              <w:top w:val="single" w:color="000000" w:sz="4"/>
+              <w:left w:val="single" w:color="000000" w:sz="4"/>
+              <w:bottom w:val="single" w:color="000000" w:sz="4"/>
+              <w:right w:val="single" w:color="000000" w:sz="4"/>
+            </w:tcBorders>
+            <w:tcMar>
+              <w:top w:type="dxa" w:w="90"/>
+              <w:left w:type="dxa" w:w="110"/>
+              <w:bottom w:type="dxa" w:w="90"/>
+              <w:right w:type="dxa" w:w="110"/>
+            </w:tcMar>
+            <w:vAlign w:val="center"/>
+          </w:tcPr>
+          <w:p>
+            <w:pPr>
+              <w:jc w:val="left"/>
+            </w:pPr>
+            <w:r>
+              <w:rPr>
+                <w:b w:val="false"/>
+                <w:bCs w:val="false"/>
+                <w:sz w:val="19"/>
+                <w:szCs w:val="19"/>
+              </w:rPr>
+              <w:t xml:space="preserve">FR-FEAT-01, FR-FEAT-03, FR-FEAT-04 (W), FR-FEAT-08 (W), NFR-PERF-02 (W), NFR-PERF-03, NFR-REL-03 (W), NFR-ACC-01</w:t>
             </w:r>
           </w:p>
         </w:tc>
@@ -1487,7 +1876,7 @@
       <w:tr>
         <w:tc>
           <w:tcPr>
-            <w:tcW w:type="dxa" w:w="2059"/>
+            <w:tcW w:type="dxa" w:w="1500"/>
             <w:tcBorders>
               <w:top w:val="single" w:color="000000" w:sz="4"/>
               <w:left w:val="single" w:color="000000" w:sz="4"/>
@@ -1519,7 +1908,7 @@
         </w:tc>
         <w:tc>
           <w:tcPr>
-            <w:tcW w:type="dxa" w:w="5428"/>
+            <w:tcW w:type="dxa" w:w="3560"/>
             <w:tcBorders>
               <w:top w:val="single" w:color="000000" w:sz="4"/>
               <w:left w:val="single" w:color="000000" w:sz="4"/>
@@ -1551,7 +1940,7 @@
         </w:tc>
         <w:tc>
           <w:tcPr>
-            <w:tcW w:type="dxa" w:w="1872"/>
+            <w:tcW w:type="dxa" w:w="1700"/>
             <w:tcBorders>
               <w:top w:val="single" w:color="000000" w:sz="4"/>
               <w:left w:val="single" w:color="000000" w:sz="4"/>
@@ -1578,6 +1967,38 @@
                 <w:szCs w:val="19"/>
               </w:rPr>
               <w:t xml:space="preserve">Rule engine + GNN classifier — mentor-suggested candidates (unverified, open): explicit dimension thresholds (hole diameter, chamfer size, fillet radius) for Stage 1; a supervisory decision layer to resolve rule/ML conflicts</w:t>
+            </w:r>
+          </w:p>
+        </w:tc>
+        <w:tc>
+          <w:tcPr>
+            <w:tcW w:type="dxa" w:w="2600"/>
+            <w:tcBorders>
+              <w:top w:val="single" w:color="000000" w:sz="4"/>
+              <w:left w:val="single" w:color="000000" w:sz="4"/>
+              <w:bottom w:val="single" w:color="000000" w:sz="4"/>
+              <w:right w:val="single" w:color="000000" w:sz="4"/>
+            </w:tcBorders>
+            <w:tcMar>
+              <w:top w:type="dxa" w:w="90"/>
+              <w:left w:type="dxa" w:w="110"/>
+              <w:bottom w:type="dxa" w:w="90"/>
+              <w:right w:type="dxa" w:w="110"/>
+            </w:tcMar>
+            <w:vAlign w:val="center"/>
+          </w:tcPr>
+          <w:p>
+            <w:pPr>
+              <w:jc w:val="left"/>
+            </w:pPr>
+            <w:r>
+              <w:rPr>
+                <w:b w:val="false"/>
+                <w:bCs w:val="false"/>
+                <w:sz w:val="19"/>
+                <w:szCs w:val="19"/>
+              </w:rPr>
+              <w:t xml:space="preserve">FR-FEAT-03, FR-FEAT-06, FR-FEAT-07 (W), FR-FEAT-09 (W), NFR-PERF-02 (W), NFR-REL-03 (W), NFR-ACC-01</w:t>
             </w:r>
           </w:p>
         </w:tc>
@@ -1585,7 +2006,7 @@
       <w:tr>
         <w:tc>
           <w:tcPr>
-            <w:tcW w:type="dxa" w:w="2059"/>
+            <w:tcW w:type="dxa" w:w="1500"/>
             <w:tcBorders>
               <w:top w:val="single" w:color="000000" w:sz="4"/>
               <w:left w:val="single" w:color="000000" w:sz="4"/>
@@ -1617,7 +2038,7 @@
         </w:tc>
         <w:tc>
           <w:tcPr>
-            <w:tcW w:type="dxa" w:w="5428"/>
+            <w:tcW w:type="dxa" w:w="3560"/>
             <w:tcBorders>
               <w:top w:val="single" w:color="000000" w:sz="4"/>
               <w:left w:val="single" w:color="000000" w:sz="4"/>
@@ -1649,7 +2070,7 @@
         </w:tc>
         <w:tc>
           <w:tcPr>
-            <w:tcW w:type="dxa" w:w="1872"/>
+            <w:tcW w:type="dxa" w:w="1700"/>
             <w:tcBorders>
               <w:top w:val="single" w:color="000000" w:sz="4"/>
               <w:left w:val="single" w:color="000000" w:sz="4"/>
@@ -1676,6 +2097,38 @@
                 <w:szCs w:val="19"/>
               </w:rPr>
               <w:t xml:space="preserve">FreeCAD Python API, headless</w:t>
+            </w:r>
+          </w:p>
+        </w:tc>
+        <w:tc>
+          <w:tcPr>
+            <w:tcW w:type="dxa" w:w="2600"/>
+            <w:tcBorders>
+              <w:top w:val="single" w:color="000000" w:sz="4"/>
+              <w:left w:val="single" w:color="000000" w:sz="4"/>
+              <w:bottom w:val="single" w:color="000000" w:sz="4"/>
+              <w:right w:val="single" w:color="000000" w:sz="4"/>
+            </w:tcBorders>
+            <w:tcMar>
+              <w:top w:type="dxa" w:w="90"/>
+              <w:left w:type="dxa" w:w="110"/>
+              <w:bottom w:type="dxa" w:w="90"/>
+              <w:right w:type="dxa" w:w="110"/>
+            </w:tcMar>
+            <w:vAlign w:val="center"/>
+          </w:tcPr>
+          <w:p>
+            <w:pPr>
+              <w:jc w:val="left"/>
+            </w:pPr>
+            <w:r>
+              <w:rPr>
+                <w:b w:val="false"/>
+                <w:bCs w:val="false"/>
+                <w:sz w:val="19"/>
+                <w:szCs w:val="19"/>
+              </w:rPr>
+              <w:t xml:space="preserve">FR-DEF-01, FR-DEF-02, FR-DEF-03, FR-DEF-04, FR-DEF-05 (W), NFR-PERF-02 (W), NFR-REL-02, NFR-REL-03 (W), NFR-REL-04, NFR-PORT-03</w:t>
             </w:r>
           </w:p>
         </w:tc>
@@ -1683,7 +2136,7 @@
       <w:tr>
         <w:tc>
           <w:tcPr>
-            <w:tcW w:type="dxa" w:w="2059"/>
+            <w:tcW w:type="dxa" w:w="1500"/>
             <w:tcBorders>
               <w:top w:val="single" w:color="000000" w:sz="4"/>
               <w:left w:val="single" w:color="000000" w:sz="4"/>
@@ -1715,7 +2168,7 @@
         </w:tc>
         <w:tc>
           <w:tcPr>
-            <w:tcW w:type="dxa" w:w="5428"/>
+            <w:tcW w:type="dxa" w:w="3560"/>
             <w:tcBorders>
               <w:top w:val="single" w:color="000000" w:sz="4"/>
               <w:left w:val="single" w:color="000000" w:sz="4"/>
@@ -1747,7 +2200,7 @@
         </w:tc>
         <w:tc>
           <w:tcPr>
-            <w:tcW w:type="dxa" w:w="1872"/>
+            <w:tcW w:type="dxa" w:w="1700"/>
             <w:tcBorders>
               <w:top w:val="single" w:color="000000" w:sz="4"/>
               <w:left w:val="single" w:color="000000" w:sz="4"/>
@@ -1774,6 +2227,38 @@
                 <w:szCs w:val="19"/>
               </w:rPr>
               <w:t xml:space="preserve">Same FreeCAD toolchain + rendering</w:t>
+            </w:r>
+          </w:p>
+        </w:tc>
+        <w:tc>
+          <w:tcPr>
+            <w:tcW w:type="dxa" w:w="2600"/>
+            <w:tcBorders>
+              <w:top w:val="single" w:color="000000" w:sz="4"/>
+              <w:left w:val="single" w:color="000000" w:sz="4"/>
+              <w:bottom w:val="single" w:color="000000" w:sz="4"/>
+              <w:right w:val="single" w:color="000000" w:sz="4"/>
+            </w:tcBorders>
+            <w:tcMar>
+              <w:top w:type="dxa" w:w="90"/>
+              <w:left w:type="dxa" w:w="110"/>
+              <w:bottom w:type="dxa" w:w="90"/>
+              <w:right w:type="dxa" w:w="110"/>
+            </w:tcMar>
+            <w:vAlign w:val="center"/>
+          </w:tcPr>
+          <w:p>
+            <w:pPr>
+              <w:jc w:val="left"/>
+            </w:pPr>
+            <w:r>
+              <w:rPr>
+                <w:b w:val="false"/>
+                <w:bCs w:val="false"/>
+                <w:sz w:val="19"/>
+                <w:szCs w:val="19"/>
+              </w:rPr>
+              <w:t xml:space="preserve">FR-IO-03, FR-VAL-01, FR-VAL-02, FR-VAL-06, NFR-USE-01</w:t>
             </w:r>
           </w:p>
         </w:tc>
@@ -1781,7 +2266,7 @@
       <w:tr>
         <w:tc>
           <w:tcPr>
-            <w:tcW w:type="dxa" w:w="2059"/>
+            <w:tcW w:type="dxa" w:w="1500"/>
             <w:tcBorders>
               <w:top w:val="single" w:color="000000" w:sz="4"/>
               <w:left w:val="single" w:color="000000" w:sz="4"/>
@@ -1813,7 +2298,7 @@
         </w:tc>
         <w:tc>
           <w:tcPr>
-            <w:tcW w:type="dxa" w:w="5428"/>
+            <w:tcW w:type="dxa" w:w="3560"/>
             <w:tcBorders>
               <w:top w:val="single" w:color="000000" w:sz="4"/>
               <w:left w:val="single" w:color="000000" w:sz="4"/>
@@ -1845,7 +2330,7 @@
         </w:tc>
         <w:tc>
           <w:tcPr>
-            <w:tcW w:type="dxa" w:w="1872"/>
+            <w:tcW w:type="dxa" w:w="1700"/>
             <w:tcBorders>
               <w:top w:val="single" w:color="000000" w:sz="4"/>
               <w:left w:val="single" w:color="000000" w:sz="4"/>
@@ -1872,6 +2357,38 @@
                 <w:szCs w:val="19"/>
               </w:rPr>
               <w:t xml:space="preserve">TBD (interface format not yet decided)</w:t>
+            </w:r>
+          </w:p>
+        </w:tc>
+        <w:tc>
+          <w:tcPr>
+            <w:tcW w:type="dxa" w:w="2600"/>
+            <w:tcBorders>
+              <w:top w:val="single" w:color="000000" w:sz="4"/>
+              <w:left w:val="single" w:color="000000" w:sz="4"/>
+              <w:bottom w:val="single" w:color="000000" w:sz="4"/>
+              <w:right w:val="single" w:color="000000" w:sz="4"/>
+            </w:tcBorders>
+            <w:tcMar>
+              <w:top w:type="dxa" w:w="90"/>
+              <w:left w:type="dxa" w:w="110"/>
+              <w:bottom w:type="dxa" w:w="90"/>
+              <w:right w:type="dxa" w:w="110"/>
+            </w:tcMar>
+            <w:vAlign w:val="center"/>
+          </w:tcPr>
+          <w:p>
+            <w:pPr>
+              <w:jc w:val="left"/>
+            </w:pPr>
+            <w:r>
+              <w:rPr>
+                <w:b w:val="false"/>
+                <w:bCs w:val="false"/>
+                <w:sz w:val="19"/>
+                <w:szCs w:val="19"/>
+              </w:rPr>
+              <w:t xml:space="preserve">FR-FEAT-05, NFR-USE-03</w:t>
             </w:r>
           </w:p>
         </w:tc>
@@ -1879,7 +2396,7 @@
       <w:tr>
         <w:tc>
           <w:tcPr>
-            <w:tcW w:type="dxa" w:w="2059"/>
+            <w:tcW w:type="dxa" w:w="1500"/>
             <w:tcBorders>
               <w:top w:val="single" w:color="000000" w:sz="4"/>
               <w:left w:val="single" w:color="000000" w:sz="4"/>
@@ -1911,7 +2428,7 @@
         </w:tc>
         <w:tc>
           <w:tcPr>
-            <w:tcW w:type="dxa" w:w="5428"/>
+            <w:tcW w:type="dxa" w:w="3560"/>
             <w:tcBorders>
               <w:top w:val="single" w:color="000000" w:sz="4"/>
               <w:left w:val="single" w:color="000000" w:sz="4"/>
@@ -1943,7 +2460,7 @@
         </w:tc>
         <w:tc>
           <w:tcPr>
-            <w:tcW w:type="dxa" w:w="1872"/>
+            <w:tcW w:type="dxa" w:w="1700"/>
             <w:tcBorders>
               <w:top w:val="single" w:color="000000" w:sz="4"/>
               <w:left w:val="single" w:color="000000" w:sz="4"/>
@@ -1970,6 +2487,38 @@
                 <w:szCs w:val="19"/>
               </w:rPr>
               <w:t xml:space="preserve">Gmsh (mesh quality), FreeCAD (visual check)</w:t>
+            </w:r>
+          </w:p>
+        </w:tc>
+        <w:tc>
+          <w:tcPr>
+            <w:tcW w:type="dxa" w:w="2600"/>
+            <w:tcBorders>
+              <w:top w:val="single" w:color="000000" w:sz="4"/>
+              <w:left w:val="single" w:color="000000" w:sz="4"/>
+              <w:bottom w:val="single" w:color="000000" w:sz="4"/>
+              <w:right w:val="single" w:color="000000" w:sz="4"/>
+            </w:tcBorders>
+            <w:tcMar>
+              <w:top w:type="dxa" w:w="90"/>
+              <w:left w:type="dxa" w:w="110"/>
+              <w:bottom w:type="dxa" w:w="90"/>
+              <w:right w:type="dxa" w:w="110"/>
+            </w:tcMar>
+            <w:vAlign w:val="center"/>
+          </w:tcPr>
+          <w:p>
+            <w:pPr>
+              <w:jc w:val="left"/>
+            </w:pPr>
+            <w:r>
+              <w:rPr>
+                <w:b w:val="false"/>
+                <w:bCs w:val="false"/>
+                <w:sz w:val="19"/>
+                <w:szCs w:val="19"/>
+              </w:rPr>
+              <w:t xml:space="preserve">FR-DEF-05 (W), FR-VAL-03, FR-VAL-04 (W), FR-VAL-05, FR-VAL-07 (W), FR-DATA-03, FR-DATA-04 (W), NFR-ACC-02, NFR-ACC-03 (W)</w:t>
             </w:r>
           </w:p>
         </w:tc>
@@ -3645,7 +4194,7 @@
           <w:sz w:val="21"/>
           <w:szCs w:val="21"/>
         </w:rPr>
-        <w:t xml:space="preserve">- STEP is the only supported CAD format; NX support is explicitly out of scope.</w:t>
+        <w:t xml:space="preserve">- STEP is the only supported CAD format; NX support is explicitly out of scope. [FR-IO-04, NFR-PORT-02]</w:t>
       </w:r>
     </w:p>
     <w:p>
@@ -3657,7 +4206,7 @@
           <w:sz w:val="21"/>
           <w:szCs w:val="21"/>
         </w:rPr>
-        <w:t xml:space="preserve">- The system must not store or transmit any confidential HP CAD data.</w:t>
+        <w:t xml:space="preserve">- The system must not store or transmit any confidential HP CAD data. [NFR-SEC-01, NFR-SEC-02]</w:t>
       </w:r>
     </w:p>
     <w:p>
@@ -3669,7 +4218,7 @@
           <w:sz w:val="21"/>
           <w:szCs w:val="21"/>
         </w:rPr>
-        <w:t xml:space="preserve">- Engineer review (M7) is mandatory for every run, not conditional on model confidence.</w:t>
+        <w:t xml:space="preserve">- Engineer review (M7) is mandatory for every run, not conditional on model confidence. [FR-FEAT-05, NFR-USE-03]</w:t>
       </w:r>
     </w:p>
     <w:p>
@@ -3681,7 +4230,7 @@
           <w:sz w:val="21"/>
           <w:szCs w:val="21"/>
         </w:rPr>
-        <w:t xml:space="preserve">- The comparison report (M6 output) must be visual; a text-only summary does not satisfy the requirement.</w:t>
+        <w:t xml:space="preserve">- The comparison report (M6 output) must be visual; a text-only summary does not satisfy the requirement. [FR-VAL-01, FR-VAL-02, NFR-USE-01]</w:t>
       </w:r>
     </w:p>
     <w:p>
@@ -3693,7 +4242,7 @@
           <w:sz w:val="21"/>
           <w:szCs w:val="21"/>
         </w:rPr>
-        <w:t xml:space="preserve">- Every output CAD model must be a valid, watertight solid.</w:t>
+        <w:t xml:space="preserve">- Every output CAD model must be a valid, watertight solid. [FR-DEF-02, NFR-REL-04]</w:t>
       </w:r>
     </w:p>
     <w:p>
@@ -3705,7 +4254,7 @@
           <w:sz w:val="21"/>
           <w:szCs w:val="21"/>
         </w:rPr>
-        <w:t xml:space="preserve">- Geometry processing (inference) must run without a GPU; only training may use a GPU server.</w:t>
+        <w:t xml:space="preserve">- Geometry processing (inference) must run without a GPU; only training may use a GPU server. [NFR-PERF-03]</w:t>
       </w:r>
     </w:p>
     <w:p>
@@ -3717,7 +4266,6565 @@
           <w:sz w:val="21"/>
           <w:szCs w:val="21"/>
         </w:rPr>
-        <w:t xml:space="preserve">- Success is measured by defeaturing accuracy; downstream CAE analysis accuracy (stress/deformation) is explicitly out of scope.</w:t>
+        <w:t xml:space="preserve">- Success is measured by defeaturing accuracy; downstream CAE analysis accuracy (stress/deformation) is explicitly out of scope. [FR-VAL-05, NFR-ACC-01, NFR-ACC-02]</w:t>
+      </w:r>
+    </w:p>
+    <w:p>
+      <w:pPr>
+        <w:pStyle w:val="Heading1"/>
+        <w:spacing w:after="120" w:before="300"/>
+      </w:pPr>
+      <w:r>
+        <w:t xml:space="preserve">7. Requirements Traceability</w:t>
+      </w:r>
+    </w:p>
+    <w:p>
+      <w:pPr>
+        <w:spacing w:after="140"/>
+      </w:pPr>
+      <w:r>
+        <w:rPr>
+          <w:sz w:val="21"/>
+          <w:szCs w:val="21"/>
+        </w:rPr>
+        <w:t xml:space="preserve">Each functional (FR) and non-functional (NFR) requirement from the FRD/NFRD is mapped to the module(s) that realize it. "Training" means the offline model training pipeline; "All" means the requirement applies system-wide. (W) = Want priority (candidate, not yet committed); all others are Must.</w:t>
+      </w:r>
+    </w:p>
+    <w:tbl>
+      <w:tblPr>
+        <w:tblW w:type="dxa" w:w="9360"/>
+        <w:tblBorders>
+          <w:top w:val="single" w:color="auto" w:sz="4"/>
+          <w:left w:val="single" w:color="auto" w:sz="4"/>
+          <w:bottom w:val="single" w:color="auto" w:sz="4"/>
+          <w:right w:val="single" w:color="auto" w:sz="4"/>
+          <w:insideH w:val="single" w:color="auto" w:sz="4"/>
+          <w:insideV w:val="single" w:color="auto" w:sz="4"/>
+        </w:tblBorders>
+      </w:tblPr>
+      <w:tblGrid>
+        <w:gridCol w:w="1500"/>
+        <w:gridCol w:w="4060"/>
+        <w:gridCol w:w="2400"/>
+      </w:tblGrid>
+      <w:tr>
+        <w:trPr>
+          <w:tblHeader/>
+        </w:trPr>
+        <w:tc>
+          <w:tcPr>
+            <w:tcW w:type="dxa" w:w="1500"/>
+            <w:tcBorders>
+              <w:top w:val="single" w:color="000000" w:sz="4"/>
+              <w:left w:val="single" w:color="000000" w:sz="4"/>
+              <w:bottom w:val="single" w:color="000000" w:sz="4"/>
+              <w:right w:val="single" w:color="000000" w:sz="4"/>
+            </w:tcBorders>
+            <w:shd w:fill="D9D9D9" w:val="clear"/>
+            <w:tcMar>
+              <w:top w:type="dxa" w:w="90"/>
+              <w:left w:type="dxa" w:w="110"/>
+              <w:bottom w:type="dxa" w:w="90"/>
+              <w:right w:type="dxa" w:w="110"/>
+            </w:tcMar>
+            <w:vAlign w:val="center"/>
+          </w:tcPr>
+          <w:p>
+            <w:pPr>
+              <w:jc w:val="left"/>
+            </w:pPr>
+            <w:r>
+              <w:rPr>
+                <w:b/>
+                <w:bCs/>
+                <w:sz w:val="19"/>
+                <w:szCs w:val="19"/>
+              </w:rPr>
+              <w:t xml:space="preserve">Requirement ID</w:t>
+            </w:r>
+          </w:p>
+        </w:tc>
+        <w:tc>
+          <w:tcPr>
+            <w:tcW w:type="dxa" w:w="4060"/>
+            <w:tcBorders>
+              <w:top w:val="single" w:color="000000" w:sz="4"/>
+              <w:left w:val="single" w:color="000000" w:sz="4"/>
+              <w:bottom w:val="single" w:color="000000" w:sz="4"/>
+              <w:right w:val="single" w:color="000000" w:sz="4"/>
+            </w:tcBorders>
+            <w:shd w:fill="D9D9D9" w:val="clear"/>
+            <w:tcMar>
+              <w:top w:type="dxa" w:w="90"/>
+              <w:left w:type="dxa" w:w="110"/>
+              <w:bottom w:type="dxa" w:w="90"/>
+              <w:right w:type="dxa" w:w="110"/>
+            </w:tcMar>
+            <w:vAlign w:val="center"/>
+          </w:tcPr>
+          <w:p>
+            <w:pPr>
+              <w:jc w:val="left"/>
+            </w:pPr>
+            <w:r>
+              <w:rPr>
+                <w:b/>
+                <w:bCs/>
+                <w:sz w:val="19"/>
+                <w:szCs w:val="19"/>
+              </w:rPr>
+              <w:t xml:space="preserve">Requirement</w:t>
+            </w:r>
+          </w:p>
+        </w:tc>
+        <w:tc>
+          <w:tcPr>
+            <w:tcW w:type="dxa" w:w="2400"/>
+            <w:tcBorders>
+              <w:top w:val="single" w:color="000000" w:sz="4"/>
+              <w:left w:val="single" w:color="000000" w:sz="4"/>
+              <w:bottom w:val="single" w:color="000000" w:sz="4"/>
+              <w:right w:val="single" w:color="000000" w:sz="4"/>
+            </w:tcBorders>
+            <w:shd w:fill="D9D9D9" w:val="clear"/>
+            <w:tcMar>
+              <w:top w:type="dxa" w:w="90"/>
+              <w:left w:type="dxa" w:w="110"/>
+              <w:bottom w:type="dxa" w:w="90"/>
+              <w:right w:type="dxa" w:w="110"/>
+            </w:tcMar>
+            <w:vAlign w:val="center"/>
+          </w:tcPr>
+          <w:p>
+            <w:pPr>
+              <w:jc w:val="left"/>
+            </w:pPr>
+            <w:r>
+              <w:rPr>
+                <w:b/>
+                <w:bCs/>
+                <w:sz w:val="19"/>
+                <w:szCs w:val="19"/>
+              </w:rPr>
+              <w:t xml:space="preserve">Module(s)</w:t>
+            </w:r>
+          </w:p>
+        </w:tc>
+        <w:tc>
+          <w:tcPr>
+            <w:tcW w:type="dxa" w:w="1400"/>
+            <w:tcBorders>
+              <w:top w:val="single" w:color="000000" w:sz="4"/>
+              <w:left w:val="single" w:color="000000" w:sz="4"/>
+              <w:bottom w:val="single" w:color="000000" w:sz="4"/>
+              <w:right w:val="single" w:color="000000" w:sz="4"/>
+            </w:tcBorders>
+            <w:shd w:fill="D9D9D9" w:val="clear"/>
+            <w:tcMar>
+              <w:top w:type="dxa" w:w="90"/>
+              <w:left w:type="dxa" w:w="110"/>
+              <w:bottom w:type="dxa" w:w="90"/>
+              <w:right w:type="dxa" w:w="110"/>
+            </w:tcMar>
+            <w:vAlign w:val="center"/>
+          </w:tcPr>
+          <w:p>
+            <w:pPr>
+              <w:jc w:val="left"/>
+            </w:pPr>
+            <w:r>
+              <w:rPr>
+                <w:b/>
+                <w:bCs/>
+                <w:sz w:val="19"/>
+                <w:szCs w:val="19"/>
+              </w:rPr>
+              <w:t xml:space="preserve">Priority</w:t>
+            </w:r>
+          </w:p>
+        </w:tc>
+      </w:tr>
+      <w:tr>
+        <w:tc>
+          <w:tcPr>
+            <w:tcW w:type="dxa" w:w="1500"/>
+            <w:tcBorders>
+              <w:top w:val="single" w:color="000000" w:sz="4"/>
+              <w:left w:val="single" w:color="000000" w:sz="4"/>
+              <w:bottom w:val="single" w:color="000000" w:sz="4"/>
+              <w:right w:val="single" w:color="000000" w:sz="4"/>
+            </w:tcBorders>
+            <w:tcMar>
+              <w:top w:type="dxa" w:w="90"/>
+              <w:left w:type="dxa" w:w="110"/>
+              <w:bottom w:type="dxa" w:w="90"/>
+              <w:right w:type="dxa" w:w="110"/>
+            </w:tcMar>
+            <w:vAlign w:val="center"/>
+          </w:tcPr>
+          <w:p>
+            <w:pPr>
+              <w:jc w:val="left"/>
+            </w:pPr>
+            <w:r>
+              <w:rPr>
+                <w:b w:val="false"/>
+                <w:bCs w:val="false"/>
+                <w:sz w:val="19"/>
+                <w:szCs w:val="19"/>
+              </w:rPr>
+              <w:t xml:space="preserve">FR-IO-01</w:t>
+            </w:r>
+          </w:p>
+        </w:tc>
+        <w:tc>
+          <w:tcPr>
+            <w:tcW w:type="dxa" w:w="4060"/>
+            <w:tcBorders>
+              <w:top w:val="single" w:color="000000" w:sz="4"/>
+              <w:left w:val="single" w:color="000000" w:sz="4"/>
+              <w:bottom w:val="single" w:color="000000" w:sz="4"/>
+              <w:right w:val="single" w:color="000000" w:sz="4"/>
+            </w:tcBorders>
+            <w:tcMar>
+              <w:top w:type="dxa" w:w="90"/>
+              <w:left w:type="dxa" w:w="110"/>
+              <w:bottom w:type="dxa" w:w="90"/>
+              <w:right w:type="dxa" w:w="110"/>
+            </w:tcMar>
+            <w:vAlign w:val="center"/>
+          </w:tcPr>
+          <w:p>
+            <w:pPr>
+              <w:jc w:val="left"/>
+            </w:pPr>
+            <w:r>
+              <w:rPr>
+                <w:b w:val="false"/>
+                <w:bCs w:val="false"/>
+                <w:sz w:val="19"/>
+                <w:szCs w:val="19"/>
+              </w:rPr>
+              <w:t xml:space="preserve">STEP file input</w:t>
+            </w:r>
+          </w:p>
+        </w:tc>
+        <w:tc>
+          <w:tcPr>
+            <w:tcW w:type="dxa" w:w="2400"/>
+            <w:tcBorders>
+              <w:top w:val="single" w:color="000000" w:sz="4"/>
+              <w:left w:val="single" w:color="000000" w:sz="4"/>
+              <w:bottom w:val="single" w:color="000000" w:sz="4"/>
+              <w:right w:val="single" w:color="000000" w:sz="4"/>
+            </w:tcBorders>
+            <w:tcMar>
+              <w:top w:type="dxa" w:w="90"/>
+              <w:left w:type="dxa" w:w="110"/>
+              <w:bottom w:type="dxa" w:w="90"/>
+              <w:right w:type="dxa" w:w="110"/>
+            </w:tcMar>
+            <w:vAlign w:val="center"/>
+          </w:tcPr>
+          <w:p>
+            <w:pPr>
+              <w:jc w:val="left"/>
+            </w:pPr>
+            <w:r>
+              <w:rPr>
+                <w:b w:val="false"/>
+                <w:bCs w:val="false"/>
+                <w:sz w:val="19"/>
+                <w:szCs w:val="19"/>
+              </w:rPr>
+              <w:t xml:space="preserve">M1</w:t>
+            </w:r>
+          </w:p>
+        </w:tc>
+        <w:tc>
+          <w:tcPr>
+            <w:tcW w:type="dxa" w:w="1400"/>
+            <w:tcBorders>
+              <w:top w:val="single" w:color="000000" w:sz="4"/>
+              <w:left w:val="single" w:color="000000" w:sz="4"/>
+              <w:bottom w:val="single" w:color="000000" w:sz="4"/>
+              <w:right w:val="single" w:color="000000" w:sz="4"/>
+            </w:tcBorders>
+            <w:tcMar>
+              <w:top w:type="dxa" w:w="90"/>
+              <w:left w:type="dxa" w:w="110"/>
+              <w:bottom w:type="dxa" w:w="90"/>
+              <w:right w:type="dxa" w:w="110"/>
+            </w:tcMar>
+            <w:vAlign w:val="center"/>
+          </w:tcPr>
+          <w:p>
+            <w:pPr>
+              <w:jc w:val="left"/>
+            </w:pPr>
+            <w:r>
+              <w:rPr>
+                <w:b w:val="false"/>
+                <w:bCs w:val="false"/>
+                <w:sz w:val="19"/>
+                <w:szCs w:val="19"/>
+              </w:rPr>
+              <w:t xml:space="preserve">Must</w:t>
+            </w:r>
+          </w:p>
+        </w:tc>
+      </w:tr>
+      <w:tr>
+        <w:tc>
+          <w:tcPr>
+            <w:tcW w:type="dxa" w:w="1500"/>
+            <w:tcBorders>
+              <w:top w:val="single" w:color="000000" w:sz="4"/>
+              <w:left w:val="single" w:color="000000" w:sz="4"/>
+              <w:bottom w:val="single" w:color="000000" w:sz="4"/>
+              <w:right w:val="single" w:color="000000" w:sz="4"/>
+            </w:tcBorders>
+            <w:tcMar>
+              <w:top w:type="dxa" w:w="90"/>
+              <w:left w:type="dxa" w:w="110"/>
+              <w:bottom w:type="dxa" w:w="90"/>
+              <w:right w:type="dxa" w:w="110"/>
+            </w:tcMar>
+            <w:vAlign w:val="center"/>
+          </w:tcPr>
+          <w:p>
+            <w:pPr>
+              <w:jc w:val="left"/>
+            </w:pPr>
+            <w:r>
+              <w:rPr>
+                <w:b w:val="false"/>
+                <w:bCs w:val="false"/>
+                <w:sz w:val="19"/>
+                <w:szCs w:val="19"/>
+              </w:rPr>
+              <w:t xml:space="preserve">FR-IO-02</w:t>
+            </w:r>
+          </w:p>
+        </w:tc>
+        <w:tc>
+          <w:tcPr>
+            <w:tcW w:type="dxa" w:w="4060"/>
+            <w:tcBorders>
+              <w:top w:val="single" w:color="000000" w:sz="4"/>
+              <w:left w:val="single" w:color="000000" w:sz="4"/>
+              <w:bottom w:val="single" w:color="000000" w:sz="4"/>
+              <w:right w:val="single" w:color="000000" w:sz="4"/>
+            </w:tcBorders>
+            <w:tcMar>
+              <w:top w:type="dxa" w:w="90"/>
+              <w:left w:type="dxa" w:w="110"/>
+              <w:bottom w:type="dxa" w:w="90"/>
+              <w:right w:type="dxa" w:w="110"/>
+            </w:tcMar>
+            <w:vAlign w:val="center"/>
+          </w:tcPr>
+          <w:p>
+            <w:pPr>
+              <w:jc w:val="left"/>
+            </w:pPr>
+            <w:r>
+              <w:rPr>
+                <w:b w:val="false"/>
+                <w:bCs w:val="false"/>
+                <w:sz w:val="19"/>
+                <w:szCs w:val="19"/>
+              </w:rPr>
+              <w:t xml:space="preserve">Parse STEP to B-rep (FreeCAD, headless)</w:t>
+            </w:r>
+          </w:p>
+        </w:tc>
+        <w:tc>
+          <w:tcPr>
+            <w:tcW w:type="dxa" w:w="2400"/>
+            <w:tcBorders>
+              <w:top w:val="single" w:color="000000" w:sz="4"/>
+              <w:left w:val="single" w:color="000000" w:sz="4"/>
+              <w:bottom w:val="single" w:color="000000" w:sz="4"/>
+              <w:right w:val="single" w:color="000000" w:sz="4"/>
+            </w:tcBorders>
+            <w:tcMar>
+              <w:top w:type="dxa" w:w="90"/>
+              <w:left w:type="dxa" w:w="110"/>
+              <w:bottom w:type="dxa" w:w="90"/>
+              <w:right w:type="dxa" w:w="110"/>
+            </w:tcMar>
+            <w:vAlign w:val="center"/>
+          </w:tcPr>
+          <w:p>
+            <w:pPr>
+              <w:jc w:val="left"/>
+            </w:pPr>
+            <w:r>
+              <w:rPr>
+                <w:b w:val="false"/>
+                <w:bCs w:val="false"/>
+                <w:sz w:val="19"/>
+                <w:szCs w:val="19"/>
+              </w:rPr>
+              <w:t xml:space="preserve">M1</w:t>
+            </w:r>
+          </w:p>
+        </w:tc>
+        <w:tc>
+          <w:tcPr>
+            <w:tcW w:type="dxa" w:w="1400"/>
+            <w:tcBorders>
+              <w:top w:val="single" w:color="000000" w:sz="4"/>
+              <w:left w:val="single" w:color="000000" w:sz="4"/>
+              <w:bottom w:val="single" w:color="000000" w:sz="4"/>
+              <w:right w:val="single" w:color="000000" w:sz="4"/>
+            </w:tcBorders>
+            <w:tcMar>
+              <w:top w:type="dxa" w:w="90"/>
+              <w:left w:type="dxa" w:w="110"/>
+              <w:bottom w:type="dxa" w:w="90"/>
+              <w:right w:type="dxa" w:w="110"/>
+            </w:tcMar>
+            <w:vAlign w:val="center"/>
+          </w:tcPr>
+          <w:p>
+            <w:pPr>
+              <w:jc w:val="left"/>
+            </w:pPr>
+            <w:r>
+              <w:rPr>
+                <w:b w:val="false"/>
+                <w:bCs w:val="false"/>
+                <w:sz w:val="19"/>
+                <w:szCs w:val="19"/>
+              </w:rPr>
+              <w:t xml:space="preserve">Must</w:t>
+            </w:r>
+          </w:p>
+        </w:tc>
+      </w:tr>
+      <w:tr>
+        <w:tc>
+          <w:tcPr>
+            <w:tcW w:type="dxa" w:w="1500"/>
+            <w:tcBorders>
+              <w:top w:val="single" w:color="000000" w:sz="4"/>
+              <w:left w:val="single" w:color="000000" w:sz="4"/>
+              <w:bottom w:val="single" w:color="000000" w:sz="4"/>
+              <w:right w:val="single" w:color="000000" w:sz="4"/>
+            </w:tcBorders>
+            <w:tcMar>
+              <w:top w:type="dxa" w:w="90"/>
+              <w:left w:type="dxa" w:w="110"/>
+              <w:bottom w:type="dxa" w:w="90"/>
+              <w:right w:type="dxa" w:w="110"/>
+            </w:tcMar>
+            <w:vAlign w:val="center"/>
+          </w:tcPr>
+          <w:p>
+            <w:pPr>
+              <w:jc w:val="left"/>
+            </w:pPr>
+            <w:r>
+              <w:rPr>
+                <w:b w:val="false"/>
+                <w:bCs w:val="false"/>
+                <w:sz w:val="19"/>
+                <w:szCs w:val="19"/>
+              </w:rPr>
+              <w:t xml:space="preserve">FR-IO-03</w:t>
+            </w:r>
+          </w:p>
+        </w:tc>
+        <w:tc>
+          <w:tcPr>
+            <w:tcW w:type="dxa" w:w="4060"/>
+            <w:tcBorders>
+              <w:top w:val="single" w:color="000000" w:sz="4"/>
+              <w:left w:val="single" w:color="000000" w:sz="4"/>
+              <w:bottom w:val="single" w:color="000000" w:sz="4"/>
+              <w:right w:val="single" w:color="000000" w:sz="4"/>
+            </w:tcBorders>
+            <w:tcMar>
+              <w:top w:type="dxa" w:w="90"/>
+              <w:left w:type="dxa" w:w="110"/>
+              <w:bottom w:type="dxa" w:w="90"/>
+              <w:right w:type="dxa" w:w="110"/>
+            </w:tcMar>
+            <w:vAlign w:val="center"/>
+          </w:tcPr>
+          <w:p>
+            <w:pPr>
+              <w:jc w:val="left"/>
+            </w:pPr>
+            <w:r>
+              <w:rPr>
+                <w:b w:val="false"/>
+                <w:bCs w:val="false"/>
+                <w:sz w:val="19"/>
+                <w:szCs w:val="19"/>
+              </w:rPr>
+              <w:t xml:space="preserve">Export simplified STEP</w:t>
+            </w:r>
+          </w:p>
+        </w:tc>
+        <w:tc>
+          <w:tcPr>
+            <w:tcW w:type="dxa" w:w="2400"/>
+            <w:tcBorders>
+              <w:top w:val="single" w:color="000000" w:sz="4"/>
+              <w:left w:val="single" w:color="000000" w:sz="4"/>
+              <w:bottom w:val="single" w:color="000000" w:sz="4"/>
+              <w:right w:val="single" w:color="000000" w:sz="4"/>
+            </w:tcBorders>
+            <w:tcMar>
+              <w:top w:type="dxa" w:w="90"/>
+              <w:left w:type="dxa" w:w="110"/>
+              <w:bottom w:type="dxa" w:w="90"/>
+              <w:right w:type="dxa" w:w="110"/>
+            </w:tcMar>
+            <w:vAlign w:val="center"/>
+          </w:tcPr>
+          <w:p>
+            <w:pPr>
+              <w:jc w:val="left"/>
+            </w:pPr>
+            <w:r>
+              <w:rPr>
+                <w:b w:val="false"/>
+                <w:bCs w:val="false"/>
+                <w:sz w:val="19"/>
+                <w:szCs w:val="19"/>
+              </w:rPr>
+              <w:t xml:space="preserve">M1, M6</w:t>
+            </w:r>
+          </w:p>
+        </w:tc>
+        <w:tc>
+          <w:tcPr>
+            <w:tcW w:type="dxa" w:w="1400"/>
+            <w:tcBorders>
+              <w:top w:val="single" w:color="000000" w:sz="4"/>
+              <w:left w:val="single" w:color="000000" w:sz="4"/>
+              <w:bottom w:val="single" w:color="000000" w:sz="4"/>
+              <w:right w:val="single" w:color="000000" w:sz="4"/>
+            </w:tcBorders>
+            <w:tcMar>
+              <w:top w:type="dxa" w:w="90"/>
+              <w:left w:type="dxa" w:w="110"/>
+              <w:bottom w:type="dxa" w:w="90"/>
+              <w:right w:type="dxa" w:w="110"/>
+            </w:tcMar>
+            <w:vAlign w:val="center"/>
+          </w:tcPr>
+          <w:p>
+            <w:pPr>
+              <w:jc w:val="left"/>
+            </w:pPr>
+            <w:r>
+              <w:rPr>
+                <w:b w:val="false"/>
+                <w:bCs w:val="false"/>
+                <w:sz w:val="19"/>
+                <w:szCs w:val="19"/>
+              </w:rPr>
+              <w:t xml:space="preserve">Must</w:t>
+            </w:r>
+          </w:p>
+        </w:tc>
+      </w:tr>
+      <w:tr>
+        <w:tc>
+          <w:tcPr>
+            <w:tcW w:type="dxa" w:w="1500"/>
+            <w:tcBorders>
+              <w:top w:val="single" w:color="000000" w:sz="4"/>
+              <w:left w:val="single" w:color="000000" w:sz="4"/>
+              <w:bottom w:val="single" w:color="000000" w:sz="4"/>
+              <w:right w:val="single" w:color="000000" w:sz="4"/>
+            </w:tcBorders>
+            <w:tcMar>
+              <w:top w:type="dxa" w:w="90"/>
+              <w:left w:type="dxa" w:w="110"/>
+              <w:bottom w:type="dxa" w:w="90"/>
+              <w:right w:type="dxa" w:w="110"/>
+            </w:tcMar>
+            <w:vAlign w:val="center"/>
+          </w:tcPr>
+          <w:p>
+            <w:pPr>
+              <w:jc w:val="left"/>
+            </w:pPr>
+            <w:r>
+              <w:rPr>
+                <w:b w:val="false"/>
+                <w:bCs w:val="false"/>
+                <w:sz w:val="19"/>
+                <w:szCs w:val="19"/>
+              </w:rPr>
+              <w:t xml:space="preserve">FR-IO-04</w:t>
+            </w:r>
+          </w:p>
+        </w:tc>
+        <w:tc>
+          <w:tcPr>
+            <w:tcW w:type="dxa" w:w="4060"/>
+            <w:tcBorders>
+              <w:top w:val="single" w:color="000000" w:sz="4"/>
+              <w:left w:val="single" w:color="000000" w:sz="4"/>
+              <w:bottom w:val="single" w:color="000000" w:sz="4"/>
+              <w:right w:val="single" w:color="000000" w:sz="4"/>
+            </w:tcBorders>
+            <w:tcMar>
+              <w:top w:type="dxa" w:w="90"/>
+              <w:left w:type="dxa" w:w="110"/>
+              <w:bottom w:type="dxa" w:w="90"/>
+              <w:right w:type="dxa" w:w="110"/>
+            </w:tcMar>
+            <w:vAlign w:val="center"/>
+          </w:tcPr>
+          <w:p>
+            <w:pPr>
+              <w:jc w:val="left"/>
+            </w:pPr>
+            <w:r>
+              <w:rPr>
+                <w:b w:val="false"/>
+                <w:bCs w:val="false"/>
+                <w:sz w:val="19"/>
+                <w:szCs w:val="19"/>
+              </w:rPr>
+              <w:t xml:space="preserve">STEP only; NX out of scope</w:t>
+            </w:r>
+          </w:p>
+        </w:tc>
+        <w:tc>
+          <w:tcPr>
+            <w:tcW w:type="dxa" w:w="2400"/>
+            <w:tcBorders>
+              <w:top w:val="single" w:color="000000" w:sz="4"/>
+              <w:left w:val="single" w:color="000000" w:sz="4"/>
+              <w:bottom w:val="single" w:color="000000" w:sz="4"/>
+              <w:right w:val="single" w:color="000000" w:sz="4"/>
+            </w:tcBorders>
+            <w:tcMar>
+              <w:top w:type="dxa" w:w="90"/>
+              <w:left w:type="dxa" w:w="110"/>
+              <w:bottom w:type="dxa" w:w="90"/>
+              <w:right w:type="dxa" w:w="110"/>
+            </w:tcMar>
+            <w:vAlign w:val="center"/>
+          </w:tcPr>
+          <w:p>
+            <w:pPr>
+              <w:jc w:val="left"/>
+            </w:pPr>
+            <w:r>
+              <w:rPr>
+                <w:b w:val="false"/>
+                <w:bCs w:val="false"/>
+                <w:sz w:val="19"/>
+                <w:szCs w:val="19"/>
+              </w:rPr>
+              <w:t xml:space="preserve">M1</w:t>
+            </w:r>
+          </w:p>
+        </w:tc>
+        <w:tc>
+          <w:tcPr>
+            <w:tcW w:type="dxa" w:w="1400"/>
+            <w:tcBorders>
+              <w:top w:val="single" w:color="000000" w:sz="4"/>
+              <w:left w:val="single" w:color="000000" w:sz="4"/>
+              <w:bottom w:val="single" w:color="000000" w:sz="4"/>
+              <w:right w:val="single" w:color="000000" w:sz="4"/>
+            </w:tcBorders>
+            <w:tcMar>
+              <w:top w:type="dxa" w:w="90"/>
+              <w:left w:type="dxa" w:w="110"/>
+              <w:bottom w:type="dxa" w:w="90"/>
+              <w:right w:type="dxa" w:w="110"/>
+            </w:tcMar>
+            <w:vAlign w:val="center"/>
+          </w:tcPr>
+          <w:p>
+            <w:pPr>
+              <w:jc w:val="left"/>
+            </w:pPr>
+            <w:r>
+              <w:rPr>
+                <w:b w:val="false"/>
+                <w:bCs w:val="false"/>
+                <w:sz w:val="19"/>
+                <w:szCs w:val="19"/>
+              </w:rPr>
+              <w:t xml:space="preserve">Must</w:t>
+            </w:r>
+          </w:p>
+        </w:tc>
+      </w:tr>
+      <w:tr>
+        <w:tc>
+          <w:tcPr>
+            <w:tcW w:type="dxa" w:w="1500"/>
+            <w:tcBorders>
+              <w:top w:val="single" w:color="000000" w:sz="4"/>
+              <w:left w:val="single" w:color="000000" w:sz="4"/>
+              <w:bottom w:val="single" w:color="000000" w:sz="4"/>
+              <w:right w:val="single" w:color="000000" w:sz="4"/>
+            </w:tcBorders>
+            <w:tcMar>
+              <w:top w:type="dxa" w:w="90"/>
+              <w:left w:type="dxa" w:w="110"/>
+              <w:bottom w:type="dxa" w:w="90"/>
+              <w:right w:type="dxa" w:w="110"/>
+            </w:tcMar>
+            <w:vAlign w:val="center"/>
+          </w:tcPr>
+          <w:p>
+            <w:pPr>
+              <w:jc w:val="left"/>
+            </w:pPr>
+            <w:r>
+              <w:rPr>
+                <w:b w:val="false"/>
+                <w:bCs w:val="false"/>
+                <w:sz w:val="19"/>
+                <w:szCs w:val="19"/>
+              </w:rPr>
+              <w:t xml:space="preserve">FR-FEAT-01</w:t>
+            </w:r>
+          </w:p>
+        </w:tc>
+        <w:tc>
+          <w:tcPr>
+            <w:tcW w:type="dxa" w:w="4060"/>
+            <w:tcBorders>
+              <w:top w:val="single" w:color="000000" w:sz="4"/>
+              <w:left w:val="single" w:color="000000" w:sz="4"/>
+              <w:bottom w:val="single" w:color="000000" w:sz="4"/>
+              <w:right w:val="single" w:color="000000" w:sz="4"/>
+            </w:tcBorders>
+            <w:tcMar>
+              <w:top w:type="dxa" w:w="90"/>
+              <w:left w:type="dxa" w:w="110"/>
+              <w:bottom w:type="dxa" w:w="90"/>
+              <w:right w:type="dxa" w:w="110"/>
+            </w:tcMar>
+            <w:vAlign w:val="center"/>
+          </w:tcPr>
+          <w:p>
+            <w:pPr>
+              <w:jc w:val="left"/>
+            </w:pPr>
+            <w:r>
+              <w:rPr>
+                <w:b w:val="false"/>
+                <w:bCs w:val="false"/>
+                <w:sz w:val="19"/>
+                <w:szCs w:val="19"/>
+              </w:rPr>
+              <w:t xml:space="preserve">Identify shape features</w:t>
+            </w:r>
+          </w:p>
+        </w:tc>
+        <w:tc>
+          <w:tcPr>
+            <w:tcW w:type="dxa" w:w="2400"/>
+            <w:tcBorders>
+              <w:top w:val="single" w:color="000000" w:sz="4"/>
+              <w:left w:val="single" w:color="000000" w:sz="4"/>
+              <w:bottom w:val="single" w:color="000000" w:sz="4"/>
+              <w:right w:val="single" w:color="000000" w:sz="4"/>
+            </w:tcBorders>
+            <w:tcMar>
+              <w:top w:type="dxa" w:w="90"/>
+              <w:left w:type="dxa" w:w="110"/>
+              <w:bottom w:type="dxa" w:w="90"/>
+              <w:right w:type="dxa" w:w="110"/>
+            </w:tcMar>
+            <w:vAlign w:val="center"/>
+          </w:tcPr>
+          <w:p>
+            <w:pPr>
+              <w:jc w:val="left"/>
+            </w:pPr>
+            <w:r>
+              <w:rPr>
+                <w:b w:val="false"/>
+                <w:bCs w:val="false"/>
+                <w:sz w:val="19"/>
+                <w:szCs w:val="19"/>
+              </w:rPr>
+              <w:t xml:space="preserve">M3</w:t>
+            </w:r>
+          </w:p>
+        </w:tc>
+        <w:tc>
+          <w:tcPr>
+            <w:tcW w:type="dxa" w:w="1400"/>
+            <w:tcBorders>
+              <w:top w:val="single" w:color="000000" w:sz="4"/>
+              <w:left w:val="single" w:color="000000" w:sz="4"/>
+              <w:bottom w:val="single" w:color="000000" w:sz="4"/>
+              <w:right w:val="single" w:color="000000" w:sz="4"/>
+            </w:tcBorders>
+            <w:tcMar>
+              <w:top w:type="dxa" w:w="90"/>
+              <w:left w:type="dxa" w:w="110"/>
+              <w:bottom w:type="dxa" w:w="90"/>
+              <w:right w:type="dxa" w:w="110"/>
+            </w:tcMar>
+            <w:vAlign w:val="center"/>
+          </w:tcPr>
+          <w:p>
+            <w:pPr>
+              <w:jc w:val="left"/>
+            </w:pPr>
+            <w:r>
+              <w:rPr>
+                <w:b w:val="false"/>
+                <w:bCs w:val="false"/>
+                <w:sz w:val="19"/>
+                <w:szCs w:val="19"/>
+              </w:rPr>
+              <w:t xml:space="preserve">Must</w:t>
+            </w:r>
+          </w:p>
+        </w:tc>
+      </w:tr>
+      <w:tr>
+        <w:tc>
+          <w:tcPr>
+            <w:tcW w:type="dxa" w:w="1500"/>
+            <w:tcBorders>
+              <w:top w:val="single" w:color="000000" w:sz="4"/>
+              <w:left w:val="single" w:color="000000" w:sz="4"/>
+              <w:bottom w:val="single" w:color="000000" w:sz="4"/>
+              <w:right w:val="single" w:color="000000" w:sz="4"/>
+            </w:tcBorders>
+            <w:tcMar>
+              <w:top w:type="dxa" w:w="90"/>
+              <w:left w:type="dxa" w:w="110"/>
+              <w:bottom w:type="dxa" w:w="90"/>
+              <w:right w:type="dxa" w:w="110"/>
+            </w:tcMar>
+            <w:vAlign w:val="center"/>
+          </w:tcPr>
+          <w:p>
+            <w:pPr>
+              <w:jc w:val="left"/>
+            </w:pPr>
+            <w:r>
+              <w:rPr>
+                <w:b w:val="false"/>
+                <w:bCs w:val="false"/>
+                <w:sz w:val="19"/>
+                <w:szCs w:val="19"/>
+              </w:rPr>
+              <w:t xml:space="preserve">FR-FEAT-02</w:t>
+            </w:r>
+          </w:p>
+        </w:tc>
+        <w:tc>
+          <w:tcPr>
+            <w:tcW w:type="dxa" w:w="4060"/>
+            <w:tcBorders>
+              <w:top w:val="single" w:color="000000" w:sz="4"/>
+              <w:left w:val="single" w:color="000000" w:sz="4"/>
+              <w:bottom w:val="single" w:color="000000" w:sz="4"/>
+              <w:right w:val="single" w:color="000000" w:sz="4"/>
+            </w:tcBorders>
+            <w:tcMar>
+              <w:top w:type="dxa" w:w="90"/>
+              <w:left w:type="dxa" w:w="110"/>
+              <w:bottom w:type="dxa" w:w="90"/>
+              <w:right w:type="dxa" w:w="110"/>
+            </w:tcMar>
+            <w:vAlign w:val="center"/>
+          </w:tcPr>
+          <w:p>
+            <w:pPr>
+              <w:jc w:val="left"/>
+            </w:pPr>
+            <w:r>
+              <w:rPr>
+                <w:b w:val="false"/>
+                <w:bCs w:val="false"/>
+                <w:sz w:val="19"/>
+                <w:szCs w:val="19"/>
+              </w:rPr>
+              <w:t xml:space="preserve">B-rep to face-adjacency graph</w:t>
+            </w:r>
+          </w:p>
+        </w:tc>
+        <w:tc>
+          <w:tcPr>
+            <w:tcW w:type="dxa" w:w="2400"/>
+            <w:tcBorders>
+              <w:top w:val="single" w:color="000000" w:sz="4"/>
+              <w:left w:val="single" w:color="000000" w:sz="4"/>
+              <w:bottom w:val="single" w:color="000000" w:sz="4"/>
+              <w:right w:val="single" w:color="000000" w:sz="4"/>
+            </w:tcBorders>
+            <w:tcMar>
+              <w:top w:type="dxa" w:w="90"/>
+              <w:left w:type="dxa" w:w="110"/>
+              <w:bottom w:type="dxa" w:w="90"/>
+              <w:right w:type="dxa" w:w="110"/>
+            </w:tcMar>
+            <w:vAlign w:val="center"/>
+          </w:tcPr>
+          <w:p>
+            <w:pPr>
+              <w:jc w:val="left"/>
+            </w:pPr>
+            <w:r>
+              <w:rPr>
+                <w:b w:val="false"/>
+                <w:bCs w:val="false"/>
+                <w:sz w:val="19"/>
+                <w:szCs w:val="19"/>
+              </w:rPr>
+              <w:t xml:space="preserve">M2</w:t>
+            </w:r>
+          </w:p>
+        </w:tc>
+        <w:tc>
+          <w:tcPr>
+            <w:tcW w:type="dxa" w:w="1400"/>
+            <w:tcBorders>
+              <w:top w:val="single" w:color="000000" w:sz="4"/>
+              <w:left w:val="single" w:color="000000" w:sz="4"/>
+              <w:bottom w:val="single" w:color="000000" w:sz="4"/>
+              <w:right w:val="single" w:color="000000" w:sz="4"/>
+            </w:tcBorders>
+            <w:tcMar>
+              <w:top w:type="dxa" w:w="90"/>
+              <w:left w:type="dxa" w:w="110"/>
+              <w:bottom w:type="dxa" w:w="90"/>
+              <w:right w:type="dxa" w:w="110"/>
+            </w:tcMar>
+            <w:vAlign w:val="center"/>
+          </w:tcPr>
+          <w:p>
+            <w:pPr>
+              <w:jc w:val="left"/>
+            </w:pPr>
+            <w:r>
+              <w:rPr>
+                <w:b w:val="false"/>
+                <w:bCs w:val="false"/>
+                <w:sz w:val="19"/>
+                <w:szCs w:val="19"/>
+              </w:rPr>
+              <w:t xml:space="preserve">Must</w:t>
+            </w:r>
+          </w:p>
+        </w:tc>
+      </w:tr>
+      <w:tr>
+        <w:tc>
+          <w:tcPr>
+            <w:tcW w:type="dxa" w:w="1500"/>
+            <w:tcBorders>
+              <w:top w:val="single" w:color="000000" w:sz="4"/>
+              <w:left w:val="single" w:color="000000" w:sz="4"/>
+              <w:bottom w:val="single" w:color="000000" w:sz="4"/>
+              <w:right w:val="single" w:color="000000" w:sz="4"/>
+            </w:tcBorders>
+            <w:tcMar>
+              <w:top w:type="dxa" w:w="90"/>
+              <w:left w:type="dxa" w:w="110"/>
+              <w:bottom w:type="dxa" w:w="90"/>
+              <w:right w:type="dxa" w:w="110"/>
+            </w:tcMar>
+            <w:vAlign w:val="center"/>
+          </w:tcPr>
+          <w:p>
+            <w:pPr>
+              <w:jc w:val="left"/>
+            </w:pPr>
+            <w:r>
+              <w:rPr>
+                <w:b w:val="false"/>
+                <w:bCs w:val="false"/>
+                <w:sz w:val="19"/>
+                <w:szCs w:val="19"/>
+              </w:rPr>
+              <w:t xml:space="preserve">FR-FEAT-03</w:t>
+            </w:r>
+          </w:p>
+        </w:tc>
+        <w:tc>
+          <w:tcPr>
+            <w:tcW w:type="dxa" w:w="4060"/>
+            <w:tcBorders>
+              <w:top w:val="single" w:color="000000" w:sz="4"/>
+              <w:left w:val="single" w:color="000000" w:sz="4"/>
+              <w:bottom w:val="single" w:color="000000" w:sz="4"/>
+              <w:right w:val="single" w:color="000000" w:sz="4"/>
+            </w:tcBorders>
+            <w:tcMar>
+              <w:top w:type="dxa" w:w="90"/>
+              <w:left w:type="dxa" w:w="110"/>
+              <w:bottom w:type="dxa" w:w="90"/>
+              <w:right w:type="dxa" w:w="110"/>
+            </w:tcMar>
+            <w:vAlign w:val="center"/>
+          </w:tcPr>
+          <w:p>
+            <w:pPr>
+              <w:jc w:val="left"/>
+            </w:pPr>
+            <w:r>
+              <w:rPr>
+                <w:b w:val="false"/>
+                <w:bCs w:val="false"/>
+                <w:sz w:val="19"/>
+                <w:szCs w:val="19"/>
+              </w:rPr>
+              <w:t xml:space="preserve">Classify safe-to-remove features</w:t>
+            </w:r>
+          </w:p>
+        </w:tc>
+        <w:tc>
+          <w:tcPr>
+            <w:tcW w:type="dxa" w:w="2400"/>
+            <w:tcBorders>
+              <w:top w:val="single" w:color="000000" w:sz="4"/>
+              <w:left w:val="single" w:color="000000" w:sz="4"/>
+              <w:bottom w:val="single" w:color="000000" w:sz="4"/>
+              <w:right w:val="single" w:color="000000" w:sz="4"/>
+            </w:tcBorders>
+            <w:tcMar>
+              <w:top w:type="dxa" w:w="90"/>
+              <w:left w:type="dxa" w:w="110"/>
+              <w:bottom w:type="dxa" w:w="90"/>
+              <w:right w:type="dxa" w:w="110"/>
+            </w:tcMar>
+            <w:vAlign w:val="center"/>
+          </w:tcPr>
+          <w:p>
+            <w:pPr>
+              <w:jc w:val="left"/>
+            </w:pPr>
+            <w:r>
+              <w:rPr>
+                <w:b w:val="false"/>
+                <w:bCs w:val="false"/>
+                <w:sz w:val="19"/>
+                <w:szCs w:val="19"/>
+              </w:rPr>
+              <w:t xml:space="preserve">M3, M4</w:t>
+            </w:r>
+          </w:p>
+        </w:tc>
+        <w:tc>
+          <w:tcPr>
+            <w:tcW w:type="dxa" w:w="1400"/>
+            <w:tcBorders>
+              <w:top w:val="single" w:color="000000" w:sz="4"/>
+              <w:left w:val="single" w:color="000000" w:sz="4"/>
+              <w:bottom w:val="single" w:color="000000" w:sz="4"/>
+              <w:right w:val="single" w:color="000000" w:sz="4"/>
+            </w:tcBorders>
+            <w:tcMar>
+              <w:top w:type="dxa" w:w="90"/>
+              <w:left w:type="dxa" w:w="110"/>
+              <w:bottom w:type="dxa" w:w="90"/>
+              <w:right w:type="dxa" w:w="110"/>
+            </w:tcMar>
+            <w:vAlign w:val="center"/>
+          </w:tcPr>
+          <w:p>
+            <w:pPr>
+              <w:jc w:val="left"/>
+            </w:pPr>
+            <w:r>
+              <w:rPr>
+                <w:b w:val="false"/>
+                <w:bCs w:val="false"/>
+                <w:sz w:val="19"/>
+                <w:szCs w:val="19"/>
+              </w:rPr>
+              <w:t xml:space="preserve">Must</w:t>
+            </w:r>
+          </w:p>
+        </w:tc>
+      </w:tr>
+      <w:tr>
+        <w:tc>
+          <w:tcPr>
+            <w:tcW w:type="dxa" w:w="1500"/>
+            <w:tcBorders>
+              <w:top w:val="single" w:color="000000" w:sz="4"/>
+              <w:left w:val="single" w:color="000000" w:sz="4"/>
+              <w:bottom w:val="single" w:color="000000" w:sz="4"/>
+              <w:right w:val="single" w:color="000000" w:sz="4"/>
+            </w:tcBorders>
+            <w:tcMar>
+              <w:top w:type="dxa" w:w="90"/>
+              <w:left w:type="dxa" w:w="110"/>
+              <w:bottom w:type="dxa" w:w="90"/>
+              <w:right w:type="dxa" w:w="110"/>
+            </w:tcMar>
+            <w:vAlign w:val="center"/>
+          </w:tcPr>
+          <w:p>
+            <w:pPr>
+              <w:jc w:val="left"/>
+            </w:pPr>
+            <w:r>
+              <w:rPr>
+                <w:b w:val="false"/>
+                <w:bCs w:val="false"/>
+                <w:sz w:val="19"/>
+                <w:szCs w:val="19"/>
+              </w:rPr>
+              <w:t xml:space="preserve">FR-FEAT-04</w:t>
+            </w:r>
+          </w:p>
+        </w:tc>
+        <w:tc>
+          <w:tcPr>
+            <w:tcW w:type="dxa" w:w="4060"/>
+            <w:tcBorders>
+              <w:top w:val="single" w:color="000000" w:sz="4"/>
+              <w:left w:val="single" w:color="000000" w:sz="4"/>
+              <w:bottom w:val="single" w:color="000000" w:sz="4"/>
+              <w:right w:val="single" w:color="000000" w:sz="4"/>
+            </w:tcBorders>
+            <w:tcMar>
+              <w:top w:type="dxa" w:w="90"/>
+              <w:left w:type="dxa" w:w="110"/>
+              <w:bottom w:type="dxa" w:w="90"/>
+              <w:right w:type="dxa" w:w="110"/>
+            </w:tcMar>
+            <w:vAlign w:val="center"/>
+          </w:tcPr>
+          <w:p>
+            <w:pPr>
+              <w:jc w:val="left"/>
+            </w:pPr>
+            <w:r>
+              <w:rPr>
+                <w:b w:val="false"/>
+                <w:bCs w:val="false"/>
+                <w:sz w:val="19"/>
+                <w:szCs w:val="19"/>
+              </w:rPr>
+              <w:t xml:space="preserve">Confidence score per classification</w:t>
+            </w:r>
+          </w:p>
+        </w:tc>
+        <w:tc>
+          <w:tcPr>
+            <w:tcW w:type="dxa" w:w="2400"/>
+            <w:tcBorders>
+              <w:top w:val="single" w:color="000000" w:sz="4"/>
+              <w:left w:val="single" w:color="000000" w:sz="4"/>
+              <w:bottom w:val="single" w:color="000000" w:sz="4"/>
+              <w:right w:val="single" w:color="000000" w:sz="4"/>
+            </w:tcBorders>
+            <w:tcMar>
+              <w:top w:type="dxa" w:w="90"/>
+              <w:left w:type="dxa" w:w="110"/>
+              <w:bottom w:type="dxa" w:w="90"/>
+              <w:right w:type="dxa" w:w="110"/>
+            </w:tcMar>
+            <w:vAlign w:val="center"/>
+          </w:tcPr>
+          <w:p>
+            <w:pPr>
+              <w:jc w:val="left"/>
+            </w:pPr>
+            <w:r>
+              <w:rPr>
+                <w:b w:val="false"/>
+                <w:bCs w:val="false"/>
+                <w:sz w:val="19"/>
+                <w:szCs w:val="19"/>
+              </w:rPr>
+              <w:t xml:space="preserve">M3</w:t>
+            </w:r>
+          </w:p>
+        </w:tc>
+        <w:tc>
+          <w:tcPr>
+            <w:tcW w:type="dxa" w:w="1400"/>
+            <w:tcBorders>
+              <w:top w:val="single" w:color="000000" w:sz="4"/>
+              <w:left w:val="single" w:color="000000" w:sz="4"/>
+              <w:bottom w:val="single" w:color="000000" w:sz="4"/>
+              <w:right w:val="single" w:color="000000" w:sz="4"/>
+            </w:tcBorders>
+            <w:tcMar>
+              <w:top w:type="dxa" w:w="90"/>
+              <w:left w:type="dxa" w:w="110"/>
+              <w:bottom w:type="dxa" w:w="90"/>
+              <w:right w:type="dxa" w:w="110"/>
+            </w:tcMar>
+            <w:vAlign w:val="center"/>
+          </w:tcPr>
+          <w:p>
+            <w:pPr>
+              <w:jc w:val="left"/>
+            </w:pPr>
+            <w:r>
+              <w:rPr>
+                <w:b w:val="false"/>
+                <w:bCs w:val="false"/>
+                <w:sz w:val="19"/>
+                <w:szCs w:val="19"/>
+              </w:rPr>
+              <w:t xml:space="preserve">Want</w:t>
+            </w:r>
+          </w:p>
+        </w:tc>
+      </w:tr>
+      <w:tr>
+        <w:tc>
+          <w:tcPr>
+            <w:tcW w:type="dxa" w:w="1500"/>
+            <w:tcBorders>
+              <w:top w:val="single" w:color="000000" w:sz="4"/>
+              <w:left w:val="single" w:color="000000" w:sz="4"/>
+              <w:bottom w:val="single" w:color="000000" w:sz="4"/>
+              <w:right w:val="single" w:color="000000" w:sz="4"/>
+            </w:tcBorders>
+            <w:tcMar>
+              <w:top w:type="dxa" w:w="90"/>
+              <w:left w:type="dxa" w:w="110"/>
+              <w:bottom w:type="dxa" w:w="90"/>
+              <w:right w:type="dxa" w:w="110"/>
+            </w:tcMar>
+            <w:vAlign w:val="center"/>
+          </w:tcPr>
+          <w:p>
+            <w:pPr>
+              <w:jc w:val="left"/>
+            </w:pPr>
+            <w:r>
+              <w:rPr>
+                <w:b w:val="false"/>
+                <w:bCs w:val="false"/>
+                <w:sz w:val="19"/>
+                <w:szCs w:val="19"/>
+              </w:rPr>
+              <w:t xml:space="preserve">FR-FEAT-05</w:t>
+            </w:r>
+          </w:p>
+        </w:tc>
+        <w:tc>
+          <w:tcPr>
+            <w:tcW w:type="dxa" w:w="4060"/>
+            <w:tcBorders>
+              <w:top w:val="single" w:color="000000" w:sz="4"/>
+              <w:left w:val="single" w:color="000000" w:sz="4"/>
+              <w:bottom w:val="single" w:color="000000" w:sz="4"/>
+              <w:right w:val="single" w:color="000000" w:sz="4"/>
+            </w:tcBorders>
+            <w:tcMar>
+              <w:top w:type="dxa" w:w="90"/>
+              <w:left w:type="dxa" w:w="110"/>
+              <w:bottom w:type="dxa" w:w="90"/>
+              <w:right w:type="dxa" w:w="110"/>
+            </w:tcMar>
+            <w:vAlign w:val="center"/>
+          </w:tcPr>
+          <w:p>
+            <w:pPr>
+              <w:jc w:val="left"/>
+            </w:pPr>
+            <w:r>
+              <w:rPr>
+                <w:b w:val="false"/>
+                <w:bCs w:val="false"/>
+                <w:sz w:val="19"/>
+                <w:szCs w:val="19"/>
+              </w:rPr>
+              <w:t xml:space="preserve">Engineer review of all decisions</w:t>
+            </w:r>
+          </w:p>
+        </w:tc>
+        <w:tc>
+          <w:tcPr>
+            <w:tcW w:type="dxa" w:w="2400"/>
+            <w:tcBorders>
+              <w:top w:val="single" w:color="000000" w:sz="4"/>
+              <w:left w:val="single" w:color="000000" w:sz="4"/>
+              <w:bottom w:val="single" w:color="000000" w:sz="4"/>
+              <w:right w:val="single" w:color="000000" w:sz="4"/>
+            </w:tcBorders>
+            <w:tcMar>
+              <w:top w:type="dxa" w:w="90"/>
+              <w:left w:type="dxa" w:w="110"/>
+              <w:bottom w:type="dxa" w:w="90"/>
+              <w:right w:type="dxa" w:w="110"/>
+            </w:tcMar>
+            <w:vAlign w:val="center"/>
+          </w:tcPr>
+          <w:p>
+            <w:pPr>
+              <w:jc w:val="left"/>
+            </w:pPr>
+            <w:r>
+              <w:rPr>
+                <w:b w:val="false"/>
+                <w:bCs w:val="false"/>
+                <w:sz w:val="19"/>
+                <w:szCs w:val="19"/>
+              </w:rPr>
+              <w:t xml:space="preserve">M7</w:t>
+            </w:r>
+          </w:p>
+        </w:tc>
+        <w:tc>
+          <w:tcPr>
+            <w:tcW w:type="dxa" w:w="1400"/>
+            <w:tcBorders>
+              <w:top w:val="single" w:color="000000" w:sz="4"/>
+              <w:left w:val="single" w:color="000000" w:sz="4"/>
+              <w:bottom w:val="single" w:color="000000" w:sz="4"/>
+              <w:right w:val="single" w:color="000000" w:sz="4"/>
+            </w:tcBorders>
+            <w:tcMar>
+              <w:top w:type="dxa" w:w="90"/>
+              <w:left w:type="dxa" w:w="110"/>
+              <w:bottom w:type="dxa" w:w="90"/>
+              <w:right w:type="dxa" w:w="110"/>
+            </w:tcMar>
+            <w:vAlign w:val="center"/>
+          </w:tcPr>
+          <w:p>
+            <w:pPr>
+              <w:jc w:val="left"/>
+            </w:pPr>
+            <w:r>
+              <w:rPr>
+                <w:b w:val="false"/>
+                <w:bCs w:val="false"/>
+                <w:sz w:val="19"/>
+                <w:szCs w:val="19"/>
+              </w:rPr>
+              <w:t xml:space="preserve">Must</w:t>
+            </w:r>
+          </w:p>
+        </w:tc>
+      </w:tr>
+      <w:tr>
+        <w:tc>
+          <w:tcPr>
+            <w:tcW w:type="dxa" w:w="1500"/>
+            <w:tcBorders>
+              <w:top w:val="single" w:color="000000" w:sz="4"/>
+              <w:left w:val="single" w:color="000000" w:sz="4"/>
+              <w:bottom w:val="single" w:color="000000" w:sz="4"/>
+              <w:right w:val="single" w:color="000000" w:sz="4"/>
+            </w:tcBorders>
+            <w:tcMar>
+              <w:top w:type="dxa" w:w="90"/>
+              <w:left w:type="dxa" w:w="110"/>
+              <w:bottom w:type="dxa" w:w="90"/>
+              <w:right w:type="dxa" w:w="110"/>
+            </w:tcMar>
+            <w:vAlign w:val="center"/>
+          </w:tcPr>
+          <w:p>
+            <w:pPr>
+              <w:jc w:val="left"/>
+            </w:pPr>
+            <w:r>
+              <w:rPr>
+                <w:b w:val="false"/>
+                <w:bCs w:val="false"/>
+                <w:sz w:val="19"/>
+                <w:szCs w:val="19"/>
+              </w:rPr>
+              <w:t xml:space="preserve">FR-FEAT-06</w:t>
+            </w:r>
+          </w:p>
+        </w:tc>
+        <w:tc>
+          <w:tcPr>
+            <w:tcW w:type="dxa" w:w="4060"/>
+            <w:tcBorders>
+              <w:top w:val="single" w:color="000000" w:sz="4"/>
+              <w:left w:val="single" w:color="000000" w:sz="4"/>
+              <w:bottom w:val="single" w:color="000000" w:sz="4"/>
+              <w:right w:val="single" w:color="000000" w:sz="4"/>
+            </w:tcBorders>
+            <w:tcMar>
+              <w:top w:type="dxa" w:w="90"/>
+              <w:left w:type="dxa" w:w="110"/>
+              <w:bottom w:type="dxa" w:w="90"/>
+              <w:right w:type="dxa" w:w="110"/>
+            </w:tcMar>
+            <w:vAlign w:val="center"/>
+          </w:tcPr>
+          <w:p>
+            <w:pPr>
+              <w:jc w:val="left"/>
+            </w:pPr>
+            <w:r>
+              <w:rPr>
+                <w:b w:val="false"/>
+                <w:bCs w:val="false"/>
+                <w:sz w:val="19"/>
+                <w:szCs w:val="19"/>
+              </w:rPr>
+              <w:t xml:space="preserve">Two-stage decision logic (rule, then ML)</w:t>
+            </w:r>
+          </w:p>
+        </w:tc>
+        <w:tc>
+          <w:tcPr>
+            <w:tcW w:type="dxa" w:w="2400"/>
+            <w:tcBorders>
+              <w:top w:val="single" w:color="000000" w:sz="4"/>
+              <w:left w:val="single" w:color="000000" w:sz="4"/>
+              <w:bottom w:val="single" w:color="000000" w:sz="4"/>
+              <w:right w:val="single" w:color="000000" w:sz="4"/>
+            </w:tcBorders>
+            <w:tcMar>
+              <w:top w:type="dxa" w:w="90"/>
+              <w:left w:type="dxa" w:w="110"/>
+              <w:bottom w:type="dxa" w:w="90"/>
+              <w:right w:type="dxa" w:w="110"/>
+            </w:tcMar>
+            <w:vAlign w:val="center"/>
+          </w:tcPr>
+          <w:p>
+            <w:pPr>
+              <w:jc w:val="left"/>
+            </w:pPr>
+            <w:r>
+              <w:rPr>
+                <w:b w:val="false"/>
+                <w:bCs w:val="false"/>
+                <w:sz w:val="19"/>
+                <w:szCs w:val="19"/>
+              </w:rPr>
+              <w:t xml:space="preserve">M4</w:t>
+            </w:r>
+          </w:p>
+        </w:tc>
+        <w:tc>
+          <w:tcPr>
+            <w:tcW w:type="dxa" w:w="1400"/>
+            <w:tcBorders>
+              <w:top w:val="single" w:color="000000" w:sz="4"/>
+              <w:left w:val="single" w:color="000000" w:sz="4"/>
+              <w:bottom w:val="single" w:color="000000" w:sz="4"/>
+              <w:right w:val="single" w:color="000000" w:sz="4"/>
+            </w:tcBorders>
+            <w:tcMar>
+              <w:top w:type="dxa" w:w="90"/>
+              <w:left w:type="dxa" w:w="110"/>
+              <w:bottom w:type="dxa" w:w="90"/>
+              <w:right w:type="dxa" w:w="110"/>
+            </w:tcMar>
+            <w:vAlign w:val="center"/>
+          </w:tcPr>
+          <w:p>
+            <w:pPr>
+              <w:jc w:val="left"/>
+            </w:pPr>
+            <w:r>
+              <w:rPr>
+                <w:b w:val="false"/>
+                <w:bCs w:val="false"/>
+                <w:sz w:val="19"/>
+                <w:szCs w:val="19"/>
+              </w:rPr>
+              <w:t xml:space="preserve">Must</w:t>
+            </w:r>
+          </w:p>
+        </w:tc>
+      </w:tr>
+      <w:tr>
+        <w:tc>
+          <w:tcPr>
+            <w:tcW w:type="dxa" w:w="1500"/>
+            <w:tcBorders>
+              <w:top w:val="single" w:color="000000" w:sz="4"/>
+              <w:left w:val="single" w:color="000000" w:sz="4"/>
+              <w:bottom w:val="single" w:color="000000" w:sz="4"/>
+              <w:right w:val="single" w:color="000000" w:sz="4"/>
+            </w:tcBorders>
+            <w:tcMar>
+              <w:top w:type="dxa" w:w="90"/>
+              <w:left w:type="dxa" w:w="110"/>
+              <w:bottom w:type="dxa" w:w="90"/>
+              <w:right w:type="dxa" w:w="110"/>
+            </w:tcMar>
+            <w:vAlign w:val="center"/>
+          </w:tcPr>
+          <w:p>
+            <w:pPr>
+              <w:jc w:val="left"/>
+            </w:pPr>
+            <w:r>
+              <w:rPr>
+                <w:b w:val="false"/>
+                <w:bCs w:val="false"/>
+                <w:sz w:val="19"/>
+                <w:szCs w:val="19"/>
+              </w:rPr>
+              <w:t xml:space="preserve">FR-FEAT-07</w:t>
+            </w:r>
+          </w:p>
+        </w:tc>
+        <w:tc>
+          <w:tcPr>
+            <w:tcW w:type="dxa" w:w="4060"/>
+            <w:tcBorders>
+              <w:top w:val="single" w:color="000000" w:sz="4"/>
+              <w:left w:val="single" w:color="000000" w:sz="4"/>
+              <w:bottom w:val="single" w:color="000000" w:sz="4"/>
+              <w:right w:val="single" w:color="000000" w:sz="4"/>
+            </w:tcBorders>
+            <w:tcMar>
+              <w:top w:type="dxa" w:w="90"/>
+              <w:left w:type="dxa" w:w="110"/>
+              <w:bottom w:type="dxa" w:w="90"/>
+              <w:right w:type="dxa" w:w="110"/>
+            </w:tcMar>
+            <w:vAlign w:val="center"/>
+          </w:tcPr>
+          <w:p>
+            <w:pPr>
+              <w:jc w:val="left"/>
+            </w:pPr>
+            <w:r>
+              <w:rPr>
+                <w:b w:val="false"/>
+                <w:bCs w:val="false"/>
+                <w:sz w:val="19"/>
+                <w:szCs w:val="19"/>
+              </w:rPr>
+              <w:t xml:space="preserve">Explicit Stage 1 dimension thresholds</w:t>
+            </w:r>
+          </w:p>
+        </w:tc>
+        <w:tc>
+          <w:tcPr>
+            <w:tcW w:type="dxa" w:w="2400"/>
+            <w:tcBorders>
+              <w:top w:val="single" w:color="000000" w:sz="4"/>
+              <w:left w:val="single" w:color="000000" w:sz="4"/>
+              <w:bottom w:val="single" w:color="000000" w:sz="4"/>
+              <w:right w:val="single" w:color="000000" w:sz="4"/>
+            </w:tcBorders>
+            <w:tcMar>
+              <w:top w:type="dxa" w:w="90"/>
+              <w:left w:type="dxa" w:w="110"/>
+              <w:bottom w:type="dxa" w:w="90"/>
+              <w:right w:type="dxa" w:w="110"/>
+            </w:tcMar>
+            <w:vAlign w:val="center"/>
+          </w:tcPr>
+          <w:p>
+            <w:pPr>
+              <w:jc w:val="left"/>
+            </w:pPr>
+            <w:r>
+              <w:rPr>
+                <w:b w:val="false"/>
+                <w:bCs w:val="false"/>
+                <w:sz w:val="19"/>
+                <w:szCs w:val="19"/>
+              </w:rPr>
+              <w:t xml:space="preserve">M4</w:t>
+            </w:r>
+          </w:p>
+        </w:tc>
+        <w:tc>
+          <w:tcPr>
+            <w:tcW w:type="dxa" w:w="1400"/>
+            <w:tcBorders>
+              <w:top w:val="single" w:color="000000" w:sz="4"/>
+              <w:left w:val="single" w:color="000000" w:sz="4"/>
+              <w:bottom w:val="single" w:color="000000" w:sz="4"/>
+              <w:right w:val="single" w:color="000000" w:sz="4"/>
+            </w:tcBorders>
+            <w:tcMar>
+              <w:top w:type="dxa" w:w="90"/>
+              <w:left w:type="dxa" w:w="110"/>
+              <w:bottom w:type="dxa" w:w="90"/>
+              <w:right w:type="dxa" w:w="110"/>
+            </w:tcMar>
+            <w:vAlign w:val="center"/>
+          </w:tcPr>
+          <w:p>
+            <w:pPr>
+              <w:jc w:val="left"/>
+            </w:pPr>
+            <w:r>
+              <w:rPr>
+                <w:b w:val="false"/>
+                <w:bCs w:val="false"/>
+                <w:sz w:val="19"/>
+                <w:szCs w:val="19"/>
+              </w:rPr>
+              <w:t xml:space="preserve">Want</w:t>
+            </w:r>
+          </w:p>
+        </w:tc>
+      </w:tr>
+      <w:tr>
+        <w:tc>
+          <w:tcPr>
+            <w:tcW w:type="dxa" w:w="1500"/>
+            <w:tcBorders>
+              <w:top w:val="single" w:color="000000" w:sz="4"/>
+              <w:left w:val="single" w:color="000000" w:sz="4"/>
+              <w:bottom w:val="single" w:color="000000" w:sz="4"/>
+              <w:right w:val="single" w:color="000000" w:sz="4"/>
+            </w:tcBorders>
+            <w:tcMar>
+              <w:top w:type="dxa" w:w="90"/>
+              <w:left w:type="dxa" w:w="110"/>
+              <w:bottom w:type="dxa" w:w="90"/>
+              <w:right w:type="dxa" w:w="110"/>
+            </w:tcMar>
+            <w:vAlign w:val="center"/>
+          </w:tcPr>
+          <w:p>
+            <w:pPr>
+              <w:jc w:val="left"/>
+            </w:pPr>
+            <w:r>
+              <w:rPr>
+                <w:b w:val="false"/>
+                <w:bCs w:val="false"/>
+                <w:sz w:val="19"/>
+                <w:szCs w:val="19"/>
+              </w:rPr>
+              <w:t xml:space="preserve">FR-FEAT-08</w:t>
+            </w:r>
+          </w:p>
+        </w:tc>
+        <w:tc>
+          <w:tcPr>
+            <w:tcW w:type="dxa" w:w="4060"/>
+            <w:tcBorders>
+              <w:top w:val="single" w:color="000000" w:sz="4"/>
+              <w:left w:val="single" w:color="000000" w:sz="4"/>
+              <w:bottom w:val="single" w:color="000000" w:sz="4"/>
+              <w:right w:val="single" w:color="000000" w:sz="4"/>
+            </w:tcBorders>
+            <w:tcMar>
+              <w:top w:type="dxa" w:w="90"/>
+              <w:left w:type="dxa" w:w="110"/>
+              <w:bottom w:type="dxa" w:w="90"/>
+              <w:right w:type="dxa" w:w="110"/>
+            </w:tcMar>
+            <w:vAlign w:val="center"/>
+          </w:tcPr>
+          <w:p>
+            <w:pPr>
+              <w:jc w:val="left"/>
+            </w:pPr>
+            <w:r>
+              <w:rPr>
+                <w:b w:val="false"/>
+                <w:bCs w:val="false"/>
+                <w:sz w:val="19"/>
+                <w:szCs w:val="19"/>
+              </w:rPr>
+              <w:t xml:space="preserve">Logo feature category</w:t>
+            </w:r>
+          </w:p>
+        </w:tc>
+        <w:tc>
+          <w:tcPr>
+            <w:tcW w:type="dxa" w:w="2400"/>
+            <w:tcBorders>
+              <w:top w:val="single" w:color="000000" w:sz="4"/>
+              <w:left w:val="single" w:color="000000" w:sz="4"/>
+              <w:bottom w:val="single" w:color="000000" w:sz="4"/>
+              <w:right w:val="single" w:color="000000" w:sz="4"/>
+            </w:tcBorders>
+            <w:tcMar>
+              <w:top w:type="dxa" w:w="90"/>
+              <w:left w:type="dxa" w:w="110"/>
+              <w:bottom w:type="dxa" w:w="90"/>
+              <w:right w:type="dxa" w:w="110"/>
+            </w:tcMar>
+            <w:vAlign w:val="center"/>
+          </w:tcPr>
+          <w:p>
+            <w:pPr>
+              <w:jc w:val="left"/>
+            </w:pPr>
+            <w:r>
+              <w:rPr>
+                <w:b w:val="false"/>
+                <w:bCs w:val="false"/>
+                <w:sz w:val="19"/>
+                <w:szCs w:val="19"/>
+              </w:rPr>
+              <w:t xml:space="preserve">M3</w:t>
+            </w:r>
+          </w:p>
+        </w:tc>
+        <w:tc>
+          <w:tcPr>
+            <w:tcW w:type="dxa" w:w="1400"/>
+            <w:tcBorders>
+              <w:top w:val="single" w:color="000000" w:sz="4"/>
+              <w:left w:val="single" w:color="000000" w:sz="4"/>
+              <w:bottom w:val="single" w:color="000000" w:sz="4"/>
+              <w:right w:val="single" w:color="000000" w:sz="4"/>
+            </w:tcBorders>
+            <w:tcMar>
+              <w:top w:type="dxa" w:w="90"/>
+              <w:left w:type="dxa" w:w="110"/>
+              <w:bottom w:type="dxa" w:w="90"/>
+              <w:right w:type="dxa" w:w="110"/>
+            </w:tcMar>
+            <w:vAlign w:val="center"/>
+          </w:tcPr>
+          <w:p>
+            <w:pPr>
+              <w:jc w:val="left"/>
+            </w:pPr>
+            <w:r>
+              <w:rPr>
+                <w:b w:val="false"/>
+                <w:bCs w:val="false"/>
+                <w:sz w:val="19"/>
+                <w:szCs w:val="19"/>
+              </w:rPr>
+              <w:t xml:space="preserve">Want</w:t>
+            </w:r>
+          </w:p>
+        </w:tc>
+      </w:tr>
+      <w:tr>
+        <w:tc>
+          <w:tcPr>
+            <w:tcW w:type="dxa" w:w="1500"/>
+            <w:tcBorders>
+              <w:top w:val="single" w:color="000000" w:sz="4"/>
+              <w:left w:val="single" w:color="000000" w:sz="4"/>
+              <w:bottom w:val="single" w:color="000000" w:sz="4"/>
+              <w:right w:val="single" w:color="000000" w:sz="4"/>
+            </w:tcBorders>
+            <w:tcMar>
+              <w:top w:type="dxa" w:w="90"/>
+              <w:left w:type="dxa" w:w="110"/>
+              <w:bottom w:type="dxa" w:w="90"/>
+              <w:right w:type="dxa" w:w="110"/>
+            </w:tcMar>
+            <w:vAlign w:val="center"/>
+          </w:tcPr>
+          <w:p>
+            <w:pPr>
+              <w:jc w:val="left"/>
+            </w:pPr>
+            <w:r>
+              <w:rPr>
+                <w:b w:val="false"/>
+                <w:bCs w:val="false"/>
+                <w:sz w:val="19"/>
+                <w:szCs w:val="19"/>
+              </w:rPr>
+              <w:t xml:space="preserve">FR-FEAT-09</w:t>
+            </w:r>
+          </w:p>
+        </w:tc>
+        <w:tc>
+          <w:tcPr>
+            <w:tcW w:type="dxa" w:w="4060"/>
+            <w:tcBorders>
+              <w:top w:val="single" w:color="000000" w:sz="4"/>
+              <w:left w:val="single" w:color="000000" w:sz="4"/>
+              <w:bottom w:val="single" w:color="000000" w:sz="4"/>
+              <w:right w:val="single" w:color="000000" w:sz="4"/>
+            </w:tcBorders>
+            <w:tcMar>
+              <w:top w:type="dxa" w:w="90"/>
+              <w:left w:type="dxa" w:w="110"/>
+              <w:bottom w:type="dxa" w:w="90"/>
+              <w:right w:type="dxa" w:w="110"/>
+            </w:tcMar>
+            <w:vAlign w:val="center"/>
+          </w:tcPr>
+          <w:p>
+            <w:pPr>
+              <w:jc w:val="left"/>
+            </w:pPr>
+            <w:r>
+              <w:rPr>
+                <w:b w:val="false"/>
+                <w:bCs w:val="false"/>
+                <w:sz w:val="19"/>
+                <w:szCs w:val="19"/>
+              </w:rPr>
+              <w:t xml:space="preserve">Supervisory layer for rule/ML conflicts</w:t>
+            </w:r>
+          </w:p>
+        </w:tc>
+        <w:tc>
+          <w:tcPr>
+            <w:tcW w:type="dxa" w:w="2400"/>
+            <w:tcBorders>
+              <w:top w:val="single" w:color="000000" w:sz="4"/>
+              <w:left w:val="single" w:color="000000" w:sz="4"/>
+              <w:bottom w:val="single" w:color="000000" w:sz="4"/>
+              <w:right w:val="single" w:color="000000" w:sz="4"/>
+            </w:tcBorders>
+            <w:tcMar>
+              <w:top w:type="dxa" w:w="90"/>
+              <w:left w:type="dxa" w:w="110"/>
+              <w:bottom w:type="dxa" w:w="90"/>
+              <w:right w:type="dxa" w:w="110"/>
+            </w:tcMar>
+            <w:vAlign w:val="center"/>
+          </w:tcPr>
+          <w:p>
+            <w:pPr>
+              <w:jc w:val="left"/>
+            </w:pPr>
+            <w:r>
+              <w:rPr>
+                <w:b w:val="false"/>
+                <w:bCs w:val="false"/>
+                <w:sz w:val="19"/>
+                <w:szCs w:val="19"/>
+              </w:rPr>
+              <w:t xml:space="preserve">M4</w:t>
+            </w:r>
+          </w:p>
+        </w:tc>
+        <w:tc>
+          <w:tcPr>
+            <w:tcW w:type="dxa" w:w="1400"/>
+            <w:tcBorders>
+              <w:top w:val="single" w:color="000000" w:sz="4"/>
+              <w:left w:val="single" w:color="000000" w:sz="4"/>
+              <w:bottom w:val="single" w:color="000000" w:sz="4"/>
+              <w:right w:val="single" w:color="000000" w:sz="4"/>
+            </w:tcBorders>
+            <w:tcMar>
+              <w:top w:type="dxa" w:w="90"/>
+              <w:left w:type="dxa" w:w="110"/>
+              <w:bottom w:type="dxa" w:w="90"/>
+              <w:right w:type="dxa" w:w="110"/>
+            </w:tcMar>
+            <w:vAlign w:val="center"/>
+          </w:tcPr>
+          <w:p>
+            <w:pPr>
+              <w:jc w:val="left"/>
+            </w:pPr>
+            <w:r>
+              <w:rPr>
+                <w:b w:val="false"/>
+                <w:bCs w:val="false"/>
+                <w:sz w:val="19"/>
+                <w:szCs w:val="19"/>
+              </w:rPr>
+              <w:t xml:space="preserve">Want</w:t>
+            </w:r>
+          </w:p>
+        </w:tc>
+      </w:tr>
+      <w:tr>
+        <w:tc>
+          <w:tcPr>
+            <w:tcW w:type="dxa" w:w="1500"/>
+            <w:tcBorders>
+              <w:top w:val="single" w:color="000000" w:sz="4"/>
+              <w:left w:val="single" w:color="000000" w:sz="4"/>
+              <w:bottom w:val="single" w:color="000000" w:sz="4"/>
+              <w:right w:val="single" w:color="000000" w:sz="4"/>
+            </w:tcBorders>
+            <w:tcMar>
+              <w:top w:type="dxa" w:w="90"/>
+              <w:left w:type="dxa" w:w="110"/>
+              <w:bottom w:type="dxa" w:w="90"/>
+              <w:right w:type="dxa" w:w="110"/>
+            </w:tcMar>
+            <w:vAlign w:val="center"/>
+          </w:tcPr>
+          <w:p>
+            <w:pPr>
+              <w:jc w:val="left"/>
+            </w:pPr>
+            <w:r>
+              <w:rPr>
+                <w:b w:val="false"/>
+                <w:bCs w:val="false"/>
+                <w:sz w:val="19"/>
+                <w:szCs w:val="19"/>
+              </w:rPr>
+              <w:t xml:space="preserve">FR-DEF-01</w:t>
+            </w:r>
+          </w:p>
+        </w:tc>
+        <w:tc>
+          <w:tcPr>
+            <w:tcW w:type="dxa" w:w="4060"/>
+            <w:tcBorders>
+              <w:top w:val="single" w:color="000000" w:sz="4"/>
+              <w:left w:val="single" w:color="000000" w:sz="4"/>
+              <w:bottom w:val="single" w:color="000000" w:sz="4"/>
+              <w:right w:val="single" w:color="000000" w:sz="4"/>
+            </w:tcBorders>
+            <w:tcMar>
+              <w:top w:type="dxa" w:w="90"/>
+              <w:left w:type="dxa" w:w="110"/>
+              <w:bottom w:type="dxa" w:w="90"/>
+              <w:right w:type="dxa" w:w="110"/>
+            </w:tcMar>
+            <w:vAlign w:val="center"/>
+          </w:tcPr>
+          <w:p>
+            <w:pPr>
+              <w:jc w:val="left"/>
+            </w:pPr>
+            <w:r>
+              <w:rPr>
+                <w:b w:val="false"/>
+                <w:bCs w:val="false"/>
+                <w:sz w:val="19"/>
+                <w:szCs w:val="19"/>
+              </w:rPr>
+              <w:t xml:space="preserve">Remove features classified safe</w:t>
+            </w:r>
+          </w:p>
+        </w:tc>
+        <w:tc>
+          <w:tcPr>
+            <w:tcW w:type="dxa" w:w="2400"/>
+            <w:tcBorders>
+              <w:top w:val="single" w:color="000000" w:sz="4"/>
+              <w:left w:val="single" w:color="000000" w:sz="4"/>
+              <w:bottom w:val="single" w:color="000000" w:sz="4"/>
+              <w:right w:val="single" w:color="000000" w:sz="4"/>
+            </w:tcBorders>
+            <w:tcMar>
+              <w:top w:type="dxa" w:w="90"/>
+              <w:left w:type="dxa" w:w="110"/>
+              <w:bottom w:type="dxa" w:w="90"/>
+              <w:right w:type="dxa" w:w="110"/>
+            </w:tcMar>
+            <w:vAlign w:val="center"/>
+          </w:tcPr>
+          <w:p>
+            <w:pPr>
+              <w:jc w:val="left"/>
+            </w:pPr>
+            <w:r>
+              <w:rPr>
+                <w:b w:val="false"/>
+                <w:bCs w:val="false"/>
+                <w:sz w:val="19"/>
+                <w:szCs w:val="19"/>
+              </w:rPr>
+              <w:t xml:space="preserve">M5</w:t>
+            </w:r>
+          </w:p>
+        </w:tc>
+        <w:tc>
+          <w:tcPr>
+            <w:tcW w:type="dxa" w:w="1400"/>
+            <w:tcBorders>
+              <w:top w:val="single" w:color="000000" w:sz="4"/>
+              <w:left w:val="single" w:color="000000" w:sz="4"/>
+              <w:bottom w:val="single" w:color="000000" w:sz="4"/>
+              <w:right w:val="single" w:color="000000" w:sz="4"/>
+            </w:tcBorders>
+            <w:tcMar>
+              <w:top w:type="dxa" w:w="90"/>
+              <w:left w:type="dxa" w:w="110"/>
+              <w:bottom w:type="dxa" w:w="90"/>
+              <w:right w:type="dxa" w:w="110"/>
+            </w:tcMar>
+            <w:vAlign w:val="center"/>
+          </w:tcPr>
+          <w:p>
+            <w:pPr>
+              <w:jc w:val="left"/>
+            </w:pPr>
+            <w:r>
+              <w:rPr>
+                <w:b w:val="false"/>
+                <w:bCs w:val="false"/>
+                <w:sz w:val="19"/>
+                <w:szCs w:val="19"/>
+              </w:rPr>
+              <w:t xml:space="preserve">Must</w:t>
+            </w:r>
+          </w:p>
+        </w:tc>
+      </w:tr>
+      <w:tr>
+        <w:tc>
+          <w:tcPr>
+            <w:tcW w:type="dxa" w:w="1500"/>
+            <w:tcBorders>
+              <w:top w:val="single" w:color="000000" w:sz="4"/>
+              <w:left w:val="single" w:color="000000" w:sz="4"/>
+              <w:bottom w:val="single" w:color="000000" w:sz="4"/>
+              <w:right w:val="single" w:color="000000" w:sz="4"/>
+            </w:tcBorders>
+            <w:tcMar>
+              <w:top w:type="dxa" w:w="90"/>
+              <w:left w:type="dxa" w:w="110"/>
+              <w:bottom w:type="dxa" w:w="90"/>
+              <w:right w:type="dxa" w:w="110"/>
+            </w:tcMar>
+            <w:vAlign w:val="center"/>
+          </w:tcPr>
+          <w:p>
+            <w:pPr>
+              <w:jc w:val="left"/>
+            </w:pPr>
+            <w:r>
+              <w:rPr>
+                <w:b w:val="false"/>
+                <w:bCs w:val="false"/>
+                <w:sz w:val="19"/>
+                <w:szCs w:val="19"/>
+              </w:rPr>
+              <w:t xml:space="preserve">FR-DEF-02</w:t>
+            </w:r>
+          </w:p>
+        </w:tc>
+        <w:tc>
+          <w:tcPr>
+            <w:tcW w:type="dxa" w:w="4060"/>
+            <w:tcBorders>
+              <w:top w:val="single" w:color="000000" w:sz="4"/>
+              <w:left w:val="single" w:color="000000" w:sz="4"/>
+              <w:bottom w:val="single" w:color="000000" w:sz="4"/>
+              <w:right w:val="single" w:color="000000" w:sz="4"/>
+            </w:tcBorders>
+            <w:tcMar>
+              <w:top w:type="dxa" w:w="90"/>
+              <w:left w:type="dxa" w:w="110"/>
+              <w:bottom w:type="dxa" w:w="90"/>
+              <w:right w:type="dxa" w:w="110"/>
+            </w:tcMar>
+            <w:vAlign w:val="center"/>
+          </w:tcPr>
+          <w:p>
+            <w:pPr>
+              <w:jc w:val="left"/>
+            </w:pPr>
+            <w:r>
+              <w:rPr>
+                <w:b w:val="false"/>
+                <w:bCs w:val="false"/>
+                <w:sz w:val="19"/>
+                <w:szCs w:val="19"/>
+              </w:rPr>
+              <w:t xml:space="preserve">Geometry healing to watertight model</w:t>
+            </w:r>
+          </w:p>
+        </w:tc>
+        <w:tc>
+          <w:tcPr>
+            <w:tcW w:type="dxa" w:w="2400"/>
+            <w:tcBorders>
+              <w:top w:val="single" w:color="000000" w:sz="4"/>
+              <w:left w:val="single" w:color="000000" w:sz="4"/>
+              <w:bottom w:val="single" w:color="000000" w:sz="4"/>
+              <w:right w:val="single" w:color="000000" w:sz="4"/>
+            </w:tcBorders>
+            <w:tcMar>
+              <w:top w:type="dxa" w:w="90"/>
+              <w:left w:type="dxa" w:w="110"/>
+              <w:bottom w:type="dxa" w:w="90"/>
+              <w:right w:type="dxa" w:w="110"/>
+            </w:tcMar>
+            <w:vAlign w:val="center"/>
+          </w:tcPr>
+          <w:p>
+            <w:pPr>
+              <w:jc w:val="left"/>
+            </w:pPr>
+            <w:r>
+              <w:rPr>
+                <w:b w:val="false"/>
+                <w:bCs w:val="false"/>
+                <w:sz w:val="19"/>
+                <w:szCs w:val="19"/>
+              </w:rPr>
+              <w:t xml:space="preserve">M5</w:t>
+            </w:r>
+          </w:p>
+        </w:tc>
+        <w:tc>
+          <w:tcPr>
+            <w:tcW w:type="dxa" w:w="1400"/>
+            <w:tcBorders>
+              <w:top w:val="single" w:color="000000" w:sz="4"/>
+              <w:left w:val="single" w:color="000000" w:sz="4"/>
+              <w:bottom w:val="single" w:color="000000" w:sz="4"/>
+              <w:right w:val="single" w:color="000000" w:sz="4"/>
+            </w:tcBorders>
+            <w:tcMar>
+              <w:top w:type="dxa" w:w="90"/>
+              <w:left w:type="dxa" w:w="110"/>
+              <w:bottom w:type="dxa" w:w="90"/>
+              <w:right w:type="dxa" w:w="110"/>
+            </w:tcMar>
+            <w:vAlign w:val="center"/>
+          </w:tcPr>
+          <w:p>
+            <w:pPr>
+              <w:jc w:val="left"/>
+            </w:pPr>
+            <w:r>
+              <w:rPr>
+                <w:b w:val="false"/>
+                <w:bCs w:val="false"/>
+                <w:sz w:val="19"/>
+                <w:szCs w:val="19"/>
+              </w:rPr>
+              <w:t xml:space="preserve">Must</w:t>
+            </w:r>
+          </w:p>
+        </w:tc>
+      </w:tr>
+      <w:tr>
+        <w:tc>
+          <w:tcPr>
+            <w:tcW w:type="dxa" w:w="1500"/>
+            <w:tcBorders>
+              <w:top w:val="single" w:color="000000" w:sz="4"/>
+              <w:left w:val="single" w:color="000000" w:sz="4"/>
+              <w:bottom w:val="single" w:color="000000" w:sz="4"/>
+              <w:right w:val="single" w:color="000000" w:sz="4"/>
+            </w:tcBorders>
+            <w:tcMar>
+              <w:top w:type="dxa" w:w="90"/>
+              <w:left w:type="dxa" w:w="110"/>
+              <w:bottom w:type="dxa" w:w="90"/>
+              <w:right w:type="dxa" w:w="110"/>
+            </w:tcMar>
+            <w:vAlign w:val="center"/>
+          </w:tcPr>
+          <w:p>
+            <w:pPr>
+              <w:jc w:val="left"/>
+            </w:pPr>
+            <w:r>
+              <w:rPr>
+                <w:b w:val="false"/>
+                <w:bCs w:val="false"/>
+                <w:sz w:val="19"/>
+                <w:szCs w:val="19"/>
+              </w:rPr>
+              <w:t xml:space="preserve">FR-DEF-03</w:t>
+            </w:r>
+          </w:p>
+        </w:tc>
+        <w:tc>
+          <w:tcPr>
+            <w:tcW w:type="dxa" w:w="4060"/>
+            <w:tcBorders>
+              <w:top w:val="single" w:color="000000" w:sz="4"/>
+              <w:left w:val="single" w:color="000000" w:sz="4"/>
+              <w:bottom w:val="single" w:color="000000" w:sz="4"/>
+              <w:right w:val="single" w:color="000000" w:sz="4"/>
+            </w:tcBorders>
+            <w:tcMar>
+              <w:top w:type="dxa" w:w="90"/>
+              <w:left w:type="dxa" w:w="110"/>
+              <w:bottom w:type="dxa" w:w="90"/>
+              <w:right w:type="dxa" w:w="110"/>
+            </w:tcMar>
+            <w:vAlign w:val="center"/>
+          </w:tcPr>
+          <w:p>
+            <w:pPr>
+              <w:jc w:val="left"/>
+            </w:pPr>
+            <w:r>
+              <w:rPr>
+                <w:b w:val="false"/>
+                <w:bCs w:val="false"/>
+                <w:sz w:val="19"/>
+                <w:szCs w:val="19"/>
+              </w:rPr>
+              <w:t xml:space="preserve">Preserve external dimensions/topology</w:t>
+            </w:r>
+          </w:p>
+        </w:tc>
+        <w:tc>
+          <w:tcPr>
+            <w:tcW w:type="dxa" w:w="2400"/>
+            <w:tcBorders>
+              <w:top w:val="single" w:color="000000" w:sz="4"/>
+              <w:left w:val="single" w:color="000000" w:sz="4"/>
+              <w:bottom w:val="single" w:color="000000" w:sz="4"/>
+              <w:right w:val="single" w:color="000000" w:sz="4"/>
+            </w:tcBorders>
+            <w:tcMar>
+              <w:top w:type="dxa" w:w="90"/>
+              <w:left w:type="dxa" w:w="110"/>
+              <w:bottom w:type="dxa" w:w="90"/>
+              <w:right w:type="dxa" w:w="110"/>
+            </w:tcMar>
+            <w:vAlign w:val="center"/>
+          </w:tcPr>
+          <w:p>
+            <w:pPr>
+              <w:jc w:val="left"/>
+            </w:pPr>
+            <w:r>
+              <w:rPr>
+                <w:b w:val="false"/>
+                <w:bCs w:val="false"/>
+                <w:sz w:val="19"/>
+                <w:szCs w:val="19"/>
+              </w:rPr>
+              <w:t xml:space="preserve">M5</w:t>
+            </w:r>
+          </w:p>
+        </w:tc>
+        <w:tc>
+          <w:tcPr>
+            <w:tcW w:type="dxa" w:w="1400"/>
+            <w:tcBorders>
+              <w:top w:val="single" w:color="000000" w:sz="4"/>
+              <w:left w:val="single" w:color="000000" w:sz="4"/>
+              <w:bottom w:val="single" w:color="000000" w:sz="4"/>
+              <w:right w:val="single" w:color="000000" w:sz="4"/>
+            </w:tcBorders>
+            <w:tcMar>
+              <w:top w:type="dxa" w:w="90"/>
+              <w:left w:type="dxa" w:w="110"/>
+              <w:bottom w:type="dxa" w:w="90"/>
+              <w:right w:type="dxa" w:w="110"/>
+            </w:tcMar>
+            <w:vAlign w:val="center"/>
+          </w:tcPr>
+          <w:p>
+            <w:pPr>
+              <w:jc w:val="left"/>
+            </w:pPr>
+            <w:r>
+              <w:rPr>
+                <w:b w:val="false"/>
+                <w:bCs w:val="false"/>
+                <w:sz w:val="19"/>
+                <w:szCs w:val="19"/>
+              </w:rPr>
+              <w:t xml:space="preserve">Must</w:t>
+            </w:r>
+          </w:p>
+        </w:tc>
+      </w:tr>
+      <w:tr>
+        <w:tc>
+          <w:tcPr>
+            <w:tcW w:type="dxa" w:w="1500"/>
+            <w:tcBorders>
+              <w:top w:val="single" w:color="000000" w:sz="4"/>
+              <w:left w:val="single" w:color="000000" w:sz="4"/>
+              <w:bottom w:val="single" w:color="000000" w:sz="4"/>
+              <w:right w:val="single" w:color="000000" w:sz="4"/>
+            </w:tcBorders>
+            <w:tcMar>
+              <w:top w:type="dxa" w:w="90"/>
+              <w:left w:type="dxa" w:w="110"/>
+              <w:bottom w:type="dxa" w:w="90"/>
+              <w:right w:type="dxa" w:w="110"/>
+            </w:tcMar>
+            <w:vAlign w:val="center"/>
+          </w:tcPr>
+          <w:p>
+            <w:pPr>
+              <w:jc w:val="left"/>
+            </w:pPr>
+            <w:r>
+              <w:rPr>
+                <w:b w:val="false"/>
+                <w:bCs w:val="false"/>
+                <w:sz w:val="19"/>
+                <w:szCs w:val="19"/>
+              </w:rPr>
+              <w:t xml:space="preserve">FR-DEF-04</w:t>
+            </w:r>
+          </w:p>
+        </w:tc>
+        <w:tc>
+          <w:tcPr>
+            <w:tcW w:type="dxa" w:w="4060"/>
+            <w:tcBorders>
+              <w:top w:val="single" w:color="000000" w:sz="4"/>
+              <w:left w:val="single" w:color="000000" w:sz="4"/>
+              <w:bottom w:val="single" w:color="000000" w:sz="4"/>
+              <w:right w:val="single" w:color="000000" w:sz="4"/>
+            </w:tcBorders>
+            <w:tcMar>
+              <w:top w:type="dxa" w:w="90"/>
+              <w:left w:type="dxa" w:w="110"/>
+              <w:bottom w:type="dxa" w:w="90"/>
+              <w:right w:type="dxa" w:w="110"/>
+            </w:tcMar>
+            <w:vAlign w:val="center"/>
+          </w:tcPr>
+          <w:p>
+            <w:pPr>
+              <w:jc w:val="left"/>
+            </w:pPr>
+            <w:r>
+              <w:rPr>
+                <w:b w:val="false"/>
+                <w:bCs w:val="false"/>
+                <w:sz w:val="19"/>
+                <w:szCs w:val="19"/>
+              </w:rPr>
+              <w:t xml:space="preserve">Healing failure: skip, store geometry + face ID</w:t>
+            </w:r>
+          </w:p>
+        </w:tc>
+        <w:tc>
+          <w:tcPr>
+            <w:tcW w:type="dxa" w:w="2400"/>
+            <w:tcBorders>
+              <w:top w:val="single" w:color="000000" w:sz="4"/>
+              <w:left w:val="single" w:color="000000" w:sz="4"/>
+              <w:bottom w:val="single" w:color="000000" w:sz="4"/>
+              <w:right w:val="single" w:color="000000" w:sz="4"/>
+            </w:tcBorders>
+            <w:tcMar>
+              <w:top w:type="dxa" w:w="90"/>
+              <w:left w:type="dxa" w:w="110"/>
+              <w:bottom w:type="dxa" w:w="90"/>
+              <w:right w:type="dxa" w:w="110"/>
+            </w:tcMar>
+            <w:vAlign w:val="center"/>
+          </w:tcPr>
+          <w:p>
+            <w:pPr>
+              <w:jc w:val="left"/>
+            </w:pPr>
+            <w:r>
+              <w:rPr>
+                <w:b w:val="false"/>
+                <w:bCs w:val="false"/>
+                <w:sz w:val="19"/>
+                <w:szCs w:val="19"/>
+              </w:rPr>
+              <w:t xml:space="preserve">M5, Training</w:t>
+            </w:r>
+          </w:p>
+        </w:tc>
+        <w:tc>
+          <w:tcPr>
+            <w:tcW w:type="dxa" w:w="1400"/>
+            <w:tcBorders>
+              <w:top w:val="single" w:color="000000" w:sz="4"/>
+              <w:left w:val="single" w:color="000000" w:sz="4"/>
+              <w:bottom w:val="single" w:color="000000" w:sz="4"/>
+              <w:right w:val="single" w:color="000000" w:sz="4"/>
+            </w:tcBorders>
+            <w:tcMar>
+              <w:top w:type="dxa" w:w="90"/>
+              <w:left w:type="dxa" w:w="110"/>
+              <w:bottom w:type="dxa" w:w="90"/>
+              <w:right w:type="dxa" w:w="110"/>
+            </w:tcMar>
+            <w:vAlign w:val="center"/>
+          </w:tcPr>
+          <w:p>
+            <w:pPr>
+              <w:jc w:val="left"/>
+            </w:pPr>
+            <w:r>
+              <w:rPr>
+                <w:b w:val="false"/>
+                <w:bCs w:val="false"/>
+                <w:sz w:val="19"/>
+                <w:szCs w:val="19"/>
+              </w:rPr>
+              <w:t xml:space="preserve">Must</w:t>
+            </w:r>
+          </w:p>
+        </w:tc>
+      </w:tr>
+      <w:tr>
+        <w:tc>
+          <w:tcPr>
+            <w:tcW w:type="dxa" w:w="1500"/>
+            <w:tcBorders>
+              <w:top w:val="single" w:color="000000" w:sz="4"/>
+              <w:left w:val="single" w:color="000000" w:sz="4"/>
+              <w:bottom w:val="single" w:color="000000" w:sz="4"/>
+              <w:right w:val="single" w:color="000000" w:sz="4"/>
+            </w:tcBorders>
+            <w:tcMar>
+              <w:top w:type="dxa" w:w="90"/>
+              <w:left w:type="dxa" w:w="110"/>
+              <w:bottom w:type="dxa" w:w="90"/>
+              <w:right w:type="dxa" w:w="110"/>
+            </w:tcMar>
+            <w:vAlign w:val="center"/>
+          </w:tcPr>
+          <w:p>
+            <w:pPr>
+              <w:jc w:val="left"/>
+            </w:pPr>
+            <w:r>
+              <w:rPr>
+                <w:b w:val="false"/>
+                <w:bCs w:val="false"/>
+                <w:sz w:val="19"/>
+                <w:szCs w:val="19"/>
+              </w:rPr>
+              <w:t xml:space="preserve">FR-DEF-05</w:t>
+            </w:r>
+          </w:p>
+        </w:tc>
+        <w:tc>
+          <w:tcPr>
+            <w:tcW w:type="dxa" w:w="4060"/>
+            <w:tcBorders>
+              <w:top w:val="single" w:color="000000" w:sz="4"/>
+              <w:left w:val="single" w:color="000000" w:sz="4"/>
+              <w:bottom w:val="single" w:color="000000" w:sz="4"/>
+              <w:right w:val="single" w:color="000000" w:sz="4"/>
+            </w:tcBorders>
+            <w:tcMar>
+              <w:top w:type="dxa" w:w="90"/>
+              <w:left w:type="dxa" w:w="110"/>
+              <w:bottom w:type="dxa" w:w="90"/>
+              <w:right w:type="dxa" w:w="110"/>
+            </w:tcMar>
+            <w:vAlign w:val="center"/>
+          </w:tcPr>
+          <w:p>
+            <w:pPr>
+              <w:jc w:val="left"/>
+            </w:pPr>
+            <w:r>
+              <w:rPr>
+                <w:b w:val="false"/>
+                <w:bCs w:val="false"/>
+                <w:sz w:val="19"/>
+                <w:szCs w:val="19"/>
+              </w:rPr>
+              <w:t xml:space="preserve">Removal-execution failures as separate category</w:t>
+            </w:r>
+          </w:p>
+        </w:tc>
+        <w:tc>
+          <w:tcPr>
+            <w:tcW w:type="dxa" w:w="2400"/>
+            <w:tcBorders>
+              <w:top w:val="single" w:color="000000" w:sz="4"/>
+              <w:left w:val="single" w:color="000000" w:sz="4"/>
+              <w:bottom w:val="single" w:color="000000" w:sz="4"/>
+              <w:right w:val="single" w:color="000000" w:sz="4"/>
+            </w:tcBorders>
+            <w:tcMar>
+              <w:top w:type="dxa" w:w="90"/>
+              <w:left w:type="dxa" w:w="110"/>
+              <w:bottom w:type="dxa" w:w="90"/>
+              <w:right w:type="dxa" w:w="110"/>
+            </w:tcMar>
+            <w:vAlign w:val="center"/>
+          </w:tcPr>
+          <w:p>
+            <w:pPr>
+              <w:jc w:val="left"/>
+            </w:pPr>
+            <w:r>
+              <w:rPr>
+                <w:b w:val="false"/>
+                <w:bCs w:val="false"/>
+                <w:sz w:val="19"/>
+                <w:szCs w:val="19"/>
+              </w:rPr>
+              <w:t xml:space="preserve">M5, M8</w:t>
+            </w:r>
+          </w:p>
+        </w:tc>
+        <w:tc>
+          <w:tcPr>
+            <w:tcW w:type="dxa" w:w="1400"/>
+            <w:tcBorders>
+              <w:top w:val="single" w:color="000000" w:sz="4"/>
+              <w:left w:val="single" w:color="000000" w:sz="4"/>
+              <w:bottom w:val="single" w:color="000000" w:sz="4"/>
+              <w:right w:val="single" w:color="000000" w:sz="4"/>
+            </w:tcBorders>
+            <w:tcMar>
+              <w:top w:type="dxa" w:w="90"/>
+              <w:left w:type="dxa" w:w="110"/>
+              <w:bottom w:type="dxa" w:w="90"/>
+              <w:right w:type="dxa" w:w="110"/>
+            </w:tcMar>
+            <w:vAlign w:val="center"/>
+          </w:tcPr>
+          <w:p>
+            <w:pPr>
+              <w:jc w:val="left"/>
+            </w:pPr>
+            <w:r>
+              <w:rPr>
+                <w:b w:val="false"/>
+                <w:bCs w:val="false"/>
+                <w:sz w:val="19"/>
+                <w:szCs w:val="19"/>
+              </w:rPr>
+              <w:t xml:space="preserve">Want</w:t>
+            </w:r>
+          </w:p>
+        </w:tc>
+      </w:tr>
+      <w:tr>
+        <w:tc>
+          <w:tcPr>
+            <w:tcW w:type="dxa" w:w="1500"/>
+            <w:tcBorders>
+              <w:top w:val="single" w:color="000000" w:sz="4"/>
+              <w:left w:val="single" w:color="000000" w:sz="4"/>
+              <w:bottom w:val="single" w:color="000000" w:sz="4"/>
+              <w:right w:val="single" w:color="000000" w:sz="4"/>
+            </w:tcBorders>
+            <w:tcMar>
+              <w:top w:type="dxa" w:w="90"/>
+              <w:left w:type="dxa" w:w="110"/>
+              <w:bottom w:type="dxa" w:w="90"/>
+              <w:right w:type="dxa" w:w="110"/>
+            </w:tcMar>
+            <w:vAlign w:val="center"/>
+          </w:tcPr>
+          <w:p>
+            <w:pPr>
+              <w:jc w:val="left"/>
+            </w:pPr>
+            <w:r>
+              <w:rPr>
+                <w:b w:val="false"/>
+                <w:bCs w:val="false"/>
+                <w:sz w:val="19"/>
+                <w:szCs w:val="19"/>
+              </w:rPr>
+              <w:t xml:space="preserve">FR-VAL-01</w:t>
+            </w:r>
+          </w:p>
+        </w:tc>
+        <w:tc>
+          <w:tcPr>
+            <w:tcW w:type="dxa" w:w="4060"/>
+            <w:tcBorders>
+              <w:top w:val="single" w:color="000000" w:sz="4"/>
+              <w:left w:val="single" w:color="000000" w:sz="4"/>
+              <w:bottom w:val="single" w:color="000000" w:sz="4"/>
+              <w:right w:val="single" w:color="000000" w:sz="4"/>
+            </w:tcBorders>
+            <w:tcMar>
+              <w:top w:type="dxa" w:w="90"/>
+              <w:left w:type="dxa" w:w="110"/>
+              <w:bottom w:type="dxa" w:w="90"/>
+              <w:right w:type="dxa" w:w="110"/>
+            </w:tcMar>
+            <w:vAlign w:val="center"/>
+          </w:tcPr>
+          <w:p>
+            <w:pPr>
+              <w:jc w:val="left"/>
+            </w:pPr>
+            <w:r>
+              <w:rPr>
+                <w:b w:val="false"/>
+                <w:bCs w:val="false"/>
+                <w:sz w:val="19"/>
+                <w:szCs w:val="19"/>
+              </w:rPr>
+              <w:t xml:space="preserve">Original vs. defeatured comparison report</w:t>
+            </w:r>
+          </w:p>
+        </w:tc>
+        <w:tc>
+          <w:tcPr>
+            <w:tcW w:type="dxa" w:w="2400"/>
+            <w:tcBorders>
+              <w:top w:val="single" w:color="000000" w:sz="4"/>
+              <w:left w:val="single" w:color="000000" w:sz="4"/>
+              <w:bottom w:val="single" w:color="000000" w:sz="4"/>
+              <w:right w:val="single" w:color="000000" w:sz="4"/>
+            </w:tcBorders>
+            <w:tcMar>
+              <w:top w:type="dxa" w:w="90"/>
+              <w:left w:type="dxa" w:w="110"/>
+              <w:bottom w:type="dxa" w:w="90"/>
+              <w:right w:type="dxa" w:w="110"/>
+            </w:tcMar>
+            <w:vAlign w:val="center"/>
+          </w:tcPr>
+          <w:p>
+            <w:pPr>
+              <w:jc w:val="left"/>
+            </w:pPr>
+            <w:r>
+              <w:rPr>
+                <w:b w:val="false"/>
+                <w:bCs w:val="false"/>
+                <w:sz w:val="19"/>
+                <w:szCs w:val="19"/>
+              </w:rPr>
+              <w:t xml:space="preserve">M6</w:t>
+            </w:r>
+          </w:p>
+        </w:tc>
+        <w:tc>
+          <w:tcPr>
+            <w:tcW w:type="dxa" w:w="1400"/>
+            <w:tcBorders>
+              <w:top w:val="single" w:color="000000" w:sz="4"/>
+              <w:left w:val="single" w:color="000000" w:sz="4"/>
+              <w:bottom w:val="single" w:color="000000" w:sz="4"/>
+              <w:right w:val="single" w:color="000000" w:sz="4"/>
+            </w:tcBorders>
+            <w:tcMar>
+              <w:top w:type="dxa" w:w="90"/>
+              <w:left w:type="dxa" w:w="110"/>
+              <w:bottom w:type="dxa" w:w="90"/>
+              <w:right w:type="dxa" w:w="110"/>
+            </w:tcMar>
+            <w:vAlign w:val="center"/>
+          </w:tcPr>
+          <w:p>
+            <w:pPr>
+              <w:jc w:val="left"/>
+            </w:pPr>
+            <w:r>
+              <w:rPr>
+                <w:b w:val="false"/>
+                <w:bCs w:val="false"/>
+                <w:sz w:val="19"/>
+                <w:szCs w:val="19"/>
+              </w:rPr>
+              <w:t xml:space="preserve">Must</w:t>
+            </w:r>
+          </w:p>
+        </w:tc>
+      </w:tr>
+      <w:tr>
+        <w:tc>
+          <w:tcPr>
+            <w:tcW w:type="dxa" w:w="1500"/>
+            <w:tcBorders>
+              <w:top w:val="single" w:color="000000" w:sz="4"/>
+              <w:left w:val="single" w:color="000000" w:sz="4"/>
+              <w:bottom w:val="single" w:color="000000" w:sz="4"/>
+              <w:right w:val="single" w:color="000000" w:sz="4"/>
+            </w:tcBorders>
+            <w:tcMar>
+              <w:top w:type="dxa" w:w="90"/>
+              <w:left w:type="dxa" w:w="110"/>
+              <w:bottom w:type="dxa" w:w="90"/>
+              <w:right w:type="dxa" w:w="110"/>
+            </w:tcMar>
+            <w:vAlign w:val="center"/>
+          </w:tcPr>
+          <w:p>
+            <w:pPr>
+              <w:jc w:val="left"/>
+            </w:pPr>
+            <w:r>
+              <w:rPr>
+                <w:b w:val="false"/>
+                <w:bCs w:val="false"/>
+                <w:sz w:val="19"/>
+                <w:szCs w:val="19"/>
+              </w:rPr>
+              <w:t xml:space="preserve">FR-VAL-02</w:t>
+            </w:r>
+          </w:p>
+        </w:tc>
+        <w:tc>
+          <w:tcPr>
+            <w:tcW w:type="dxa" w:w="4060"/>
+            <w:tcBorders>
+              <w:top w:val="single" w:color="000000" w:sz="4"/>
+              <w:left w:val="single" w:color="000000" w:sz="4"/>
+              <w:bottom w:val="single" w:color="000000" w:sz="4"/>
+              <w:right w:val="single" w:color="000000" w:sz="4"/>
+            </w:tcBorders>
+            <w:tcMar>
+              <w:top w:type="dxa" w:w="90"/>
+              <w:left w:type="dxa" w:w="110"/>
+              <w:bottom w:type="dxa" w:w="90"/>
+              <w:right w:type="dxa" w:w="110"/>
+            </w:tcMar>
+            <w:vAlign w:val="center"/>
+          </w:tcPr>
+          <w:p>
+            <w:pPr>
+              <w:jc w:val="left"/>
+            </w:pPr>
+            <w:r>
+              <w:rPr>
+                <w:b w:val="false"/>
+                <w:bCs w:val="false"/>
+                <w:sz w:val="19"/>
+                <w:szCs w:val="19"/>
+              </w:rPr>
+              <w:t xml:space="preserve">Visual (before/after) report</w:t>
+            </w:r>
+          </w:p>
+        </w:tc>
+        <w:tc>
+          <w:tcPr>
+            <w:tcW w:type="dxa" w:w="2400"/>
+            <w:tcBorders>
+              <w:top w:val="single" w:color="000000" w:sz="4"/>
+              <w:left w:val="single" w:color="000000" w:sz="4"/>
+              <w:bottom w:val="single" w:color="000000" w:sz="4"/>
+              <w:right w:val="single" w:color="000000" w:sz="4"/>
+            </w:tcBorders>
+            <w:tcMar>
+              <w:top w:type="dxa" w:w="90"/>
+              <w:left w:type="dxa" w:w="110"/>
+              <w:bottom w:type="dxa" w:w="90"/>
+              <w:right w:type="dxa" w:w="110"/>
+            </w:tcMar>
+            <w:vAlign w:val="center"/>
+          </w:tcPr>
+          <w:p>
+            <w:pPr>
+              <w:jc w:val="left"/>
+            </w:pPr>
+            <w:r>
+              <w:rPr>
+                <w:b w:val="false"/>
+                <w:bCs w:val="false"/>
+                <w:sz w:val="19"/>
+                <w:szCs w:val="19"/>
+              </w:rPr>
+              <w:t xml:space="preserve">M6</w:t>
+            </w:r>
+          </w:p>
+        </w:tc>
+        <w:tc>
+          <w:tcPr>
+            <w:tcW w:type="dxa" w:w="1400"/>
+            <w:tcBorders>
+              <w:top w:val="single" w:color="000000" w:sz="4"/>
+              <w:left w:val="single" w:color="000000" w:sz="4"/>
+              <w:bottom w:val="single" w:color="000000" w:sz="4"/>
+              <w:right w:val="single" w:color="000000" w:sz="4"/>
+            </w:tcBorders>
+            <w:tcMar>
+              <w:top w:type="dxa" w:w="90"/>
+              <w:left w:type="dxa" w:w="110"/>
+              <w:bottom w:type="dxa" w:w="90"/>
+              <w:right w:type="dxa" w:w="110"/>
+            </w:tcMar>
+            <w:vAlign w:val="center"/>
+          </w:tcPr>
+          <w:p>
+            <w:pPr>
+              <w:jc w:val="left"/>
+            </w:pPr>
+            <w:r>
+              <w:rPr>
+                <w:b w:val="false"/>
+                <w:bCs w:val="false"/>
+                <w:sz w:val="19"/>
+                <w:szCs w:val="19"/>
+              </w:rPr>
+              <w:t xml:space="preserve">Must</w:t>
+            </w:r>
+          </w:p>
+        </w:tc>
+      </w:tr>
+      <w:tr>
+        <w:tc>
+          <w:tcPr>
+            <w:tcW w:type="dxa" w:w="1500"/>
+            <w:tcBorders>
+              <w:top w:val="single" w:color="000000" w:sz="4"/>
+              <w:left w:val="single" w:color="000000" w:sz="4"/>
+              <w:bottom w:val="single" w:color="000000" w:sz="4"/>
+              <w:right w:val="single" w:color="000000" w:sz="4"/>
+            </w:tcBorders>
+            <w:tcMar>
+              <w:top w:type="dxa" w:w="90"/>
+              <w:left w:type="dxa" w:w="110"/>
+              <w:bottom w:type="dxa" w:w="90"/>
+              <w:right w:type="dxa" w:w="110"/>
+            </w:tcMar>
+            <w:vAlign w:val="center"/>
+          </w:tcPr>
+          <w:p>
+            <w:pPr>
+              <w:jc w:val="left"/>
+            </w:pPr>
+            <w:r>
+              <w:rPr>
+                <w:b w:val="false"/>
+                <w:bCs w:val="false"/>
+                <w:sz w:val="19"/>
+                <w:szCs w:val="19"/>
+              </w:rPr>
+              <w:t xml:space="preserve">FR-VAL-03</w:t>
+            </w:r>
+          </w:p>
+        </w:tc>
+        <w:tc>
+          <w:tcPr>
+            <w:tcW w:type="dxa" w:w="4060"/>
+            <w:tcBorders>
+              <w:top w:val="single" w:color="000000" w:sz="4"/>
+              <w:left w:val="single" w:color="000000" w:sz="4"/>
+              <w:bottom w:val="single" w:color="000000" w:sz="4"/>
+              <w:right w:val="single" w:color="000000" w:sz="4"/>
+            </w:tcBorders>
+            <w:tcMar>
+              <w:top w:type="dxa" w:w="90"/>
+              <w:left w:type="dxa" w:w="110"/>
+              <w:bottom w:type="dxa" w:w="90"/>
+              <w:right w:type="dxa" w:w="110"/>
+            </w:tcMar>
+            <w:vAlign w:val="center"/>
+          </w:tcPr>
+          <w:p>
+            <w:pPr>
+              <w:jc w:val="left"/>
+            </w:pPr>
+            <w:r>
+              <w:rPr>
+                <w:b w:val="false"/>
+                <w:bCs w:val="false"/>
+                <w:sz w:val="19"/>
+                <w:szCs w:val="19"/>
+              </w:rPr>
+              <w:t xml:space="preserve">Mesh quality / time-improvement evaluation</w:t>
+            </w:r>
+          </w:p>
+        </w:tc>
+        <w:tc>
+          <w:tcPr>
+            <w:tcW w:type="dxa" w:w="2400"/>
+            <w:tcBorders>
+              <w:top w:val="single" w:color="000000" w:sz="4"/>
+              <w:left w:val="single" w:color="000000" w:sz="4"/>
+              <w:bottom w:val="single" w:color="000000" w:sz="4"/>
+              <w:right w:val="single" w:color="000000" w:sz="4"/>
+            </w:tcBorders>
+            <w:tcMar>
+              <w:top w:type="dxa" w:w="90"/>
+              <w:left w:type="dxa" w:w="110"/>
+              <w:bottom w:type="dxa" w:w="90"/>
+              <w:right w:type="dxa" w:w="110"/>
+            </w:tcMar>
+            <w:vAlign w:val="center"/>
+          </w:tcPr>
+          <w:p>
+            <w:pPr>
+              <w:jc w:val="left"/>
+            </w:pPr>
+            <w:r>
+              <w:rPr>
+                <w:b w:val="false"/>
+                <w:bCs w:val="false"/>
+                <w:sz w:val="19"/>
+                <w:szCs w:val="19"/>
+              </w:rPr>
+              <w:t xml:space="preserve">M8</w:t>
+            </w:r>
+          </w:p>
+        </w:tc>
+        <w:tc>
+          <w:tcPr>
+            <w:tcW w:type="dxa" w:w="1400"/>
+            <w:tcBorders>
+              <w:top w:val="single" w:color="000000" w:sz="4"/>
+              <w:left w:val="single" w:color="000000" w:sz="4"/>
+              <w:bottom w:val="single" w:color="000000" w:sz="4"/>
+              <w:right w:val="single" w:color="000000" w:sz="4"/>
+            </w:tcBorders>
+            <w:tcMar>
+              <w:top w:type="dxa" w:w="90"/>
+              <w:left w:type="dxa" w:w="110"/>
+              <w:bottom w:type="dxa" w:w="90"/>
+              <w:right w:type="dxa" w:w="110"/>
+            </w:tcMar>
+            <w:vAlign w:val="center"/>
+          </w:tcPr>
+          <w:p>
+            <w:pPr>
+              <w:jc w:val="left"/>
+            </w:pPr>
+            <w:r>
+              <w:rPr>
+                <w:b w:val="false"/>
+                <w:bCs w:val="false"/>
+                <w:sz w:val="19"/>
+                <w:szCs w:val="19"/>
+              </w:rPr>
+              <w:t xml:space="preserve">Must</w:t>
+            </w:r>
+          </w:p>
+        </w:tc>
+      </w:tr>
+      <w:tr>
+        <w:tc>
+          <w:tcPr>
+            <w:tcW w:type="dxa" w:w="1500"/>
+            <w:tcBorders>
+              <w:top w:val="single" w:color="000000" w:sz="4"/>
+              <w:left w:val="single" w:color="000000" w:sz="4"/>
+              <w:bottom w:val="single" w:color="000000" w:sz="4"/>
+              <w:right w:val="single" w:color="000000" w:sz="4"/>
+            </w:tcBorders>
+            <w:tcMar>
+              <w:top w:type="dxa" w:w="90"/>
+              <w:left w:type="dxa" w:w="110"/>
+              <w:bottom w:type="dxa" w:w="90"/>
+              <w:right w:type="dxa" w:w="110"/>
+            </w:tcMar>
+            <w:vAlign w:val="center"/>
+          </w:tcPr>
+          <w:p>
+            <w:pPr>
+              <w:jc w:val="left"/>
+            </w:pPr>
+            <w:r>
+              <w:rPr>
+                <w:b w:val="false"/>
+                <w:bCs w:val="false"/>
+                <w:sz w:val="19"/>
+                <w:szCs w:val="19"/>
+              </w:rPr>
+              <w:t xml:space="preserve">FR-VAL-04</w:t>
+            </w:r>
+          </w:p>
+        </w:tc>
+        <w:tc>
+          <w:tcPr>
+            <w:tcW w:type="dxa" w:w="4060"/>
+            <w:tcBorders>
+              <w:top w:val="single" w:color="000000" w:sz="4"/>
+              <w:left w:val="single" w:color="000000" w:sz="4"/>
+              <w:bottom w:val="single" w:color="000000" w:sz="4"/>
+              <w:right w:val="single" w:color="000000" w:sz="4"/>
+            </w:tcBorders>
+            <w:tcMar>
+              <w:top w:type="dxa" w:w="90"/>
+              <w:left w:type="dxa" w:w="110"/>
+              <w:bottom w:type="dxa" w:w="90"/>
+              <w:right w:type="dxa" w:w="110"/>
+            </w:tcMar>
+            <w:vAlign w:val="center"/>
+          </w:tcPr>
+          <w:p>
+            <w:pPr>
+              <w:jc w:val="left"/>
+            </w:pPr>
+            <w:r>
+              <w:rPr>
+                <w:b w:val="false"/>
+                <w:bCs w:val="false"/>
+                <w:sz w:val="19"/>
+                <w:szCs w:val="19"/>
+              </w:rPr>
+              <w:t xml:space="preserve">Visual inspection in FreeCAD</w:t>
+            </w:r>
+          </w:p>
+        </w:tc>
+        <w:tc>
+          <w:tcPr>
+            <w:tcW w:type="dxa" w:w="2400"/>
+            <w:tcBorders>
+              <w:top w:val="single" w:color="000000" w:sz="4"/>
+              <w:left w:val="single" w:color="000000" w:sz="4"/>
+              <w:bottom w:val="single" w:color="000000" w:sz="4"/>
+              <w:right w:val="single" w:color="000000" w:sz="4"/>
+            </w:tcBorders>
+            <w:tcMar>
+              <w:top w:type="dxa" w:w="90"/>
+              <w:left w:type="dxa" w:w="110"/>
+              <w:bottom w:type="dxa" w:w="90"/>
+              <w:right w:type="dxa" w:w="110"/>
+            </w:tcMar>
+            <w:vAlign w:val="center"/>
+          </w:tcPr>
+          <w:p>
+            <w:pPr>
+              <w:jc w:val="left"/>
+            </w:pPr>
+            <w:r>
+              <w:rPr>
+                <w:b w:val="false"/>
+                <w:bCs w:val="false"/>
+                <w:sz w:val="19"/>
+                <w:szCs w:val="19"/>
+              </w:rPr>
+              <w:t xml:space="preserve">M8</w:t>
+            </w:r>
+          </w:p>
+        </w:tc>
+        <w:tc>
+          <w:tcPr>
+            <w:tcW w:type="dxa" w:w="1400"/>
+            <w:tcBorders>
+              <w:top w:val="single" w:color="000000" w:sz="4"/>
+              <w:left w:val="single" w:color="000000" w:sz="4"/>
+              <w:bottom w:val="single" w:color="000000" w:sz="4"/>
+              <w:right w:val="single" w:color="000000" w:sz="4"/>
+            </w:tcBorders>
+            <w:tcMar>
+              <w:top w:type="dxa" w:w="90"/>
+              <w:left w:type="dxa" w:w="110"/>
+              <w:bottom w:type="dxa" w:w="90"/>
+              <w:right w:type="dxa" w:w="110"/>
+            </w:tcMar>
+            <w:vAlign w:val="center"/>
+          </w:tcPr>
+          <w:p>
+            <w:pPr>
+              <w:jc w:val="left"/>
+            </w:pPr>
+            <w:r>
+              <w:rPr>
+                <w:b w:val="false"/>
+                <w:bCs w:val="false"/>
+                <w:sz w:val="19"/>
+                <w:szCs w:val="19"/>
+              </w:rPr>
+              <w:t xml:space="preserve">Want</w:t>
+            </w:r>
+          </w:p>
+        </w:tc>
+      </w:tr>
+      <w:tr>
+        <w:tc>
+          <w:tcPr>
+            <w:tcW w:type="dxa" w:w="1500"/>
+            <w:tcBorders>
+              <w:top w:val="single" w:color="000000" w:sz="4"/>
+              <w:left w:val="single" w:color="000000" w:sz="4"/>
+              <w:bottom w:val="single" w:color="000000" w:sz="4"/>
+              <w:right w:val="single" w:color="000000" w:sz="4"/>
+            </w:tcBorders>
+            <w:tcMar>
+              <w:top w:type="dxa" w:w="90"/>
+              <w:left w:type="dxa" w:w="110"/>
+              <w:bottom w:type="dxa" w:w="90"/>
+              <w:right w:type="dxa" w:w="110"/>
+            </w:tcMar>
+            <w:vAlign w:val="center"/>
+          </w:tcPr>
+          <w:p>
+            <w:pPr>
+              <w:jc w:val="left"/>
+            </w:pPr>
+            <w:r>
+              <w:rPr>
+                <w:b w:val="false"/>
+                <w:bCs w:val="false"/>
+                <w:sz w:val="19"/>
+                <w:szCs w:val="19"/>
+              </w:rPr>
+              <w:t xml:space="preserve">FR-VAL-05</w:t>
+            </w:r>
+          </w:p>
+        </w:tc>
+        <w:tc>
+          <w:tcPr>
+            <w:tcW w:type="dxa" w:w="4060"/>
+            <w:tcBorders>
+              <w:top w:val="single" w:color="000000" w:sz="4"/>
+              <w:left w:val="single" w:color="000000" w:sz="4"/>
+              <w:bottom w:val="single" w:color="000000" w:sz="4"/>
+              <w:right w:val="single" w:color="000000" w:sz="4"/>
+            </w:tcBorders>
+            <w:tcMar>
+              <w:top w:type="dxa" w:w="90"/>
+              <w:left w:type="dxa" w:w="110"/>
+              <w:bottom w:type="dxa" w:w="90"/>
+              <w:right w:type="dxa" w:w="110"/>
+            </w:tcMar>
+            <w:vAlign w:val="center"/>
+          </w:tcPr>
+          <w:p>
+            <w:pPr>
+              <w:jc w:val="left"/>
+            </w:pPr>
+            <w:r>
+              <w:rPr>
+                <w:b w:val="false"/>
+                <w:bCs w:val="false"/>
+                <w:sz w:val="19"/>
+                <w:szCs w:val="19"/>
+              </w:rPr>
+              <w:t xml:space="preserve">Defeaturing accuracy as primary criterion</w:t>
+            </w:r>
+          </w:p>
+        </w:tc>
+        <w:tc>
+          <w:tcPr>
+            <w:tcW w:type="dxa" w:w="2400"/>
+            <w:tcBorders>
+              <w:top w:val="single" w:color="000000" w:sz="4"/>
+              <w:left w:val="single" w:color="000000" w:sz="4"/>
+              <w:bottom w:val="single" w:color="000000" w:sz="4"/>
+              <w:right w:val="single" w:color="000000" w:sz="4"/>
+            </w:tcBorders>
+            <w:tcMar>
+              <w:top w:type="dxa" w:w="90"/>
+              <w:left w:type="dxa" w:w="110"/>
+              <w:bottom w:type="dxa" w:w="90"/>
+              <w:right w:type="dxa" w:w="110"/>
+            </w:tcMar>
+            <w:vAlign w:val="center"/>
+          </w:tcPr>
+          <w:p>
+            <w:pPr>
+              <w:jc w:val="left"/>
+            </w:pPr>
+            <w:r>
+              <w:rPr>
+                <w:b w:val="false"/>
+                <w:bCs w:val="false"/>
+                <w:sz w:val="19"/>
+                <w:szCs w:val="19"/>
+              </w:rPr>
+              <w:t xml:space="preserve">M8</w:t>
+            </w:r>
+          </w:p>
+        </w:tc>
+        <w:tc>
+          <w:tcPr>
+            <w:tcW w:type="dxa" w:w="1400"/>
+            <w:tcBorders>
+              <w:top w:val="single" w:color="000000" w:sz="4"/>
+              <w:left w:val="single" w:color="000000" w:sz="4"/>
+              <w:bottom w:val="single" w:color="000000" w:sz="4"/>
+              <w:right w:val="single" w:color="000000" w:sz="4"/>
+            </w:tcBorders>
+            <w:tcMar>
+              <w:top w:type="dxa" w:w="90"/>
+              <w:left w:type="dxa" w:w="110"/>
+              <w:bottom w:type="dxa" w:w="90"/>
+              <w:right w:type="dxa" w:w="110"/>
+            </w:tcMar>
+            <w:vAlign w:val="center"/>
+          </w:tcPr>
+          <w:p>
+            <w:pPr>
+              <w:jc w:val="left"/>
+            </w:pPr>
+            <w:r>
+              <w:rPr>
+                <w:b w:val="false"/>
+                <w:bCs w:val="false"/>
+                <w:sz w:val="19"/>
+                <w:szCs w:val="19"/>
+              </w:rPr>
+              <w:t xml:space="preserve">Must</w:t>
+            </w:r>
+          </w:p>
+        </w:tc>
+      </w:tr>
+      <w:tr>
+        <w:tc>
+          <w:tcPr>
+            <w:tcW w:type="dxa" w:w="1500"/>
+            <w:tcBorders>
+              <w:top w:val="single" w:color="000000" w:sz="4"/>
+              <w:left w:val="single" w:color="000000" w:sz="4"/>
+              <w:bottom w:val="single" w:color="000000" w:sz="4"/>
+              <w:right w:val="single" w:color="000000" w:sz="4"/>
+            </w:tcBorders>
+            <w:tcMar>
+              <w:top w:type="dxa" w:w="90"/>
+              <w:left w:type="dxa" w:w="110"/>
+              <w:bottom w:type="dxa" w:w="90"/>
+              <w:right w:type="dxa" w:w="110"/>
+            </w:tcMar>
+            <w:vAlign w:val="center"/>
+          </w:tcPr>
+          <w:p>
+            <w:pPr>
+              <w:jc w:val="left"/>
+            </w:pPr>
+            <w:r>
+              <w:rPr>
+                <w:b w:val="false"/>
+                <w:bCs w:val="false"/>
+                <w:sz w:val="19"/>
+                <w:szCs w:val="19"/>
+              </w:rPr>
+              <w:t xml:space="preserve">FR-VAL-06</w:t>
+            </w:r>
+          </w:p>
+        </w:tc>
+        <w:tc>
+          <w:tcPr>
+            <w:tcW w:type="dxa" w:w="4060"/>
+            <w:tcBorders>
+              <w:top w:val="single" w:color="000000" w:sz="4"/>
+              <w:left w:val="single" w:color="000000" w:sz="4"/>
+              <w:bottom w:val="single" w:color="000000" w:sz="4"/>
+              <w:right w:val="single" w:color="000000" w:sz="4"/>
+            </w:tcBorders>
+            <w:tcMar>
+              <w:top w:type="dxa" w:w="90"/>
+              <w:left w:type="dxa" w:w="110"/>
+              <w:bottom w:type="dxa" w:w="90"/>
+              <w:right w:type="dxa" w:w="110"/>
+            </w:tcMar>
+            <w:vAlign w:val="center"/>
+          </w:tcPr>
+          <w:p>
+            <w:pPr>
+              <w:jc w:val="left"/>
+            </w:pPr>
+            <w:r>
+              <w:rPr>
+                <w:b w:val="false"/>
+                <w:bCs w:val="false"/>
+                <w:sz w:val="19"/>
+                <w:szCs w:val="19"/>
+              </w:rPr>
+              <w:t xml:space="preserve">Red-marked removal faces saved as STEP</w:t>
+            </w:r>
+          </w:p>
+        </w:tc>
+        <w:tc>
+          <w:tcPr>
+            <w:tcW w:type="dxa" w:w="2400"/>
+            <w:tcBorders>
+              <w:top w:val="single" w:color="000000" w:sz="4"/>
+              <w:left w:val="single" w:color="000000" w:sz="4"/>
+              <w:bottom w:val="single" w:color="000000" w:sz="4"/>
+              <w:right w:val="single" w:color="000000" w:sz="4"/>
+            </w:tcBorders>
+            <w:tcMar>
+              <w:top w:type="dxa" w:w="90"/>
+              <w:left w:type="dxa" w:w="110"/>
+              <w:bottom w:type="dxa" w:w="90"/>
+              <w:right w:type="dxa" w:w="110"/>
+            </w:tcMar>
+            <w:vAlign w:val="center"/>
+          </w:tcPr>
+          <w:p>
+            <w:pPr>
+              <w:jc w:val="left"/>
+            </w:pPr>
+            <w:r>
+              <w:rPr>
+                <w:b w:val="false"/>
+                <w:bCs w:val="false"/>
+                <w:sz w:val="19"/>
+                <w:szCs w:val="19"/>
+              </w:rPr>
+              <w:t xml:space="preserve">M6</w:t>
+            </w:r>
+          </w:p>
+        </w:tc>
+        <w:tc>
+          <w:tcPr>
+            <w:tcW w:type="dxa" w:w="1400"/>
+            <w:tcBorders>
+              <w:top w:val="single" w:color="000000" w:sz="4"/>
+              <w:left w:val="single" w:color="000000" w:sz="4"/>
+              <w:bottom w:val="single" w:color="000000" w:sz="4"/>
+              <w:right w:val="single" w:color="000000" w:sz="4"/>
+            </w:tcBorders>
+            <w:tcMar>
+              <w:top w:type="dxa" w:w="90"/>
+              <w:left w:type="dxa" w:w="110"/>
+              <w:bottom w:type="dxa" w:w="90"/>
+              <w:right w:type="dxa" w:w="110"/>
+            </w:tcMar>
+            <w:vAlign w:val="center"/>
+          </w:tcPr>
+          <w:p>
+            <w:pPr>
+              <w:jc w:val="left"/>
+            </w:pPr>
+            <w:r>
+              <w:rPr>
+                <w:b w:val="false"/>
+                <w:bCs w:val="false"/>
+                <w:sz w:val="19"/>
+                <w:szCs w:val="19"/>
+              </w:rPr>
+              <w:t xml:space="preserve">Must</w:t>
+            </w:r>
+          </w:p>
+        </w:tc>
+      </w:tr>
+      <w:tr>
+        <w:tc>
+          <w:tcPr>
+            <w:tcW w:type="dxa" w:w="1500"/>
+            <w:tcBorders>
+              <w:top w:val="single" w:color="000000" w:sz="4"/>
+              <w:left w:val="single" w:color="000000" w:sz="4"/>
+              <w:bottom w:val="single" w:color="000000" w:sz="4"/>
+              <w:right w:val="single" w:color="000000" w:sz="4"/>
+            </w:tcBorders>
+            <w:tcMar>
+              <w:top w:type="dxa" w:w="90"/>
+              <w:left w:type="dxa" w:w="110"/>
+              <w:bottom w:type="dxa" w:w="90"/>
+              <w:right w:type="dxa" w:w="110"/>
+            </w:tcMar>
+            <w:vAlign w:val="center"/>
+          </w:tcPr>
+          <w:p>
+            <w:pPr>
+              <w:jc w:val="left"/>
+            </w:pPr>
+            <w:r>
+              <w:rPr>
+                <w:b w:val="false"/>
+                <w:bCs w:val="false"/>
+                <w:sz w:val="19"/>
+                <w:szCs w:val="19"/>
+              </w:rPr>
+              <w:t xml:space="preserve">FR-VAL-07</w:t>
+            </w:r>
+          </w:p>
+        </w:tc>
+        <w:tc>
+          <w:tcPr>
+            <w:tcW w:type="dxa" w:w="4060"/>
+            <w:tcBorders>
+              <w:top w:val="single" w:color="000000" w:sz="4"/>
+              <w:left w:val="single" w:color="000000" w:sz="4"/>
+              <w:bottom w:val="single" w:color="000000" w:sz="4"/>
+              <w:right w:val="single" w:color="000000" w:sz="4"/>
+            </w:tcBorders>
+            <w:tcMar>
+              <w:top w:type="dxa" w:w="90"/>
+              <w:left w:type="dxa" w:w="110"/>
+              <w:bottom w:type="dxa" w:w="90"/>
+              <w:right w:type="dxa" w:w="110"/>
+            </w:tcMar>
+            <w:vAlign w:val="center"/>
+          </w:tcPr>
+          <w:p>
+            <w:pPr>
+              <w:jc w:val="left"/>
+            </w:pPr>
+            <w:r>
+              <w:rPr>
+                <w:b w:val="false"/>
+                <w:bCs w:val="false"/>
+                <w:sz w:val="19"/>
+                <w:szCs w:val="19"/>
+              </w:rPr>
+              <w:t xml:space="preserve">Selection vs. execution accuracy reporting</w:t>
+            </w:r>
+          </w:p>
+        </w:tc>
+        <w:tc>
+          <w:tcPr>
+            <w:tcW w:type="dxa" w:w="2400"/>
+            <w:tcBorders>
+              <w:top w:val="single" w:color="000000" w:sz="4"/>
+              <w:left w:val="single" w:color="000000" w:sz="4"/>
+              <w:bottom w:val="single" w:color="000000" w:sz="4"/>
+              <w:right w:val="single" w:color="000000" w:sz="4"/>
+            </w:tcBorders>
+            <w:tcMar>
+              <w:top w:type="dxa" w:w="90"/>
+              <w:left w:type="dxa" w:w="110"/>
+              <w:bottom w:type="dxa" w:w="90"/>
+              <w:right w:type="dxa" w:w="110"/>
+            </w:tcMar>
+            <w:vAlign w:val="center"/>
+          </w:tcPr>
+          <w:p>
+            <w:pPr>
+              <w:jc w:val="left"/>
+            </w:pPr>
+            <w:r>
+              <w:rPr>
+                <w:b w:val="false"/>
+                <w:bCs w:val="false"/>
+                <w:sz w:val="19"/>
+                <w:szCs w:val="19"/>
+              </w:rPr>
+              <w:t xml:space="preserve">M8</w:t>
+            </w:r>
+          </w:p>
+        </w:tc>
+        <w:tc>
+          <w:tcPr>
+            <w:tcW w:type="dxa" w:w="1400"/>
+            <w:tcBorders>
+              <w:top w:val="single" w:color="000000" w:sz="4"/>
+              <w:left w:val="single" w:color="000000" w:sz="4"/>
+              <w:bottom w:val="single" w:color="000000" w:sz="4"/>
+              <w:right w:val="single" w:color="000000" w:sz="4"/>
+            </w:tcBorders>
+            <w:tcMar>
+              <w:top w:type="dxa" w:w="90"/>
+              <w:left w:type="dxa" w:w="110"/>
+              <w:bottom w:type="dxa" w:w="90"/>
+              <w:right w:type="dxa" w:w="110"/>
+            </w:tcMar>
+            <w:vAlign w:val="center"/>
+          </w:tcPr>
+          <w:p>
+            <w:pPr>
+              <w:jc w:val="left"/>
+            </w:pPr>
+            <w:r>
+              <w:rPr>
+                <w:b w:val="false"/>
+                <w:bCs w:val="false"/>
+                <w:sz w:val="19"/>
+                <w:szCs w:val="19"/>
+              </w:rPr>
+              <w:t xml:space="preserve">Want</w:t>
+            </w:r>
+          </w:p>
+        </w:tc>
+      </w:tr>
+      <w:tr>
+        <w:tc>
+          <w:tcPr>
+            <w:tcW w:type="dxa" w:w="1500"/>
+            <w:tcBorders>
+              <w:top w:val="single" w:color="000000" w:sz="4"/>
+              <w:left w:val="single" w:color="000000" w:sz="4"/>
+              <w:bottom w:val="single" w:color="000000" w:sz="4"/>
+              <w:right w:val="single" w:color="000000" w:sz="4"/>
+            </w:tcBorders>
+            <w:tcMar>
+              <w:top w:type="dxa" w:w="90"/>
+              <w:left w:type="dxa" w:w="110"/>
+              <w:bottom w:type="dxa" w:w="90"/>
+              <w:right w:type="dxa" w:w="110"/>
+            </w:tcMar>
+            <w:vAlign w:val="center"/>
+          </w:tcPr>
+          <w:p>
+            <w:pPr>
+              <w:jc w:val="left"/>
+            </w:pPr>
+            <w:r>
+              <w:rPr>
+                <w:b w:val="false"/>
+                <w:bCs w:val="false"/>
+                <w:sz w:val="19"/>
+                <w:szCs w:val="19"/>
+              </w:rPr>
+              <w:t xml:space="preserve">FR-DATA-01</w:t>
+            </w:r>
+          </w:p>
+        </w:tc>
+        <w:tc>
+          <w:tcPr>
+            <w:tcW w:type="dxa" w:w="4060"/>
+            <w:tcBorders>
+              <w:top w:val="single" w:color="000000" w:sz="4"/>
+              <w:left w:val="single" w:color="000000" w:sz="4"/>
+              <w:bottom w:val="single" w:color="000000" w:sz="4"/>
+              <w:right w:val="single" w:color="000000" w:sz="4"/>
+            </w:tcBorders>
+            <w:tcMar>
+              <w:top w:type="dxa" w:w="90"/>
+              <w:left w:type="dxa" w:w="110"/>
+              <w:bottom w:type="dxa" w:w="90"/>
+              <w:right w:type="dxa" w:w="110"/>
+            </w:tcMar>
+            <w:vAlign w:val="center"/>
+          </w:tcPr>
+          <w:p>
+            <w:pPr>
+              <w:jc w:val="left"/>
+            </w:pPr>
+            <w:r>
+              <w:rPr>
+                <w:b w:val="false"/>
+                <w:bCs w:val="false"/>
+                <w:sz w:val="19"/>
+                <w:szCs w:val="19"/>
+              </w:rPr>
+              <w:t xml:space="preserve">Train on public CAD datasets</w:t>
+            </w:r>
+          </w:p>
+        </w:tc>
+        <w:tc>
+          <w:tcPr>
+            <w:tcW w:type="dxa" w:w="2400"/>
+            <w:tcBorders>
+              <w:top w:val="single" w:color="000000" w:sz="4"/>
+              <w:left w:val="single" w:color="000000" w:sz="4"/>
+              <w:bottom w:val="single" w:color="000000" w:sz="4"/>
+              <w:right w:val="single" w:color="000000" w:sz="4"/>
+            </w:tcBorders>
+            <w:tcMar>
+              <w:top w:type="dxa" w:w="90"/>
+              <w:left w:type="dxa" w:w="110"/>
+              <w:bottom w:type="dxa" w:w="90"/>
+              <w:right w:type="dxa" w:w="110"/>
+            </w:tcMar>
+            <w:vAlign w:val="center"/>
+          </w:tcPr>
+          <w:p>
+            <w:pPr>
+              <w:jc w:val="left"/>
+            </w:pPr>
+            <w:r>
+              <w:rPr>
+                <w:b w:val="false"/>
+                <w:bCs w:val="false"/>
+                <w:sz w:val="19"/>
+                <w:szCs w:val="19"/>
+              </w:rPr>
+              <w:t xml:space="preserve">Training</w:t>
+            </w:r>
+          </w:p>
+        </w:tc>
+        <w:tc>
+          <w:tcPr>
+            <w:tcW w:type="dxa" w:w="1400"/>
+            <w:tcBorders>
+              <w:top w:val="single" w:color="000000" w:sz="4"/>
+              <w:left w:val="single" w:color="000000" w:sz="4"/>
+              <w:bottom w:val="single" w:color="000000" w:sz="4"/>
+              <w:right w:val="single" w:color="000000" w:sz="4"/>
+            </w:tcBorders>
+            <w:tcMar>
+              <w:top w:type="dxa" w:w="90"/>
+              <w:left w:type="dxa" w:w="110"/>
+              <w:bottom w:type="dxa" w:w="90"/>
+              <w:right w:type="dxa" w:w="110"/>
+            </w:tcMar>
+            <w:vAlign w:val="center"/>
+          </w:tcPr>
+          <w:p>
+            <w:pPr>
+              <w:jc w:val="left"/>
+            </w:pPr>
+            <w:r>
+              <w:rPr>
+                <w:b w:val="false"/>
+                <w:bCs w:val="false"/>
+                <w:sz w:val="19"/>
+                <w:szCs w:val="19"/>
+              </w:rPr>
+              <w:t xml:space="preserve">Must</w:t>
+            </w:r>
+          </w:p>
+        </w:tc>
+      </w:tr>
+      <w:tr>
+        <w:tc>
+          <w:tcPr>
+            <w:tcW w:type="dxa" w:w="1500"/>
+            <w:tcBorders>
+              <w:top w:val="single" w:color="000000" w:sz="4"/>
+              <w:left w:val="single" w:color="000000" w:sz="4"/>
+              <w:bottom w:val="single" w:color="000000" w:sz="4"/>
+              <w:right w:val="single" w:color="000000" w:sz="4"/>
+            </w:tcBorders>
+            <w:tcMar>
+              <w:top w:type="dxa" w:w="90"/>
+              <w:left w:type="dxa" w:w="110"/>
+              <w:bottom w:type="dxa" w:w="90"/>
+              <w:right w:type="dxa" w:w="110"/>
+            </w:tcMar>
+            <w:vAlign w:val="center"/>
+          </w:tcPr>
+          <w:p>
+            <w:pPr>
+              <w:jc w:val="left"/>
+            </w:pPr>
+            <w:r>
+              <w:rPr>
+                <w:b w:val="false"/>
+                <w:bCs w:val="false"/>
+                <w:sz w:val="19"/>
+                <w:szCs w:val="19"/>
+              </w:rPr>
+              <w:t xml:space="preserve">FR-DATA-02</w:t>
+            </w:r>
+          </w:p>
+        </w:tc>
+        <w:tc>
+          <w:tcPr>
+            <w:tcW w:type="dxa" w:w="4060"/>
+            <w:tcBorders>
+              <w:top w:val="single" w:color="000000" w:sz="4"/>
+              <w:left w:val="single" w:color="000000" w:sz="4"/>
+              <w:bottom w:val="single" w:color="000000" w:sz="4"/>
+              <w:right w:val="single" w:color="000000" w:sz="4"/>
+            </w:tcBorders>
+            <w:tcMar>
+              <w:top w:type="dxa" w:w="90"/>
+              <w:left w:type="dxa" w:w="110"/>
+              <w:bottom w:type="dxa" w:w="90"/>
+              <w:right w:type="dxa" w:w="110"/>
+            </w:tcMar>
+            <w:vAlign w:val="center"/>
+          </w:tcPr>
+          <w:p>
+            <w:pPr>
+              <w:jc w:val="left"/>
+            </w:pPr>
+            <w:r>
+              <w:rPr>
+                <w:b w:val="false"/>
+                <w:bCs w:val="false"/>
+                <w:sz w:val="19"/>
+                <w:szCs w:val="19"/>
+              </w:rPr>
+              <w:t xml:space="preserve">Self-authored CAD shapes</w:t>
+            </w:r>
+          </w:p>
+        </w:tc>
+        <w:tc>
+          <w:tcPr>
+            <w:tcW w:type="dxa" w:w="2400"/>
+            <w:tcBorders>
+              <w:top w:val="single" w:color="000000" w:sz="4"/>
+              <w:left w:val="single" w:color="000000" w:sz="4"/>
+              <w:bottom w:val="single" w:color="000000" w:sz="4"/>
+              <w:right w:val="single" w:color="000000" w:sz="4"/>
+            </w:tcBorders>
+            <w:tcMar>
+              <w:top w:type="dxa" w:w="90"/>
+              <w:left w:type="dxa" w:w="110"/>
+              <w:bottom w:type="dxa" w:w="90"/>
+              <w:right w:type="dxa" w:w="110"/>
+            </w:tcMar>
+            <w:vAlign w:val="center"/>
+          </w:tcPr>
+          <w:p>
+            <w:pPr>
+              <w:jc w:val="left"/>
+            </w:pPr>
+            <w:r>
+              <w:rPr>
+                <w:b w:val="false"/>
+                <w:bCs w:val="false"/>
+                <w:sz w:val="19"/>
+                <w:szCs w:val="19"/>
+              </w:rPr>
+              <w:t xml:space="preserve">Training</w:t>
+            </w:r>
+          </w:p>
+        </w:tc>
+        <w:tc>
+          <w:tcPr>
+            <w:tcW w:type="dxa" w:w="1400"/>
+            <w:tcBorders>
+              <w:top w:val="single" w:color="000000" w:sz="4"/>
+              <w:left w:val="single" w:color="000000" w:sz="4"/>
+              <w:bottom w:val="single" w:color="000000" w:sz="4"/>
+              <w:right w:val="single" w:color="000000" w:sz="4"/>
+            </w:tcBorders>
+            <w:tcMar>
+              <w:top w:type="dxa" w:w="90"/>
+              <w:left w:type="dxa" w:w="110"/>
+              <w:bottom w:type="dxa" w:w="90"/>
+              <w:right w:type="dxa" w:w="110"/>
+            </w:tcMar>
+            <w:vAlign w:val="center"/>
+          </w:tcPr>
+          <w:p>
+            <w:pPr>
+              <w:jc w:val="left"/>
+            </w:pPr>
+            <w:r>
+              <w:rPr>
+                <w:b w:val="false"/>
+                <w:bCs w:val="false"/>
+                <w:sz w:val="19"/>
+                <w:szCs w:val="19"/>
+              </w:rPr>
+              <w:t xml:space="preserve">Must</w:t>
+            </w:r>
+          </w:p>
+        </w:tc>
+      </w:tr>
+      <w:tr>
+        <w:tc>
+          <w:tcPr>
+            <w:tcW w:type="dxa" w:w="1500"/>
+            <w:tcBorders>
+              <w:top w:val="single" w:color="000000" w:sz="4"/>
+              <w:left w:val="single" w:color="000000" w:sz="4"/>
+              <w:bottom w:val="single" w:color="000000" w:sz="4"/>
+              <w:right w:val="single" w:color="000000" w:sz="4"/>
+            </w:tcBorders>
+            <w:tcMar>
+              <w:top w:type="dxa" w:w="90"/>
+              <w:left w:type="dxa" w:w="110"/>
+              <w:bottom w:type="dxa" w:w="90"/>
+              <w:right w:type="dxa" w:w="110"/>
+            </w:tcMar>
+            <w:vAlign w:val="center"/>
+          </w:tcPr>
+          <w:p>
+            <w:pPr>
+              <w:jc w:val="left"/>
+            </w:pPr>
+            <w:r>
+              <w:rPr>
+                <w:b w:val="false"/>
+                <w:bCs w:val="false"/>
+                <w:sz w:val="19"/>
+                <w:szCs w:val="19"/>
+              </w:rPr>
+              <w:t xml:space="preserve">FR-DATA-03</w:t>
+            </w:r>
+          </w:p>
+        </w:tc>
+        <w:tc>
+          <w:tcPr>
+            <w:tcW w:type="dxa" w:w="4060"/>
+            <w:tcBorders>
+              <w:top w:val="single" w:color="000000" w:sz="4"/>
+              <w:left w:val="single" w:color="000000" w:sz="4"/>
+              <w:bottom w:val="single" w:color="000000" w:sz="4"/>
+              <w:right w:val="single" w:color="000000" w:sz="4"/>
+            </w:tcBorders>
+            <w:tcMar>
+              <w:top w:type="dxa" w:w="90"/>
+              <w:left w:type="dxa" w:w="110"/>
+              <w:bottom w:type="dxa" w:w="90"/>
+              <w:right w:type="dxa" w:w="110"/>
+            </w:tcMar>
+            <w:vAlign w:val="center"/>
+          </w:tcPr>
+          <w:p>
+            <w:pPr>
+              <w:jc w:val="left"/>
+            </w:pPr>
+            <w:r>
+              <w:rPr>
+                <w:b w:val="false"/>
+                <w:bCs w:val="false"/>
+                <w:sz w:val="19"/>
+                <w:szCs w:val="19"/>
+              </w:rPr>
+              <w:t xml:space="preserve">Test-shape spec (thickness, width, 3 types)</w:t>
+            </w:r>
+          </w:p>
+        </w:tc>
+        <w:tc>
+          <w:tcPr>
+            <w:tcW w:type="dxa" w:w="2400"/>
+            <w:tcBorders>
+              <w:top w:val="single" w:color="000000" w:sz="4"/>
+              <w:left w:val="single" w:color="000000" w:sz="4"/>
+              <w:bottom w:val="single" w:color="000000" w:sz="4"/>
+              <w:right w:val="single" w:color="000000" w:sz="4"/>
+            </w:tcBorders>
+            <w:tcMar>
+              <w:top w:type="dxa" w:w="90"/>
+              <w:left w:type="dxa" w:w="110"/>
+              <w:bottom w:type="dxa" w:w="90"/>
+              <w:right w:type="dxa" w:w="110"/>
+            </w:tcMar>
+            <w:vAlign w:val="center"/>
+          </w:tcPr>
+          <w:p>
+            <w:pPr>
+              <w:jc w:val="left"/>
+            </w:pPr>
+            <w:r>
+              <w:rPr>
+                <w:b w:val="false"/>
+                <w:bCs w:val="false"/>
+                <w:sz w:val="19"/>
+                <w:szCs w:val="19"/>
+              </w:rPr>
+              <w:t xml:space="preserve">Training, M8</w:t>
+            </w:r>
+          </w:p>
+        </w:tc>
+        <w:tc>
+          <w:tcPr>
+            <w:tcW w:type="dxa" w:w="1400"/>
+            <w:tcBorders>
+              <w:top w:val="single" w:color="000000" w:sz="4"/>
+              <w:left w:val="single" w:color="000000" w:sz="4"/>
+              <w:bottom w:val="single" w:color="000000" w:sz="4"/>
+              <w:right w:val="single" w:color="000000" w:sz="4"/>
+            </w:tcBorders>
+            <w:tcMar>
+              <w:top w:type="dxa" w:w="90"/>
+              <w:left w:type="dxa" w:w="110"/>
+              <w:bottom w:type="dxa" w:w="90"/>
+              <w:right w:type="dxa" w:w="110"/>
+            </w:tcMar>
+            <w:vAlign w:val="center"/>
+          </w:tcPr>
+          <w:p>
+            <w:pPr>
+              <w:jc w:val="left"/>
+            </w:pPr>
+            <w:r>
+              <w:rPr>
+                <w:b w:val="false"/>
+                <w:bCs w:val="false"/>
+                <w:sz w:val="19"/>
+                <w:szCs w:val="19"/>
+              </w:rPr>
+              <w:t xml:space="preserve">Must</w:t>
+            </w:r>
+          </w:p>
+        </w:tc>
+      </w:tr>
+      <w:tr>
+        <w:tc>
+          <w:tcPr>
+            <w:tcW w:type="dxa" w:w="1500"/>
+            <w:tcBorders>
+              <w:top w:val="single" w:color="000000" w:sz="4"/>
+              <w:left w:val="single" w:color="000000" w:sz="4"/>
+              <w:bottom w:val="single" w:color="000000" w:sz="4"/>
+              <w:right w:val="single" w:color="000000" w:sz="4"/>
+            </w:tcBorders>
+            <w:tcMar>
+              <w:top w:type="dxa" w:w="90"/>
+              <w:left w:type="dxa" w:w="110"/>
+              <w:bottom w:type="dxa" w:w="90"/>
+              <w:right w:type="dxa" w:w="110"/>
+            </w:tcMar>
+            <w:vAlign w:val="center"/>
+          </w:tcPr>
+          <w:p>
+            <w:pPr>
+              <w:jc w:val="left"/>
+            </w:pPr>
+            <w:r>
+              <w:rPr>
+                <w:b w:val="false"/>
+                <w:bCs w:val="false"/>
+                <w:sz w:val="19"/>
+                <w:szCs w:val="19"/>
+              </w:rPr>
+              <w:t xml:space="preserve">FR-DATA-04</w:t>
+            </w:r>
+          </w:p>
+        </w:tc>
+        <w:tc>
+          <w:tcPr>
+            <w:tcW w:type="dxa" w:w="4060"/>
+            <w:tcBorders>
+              <w:top w:val="single" w:color="000000" w:sz="4"/>
+              <w:left w:val="single" w:color="000000" w:sz="4"/>
+              <w:bottom w:val="single" w:color="000000" w:sz="4"/>
+              <w:right w:val="single" w:color="000000" w:sz="4"/>
+            </w:tcBorders>
+            <w:tcMar>
+              <w:top w:type="dxa" w:w="90"/>
+              <w:left w:type="dxa" w:w="110"/>
+              <w:bottom w:type="dxa" w:w="90"/>
+              <w:right w:type="dxa" w:w="110"/>
+            </w:tcMar>
+            <w:vAlign w:val="center"/>
+          </w:tcPr>
+          <w:p>
+            <w:pPr>
+              <w:jc w:val="left"/>
+            </w:pPr>
+            <w:r>
+              <w:rPr>
+                <w:b w:val="false"/>
+                <w:bCs w:val="false"/>
+                <w:sz w:val="19"/>
+                <w:szCs w:val="19"/>
+              </w:rPr>
+              <w:t xml:space="preserve">Expanded validation dataset</w:t>
+            </w:r>
+          </w:p>
+        </w:tc>
+        <w:tc>
+          <w:tcPr>
+            <w:tcW w:type="dxa" w:w="2400"/>
+            <w:tcBorders>
+              <w:top w:val="single" w:color="000000" w:sz="4"/>
+              <w:left w:val="single" w:color="000000" w:sz="4"/>
+              <w:bottom w:val="single" w:color="000000" w:sz="4"/>
+              <w:right w:val="single" w:color="000000" w:sz="4"/>
+            </w:tcBorders>
+            <w:tcMar>
+              <w:top w:type="dxa" w:w="90"/>
+              <w:left w:type="dxa" w:w="110"/>
+              <w:bottom w:type="dxa" w:w="90"/>
+              <w:right w:type="dxa" w:w="110"/>
+            </w:tcMar>
+            <w:vAlign w:val="center"/>
+          </w:tcPr>
+          <w:p>
+            <w:pPr>
+              <w:jc w:val="left"/>
+            </w:pPr>
+            <w:r>
+              <w:rPr>
+                <w:b w:val="false"/>
+                <w:bCs w:val="false"/>
+                <w:sz w:val="19"/>
+                <w:szCs w:val="19"/>
+              </w:rPr>
+              <w:t xml:space="preserve">Training, M8</w:t>
+            </w:r>
+          </w:p>
+        </w:tc>
+        <w:tc>
+          <w:tcPr>
+            <w:tcW w:type="dxa" w:w="1400"/>
+            <w:tcBorders>
+              <w:top w:val="single" w:color="000000" w:sz="4"/>
+              <w:left w:val="single" w:color="000000" w:sz="4"/>
+              <w:bottom w:val="single" w:color="000000" w:sz="4"/>
+              <w:right w:val="single" w:color="000000" w:sz="4"/>
+            </w:tcBorders>
+            <w:tcMar>
+              <w:top w:type="dxa" w:w="90"/>
+              <w:left w:type="dxa" w:w="110"/>
+              <w:bottom w:type="dxa" w:w="90"/>
+              <w:right w:type="dxa" w:w="110"/>
+            </w:tcMar>
+            <w:vAlign w:val="center"/>
+          </w:tcPr>
+          <w:p>
+            <w:pPr>
+              <w:jc w:val="left"/>
+            </w:pPr>
+            <w:r>
+              <w:rPr>
+                <w:b w:val="false"/>
+                <w:bCs w:val="false"/>
+                <w:sz w:val="19"/>
+                <w:szCs w:val="19"/>
+              </w:rPr>
+              <w:t xml:space="preserve">Want</w:t>
+            </w:r>
+          </w:p>
+        </w:tc>
+      </w:tr>
+      <w:tr>
+        <w:tc>
+          <w:tcPr>
+            <w:tcW w:type="dxa" w:w="1500"/>
+            <w:tcBorders>
+              <w:top w:val="single" w:color="000000" w:sz="4"/>
+              <w:left w:val="single" w:color="000000" w:sz="4"/>
+              <w:bottom w:val="single" w:color="000000" w:sz="4"/>
+              <w:right w:val="single" w:color="000000" w:sz="4"/>
+            </w:tcBorders>
+            <w:tcMar>
+              <w:top w:type="dxa" w:w="90"/>
+              <w:left w:type="dxa" w:w="110"/>
+              <w:bottom w:type="dxa" w:w="90"/>
+              <w:right w:type="dxa" w:w="110"/>
+            </w:tcMar>
+            <w:vAlign w:val="center"/>
+          </w:tcPr>
+          <w:p>
+            <w:pPr>
+              <w:jc w:val="left"/>
+            </w:pPr>
+            <w:r>
+              <w:rPr>
+                <w:b w:val="false"/>
+                <w:bCs w:val="false"/>
+                <w:sz w:val="19"/>
+                <w:szCs w:val="19"/>
+              </w:rPr>
+              <w:t xml:space="preserve">NFR-PERF-01</w:t>
+            </w:r>
+          </w:p>
+        </w:tc>
+        <w:tc>
+          <w:tcPr>
+            <w:tcW w:type="dxa" w:w="4060"/>
+            <w:tcBorders>
+              <w:top w:val="single" w:color="000000" w:sz="4"/>
+              <w:left w:val="single" w:color="000000" w:sz="4"/>
+              <w:bottom w:val="single" w:color="000000" w:sz="4"/>
+              <w:right w:val="single" w:color="000000" w:sz="4"/>
+            </w:tcBorders>
+            <w:tcMar>
+              <w:top w:type="dxa" w:w="90"/>
+              <w:left w:type="dxa" w:w="110"/>
+              <w:bottom w:type="dxa" w:w="90"/>
+              <w:right w:type="dxa" w:w="110"/>
+            </w:tcMar>
+            <w:vAlign w:val="center"/>
+          </w:tcPr>
+          <w:p>
+            <w:pPr>
+              <w:jc w:val="left"/>
+            </w:pPr>
+            <w:r>
+              <w:rPr>
+                <w:b w:val="false"/>
+                <w:bCs w:val="false"/>
+                <w:sz w:val="19"/>
+                <w:szCs w:val="19"/>
+              </w:rPr>
+              <w:t xml:space="preserve">70-90% preprocessing time reduction</w:t>
+            </w:r>
+          </w:p>
+        </w:tc>
+        <w:tc>
+          <w:tcPr>
+            <w:tcW w:type="dxa" w:w="2400"/>
+            <w:tcBorders>
+              <w:top w:val="single" w:color="000000" w:sz="4"/>
+              <w:left w:val="single" w:color="000000" w:sz="4"/>
+              <w:bottom w:val="single" w:color="000000" w:sz="4"/>
+              <w:right w:val="single" w:color="000000" w:sz="4"/>
+            </w:tcBorders>
+            <w:tcMar>
+              <w:top w:type="dxa" w:w="90"/>
+              <w:left w:type="dxa" w:w="110"/>
+              <w:bottom w:type="dxa" w:w="90"/>
+              <w:right w:type="dxa" w:w="110"/>
+            </w:tcMar>
+            <w:vAlign w:val="center"/>
+          </w:tcPr>
+          <w:p>
+            <w:pPr>
+              <w:jc w:val="left"/>
+            </w:pPr>
+            <w:r>
+              <w:rPr>
+                <w:b w:val="false"/>
+                <w:bCs w:val="false"/>
+                <w:sz w:val="19"/>
+                <w:szCs w:val="19"/>
+              </w:rPr>
+              <w:t xml:space="preserve">All</w:t>
+            </w:r>
+          </w:p>
+        </w:tc>
+        <w:tc>
+          <w:tcPr>
+            <w:tcW w:type="dxa" w:w="1400"/>
+            <w:tcBorders>
+              <w:top w:val="single" w:color="000000" w:sz="4"/>
+              <w:left w:val="single" w:color="000000" w:sz="4"/>
+              <w:bottom w:val="single" w:color="000000" w:sz="4"/>
+              <w:right w:val="single" w:color="000000" w:sz="4"/>
+            </w:tcBorders>
+            <w:tcMar>
+              <w:top w:type="dxa" w:w="90"/>
+              <w:left w:type="dxa" w:w="110"/>
+              <w:bottom w:type="dxa" w:w="90"/>
+              <w:right w:type="dxa" w:w="110"/>
+            </w:tcMar>
+            <w:vAlign w:val="center"/>
+          </w:tcPr>
+          <w:p>
+            <w:pPr>
+              <w:jc w:val="left"/>
+            </w:pPr>
+            <w:r>
+              <w:rPr>
+                <w:b w:val="false"/>
+                <w:bCs w:val="false"/>
+                <w:sz w:val="19"/>
+                <w:szCs w:val="19"/>
+              </w:rPr>
+              <w:t xml:space="preserve">Must</w:t>
+            </w:r>
+          </w:p>
+        </w:tc>
+      </w:tr>
+      <w:tr>
+        <w:tc>
+          <w:tcPr>
+            <w:tcW w:type="dxa" w:w="1500"/>
+            <w:tcBorders>
+              <w:top w:val="single" w:color="000000" w:sz="4"/>
+              <w:left w:val="single" w:color="000000" w:sz="4"/>
+              <w:bottom w:val="single" w:color="000000" w:sz="4"/>
+              <w:right w:val="single" w:color="000000" w:sz="4"/>
+            </w:tcBorders>
+            <w:tcMar>
+              <w:top w:type="dxa" w:w="90"/>
+              <w:left w:type="dxa" w:w="110"/>
+              <w:bottom w:type="dxa" w:w="90"/>
+              <w:right w:type="dxa" w:w="110"/>
+            </w:tcMar>
+            <w:vAlign w:val="center"/>
+          </w:tcPr>
+          <w:p>
+            <w:pPr>
+              <w:jc w:val="left"/>
+            </w:pPr>
+            <w:r>
+              <w:rPr>
+                <w:b w:val="false"/>
+                <w:bCs w:val="false"/>
+                <w:sz w:val="19"/>
+                <w:szCs w:val="19"/>
+              </w:rPr>
+              <w:t xml:space="preserve">NFR-PERF-02</w:t>
+            </w:r>
+          </w:p>
+        </w:tc>
+        <w:tc>
+          <w:tcPr>
+            <w:tcW w:type="dxa" w:w="4060"/>
+            <w:tcBorders>
+              <w:top w:val="single" w:color="000000" w:sz="4"/>
+              <w:left w:val="single" w:color="000000" w:sz="4"/>
+              <w:bottom w:val="single" w:color="000000" w:sz="4"/>
+              <w:right w:val="single" w:color="000000" w:sz="4"/>
+            </w:tcBorders>
+            <w:tcMar>
+              <w:top w:type="dxa" w:w="90"/>
+              <w:left w:type="dxa" w:w="110"/>
+              <w:bottom w:type="dxa" w:w="90"/>
+              <w:right w:type="dxa" w:w="110"/>
+            </w:tcMar>
+            <w:vAlign w:val="center"/>
+          </w:tcPr>
+          <w:p>
+            <w:pPr>
+              <w:jc w:val="left"/>
+            </w:pPr>
+            <w:r>
+              <w:rPr>
+                <w:b w:val="false"/>
+                <w:bCs w:val="false"/>
+                <w:sz w:val="19"/>
+                <w:szCs w:val="19"/>
+              </w:rPr>
+              <w:t xml:space="preserve">Reasonable time per part</w:t>
+            </w:r>
+          </w:p>
+        </w:tc>
+        <w:tc>
+          <w:tcPr>
+            <w:tcW w:type="dxa" w:w="2400"/>
+            <w:tcBorders>
+              <w:top w:val="single" w:color="000000" w:sz="4"/>
+              <w:left w:val="single" w:color="000000" w:sz="4"/>
+              <w:bottom w:val="single" w:color="000000" w:sz="4"/>
+              <w:right w:val="single" w:color="000000" w:sz="4"/>
+            </w:tcBorders>
+            <w:tcMar>
+              <w:top w:type="dxa" w:w="90"/>
+              <w:left w:type="dxa" w:w="110"/>
+              <w:bottom w:type="dxa" w:w="90"/>
+              <w:right w:type="dxa" w:w="110"/>
+            </w:tcMar>
+            <w:vAlign w:val="center"/>
+          </w:tcPr>
+          <w:p>
+            <w:pPr>
+              <w:jc w:val="left"/>
+            </w:pPr>
+            <w:r>
+              <w:rPr>
+                <w:b w:val="false"/>
+                <w:bCs w:val="false"/>
+                <w:sz w:val="19"/>
+                <w:szCs w:val="19"/>
+              </w:rPr>
+              <w:t xml:space="preserve">M2, M3, M4, M5</w:t>
+            </w:r>
+          </w:p>
+        </w:tc>
+        <w:tc>
+          <w:tcPr>
+            <w:tcW w:type="dxa" w:w="1400"/>
+            <w:tcBorders>
+              <w:top w:val="single" w:color="000000" w:sz="4"/>
+              <w:left w:val="single" w:color="000000" w:sz="4"/>
+              <w:bottom w:val="single" w:color="000000" w:sz="4"/>
+              <w:right w:val="single" w:color="000000" w:sz="4"/>
+            </w:tcBorders>
+            <w:tcMar>
+              <w:top w:type="dxa" w:w="90"/>
+              <w:left w:type="dxa" w:w="110"/>
+              <w:bottom w:type="dxa" w:w="90"/>
+              <w:right w:type="dxa" w:w="110"/>
+            </w:tcMar>
+            <w:vAlign w:val="center"/>
+          </w:tcPr>
+          <w:p>
+            <w:pPr>
+              <w:jc w:val="left"/>
+            </w:pPr>
+            <w:r>
+              <w:rPr>
+                <w:b w:val="false"/>
+                <w:bCs w:val="false"/>
+                <w:sz w:val="19"/>
+                <w:szCs w:val="19"/>
+              </w:rPr>
+              <w:t xml:space="preserve">Want</w:t>
+            </w:r>
+          </w:p>
+        </w:tc>
+      </w:tr>
+      <w:tr>
+        <w:tc>
+          <w:tcPr>
+            <w:tcW w:type="dxa" w:w="1500"/>
+            <w:tcBorders>
+              <w:top w:val="single" w:color="000000" w:sz="4"/>
+              <w:left w:val="single" w:color="000000" w:sz="4"/>
+              <w:bottom w:val="single" w:color="000000" w:sz="4"/>
+              <w:right w:val="single" w:color="000000" w:sz="4"/>
+            </w:tcBorders>
+            <w:tcMar>
+              <w:top w:type="dxa" w:w="90"/>
+              <w:left w:type="dxa" w:w="110"/>
+              <w:bottom w:type="dxa" w:w="90"/>
+              <w:right w:type="dxa" w:w="110"/>
+            </w:tcMar>
+            <w:vAlign w:val="center"/>
+          </w:tcPr>
+          <w:p>
+            <w:pPr>
+              <w:jc w:val="left"/>
+            </w:pPr>
+            <w:r>
+              <w:rPr>
+                <w:b w:val="false"/>
+                <w:bCs w:val="false"/>
+                <w:sz w:val="19"/>
+                <w:szCs w:val="19"/>
+              </w:rPr>
+              <w:t xml:space="preserve">NFR-PERF-03</w:t>
+            </w:r>
+          </w:p>
+        </w:tc>
+        <w:tc>
+          <w:tcPr>
+            <w:tcW w:type="dxa" w:w="4060"/>
+            <w:tcBorders>
+              <w:top w:val="single" w:color="000000" w:sz="4"/>
+              <w:left w:val="single" w:color="000000" w:sz="4"/>
+              <w:bottom w:val="single" w:color="000000" w:sz="4"/>
+              <w:right w:val="single" w:color="000000" w:sz="4"/>
+            </w:tcBorders>
+            <w:tcMar>
+              <w:top w:type="dxa" w:w="90"/>
+              <w:left w:type="dxa" w:w="110"/>
+              <w:bottom w:type="dxa" w:w="90"/>
+              <w:right w:type="dxa" w:w="110"/>
+            </w:tcMar>
+            <w:vAlign w:val="center"/>
+          </w:tcPr>
+          <w:p>
+            <w:pPr>
+              <w:jc w:val="left"/>
+            </w:pPr>
+            <w:r>
+              <w:rPr>
+                <w:b w:val="false"/>
+                <w:bCs w:val="false"/>
+                <w:sz w:val="19"/>
+                <w:szCs w:val="19"/>
+              </w:rPr>
+              <w:t xml:space="preserve">CPU-only inference</w:t>
+            </w:r>
+          </w:p>
+        </w:tc>
+        <w:tc>
+          <w:tcPr>
+            <w:tcW w:type="dxa" w:w="2400"/>
+            <w:tcBorders>
+              <w:top w:val="single" w:color="000000" w:sz="4"/>
+              <w:left w:val="single" w:color="000000" w:sz="4"/>
+              <w:bottom w:val="single" w:color="000000" w:sz="4"/>
+              <w:right w:val="single" w:color="000000" w:sz="4"/>
+            </w:tcBorders>
+            <w:tcMar>
+              <w:top w:type="dxa" w:w="90"/>
+              <w:left w:type="dxa" w:w="110"/>
+              <w:bottom w:type="dxa" w:w="90"/>
+              <w:right w:type="dxa" w:w="110"/>
+            </w:tcMar>
+            <w:vAlign w:val="center"/>
+          </w:tcPr>
+          <w:p>
+            <w:pPr>
+              <w:jc w:val="left"/>
+            </w:pPr>
+            <w:r>
+              <w:rPr>
+                <w:b w:val="false"/>
+                <w:bCs w:val="false"/>
+                <w:sz w:val="19"/>
+                <w:szCs w:val="19"/>
+              </w:rPr>
+              <w:t xml:space="preserve">M3</w:t>
+            </w:r>
+          </w:p>
+        </w:tc>
+        <w:tc>
+          <w:tcPr>
+            <w:tcW w:type="dxa" w:w="1400"/>
+            <w:tcBorders>
+              <w:top w:val="single" w:color="000000" w:sz="4"/>
+              <w:left w:val="single" w:color="000000" w:sz="4"/>
+              <w:bottom w:val="single" w:color="000000" w:sz="4"/>
+              <w:right w:val="single" w:color="000000" w:sz="4"/>
+            </w:tcBorders>
+            <w:tcMar>
+              <w:top w:type="dxa" w:w="90"/>
+              <w:left w:type="dxa" w:w="110"/>
+              <w:bottom w:type="dxa" w:w="90"/>
+              <w:right w:type="dxa" w:w="110"/>
+            </w:tcMar>
+            <w:vAlign w:val="center"/>
+          </w:tcPr>
+          <w:p>
+            <w:pPr>
+              <w:jc w:val="left"/>
+            </w:pPr>
+            <w:r>
+              <w:rPr>
+                <w:b w:val="false"/>
+                <w:bCs w:val="false"/>
+                <w:sz w:val="19"/>
+                <w:szCs w:val="19"/>
+              </w:rPr>
+              <w:t xml:space="preserve">Must</w:t>
+            </w:r>
+          </w:p>
+        </w:tc>
+      </w:tr>
+      <w:tr>
+        <w:tc>
+          <w:tcPr>
+            <w:tcW w:type="dxa" w:w="1500"/>
+            <w:tcBorders>
+              <w:top w:val="single" w:color="000000" w:sz="4"/>
+              <w:left w:val="single" w:color="000000" w:sz="4"/>
+              <w:bottom w:val="single" w:color="000000" w:sz="4"/>
+              <w:right w:val="single" w:color="000000" w:sz="4"/>
+            </w:tcBorders>
+            <w:tcMar>
+              <w:top w:type="dxa" w:w="90"/>
+              <w:left w:type="dxa" w:w="110"/>
+              <w:bottom w:type="dxa" w:w="90"/>
+              <w:right w:type="dxa" w:w="110"/>
+            </w:tcMar>
+            <w:vAlign w:val="center"/>
+          </w:tcPr>
+          <w:p>
+            <w:pPr>
+              <w:jc w:val="left"/>
+            </w:pPr>
+            <w:r>
+              <w:rPr>
+                <w:b w:val="false"/>
+                <w:bCs w:val="false"/>
+                <w:sz w:val="19"/>
+                <w:szCs w:val="19"/>
+              </w:rPr>
+              <w:t xml:space="preserve">NFR-REL-01</w:t>
+            </w:r>
+          </w:p>
+        </w:tc>
+        <w:tc>
+          <w:tcPr>
+            <w:tcW w:type="dxa" w:w="4060"/>
+            <w:tcBorders>
+              <w:top w:val="single" w:color="000000" w:sz="4"/>
+              <w:left w:val="single" w:color="000000" w:sz="4"/>
+              <w:bottom w:val="single" w:color="000000" w:sz="4"/>
+              <w:right w:val="single" w:color="000000" w:sz="4"/>
+            </w:tcBorders>
+            <w:tcMar>
+              <w:top w:type="dxa" w:w="90"/>
+              <w:left w:type="dxa" w:w="110"/>
+              <w:bottom w:type="dxa" w:w="90"/>
+              <w:right w:type="dxa" w:w="110"/>
+            </w:tcMar>
+            <w:vAlign w:val="center"/>
+          </w:tcPr>
+          <w:p>
+            <w:pPr>
+              <w:jc w:val="left"/>
+            </w:pPr>
+            <w:r>
+              <w:rPr>
+                <w:b w:val="false"/>
+                <w:bCs w:val="false"/>
+                <w:sz w:val="19"/>
+                <w:szCs w:val="19"/>
+              </w:rPr>
+              <w:t xml:space="preserve">Original input file unchanged</w:t>
+            </w:r>
+          </w:p>
+        </w:tc>
+        <w:tc>
+          <w:tcPr>
+            <w:tcW w:type="dxa" w:w="2400"/>
+            <w:tcBorders>
+              <w:top w:val="single" w:color="000000" w:sz="4"/>
+              <w:left w:val="single" w:color="000000" w:sz="4"/>
+              <w:bottom w:val="single" w:color="000000" w:sz="4"/>
+              <w:right w:val="single" w:color="000000" w:sz="4"/>
+            </w:tcBorders>
+            <w:tcMar>
+              <w:top w:type="dxa" w:w="90"/>
+              <w:left w:type="dxa" w:w="110"/>
+              <w:bottom w:type="dxa" w:w="90"/>
+              <w:right w:type="dxa" w:w="110"/>
+            </w:tcMar>
+            <w:vAlign w:val="center"/>
+          </w:tcPr>
+          <w:p>
+            <w:pPr>
+              <w:jc w:val="left"/>
+            </w:pPr>
+            <w:r>
+              <w:rPr>
+                <w:b w:val="false"/>
+                <w:bCs w:val="false"/>
+                <w:sz w:val="19"/>
+                <w:szCs w:val="19"/>
+              </w:rPr>
+              <w:t xml:space="preserve">M1</w:t>
+            </w:r>
+          </w:p>
+        </w:tc>
+        <w:tc>
+          <w:tcPr>
+            <w:tcW w:type="dxa" w:w="1400"/>
+            <w:tcBorders>
+              <w:top w:val="single" w:color="000000" w:sz="4"/>
+              <w:left w:val="single" w:color="000000" w:sz="4"/>
+              <w:bottom w:val="single" w:color="000000" w:sz="4"/>
+              <w:right w:val="single" w:color="000000" w:sz="4"/>
+            </w:tcBorders>
+            <w:tcMar>
+              <w:top w:type="dxa" w:w="90"/>
+              <w:left w:type="dxa" w:w="110"/>
+              <w:bottom w:type="dxa" w:w="90"/>
+              <w:right w:type="dxa" w:w="110"/>
+            </w:tcMar>
+            <w:vAlign w:val="center"/>
+          </w:tcPr>
+          <w:p>
+            <w:pPr>
+              <w:jc w:val="left"/>
+            </w:pPr>
+            <w:r>
+              <w:rPr>
+                <w:b w:val="false"/>
+                <w:bCs w:val="false"/>
+                <w:sz w:val="19"/>
+                <w:szCs w:val="19"/>
+              </w:rPr>
+              <w:t xml:space="preserve">Must</w:t>
+            </w:r>
+          </w:p>
+        </w:tc>
+      </w:tr>
+      <w:tr>
+        <w:tc>
+          <w:tcPr>
+            <w:tcW w:type="dxa" w:w="1500"/>
+            <w:tcBorders>
+              <w:top w:val="single" w:color="000000" w:sz="4"/>
+              <w:left w:val="single" w:color="000000" w:sz="4"/>
+              <w:bottom w:val="single" w:color="000000" w:sz="4"/>
+              <w:right w:val="single" w:color="000000" w:sz="4"/>
+            </w:tcBorders>
+            <w:tcMar>
+              <w:top w:type="dxa" w:w="90"/>
+              <w:left w:type="dxa" w:w="110"/>
+              <w:bottom w:type="dxa" w:w="90"/>
+              <w:right w:type="dxa" w:w="110"/>
+            </w:tcMar>
+            <w:vAlign w:val="center"/>
+          </w:tcPr>
+          <w:p>
+            <w:pPr>
+              <w:jc w:val="left"/>
+            </w:pPr>
+            <w:r>
+              <w:rPr>
+                <w:b w:val="false"/>
+                <w:bCs w:val="false"/>
+                <w:sz w:val="19"/>
+                <w:szCs w:val="19"/>
+              </w:rPr>
+              <w:t xml:space="preserve">NFR-REL-02</w:t>
+            </w:r>
+          </w:p>
+        </w:tc>
+        <w:tc>
+          <w:tcPr>
+            <w:tcW w:type="dxa" w:w="4060"/>
+            <w:tcBorders>
+              <w:top w:val="single" w:color="000000" w:sz="4"/>
+              <w:left w:val="single" w:color="000000" w:sz="4"/>
+              <w:bottom w:val="single" w:color="000000" w:sz="4"/>
+              <w:right w:val="single" w:color="000000" w:sz="4"/>
+            </w:tcBorders>
+            <w:tcMar>
+              <w:top w:type="dxa" w:w="90"/>
+              <w:left w:type="dxa" w:w="110"/>
+              <w:bottom w:type="dxa" w:w="90"/>
+              <w:right w:type="dxa" w:w="110"/>
+            </w:tcMar>
+            <w:vAlign w:val="center"/>
+          </w:tcPr>
+          <w:p>
+            <w:pPr>
+              <w:jc w:val="left"/>
+            </w:pPr>
+            <w:r>
+              <w:rPr>
+                <w:b w:val="false"/>
+                <w:bCs w:val="false"/>
+                <w:sz w:val="19"/>
+                <w:szCs w:val="19"/>
+              </w:rPr>
+              <w:t xml:space="preserve">Healing failure must not crash / corrupt output</w:t>
+            </w:r>
+          </w:p>
+        </w:tc>
+        <w:tc>
+          <w:tcPr>
+            <w:tcW w:type="dxa" w:w="2400"/>
+            <w:tcBorders>
+              <w:top w:val="single" w:color="000000" w:sz="4"/>
+              <w:left w:val="single" w:color="000000" w:sz="4"/>
+              <w:bottom w:val="single" w:color="000000" w:sz="4"/>
+              <w:right w:val="single" w:color="000000" w:sz="4"/>
+            </w:tcBorders>
+            <w:tcMar>
+              <w:top w:type="dxa" w:w="90"/>
+              <w:left w:type="dxa" w:w="110"/>
+              <w:bottom w:type="dxa" w:w="90"/>
+              <w:right w:type="dxa" w:w="110"/>
+            </w:tcMar>
+            <w:vAlign w:val="center"/>
+          </w:tcPr>
+          <w:p>
+            <w:pPr>
+              <w:jc w:val="left"/>
+            </w:pPr>
+            <w:r>
+              <w:rPr>
+                <w:b w:val="false"/>
+                <w:bCs w:val="false"/>
+                <w:sz w:val="19"/>
+                <w:szCs w:val="19"/>
+              </w:rPr>
+              <w:t xml:space="preserve">M5</w:t>
+            </w:r>
+          </w:p>
+        </w:tc>
+        <w:tc>
+          <w:tcPr>
+            <w:tcW w:type="dxa" w:w="1400"/>
+            <w:tcBorders>
+              <w:top w:val="single" w:color="000000" w:sz="4"/>
+              <w:left w:val="single" w:color="000000" w:sz="4"/>
+              <w:bottom w:val="single" w:color="000000" w:sz="4"/>
+              <w:right w:val="single" w:color="000000" w:sz="4"/>
+            </w:tcBorders>
+            <w:tcMar>
+              <w:top w:type="dxa" w:w="90"/>
+              <w:left w:type="dxa" w:w="110"/>
+              <w:bottom w:type="dxa" w:w="90"/>
+              <w:right w:type="dxa" w:w="110"/>
+            </w:tcMar>
+            <w:vAlign w:val="center"/>
+          </w:tcPr>
+          <w:p>
+            <w:pPr>
+              <w:jc w:val="left"/>
+            </w:pPr>
+            <w:r>
+              <w:rPr>
+                <w:b w:val="false"/>
+                <w:bCs w:val="false"/>
+                <w:sz w:val="19"/>
+                <w:szCs w:val="19"/>
+              </w:rPr>
+              <w:t xml:space="preserve">Must</w:t>
+            </w:r>
+          </w:p>
+        </w:tc>
+      </w:tr>
+      <w:tr>
+        <w:tc>
+          <w:tcPr>
+            <w:tcW w:type="dxa" w:w="1500"/>
+            <w:tcBorders>
+              <w:top w:val="single" w:color="000000" w:sz="4"/>
+              <w:left w:val="single" w:color="000000" w:sz="4"/>
+              <w:bottom w:val="single" w:color="000000" w:sz="4"/>
+              <w:right w:val="single" w:color="000000" w:sz="4"/>
+            </w:tcBorders>
+            <w:tcMar>
+              <w:top w:type="dxa" w:w="90"/>
+              <w:left w:type="dxa" w:w="110"/>
+              <w:bottom w:type="dxa" w:w="90"/>
+              <w:right w:type="dxa" w:w="110"/>
+            </w:tcMar>
+            <w:vAlign w:val="center"/>
+          </w:tcPr>
+          <w:p>
+            <w:pPr>
+              <w:jc w:val="left"/>
+            </w:pPr>
+            <w:r>
+              <w:rPr>
+                <w:b w:val="false"/>
+                <w:bCs w:val="false"/>
+                <w:sz w:val="19"/>
+                <w:szCs w:val="19"/>
+              </w:rPr>
+              <w:t xml:space="preserve">NFR-REL-03</w:t>
+            </w:r>
+          </w:p>
+        </w:tc>
+        <w:tc>
+          <w:tcPr>
+            <w:tcW w:type="dxa" w:w="4060"/>
+            <w:tcBorders>
+              <w:top w:val="single" w:color="000000" w:sz="4"/>
+              <w:left w:val="single" w:color="000000" w:sz="4"/>
+              <w:bottom w:val="single" w:color="000000" w:sz="4"/>
+              <w:right w:val="single" w:color="000000" w:sz="4"/>
+            </w:tcBorders>
+            <w:tcMar>
+              <w:top w:type="dxa" w:w="90"/>
+              <w:left w:type="dxa" w:w="110"/>
+              <w:bottom w:type="dxa" w:w="90"/>
+              <w:right w:type="dxa" w:w="110"/>
+            </w:tcMar>
+            <w:vAlign w:val="center"/>
+          </w:tcPr>
+          <w:p>
+            <w:pPr>
+              <w:jc w:val="left"/>
+            </w:pPr>
+            <w:r>
+              <w:rPr>
+                <w:b w:val="false"/>
+                <w:bCs w:val="false"/>
+                <w:sz w:val="19"/>
+                <w:szCs w:val="19"/>
+              </w:rPr>
+              <w:t xml:space="preserve">Moderately complex geometry</w:t>
+            </w:r>
+          </w:p>
+        </w:tc>
+        <w:tc>
+          <w:tcPr>
+            <w:tcW w:type="dxa" w:w="2400"/>
+            <w:tcBorders>
+              <w:top w:val="single" w:color="000000" w:sz="4"/>
+              <w:left w:val="single" w:color="000000" w:sz="4"/>
+              <w:bottom w:val="single" w:color="000000" w:sz="4"/>
+              <w:right w:val="single" w:color="000000" w:sz="4"/>
+            </w:tcBorders>
+            <w:tcMar>
+              <w:top w:type="dxa" w:w="90"/>
+              <w:left w:type="dxa" w:w="110"/>
+              <w:bottom w:type="dxa" w:w="90"/>
+              <w:right w:type="dxa" w:w="110"/>
+            </w:tcMar>
+            <w:vAlign w:val="center"/>
+          </w:tcPr>
+          <w:p>
+            <w:pPr>
+              <w:jc w:val="left"/>
+            </w:pPr>
+            <w:r>
+              <w:rPr>
+                <w:b w:val="false"/>
+                <w:bCs w:val="false"/>
+                <w:sz w:val="19"/>
+                <w:szCs w:val="19"/>
+              </w:rPr>
+              <w:t xml:space="preserve">M1, M2, M3, M4, M5</w:t>
+            </w:r>
+          </w:p>
+        </w:tc>
+        <w:tc>
+          <w:tcPr>
+            <w:tcW w:type="dxa" w:w="1400"/>
+            <w:tcBorders>
+              <w:top w:val="single" w:color="000000" w:sz="4"/>
+              <w:left w:val="single" w:color="000000" w:sz="4"/>
+              <w:bottom w:val="single" w:color="000000" w:sz="4"/>
+              <w:right w:val="single" w:color="000000" w:sz="4"/>
+            </w:tcBorders>
+            <w:tcMar>
+              <w:top w:type="dxa" w:w="90"/>
+              <w:left w:type="dxa" w:w="110"/>
+              <w:bottom w:type="dxa" w:w="90"/>
+              <w:right w:type="dxa" w:w="110"/>
+            </w:tcMar>
+            <w:vAlign w:val="center"/>
+          </w:tcPr>
+          <w:p>
+            <w:pPr>
+              <w:jc w:val="left"/>
+            </w:pPr>
+            <w:r>
+              <w:rPr>
+                <w:b w:val="false"/>
+                <w:bCs w:val="false"/>
+                <w:sz w:val="19"/>
+                <w:szCs w:val="19"/>
+              </w:rPr>
+              <w:t xml:space="preserve">Want</w:t>
+            </w:r>
+          </w:p>
+        </w:tc>
+      </w:tr>
+      <w:tr>
+        <w:tc>
+          <w:tcPr>
+            <w:tcW w:type="dxa" w:w="1500"/>
+            <w:tcBorders>
+              <w:top w:val="single" w:color="000000" w:sz="4"/>
+              <w:left w:val="single" w:color="000000" w:sz="4"/>
+              <w:bottom w:val="single" w:color="000000" w:sz="4"/>
+              <w:right w:val="single" w:color="000000" w:sz="4"/>
+            </w:tcBorders>
+            <w:tcMar>
+              <w:top w:type="dxa" w:w="90"/>
+              <w:left w:type="dxa" w:w="110"/>
+              <w:bottom w:type="dxa" w:w="90"/>
+              <w:right w:type="dxa" w:w="110"/>
+            </w:tcMar>
+            <w:vAlign w:val="center"/>
+          </w:tcPr>
+          <w:p>
+            <w:pPr>
+              <w:jc w:val="left"/>
+            </w:pPr>
+            <w:r>
+              <w:rPr>
+                <w:b w:val="false"/>
+                <w:bCs w:val="false"/>
+                <w:sz w:val="19"/>
+                <w:szCs w:val="19"/>
+              </w:rPr>
+              <w:t xml:space="preserve">NFR-REL-04</w:t>
+            </w:r>
+          </w:p>
+        </w:tc>
+        <w:tc>
+          <w:tcPr>
+            <w:tcW w:type="dxa" w:w="4060"/>
+            <w:tcBorders>
+              <w:top w:val="single" w:color="000000" w:sz="4"/>
+              <w:left w:val="single" w:color="000000" w:sz="4"/>
+              <w:bottom w:val="single" w:color="000000" w:sz="4"/>
+              <w:right w:val="single" w:color="000000" w:sz="4"/>
+            </w:tcBorders>
+            <w:tcMar>
+              <w:top w:type="dxa" w:w="90"/>
+              <w:left w:type="dxa" w:w="110"/>
+              <w:bottom w:type="dxa" w:w="90"/>
+              <w:right w:type="dxa" w:w="110"/>
+            </w:tcMar>
+            <w:vAlign w:val="center"/>
+          </w:tcPr>
+          <w:p>
+            <w:pPr>
+              <w:jc w:val="left"/>
+            </w:pPr>
+            <w:r>
+              <w:rPr>
+                <w:b w:val="false"/>
+                <w:bCs w:val="false"/>
+                <w:sz w:val="19"/>
+                <w:szCs w:val="19"/>
+              </w:rPr>
+              <w:t xml:space="preserve">Valid, watertight output solid</w:t>
+            </w:r>
+          </w:p>
+        </w:tc>
+        <w:tc>
+          <w:tcPr>
+            <w:tcW w:type="dxa" w:w="2400"/>
+            <w:tcBorders>
+              <w:top w:val="single" w:color="000000" w:sz="4"/>
+              <w:left w:val="single" w:color="000000" w:sz="4"/>
+              <w:bottom w:val="single" w:color="000000" w:sz="4"/>
+              <w:right w:val="single" w:color="000000" w:sz="4"/>
+            </w:tcBorders>
+            <w:tcMar>
+              <w:top w:type="dxa" w:w="90"/>
+              <w:left w:type="dxa" w:w="110"/>
+              <w:bottom w:type="dxa" w:w="90"/>
+              <w:right w:type="dxa" w:w="110"/>
+            </w:tcMar>
+            <w:vAlign w:val="center"/>
+          </w:tcPr>
+          <w:p>
+            <w:pPr>
+              <w:jc w:val="left"/>
+            </w:pPr>
+            <w:r>
+              <w:rPr>
+                <w:b w:val="false"/>
+                <w:bCs w:val="false"/>
+                <w:sz w:val="19"/>
+                <w:szCs w:val="19"/>
+              </w:rPr>
+              <w:t xml:space="preserve">M5</w:t>
+            </w:r>
+          </w:p>
+        </w:tc>
+        <w:tc>
+          <w:tcPr>
+            <w:tcW w:type="dxa" w:w="1400"/>
+            <w:tcBorders>
+              <w:top w:val="single" w:color="000000" w:sz="4"/>
+              <w:left w:val="single" w:color="000000" w:sz="4"/>
+              <w:bottom w:val="single" w:color="000000" w:sz="4"/>
+              <w:right w:val="single" w:color="000000" w:sz="4"/>
+            </w:tcBorders>
+            <w:tcMar>
+              <w:top w:type="dxa" w:w="90"/>
+              <w:left w:type="dxa" w:w="110"/>
+              <w:bottom w:type="dxa" w:w="90"/>
+              <w:right w:type="dxa" w:w="110"/>
+            </w:tcMar>
+            <w:vAlign w:val="center"/>
+          </w:tcPr>
+          <w:p>
+            <w:pPr>
+              <w:jc w:val="left"/>
+            </w:pPr>
+            <w:r>
+              <w:rPr>
+                <w:b w:val="false"/>
+                <w:bCs w:val="false"/>
+                <w:sz w:val="19"/>
+                <w:szCs w:val="19"/>
+              </w:rPr>
+              <w:t xml:space="preserve">Must</w:t>
+            </w:r>
+          </w:p>
+        </w:tc>
+      </w:tr>
+      <w:tr>
+        <w:tc>
+          <w:tcPr>
+            <w:tcW w:type="dxa" w:w="1500"/>
+            <w:tcBorders>
+              <w:top w:val="single" w:color="000000" w:sz="4"/>
+              <w:left w:val="single" w:color="000000" w:sz="4"/>
+              <w:bottom w:val="single" w:color="000000" w:sz="4"/>
+              <w:right w:val="single" w:color="000000" w:sz="4"/>
+            </w:tcBorders>
+            <w:tcMar>
+              <w:top w:type="dxa" w:w="90"/>
+              <w:left w:type="dxa" w:w="110"/>
+              <w:bottom w:type="dxa" w:w="90"/>
+              <w:right w:type="dxa" w:w="110"/>
+            </w:tcMar>
+            <w:vAlign w:val="center"/>
+          </w:tcPr>
+          <w:p>
+            <w:pPr>
+              <w:jc w:val="left"/>
+            </w:pPr>
+            <w:r>
+              <w:rPr>
+                <w:b w:val="false"/>
+                <w:bCs w:val="false"/>
+                <w:sz w:val="19"/>
+                <w:szCs w:val="19"/>
+              </w:rPr>
+              <w:t xml:space="preserve">NFR-PORT-01</w:t>
+            </w:r>
+          </w:p>
+        </w:tc>
+        <w:tc>
+          <w:tcPr>
+            <w:tcW w:type="dxa" w:w="4060"/>
+            <w:tcBorders>
+              <w:top w:val="single" w:color="000000" w:sz="4"/>
+              <w:left w:val="single" w:color="000000" w:sz="4"/>
+              <w:bottom w:val="single" w:color="000000" w:sz="4"/>
+              <w:right w:val="single" w:color="000000" w:sz="4"/>
+            </w:tcBorders>
+            <w:tcMar>
+              <w:top w:type="dxa" w:w="90"/>
+              <w:left w:type="dxa" w:w="110"/>
+              <w:bottom w:type="dxa" w:w="90"/>
+              <w:right w:type="dxa" w:w="110"/>
+            </w:tcMar>
+            <w:vAlign w:val="center"/>
+          </w:tcPr>
+          <w:p>
+            <w:pPr>
+              <w:jc w:val="left"/>
+            </w:pPr>
+            <w:r>
+              <w:rPr>
+                <w:b w:val="false"/>
+                <w:bCs w:val="false"/>
+                <w:sz w:val="19"/>
+                <w:szCs w:val="19"/>
+              </w:rPr>
+              <w:t xml:space="preserve">Desktop OSes, no licensed CAD</w:t>
+            </w:r>
+          </w:p>
+        </w:tc>
+        <w:tc>
+          <w:tcPr>
+            <w:tcW w:type="dxa" w:w="2400"/>
+            <w:tcBorders>
+              <w:top w:val="single" w:color="000000" w:sz="4"/>
+              <w:left w:val="single" w:color="000000" w:sz="4"/>
+              <w:bottom w:val="single" w:color="000000" w:sz="4"/>
+              <w:right w:val="single" w:color="000000" w:sz="4"/>
+            </w:tcBorders>
+            <w:tcMar>
+              <w:top w:type="dxa" w:w="90"/>
+              <w:left w:type="dxa" w:w="110"/>
+              <w:bottom w:type="dxa" w:w="90"/>
+              <w:right w:type="dxa" w:w="110"/>
+            </w:tcMar>
+            <w:vAlign w:val="center"/>
+          </w:tcPr>
+          <w:p>
+            <w:pPr>
+              <w:jc w:val="left"/>
+            </w:pPr>
+            <w:r>
+              <w:rPr>
+                <w:b w:val="false"/>
+                <w:bCs w:val="false"/>
+                <w:sz w:val="19"/>
+                <w:szCs w:val="19"/>
+              </w:rPr>
+              <w:t xml:space="preserve">All</w:t>
+            </w:r>
+          </w:p>
+        </w:tc>
+        <w:tc>
+          <w:tcPr>
+            <w:tcW w:type="dxa" w:w="1400"/>
+            <w:tcBorders>
+              <w:top w:val="single" w:color="000000" w:sz="4"/>
+              <w:left w:val="single" w:color="000000" w:sz="4"/>
+              <w:bottom w:val="single" w:color="000000" w:sz="4"/>
+              <w:right w:val="single" w:color="000000" w:sz="4"/>
+            </w:tcBorders>
+            <w:tcMar>
+              <w:top w:type="dxa" w:w="90"/>
+              <w:left w:type="dxa" w:w="110"/>
+              <w:bottom w:type="dxa" w:w="90"/>
+              <w:right w:type="dxa" w:w="110"/>
+            </w:tcMar>
+            <w:vAlign w:val="center"/>
+          </w:tcPr>
+          <w:p>
+            <w:pPr>
+              <w:jc w:val="left"/>
+            </w:pPr>
+            <w:r>
+              <w:rPr>
+                <w:b w:val="false"/>
+                <w:bCs w:val="false"/>
+                <w:sz w:val="19"/>
+                <w:szCs w:val="19"/>
+              </w:rPr>
+              <w:t xml:space="preserve">Must</w:t>
+            </w:r>
+          </w:p>
+        </w:tc>
+      </w:tr>
+      <w:tr>
+        <w:tc>
+          <w:tcPr>
+            <w:tcW w:type="dxa" w:w="1500"/>
+            <w:tcBorders>
+              <w:top w:val="single" w:color="000000" w:sz="4"/>
+              <w:left w:val="single" w:color="000000" w:sz="4"/>
+              <w:bottom w:val="single" w:color="000000" w:sz="4"/>
+              <w:right w:val="single" w:color="000000" w:sz="4"/>
+            </w:tcBorders>
+            <w:tcMar>
+              <w:top w:type="dxa" w:w="90"/>
+              <w:left w:type="dxa" w:w="110"/>
+              <w:bottom w:type="dxa" w:w="90"/>
+              <w:right w:type="dxa" w:w="110"/>
+            </w:tcMar>
+            <w:vAlign w:val="center"/>
+          </w:tcPr>
+          <w:p>
+            <w:pPr>
+              <w:jc w:val="left"/>
+            </w:pPr>
+            <w:r>
+              <w:rPr>
+                <w:b w:val="false"/>
+                <w:bCs w:val="false"/>
+                <w:sz w:val="19"/>
+                <w:szCs w:val="19"/>
+              </w:rPr>
+              <w:t xml:space="preserve">NFR-PORT-02</w:t>
+            </w:r>
+          </w:p>
+        </w:tc>
+        <w:tc>
+          <w:tcPr>
+            <w:tcW w:type="dxa" w:w="4060"/>
+            <w:tcBorders>
+              <w:top w:val="single" w:color="000000" w:sz="4"/>
+              <w:left w:val="single" w:color="000000" w:sz="4"/>
+              <w:bottom w:val="single" w:color="000000" w:sz="4"/>
+              <w:right w:val="single" w:color="000000" w:sz="4"/>
+            </w:tcBorders>
+            <w:tcMar>
+              <w:top w:type="dxa" w:w="90"/>
+              <w:left w:type="dxa" w:w="110"/>
+              <w:bottom w:type="dxa" w:w="90"/>
+              <w:right w:type="dxa" w:w="110"/>
+            </w:tcMar>
+            <w:vAlign w:val="center"/>
+          </w:tcPr>
+          <w:p>
+            <w:pPr>
+              <w:jc w:val="left"/>
+            </w:pPr>
+            <w:r>
+              <w:rPr>
+                <w:b w:val="false"/>
+                <w:bCs w:val="false"/>
+                <w:sz w:val="19"/>
+                <w:szCs w:val="19"/>
+              </w:rPr>
+              <w:t xml:space="preserve">ISO 10303 STEP conformance</w:t>
+            </w:r>
+          </w:p>
+        </w:tc>
+        <w:tc>
+          <w:tcPr>
+            <w:tcW w:type="dxa" w:w="2400"/>
+            <w:tcBorders>
+              <w:top w:val="single" w:color="000000" w:sz="4"/>
+              <w:left w:val="single" w:color="000000" w:sz="4"/>
+              <w:bottom w:val="single" w:color="000000" w:sz="4"/>
+              <w:right w:val="single" w:color="000000" w:sz="4"/>
+            </w:tcBorders>
+            <w:tcMar>
+              <w:top w:type="dxa" w:w="90"/>
+              <w:left w:type="dxa" w:w="110"/>
+              <w:bottom w:type="dxa" w:w="90"/>
+              <w:right w:type="dxa" w:w="110"/>
+            </w:tcMar>
+            <w:vAlign w:val="center"/>
+          </w:tcPr>
+          <w:p>
+            <w:pPr>
+              <w:jc w:val="left"/>
+            </w:pPr>
+            <w:r>
+              <w:rPr>
+                <w:b w:val="false"/>
+                <w:bCs w:val="false"/>
+                <w:sz w:val="19"/>
+                <w:szCs w:val="19"/>
+              </w:rPr>
+              <w:t xml:space="preserve">M1</w:t>
+            </w:r>
+          </w:p>
+        </w:tc>
+        <w:tc>
+          <w:tcPr>
+            <w:tcW w:type="dxa" w:w="1400"/>
+            <w:tcBorders>
+              <w:top w:val="single" w:color="000000" w:sz="4"/>
+              <w:left w:val="single" w:color="000000" w:sz="4"/>
+              <w:bottom w:val="single" w:color="000000" w:sz="4"/>
+              <w:right w:val="single" w:color="000000" w:sz="4"/>
+            </w:tcBorders>
+            <w:tcMar>
+              <w:top w:type="dxa" w:w="90"/>
+              <w:left w:type="dxa" w:w="110"/>
+              <w:bottom w:type="dxa" w:w="90"/>
+              <w:right w:type="dxa" w:w="110"/>
+            </w:tcMar>
+            <w:vAlign w:val="center"/>
+          </w:tcPr>
+          <w:p>
+            <w:pPr>
+              <w:jc w:val="left"/>
+            </w:pPr>
+            <w:r>
+              <w:rPr>
+                <w:b w:val="false"/>
+                <w:bCs w:val="false"/>
+                <w:sz w:val="19"/>
+                <w:szCs w:val="19"/>
+              </w:rPr>
+              <w:t xml:space="preserve">Must</w:t>
+            </w:r>
+          </w:p>
+        </w:tc>
+      </w:tr>
+      <w:tr>
+        <w:tc>
+          <w:tcPr>
+            <w:tcW w:type="dxa" w:w="1500"/>
+            <w:tcBorders>
+              <w:top w:val="single" w:color="000000" w:sz="4"/>
+              <w:left w:val="single" w:color="000000" w:sz="4"/>
+              <w:bottom w:val="single" w:color="000000" w:sz="4"/>
+              <w:right w:val="single" w:color="000000" w:sz="4"/>
+            </w:tcBorders>
+            <w:tcMar>
+              <w:top w:type="dxa" w:w="90"/>
+              <w:left w:type="dxa" w:w="110"/>
+              <w:bottom w:type="dxa" w:w="90"/>
+              <w:right w:type="dxa" w:w="110"/>
+            </w:tcMar>
+            <w:vAlign w:val="center"/>
+          </w:tcPr>
+          <w:p>
+            <w:pPr>
+              <w:jc w:val="left"/>
+            </w:pPr>
+            <w:r>
+              <w:rPr>
+                <w:b w:val="false"/>
+                <w:bCs w:val="false"/>
+                <w:sz w:val="19"/>
+                <w:szCs w:val="19"/>
+              </w:rPr>
+              <w:t xml:space="preserve">NFR-PORT-03</w:t>
+            </w:r>
+          </w:p>
+        </w:tc>
+        <w:tc>
+          <w:tcPr>
+            <w:tcW w:type="dxa" w:w="4060"/>
+            <w:tcBorders>
+              <w:top w:val="single" w:color="000000" w:sz="4"/>
+              <w:left w:val="single" w:color="000000" w:sz="4"/>
+              <w:bottom w:val="single" w:color="000000" w:sz="4"/>
+              <w:right w:val="single" w:color="000000" w:sz="4"/>
+            </w:tcBorders>
+            <w:tcMar>
+              <w:top w:type="dxa" w:w="90"/>
+              <w:left w:type="dxa" w:w="110"/>
+              <w:bottom w:type="dxa" w:w="90"/>
+              <w:right w:type="dxa" w:w="110"/>
+            </w:tcMar>
+            <w:vAlign w:val="center"/>
+          </w:tcPr>
+          <w:p>
+            <w:pPr>
+              <w:jc w:val="left"/>
+            </w:pPr>
+            <w:r>
+              <w:rPr>
+                <w:b w:val="false"/>
+                <w:bCs w:val="false"/>
+                <w:sz w:val="19"/>
+                <w:szCs w:val="19"/>
+              </w:rPr>
+              <w:t xml:space="preserve">Headless, standalone batch execution</w:t>
+            </w:r>
+          </w:p>
+        </w:tc>
+        <w:tc>
+          <w:tcPr>
+            <w:tcW w:type="dxa" w:w="2400"/>
+            <w:tcBorders>
+              <w:top w:val="single" w:color="000000" w:sz="4"/>
+              <w:left w:val="single" w:color="000000" w:sz="4"/>
+              <w:bottom w:val="single" w:color="000000" w:sz="4"/>
+              <w:right w:val="single" w:color="000000" w:sz="4"/>
+            </w:tcBorders>
+            <w:tcMar>
+              <w:top w:type="dxa" w:w="90"/>
+              <w:left w:type="dxa" w:w="110"/>
+              <w:bottom w:type="dxa" w:w="90"/>
+              <w:right w:type="dxa" w:w="110"/>
+            </w:tcMar>
+            <w:vAlign w:val="center"/>
+          </w:tcPr>
+          <w:p>
+            <w:pPr>
+              <w:jc w:val="left"/>
+            </w:pPr>
+            <w:r>
+              <w:rPr>
+                <w:b w:val="false"/>
+                <w:bCs w:val="false"/>
+                <w:sz w:val="19"/>
+                <w:szCs w:val="19"/>
+              </w:rPr>
+              <w:t xml:space="preserve">M1, M5</w:t>
+            </w:r>
+          </w:p>
+        </w:tc>
+        <w:tc>
+          <w:tcPr>
+            <w:tcW w:type="dxa" w:w="1400"/>
+            <w:tcBorders>
+              <w:top w:val="single" w:color="000000" w:sz="4"/>
+              <w:left w:val="single" w:color="000000" w:sz="4"/>
+              <w:bottom w:val="single" w:color="000000" w:sz="4"/>
+              <w:right w:val="single" w:color="000000" w:sz="4"/>
+            </w:tcBorders>
+            <w:tcMar>
+              <w:top w:type="dxa" w:w="90"/>
+              <w:left w:type="dxa" w:w="110"/>
+              <w:bottom w:type="dxa" w:w="90"/>
+              <w:right w:type="dxa" w:w="110"/>
+            </w:tcMar>
+            <w:vAlign w:val="center"/>
+          </w:tcPr>
+          <w:p>
+            <w:pPr>
+              <w:jc w:val="left"/>
+            </w:pPr>
+            <w:r>
+              <w:rPr>
+                <w:b w:val="false"/>
+                <w:bCs w:val="false"/>
+                <w:sz w:val="19"/>
+                <w:szCs w:val="19"/>
+              </w:rPr>
+              <w:t xml:space="preserve">Must</w:t>
+            </w:r>
+          </w:p>
+        </w:tc>
+      </w:tr>
+      <w:tr>
+        <w:tc>
+          <w:tcPr>
+            <w:tcW w:type="dxa" w:w="1500"/>
+            <w:tcBorders>
+              <w:top w:val="single" w:color="000000" w:sz="4"/>
+              <w:left w:val="single" w:color="000000" w:sz="4"/>
+              <w:bottom w:val="single" w:color="000000" w:sz="4"/>
+              <w:right w:val="single" w:color="000000" w:sz="4"/>
+            </w:tcBorders>
+            <w:tcMar>
+              <w:top w:type="dxa" w:w="90"/>
+              <w:left w:type="dxa" w:w="110"/>
+              <w:bottom w:type="dxa" w:w="90"/>
+              <w:right w:type="dxa" w:w="110"/>
+            </w:tcMar>
+            <w:vAlign w:val="center"/>
+          </w:tcPr>
+          <w:p>
+            <w:pPr>
+              <w:jc w:val="left"/>
+            </w:pPr>
+            <w:r>
+              <w:rPr>
+                <w:b w:val="false"/>
+                <w:bCs w:val="false"/>
+                <w:sz w:val="19"/>
+                <w:szCs w:val="19"/>
+              </w:rPr>
+              <w:t xml:space="preserve">NFR-SEC-01</w:t>
+            </w:r>
+          </w:p>
+        </w:tc>
+        <w:tc>
+          <w:tcPr>
+            <w:tcW w:type="dxa" w:w="4060"/>
+            <w:tcBorders>
+              <w:top w:val="single" w:color="000000" w:sz="4"/>
+              <w:left w:val="single" w:color="000000" w:sz="4"/>
+              <w:bottom w:val="single" w:color="000000" w:sz="4"/>
+              <w:right w:val="single" w:color="000000" w:sz="4"/>
+            </w:tcBorders>
+            <w:tcMar>
+              <w:top w:type="dxa" w:w="90"/>
+              <w:left w:type="dxa" w:w="110"/>
+              <w:bottom w:type="dxa" w:w="90"/>
+              <w:right w:type="dxa" w:w="110"/>
+            </w:tcMar>
+            <w:vAlign w:val="center"/>
+          </w:tcPr>
+          <w:p>
+            <w:pPr>
+              <w:jc w:val="left"/>
+            </w:pPr>
+            <w:r>
+              <w:rPr>
+                <w:b w:val="false"/>
+                <w:bCs w:val="false"/>
+                <w:sz w:val="19"/>
+                <w:szCs w:val="19"/>
+              </w:rPr>
+              <w:t xml:space="preserve">No confidential HP data in repository</w:t>
+            </w:r>
+          </w:p>
+        </w:tc>
+        <w:tc>
+          <w:tcPr>
+            <w:tcW w:type="dxa" w:w="2400"/>
+            <w:tcBorders>
+              <w:top w:val="single" w:color="000000" w:sz="4"/>
+              <w:left w:val="single" w:color="000000" w:sz="4"/>
+              <w:bottom w:val="single" w:color="000000" w:sz="4"/>
+              <w:right w:val="single" w:color="000000" w:sz="4"/>
+            </w:tcBorders>
+            <w:tcMar>
+              <w:top w:type="dxa" w:w="90"/>
+              <w:left w:type="dxa" w:w="110"/>
+              <w:bottom w:type="dxa" w:w="90"/>
+              <w:right w:type="dxa" w:w="110"/>
+            </w:tcMar>
+            <w:vAlign w:val="center"/>
+          </w:tcPr>
+          <w:p>
+            <w:pPr>
+              <w:jc w:val="left"/>
+            </w:pPr>
+            <w:r>
+              <w:rPr>
+                <w:b w:val="false"/>
+                <w:bCs w:val="false"/>
+                <w:sz w:val="19"/>
+                <w:szCs w:val="19"/>
+              </w:rPr>
+              <w:t xml:space="preserve">All</w:t>
+            </w:r>
+          </w:p>
+        </w:tc>
+        <w:tc>
+          <w:tcPr>
+            <w:tcW w:type="dxa" w:w="1400"/>
+            <w:tcBorders>
+              <w:top w:val="single" w:color="000000" w:sz="4"/>
+              <w:left w:val="single" w:color="000000" w:sz="4"/>
+              <w:bottom w:val="single" w:color="000000" w:sz="4"/>
+              <w:right w:val="single" w:color="000000" w:sz="4"/>
+            </w:tcBorders>
+            <w:tcMar>
+              <w:top w:type="dxa" w:w="90"/>
+              <w:left w:type="dxa" w:w="110"/>
+              <w:bottom w:type="dxa" w:w="90"/>
+              <w:right w:type="dxa" w:w="110"/>
+            </w:tcMar>
+            <w:vAlign w:val="center"/>
+          </w:tcPr>
+          <w:p>
+            <w:pPr>
+              <w:jc w:val="left"/>
+            </w:pPr>
+            <w:r>
+              <w:rPr>
+                <w:b w:val="false"/>
+                <w:bCs w:val="false"/>
+                <w:sz w:val="19"/>
+                <w:szCs w:val="19"/>
+              </w:rPr>
+              <w:t xml:space="preserve">Must</w:t>
+            </w:r>
+          </w:p>
+        </w:tc>
+      </w:tr>
+      <w:tr>
+        <w:tc>
+          <w:tcPr>
+            <w:tcW w:type="dxa" w:w="1500"/>
+            <w:tcBorders>
+              <w:top w:val="single" w:color="000000" w:sz="4"/>
+              <w:left w:val="single" w:color="000000" w:sz="4"/>
+              <w:bottom w:val="single" w:color="000000" w:sz="4"/>
+              <w:right w:val="single" w:color="000000" w:sz="4"/>
+            </w:tcBorders>
+            <w:tcMar>
+              <w:top w:type="dxa" w:w="90"/>
+              <w:left w:type="dxa" w:w="110"/>
+              <w:bottom w:type="dxa" w:w="90"/>
+              <w:right w:type="dxa" w:w="110"/>
+            </w:tcMar>
+            <w:vAlign w:val="center"/>
+          </w:tcPr>
+          <w:p>
+            <w:pPr>
+              <w:jc w:val="left"/>
+            </w:pPr>
+            <w:r>
+              <w:rPr>
+                <w:b w:val="false"/>
+                <w:bCs w:val="false"/>
+                <w:sz w:val="19"/>
+                <w:szCs w:val="19"/>
+              </w:rPr>
+              <w:t xml:space="preserve">NFR-SEC-02</w:t>
+            </w:r>
+          </w:p>
+        </w:tc>
+        <w:tc>
+          <w:tcPr>
+            <w:tcW w:type="dxa" w:w="4060"/>
+            <w:tcBorders>
+              <w:top w:val="single" w:color="000000" w:sz="4"/>
+              <w:left w:val="single" w:color="000000" w:sz="4"/>
+              <w:bottom w:val="single" w:color="000000" w:sz="4"/>
+              <w:right w:val="single" w:color="000000" w:sz="4"/>
+            </w:tcBorders>
+            <w:tcMar>
+              <w:top w:type="dxa" w:w="90"/>
+              <w:left w:type="dxa" w:w="110"/>
+              <w:bottom w:type="dxa" w:w="90"/>
+              <w:right w:type="dxa" w:w="110"/>
+            </w:tcMar>
+            <w:vAlign w:val="center"/>
+          </w:tcPr>
+          <w:p>
+            <w:pPr>
+              <w:jc w:val="left"/>
+            </w:pPr>
+            <w:r>
+              <w:rPr>
+                <w:b w:val="false"/>
+                <w:bCs w:val="false"/>
+                <w:sz w:val="19"/>
+                <w:szCs w:val="19"/>
+              </w:rPr>
+              <w:t xml:space="preserve">Permitted training/validation data sources</w:t>
+            </w:r>
+          </w:p>
+        </w:tc>
+        <w:tc>
+          <w:tcPr>
+            <w:tcW w:type="dxa" w:w="2400"/>
+            <w:tcBorders>
+              <w:top w:val="single" w:color="000000" w:sz="4"/>
+              <w:left w:val="single" w:color="000000" w:sz="4"/>
+              <w:bottom w:val="single" w:color="000000" w:sz="4"/>
+              <w:right w:val="single" w:color="000000" w:sz="4"/>
+            </w:tcBorders>
+            <w:tcMar>
+              <w:top w:type="dxa" w:w="90"/>
+              <w:left w:type="dxa" w:w="110"/>
+              <w:bottom w:type="dxa" w:w="90"/>
+              <w:right w:type="dxa" w:w="110"/>
+            </w:tcMar>
+            <w:vAlign w:val="center"/>
+          </w:tcPr>
+          <w:p>
+            <w:pPr>
+              <w:jc w:val="left"/>
+            </w:pPr>
+            <w:r>
+              <w:rPr>
+                <w:b w:val="false"/>
+                <w:bCs w:val="false"/>
+                <w:sz w:val="19"/>
+                <w:szCs w:val="19"/>
+              </w:rPr>
+              <w:t xml:space="preserve">Training</w:t>
+            </w:r>
+          </w:p>
+        </w:tc>
+        <w:tc>
+          <w:tcPr>
+            <w:tcW w:type="dxa" w:w="1400"/>
+            <w:tcBorders>
+              <w:top w:val="single" w:color="000000" w:sz="4"/>
+              <w:left w:val="single" w:color="000000" w:sz="4"/>
+              <w:bottom w:val="single" w:color="000000" w:sz="4"/>
+              <w:right w:val="single" w:color="000000" w:sz="4"/>
+            </w:tcBorders>
+            <w:tcMar>
+              <w:top w:type="dxa" w:w="90"/>
+              <w:left w:type="dxa" w:w="110"/>
+              <w:bottom w:type="dxa" w:w="90"/>
+              <w:right w:type="dxa" w:w="110"/>
+            </w:tcMar>
+            <w:vAlign w:val="center"/>
+          </w:tcPr>
+          <w:p>
+            <w:pPr>
+              <w:jc w:val="left"/>
+            </w:pPr>
+            <w:r>
+              <w:rPr>
+                <w:b w:val="false"/>
+                <w:bCs w:val="false"/>
+                <w:sz w:val="19"/>
+                <w:szCs w:val="19"/>
+              </w:rPr>
+              <w:t xml:space="preserve">Must</w:t>
+            </w:r>
+          </w:p>
+        </w:tc>
+      </w:tr>
+      <w:tr>
+        <w:tc>
+          <w:tcPr>
+            <w:tcW w:type="dxa" w:w="1500"/>
+            <w:tcBorders>
+              <w:top w:val="single" w:color="000000" w:sz="4"/>
+              <w:left w:val="single" w:color="000000" w:sz="4"/>
+              <w:bottom w:val="single" w:color="000000" w:sz="4"/>
+              <w:right w:val="single" w:color="000000" w:sz="4"/>
+            </w:tcBorders>
+            <w:tcMar>
+              <w:top w:type="dxa" w:w="90"/>
+              <w:left w:type="dxa" w:w="110"/>
+              <w:bottom w:type="dxa" w:w="90"/>
+              <w:right w:type="dxa" w:w="110"/>
+            </w:tcMar>
+            <w:vAlign w:val="center"/>
+          </w:tcPr>
+          <w:p>
+            <w:pPr>
+              <w:jc w:val="left"/>
+            </w:pPr>
+            <w:r>
+              <w:rPr>
+                <w:b w:val="false"/>
+                <w:bCs w:val="false"/>
+                <w:sz w:val="19"/>
+                <w:szCs w:val="19"/>
+              </w:rPr>
+              <w:t xml:space="preserve">NFR-USE-01</w:t>
+            </w:r>
+          </w:p>
+        </w:tc>
+        <w:tc>
+          <w:tcPr>
+            <w:tcW w:type="dxa" w:w="4060"/>
+            <w:tcBorders>
+              <w:top w:val="single" w:color="000000" w:sz="4"/>
+              <w:left w:val="single" w:color="000000" w:sz="4"/>
+              <w:bottom w:val="single" w:color="000000" w:sz="4"/>
+              <w:right w:val="single" w:color="000000" w:sz="4"/>
+            </w:tcBorders>
+            <w:tcMar>
+              <w:top w:type="dxa" w:w="90"/>
+              <w:left w:type="dxa" w:w="110"/>
+              <w:bottom w:type="dxa" w:w="90"/>
+              <w:right w:type="dxa" w:w="110"/>
+            </w:tcMar>
+            <w:vAlign w:val="center"/>
+          </w:tcPr>
+          <w:p>
+            <w:pPr>
+              <w:jc w:val="left"/>
+            </w:pPr>
+            <w:r>
+              <w:rPr>
+                <w:b w:val="false"/>
+                <w:bCs w:val="false"/>
+                <w:sz w:val="19"/>
+                <w:szCs w:val="19"/>
+              </w:rPr>
+              <w:t xml:space="preserve">Report readable by non-AI expert</w:t>
+            </w:r>
+          </w:p>
+        </w:tc>
+        <w:tc>
+          <w:tcPr>
+            <w:tcW w:type="dxa" w:w="2400"/>
+            <w:tcBorders>
+              <w:top w:val="single" w:color="000000" w:sz="4"/>
+              <w:left w:val="single" w:color="000000" w:sz="4"/>
+              <w:bottom w:val="single" w:color="000000" w:sz="4"/>
+              <w:right w:val="single" w:color="000000" w:sz="4"/>
+            </w:tcBorders>
+            <w:tcMar>
+              <w:top w:type="dxa" w:w="90"/>
+              <w:left w:type="dxa" w:w="110"/>
+              <w:bottom w:type="dxa" w:w="90"/>
+              <w:right w:type="dxa" w:w="110"/>
+            </w:tcMar>
+            <w:vAlign w:val="center"/>
+          </w:tcPr>
+          <w:p>
+            <w:pPr>
+              <w:jc w:val="left"/>
+            </w:pPr>
+            <w:r>
+              <w:rPr>
+                <w:b w:val="false"/>
+                <w:bCs w:val="false"/>
+                <w:sz w:val="19"/>
+                <w:szCs w:val="19"/>
+              </w:rPr>
+              <w:t xml:space="preserve">M6</w:t>
+            </w:r>
+          </w:p>
+        </w:tc>
+        <w:tc>
+          <w:tcPr>
+            <w:tcW w:type="dxa" w:w="1400"/>
+            <w:tcBorders>
+              <w:top w:val="single" w:color="000000" w:sz="4"/>
+              <w:left w:val="single" w:color="000000" w:sz="4"/>
+              <w:bottom w:val="single" w:color="000000" w:sz="4"/>
+              <w:right w:val="single" w:color="000000" w:sz="4"/>
+            </w:tcBorders>
+            <w:tcMar>
+              <w:top w:type="dxa" w:w="90"/>
+              <w:left w:type="dxa" w:w="110"/>
+              <w:bottom w:type="dxa" w:w="90"/>
+              <w:right w:type="dxa" w:w="110"/>
+            </w:tcMar>
+            <w:vAlign w:val="center"/>
+          </w:tcPr>
+          <w:p>
+            <w:pPr>
+              <w:jc w:val="left"/>
+            </w:pPr>
+            <w:r>
+              <w:rPr>
+                <w:b w:val="false"/>
+                <w:bCs w:val="false"/>
+                <w:sz w:val="19"/>
+                <w:szCs w:val="19"/>
+              </w:rPr>
+              <w:t xml:space="preserve">Must</w:t>
+            </w:r>
+          </w:p>
+        </w:tc>
+      </w:tr>
+      <w:tr>
+        <w:tc>
+          <w:tcPr>
+            <w:tcW w:type="dxa" w:w="1500"/>
+            <w:tcBorders>
+              <w:top w:val="single" w:color="000000" w:sz="4"/>
+              <w:left w:val="single" w:color="000000" w:sz="4"/>
+              <w:bottom w:val="single" w:color="000000" w:sz="4"/>
+              <w:right w:val="single" w:color="000000" w:sz="4"/>
+            </w:tcBorders>
+            <w:tcMar>
+              <w:top w:type="dxa" w:w="90"/>
+              <w:left w:type="dxa" w:w="110"/>
+              <w:bottom w:type="dxa" w:w="90"/>
+              <w:right w:type="dxa" w:w="110"/>
+            </w:tcMar>
+            <w:vAlign w:val="center"/>
+          </w:tcPr>
+          <w:p>
+            <w:pPr>
+              <w:jc w:val="left"/>
+            </w:pPr>
+            <w:r>
+              <w:rPr>
+                <w:b w:val="false"/>
+                <w:bCs w:val="false"/>
+                <w:sz w:val="19"/>
+                <w:szCs w:val="19"/>
+              </w:rPr>
+              <w:t xml:space="preserve">NFR-USE-02</w:t>
+            </w:r>
+          </w:p>
+        </w:tc>
+        <w:tc>
+          <w:tcPr>
+            <w:tcW w:type="dxa" w:w="4060"/>
+            <w:tcBorders>
+              <w:top w:val="single" w:color="000000" w:sz="4"/>
+              <w:left w:val="single" w:color="000000" w:sz="4"/>
+              <w:bottom w:val="single" w:color="000000" w:sz="4"/>
+              <w:right w:val="single" w:color="000000" w:sz="4"/>
+            </w:tcBorders>
+            <w:tcMar>
+              <w:top w:type="dxa" w:w="90"/>
+              <w:left w:type="dxa" w:w="110"/>
+              <w:bottom w:type="dxa" w:w="90"/>
+              <w:right w:type="dxa" w:w="110"/>
+            </w:tcMar>
+            <w:vAlign w:val="center"/>
+          </w:tcPr>
+          <w:p>
+            <w:pPr>
+              <w:jc w:val="left"/>
+            </w:pPr>
+            <w:r>
+              <w:rPr>
+                <w:b w:val="false"/>
+                <w:bCs w:val="false"/>
+                <w:sz w:val="19"/>
+                <w:szCs w:val="19"/>
+              </w:rPr>
+              <w:t xml:space="preserve">Clear error messages</w:t>
+            </w:r>
+          </w:p>
+        </w:tc>
+        <w:tc>
+          <w:tcPr>
+            <w:tcW w:type="dxa" w:w="2400"/>
+            <w:tcBorders>
+              <w:top w:val="single" w:color="000000" w:sz="4"/>
+              <w:left w:val="single" w:color="000000" w:sz="4"/>
+              <w:bottom w:val="single" w:color="000000" w:sz="4"/>
+              <w:right w:val="single" w:color="000000" w:sz="4"/>
+            </w:tcBorders>
+            <w:tcMar>
+              <w:top w:type="dxa" w:w="90"/>
+              <w:left w:type="dxa" w:w="110"/>
+              <w:bottom w:type="dxa" w:w="90"/>
+              <w:right w:type="dxa" w:w="110"/>
+            </w:tcMar>
+            <w:vAlign w:val="center"/>
+          </w:tcPr>
+          <w:p>
+            <w:pPr>
+              <w:jc w:val="left"/>
+            </w:pPr>
+            <w:r>
+              <w:rPr>
+                <w:b w:val="false"/>
+                <w:bCs w:val="false"/>
+                <w:sz w:val="19"/>
+                <w:szCs w:val="19"/>
+              </w:rPr>
+              <w:t xml:space="preserve">M1</w:t>
+            </w:r>
+          </w:p>
+        </w:tc>
+        <w:tc>
+          <w:tcPr>
+            <w:tcW w:type="dxa" w:w="1400"/>
+            <w:tcBorders>
+              <w:top w:val="single" w:color="000000" w:sz="4"/>
+              <w:left w:val="single" w:color="000000" w:sz="4"/>
+              <w:bottom w:val="single" w:color="000000" w:sz="4"/>
+              <w:right w:val="single" w:color="000000" w:sz="4"/>
+            </w:tcBorders>
+            <w:tcMar>
+              <w:top w:type="dxa" w:w="90"/>
+              <w:left w:type="dxa" w:w="110"/>
+              <w:bottom w:type="dxa" w:w="90"/>
+              <w:right w:type="dxa" w:w="110"/>
+            </w:tcMar>
+            <w:vAlign w:val="center"/>
+          </w:tcPr>
+          <w:p>
+            <w:pPr>
+              <w:jc w:val="left"/>
+            </w:pPr>
+            <w:r>
+              <w:rPr>
+                <w:b w:val="false"/>
+                <w:bCs w:val="false"/>
+                <w:sz w:val="19"/>
+                <w:szCs w:val="19"/>
+              </w:rPr>
+              <w:t xml:space="preserve">Must</w:t>
+            </w:r>
+          </w:p>
+        </w:tc>
+      </w:tr>
+      <w:tr>
+        <w:tc>
+          <w:tcPr>
+            <w:tcW w:type="dxa" w:w="1500"/>
+            <w:tcBorders>
+              <w:top w:val="single" w:color="000000" w:sz="4"/>
+              <w:left w:val="single" w:color="000000" w:sz="4"/>
+              <w:bottom w:val="single" w:color="000000" w:sz="4"/>
+              <w:right w:val="single" w:color="000000" w:sz="4"/>
+            </w:tcBorders>
+            <w:tcMar>
+              <w:top w:type="dxa" w:w="90"/>
+              <w:left w:type="dxa" w:w="110"/>
+              <w:bottom w:type="dxa" w:w="90"/>
+              <w:right w:type="dxa" w:w="110"/>
+            </w:tcMar>
+            <w:vAlign w:val="center"/>
+          </w:tcPr>
+          <w:p>
+            <w:pPr>
+              <w:jc w:val="left"/>
+            </w:pPr>
+            <w:r>
+              <w:rPr>
+                <w:b w:val="false"/>
+                <w:bCs w:val="false"/>
+                <w:sz w:val="19"/>
+                <w:szCs w:val="19"/>
+              </w:rPr>
+              <w:t xml:space="preserve">NFR-USE-03</w:t>
+            </w:r>
+          </w:p>
+        </w:tc>
+        <w:tc>
+          <w:tcPr>
+            <w:tcW w:type="dxa" w:w="4060"/>
+            <w:tcBorders>
+              <w:top w:val="single" w:color="000000" w:sz="4"/>
+              <w:left w:val="single" w:color="000000" w:sz="4"/>
+              <w:bottom w:val="single" w:color="000000" w:sz="4"/>
+              <w:right w:val="single" w:color="000000" w:sz="4"/>
+            </w:tcBorders>
+            <w:tcMar>
+              <w:top w:type="dxa" w:w="90"/>
+              <w:left w:type="dxa" w:w="110"/>
+              <w:bottom w:type="dxa" w:w="90"/>
+              <w:right w:type="dxa" w:w="110"/>
+            </w:tcMar>
+            <w:vAlign w:val="center"/>
+          </w:tcPr>
+          <w:p>
+            <w:pPr>
+              <w:jc w:val="left"/>
+            </w:pPr>
+            <w:r>
+              <w:rPr>
+                <w:b w:val="false"/>
+                <w:bCs w:val="false"/>
+                <w:sz w:val="19"/>
+                <w:szCs w:val="19"/>
+              </w:rPr>
+              <w:t xml:space="preserve">Decision-support, not autonomous</w:t>
+            </w:r>
+          </w:p>
+        </w:tc>
+        <w:tc>
+          <w:tcPr>
+            <w:tcW w:type="dxa" w:w="2400"/>
+            <w:tcBorders>
+              <w:top w:val="single" w:color="000000" w:sz="4"/>
+              <w:left w:val="single" w:color="000000" w:sz="4"/>
+              <w:bottom w:val="single" w:color="000000" w:sz="4"/>
+              <w:right w:val="single" w:color="000000" w:sz="4"/>
+            </w:tcBorders>
+            <w:tcMar>
+              <w:top w:type="dxa" w:w="90"/>
+              <w:left w:type="dxa" w:w="110"/>
+              <w:bottom w:type="dxa" w:w="90"/>
+              <w:right w:type="dxa" w:w="110"/>
+            </w:tcMar>
+            <w:vAlign w:val="center"/>
+          </w:tcPr>
+          <w:p>
+            <w:pPr>
+              <w:jc w:val="left"/>
+            </w:pPr>
+            <w:r>
+              <w:rPr>
+                <w:b w:val="false"/>
+                <w:bCs w:val="false"/>
+                <w:sz w:val="19"/>
+                <w:szCs w:val="19"/>
+              </w:rPr>
+              <w:t xml:space="preserve">M7</w:t>
+            </w:r>
+          </w:p>
+        </w:tc>
+        <w:tc>
+          <w:tcPr>
+            <w:tcW w:type="dxa" w:w="1400"/>
+            <w:tcBorders>
+              <w:top w:val="single" w:color="000000" w:sz="4"/>
+              <w:left w:val="single" w:color="000000" w:sz="4"/>
+              <w:bottom w:val="single" w:color="000000" w:sz="4"/>
+              <w:right w:val="single" w:color="000000" w:sz="4"/>
+            </w:tcBorders>
+            <w:tcMar>
+              <w:top w:type="dxa" w:w="90"/>
+              <w:left w:type="dxa" w:w="110"/>
+              <w:bottom w:type="dxa" w:w="90"/>
+              <w:right w:type="dxa" w:w="110"/>
+            </w:tcMar>
+            <w:vAlign w:val="center"/>
+          </w:tcPr>
+          <w:p>
+            <w:pPr>
+              <w:jc w:val="left"/>
+            </w:pPr>
+            <w:r>
+              <w:rPr>
+                <w:b w:val="false"/>
+                <w:bCs w:val="false"/>
+                <w:sz w:val="19"/>
+                <w:szCs w:val="19"/>
+              </w:rPr>
+              <w:t xml:space="preserve">Must</w:t>
+            </w:r>
+          </w:p>
+        </w:tc>
+      </w:tr>
+      <w:tr>
+        <w:tc>
+          <w:tcPr>
+            <w:tcW w:type="dxa" w:w="1500"/>
+            <w:tcBorders>
+              <w:top w:val="single" w:color="000000" w:sz="4"/>
+              <w:left w:val="single" w:color="000000" w:sz="4"/>
+              <w:bottom w:val="single" w:color="000000" w:sz="4"/>
+              <w:right w:val="single" w:color="000000" w:sz="4"/>
+            </w:tcBorders>
+            <w:tcMar>
+              <w:top w:type="dxa" w:w="90"/>
+              <w:left w:type="dxa" w:w="110"/>
+              <w:bottom w:type="dxa" w:w="90"/>
+              <w:right w:type="dxa" w:w="110"/>
+            </w:tcMar>
+            <w:vAlign w:val="center"/>
+          </w:tcPr>
+          <w:p>
+            <w:pPr>
+              <w:jc w:val="left"/>
+            </w:pPr>
+            <w:r>
+              <w:rPr>
+                <w:b w:val="false"/>
+                <w:bCs w:val="false"/>
+                <w:sz w:val="19"/>
+                <w:szCs w:val="19"/>
+              </w:rPr>
+              <w:t xml:space="preserve">NFR-MAINT-01</w:t>
+            </w:r>
+          </w:p>
+        </w:tc>
+        <w:tc>
+          <w:tcPr>
+            <w:tcW w:type="dxa" w:w="4060"/>
+            <w:tcBorders>
+              <w:top w:val="single" w:color="000000" w:sz="4"/>
+              <w:left w:val="single" w:color="000000" w:sz="4"/>
+              <w:bottom w:val="single" w:color="000000" w:sz="4"/>
+              <w:right w:val="single" w:color="000000" w:sz="4"/>
+            </w:tcBorders>
+            <w:tcMar>
+              <w:top w:type="dxa" w:w="90"/>
+              <w:left w:type="dxa" w:w="110"/>
+              <w:bottom w:type="dxa" w:w="90"/>
+              <w:right w:type="dxa" w:w="110"/>
+            </w:tcMar>
+            <w:vAlign w:val="center"/>
+          </w:tcPr>
+          <w:p>
+            <w:pPr>
+              <w:jc w:val="left"/>
+            </w:pPr>
+            <w:r>
+              <w:rPr>
+                <w:b w:val="false"/>
+                <w:bCs w:val="false"/>
+                <w:sz w:val="19"/>
+                <w:szCs w:val="19"/>
+              </w:rPr>
+              <w:t xml:space="preserve">Modular codebase per pipeline layer</w:t>
+            </w:r>
+          </w:p>
+        </w:tc>
+        <w:tc>
+          <w:tcPr>
+            <w:tcW w:type="dxa" w:w="2400"/>
+            <w:tcBorders>
+              <w:top w:val="single" w:color="000000" w:sz="4"/>
+              <w:left w:val="single" w:color="000000" w:sz="4"/>
+              <w:bottom w:val="single" w:color="000000" w:sz="4"/>
+              <w:right w:val="single" w:color="000000" w:sz="4"/>
+            </w:tcBorders>
+            <w:tcMar>
+              <w:top w:type="dxa" w:w="90"/>
+              <w:left w:type="dxa" w:w="110"/>
+              <w:bottom w:type="dxa" w:w="90"/>
+              <w:right w:type="dxa" w:w="110"/>
+            </w:tcMar>
+            <w:vAlign w:val="center"/>
+          </w:tcPr>
+          <w:p>
+            <w:pPr>
+              <w:jc w:val="left"/>
+            </w:pPr>
+            <w:r>
+              <w:rPr>
+                <w:b w:val="false"/>
+                <w:bCs w:val="false"/>
+                <w:sz w:val="19"/>
+                <w:szCs w:val="19"/>
+              </w:rPr>
+              <w:t xml:space="preserve">All</w:t>
+            </w:r>
+          </w:p>
+        </w:tc>
+        <w:tc>
+          <w:tcPr>
+            <w:tcW w:type="dxa" w:w="1400"/>
+            <w:tcBorders>
+              <w:top w:val="single" w:color="000000" w:sz="4"/>
+              <w:left w:val="single" w:color="000000" w:sz="4"/>
+              <w:bottom w:val="single" w:color="000000" w:sz="4"/>
+              <w:right w:val="single" w:color="000000" w:sz="4"/>
+            </w:tcBorders>
+            <w:tcMar>
+              <w:top w:type="dxa" w:w="90"/>
+              <w:left w:type="dxa" w:w="110"/>
+              <w:bottom w:type="dxa" w:w="90"/>
+              <w:right w:type="dxa" w:w="110"/>
+            </w:tcMar>
+            <w:vAlign w:val="center"/>
+          </w:tcPr>
+          <w:p>
+            <w:pPr>
+              <w:jc w:val="left"/>
+            </w:pPr>
+            <w:r>
+              <w:rPr>
+                <w:b w:val="false"/>
+                <w:bCs w:val="false"/>
+                <w:sz w:val="19"/>
+                <w:szCs w:val="19"/>
+              </w:rPr>
+              <w:t xml:space="preserve">Must</w:t>
+            </w:r>
+          </w:p>
+        </w:tc>
+      </w:tr>
+      <w:tr>
+        <w:tc>
+          <w:tcPr>
+            <w:tcW w:type="dxa" w:w="1500"/>
+            <w:tcBorders>
+              <w:top w:val="single" w:color="000000" w:sz="4"/>
+              <w:left w:val="single" w:color="000000" w:sz="4"/>
+              <w:bottom w:val="single" w:color="000000" w:sz="4"/>
+              <w:right w:val="single" w:color="000000" w:sz="4"/>
+            </w:tcBorders>
+            <w:tcMar>
+              <w:top w:type="dxa" w:w="90"/>
+              <w:left w:type="dxa" w:w="110"/>
+              <w:bottom w:type="dxa" w:w="90"/>
+              <w:right w:type="dxa" w:w="110"/>
+            </w:tcMar>
+            <w:vAlign w:val="center"/>
+          </w:tcPr>
+          <w:p>
+            <w:pPr>
+              <w:jc w:val="left"/>
+            </w:pPr>
+            <w:r>
+              <w:rPr>
+                <w:b w:val="false"/>
+                <w:bCs w:val="false"/>
+                <w:sz w:val="19"/>
+                <w:szCs w:val="19"/>
+              </w:rPr>
+              <w:t xml:space="preserve">NFR-MAINT-02</w:t>
+            </w:r>
+          </w:p>
+        </w:tc>
+        <w:tc>
+          <w:tcPr>
+            <w:tcW w:type="dxa" w:w="4060"/>
+            <w:tcBorders>
+              <w:top w:val="single" w:color="000000" w:sz="4"/>
+              <w:left w:val="single" w:color="000000" w:sz="4"/>
+              <w:bottom w:val="single" w:color="000000" w:sz="4"/>
+              <w:right w:val="single" w:color="000000" w:sz="4"/>
+            </w:tcBorders>
+            <w:tcMar>
+              <w:top w:type="dxa" w:w="90"/>
+              <w:left w:type="dxa" w:w="110"/>
+              <w:bottom w:type="dxa" w:w="90"/>
+              <w:right w:type="dxa" w:w="110"/>
+            </w:tcMar>
+            <w:vAlign w:val="center"/>
+          </w:tcPr>
+          <w:p>
+            <w:pPr>
+              <w:jc w:val="left"/>
+            </w:pPr>
+            <w:r>
+              <w:rPr>
+                <w:b w:val="false"/>
+                <w:bCs w:val="false"/>
+                <w:sz w:val="19"/>
+                <w:szCs w:val="19"/>
+              </w:rPr>
+              <w:t xml:space="preserve">Git version control</w:t>
+            </w:r>
+          </w:p>
+        </w:tc>
+        <w:tc>
+          <w:tcPr>
+            <w:tcW w:type="dxa" w:w="2400"/>
+            <w:tcBorders>
+              <w:top w:val="single" w:color="000000" w:sz="4"/>
+              <w:left w:val="single" w:color="000000" w:sz="4"/>
+              <w:bottom w:val="single" w:color="000000" w:sz="4"/>
+              <w:right w:val="single" w:color="000000" w:sz="4"/>
+            </w:tcBorders>
+            <w:tcMar>
+              <w:top w:type="dxa" w:w="90"/>
+              <w:left w:type="dxa" w:w="110"/>
+              <w:bottom w:type="dxa" w:w="90"/>
+              <w:right w:type="dxa" w:w="110"/>
+            </w:tcMar>
+            <w:vAlign w:val="center"/>
+          </w:tcPr>
+          <w:p>
+            <w:pPr>
+              <w:jc w:val="left"/>
+            </w:pPr>
+            <w:r>
+              <w:rPr>
+                <w:b w:val="false"/>
+                <w:bCs w:val="false"/>
+                <w:sz w:val="19"/>
+                <w:szCs w:val="19"/>
+              </w:rPr>
+              <w:t xml:space="preserve">All</w:t>
+            </w:r>
+          </w:p>
+        </w:tc>
+        <w:tc>
+          <w:tcPr>
+            <w:tcW w:type="dxa" w:w="1400"/>
+            <w:tcBorders>
+              <w:top w:val="single" w:color="000000" w:sz="4"/>
+              <w:left w:val="single" w:color="000000" w:sz="4"/>
+              <w:bottom w:val="single" w:color="000000" w:sz="4"/>
+              <w:right w:val="single" w:color="000000" w:sz="4"/>
+            </w:tcBorders>
+            <w:tcMar>
+              <w:top w:type="dxa" w:w="90"/>
+              <w:left w:type="dxa" w:w="110"/>
+              <w:bottom w:type="dxa" w:w="90"/>
+              <w:right w:type="dxa" w:w="110"/>
+            </w:tcMar>
+            <w:vAlign w:val="center"/>
+          </w:tcPr>
+          <w:p>
+            <w:pPr>
+              <w:jc w:val="left"/>
+            </w:pPr>
+            <w:r>
+              <w:rPr>
+                <w:b w:val="false"/>
+                <w:bCs w:val="false"/>
+                <w:sz w:val="19"/>
+                <w:szCs w:val="19"/>
+              </w:rPr>
+              <w:t xml:space="preserve">Must</w:t>
+            </w:r>
+          </w:p>
+        </w:tc>
+      </w:tr>
+      <w:tr>
+        <w:tc>
+          <w:tcPr>
+            <w:tcW w:type="dxa" w:w="1500"/>
+            <w:tcBorders>
+              <w:top w:val="single" w:color="000000" w:sz="4"/>
+              <w:left w:val="single" w:color="000000" w:sz="4"/>
+              <w:bottom w:val="single" w:color="000000" w:sz="4"/>
+              <w:right w:val="single" w:color="000000" w:sz="4"/>
+            </w:tcBorders>
+            <w:tcMar>
+              <w:top w:type="dxa" w:w="90"/>
+              <w:left w:type="dxa" w:w="110"/>
+              <w:bottom w:type="dxa" w:w="90"/>
+              <w:right w:type="dxa" w:w="110"/>
+            </w:tcMar>
+            <w:vAlign w:val="center"/>
+          </w:tcPr>
+          <w:p>
+            <w:pPr>
+              <w:jc w:val="left"/>
+            </w:pPr>
+            <w:r>
+              <w:rPr>
+                <w:b w:val="false"/>
+                <w:bCs w:val="false"/>
+                <w:sz w:val="19"/>
+                <w:szCs w:val="19"/>
+              </w:rPr>
+              <w:t xml:space="preserve">NFR-ACC-01</w:t>
+            </w:r>
+          </w:p>
+        </w:tc>
+        <w:tc>
+          <w:tcPr>
+            <w:tcW w:type="dxa" w:w="4060"/>
+            <w:tcBorders>
+              <w:top w:val="single" w:color="000000" w:sz="4"/>
+              <w:left w:val="single" w:color="000000" w:sz="4"/>
+              <w:bottom w:val="single" w:color="000000" w:sz="4"/>
+              <w:right w:val="single" w:color="000000" w:sz="4"/>
+            </w:tcBorders>
+            <w:tcMar>
+              <w:top w:type="dxa" w:w="90"/>
+              <w:left w:type="dxa" w:w="110"/>
+              <w:bottom w:type="dxa" w:w="90"/>
+              <w:right w:type="dxa" w:w="110"/>
+            </w:tcMar>
+            <w:vAlign w:val="center"/>
+          </w:tcPr>
+          <w:p>
+            <w:pPr>
+              <w:jc w:val="left"/>
+            </w:pPr>
+            <w:r>
+              <w:rPr>
+                <w:b w:val="false"/>
+                <w:bCs w:val="false"/>
+                <w:sz w:val="19"/>
+                <w:szCs w:val="19"/>
+              </w:rPr>
+              <w:t xml:space="preserve">Optimize defeaturing accuracy</w:t>
+            </w:r>
+          </w:p>
+        </w:tc>
+        <w:tc>
+          <w:tcPr>
+            <w:tcW w:type="dxa" w:w="2400"/>
+            <w:tcBorders>
+              <w:top w:val="single" w:color="000000" w:sz="4"/>
+              <w:left w:val="single" w:color="000000" w:sz="4"/>
+              <w:bottom w:val="single" w:color="000000" w:sz="4"/>
+              <w:right w:val="single" w:color="000000" w:sz="4"/>
+            </w:tcBorders>
+            <w:tcMar>
+              <w:top w:type="dxa" w:w="90"/>
+              <w:left w:type="dxa" w:w="110"/>
+              <w:bottom w:type="dxa" w:w="90"/>
+              <w:right w:type="dxa" w:w="110"/>
+            </w:tcMar>
+            <w:vAlign w:val="center"/>
+          </w:tcPr>
+          <w:p>
+            <w:pPr>
+              <w:jc w:val="left"/>
+            </w:pPr>
+            <w:r>
+              <w:rPr>
+                <w:b w:val="false"/>
+                <w:bCs w:val="false"/>
+                <w:sz w:val="19"/>
+                <w:szCs w:val="19"/>
+              </w:rPr>
+              <w:t xml:space="preserve">M3, M4</w:t>
+            </w:r>
+          </w:p>
+        </w:tc>
+        <w:tc>
+          <w:tcPr>
+            <w:tcW w:type="dxa" w:w="1400"/>
+            <w:tcBorders>
+              <w:top w:val="single" w:color="000000" w:sz="4"/>
+              <w:left w:val="single" w:color="000000" w:sz="4"/>
+              <w:bottom w:val="single" w:color="000000" w:sz="4"/>
+              <w:right w:val="single" w:color="000000" w:sz="4"/>
+            </w:tcBorders>
+            <w:tcMar>
+              <w:top w:type="dxa" w:w="90"/>
+              <w:left w:type="dxa" w:w="110"/>
+              <w:bottom w:type="dxa" w:w="90"/>
+              <w:right w:type="dxa" w:w="110"/>
+            </w:tcMar>
+            <w:vAlign w:val="center"/>
+          </w:tcPr>
+          <w:p>
+            <w:pPr>
+              <w:jc w:val="left"/>
+            </w:pPr>
+            <w:r>
+              <w:rPr>
+                <w:b w:val="false"/>
+                <w:bCs w:val="false"/>
+                <w:sz w:val="19"/>
+                <w:szCs w:val="19"/>
+              </w:rPr>
+              <w:t xml:space="preserve">Must</w:t>
+            </w:r>
+          </w:p>
+        </w:tc>
+      </w:tr>
+      <w:tr>
+        <w:tc>
+          <w:tcPr>
+            <w:tcW w:type="dxa" w:w="1500"/>
+            <w:tcBorders>
+              <w:top w:val="single" w:color="000000" w:sz="4"/>
+              <w:left w:val="single" w:color="000000" w:sz="4"/>
+              <w:bottom w:val="single" w:color="000000" w:sz="4"/>
+              <w:right w:val="single" w:color="000000" w:sz="4"/>
+            </w:tcBorders>
+            <w:tcMar>
+              <w:top w:type="dxa" w:w="90"/>
+              <w:left w:type="dxa" w:w="110"/>
+              <w:bottom w:type="dxa" w:w="90"/>
+              <w:right w:type="dxa" w:w="110"/>
+            </w:tcMar>
+            <w:vAlign w:val="center"/>
+          </w:tcPr>
+          <w:p>
+            <w:pPr>
+              <w:jc w:val="left"/>
+            </w:pPr>
+            <w:r>
+              <w:rPr>
+                <w:b w:val="false"/>
+                <w:bCs w:val="false"/>
+                <w:sz w:val="19"/>
+                <w:szCs w:val="19"/>
+              </w:rPr>
+              <w:t xml:space="preserve">NFR-ACC-02</w:t>
+            </w:r>
+          </w:p>
+        </w:tc>
+        <w:tc>
+          <w:tcPr>
+            <w:tcW w:type="dxa" w:w="4060"/>
+            <w:tcBorders>
+              <w:top w:val="single" w:color="000000" w:sz="4"/>
+              <w:left w:val="single" w:color="000000" w:sz="4"/>
+              <w:bottom w:val="single" w:color="000000" w:sz="4"/>
+              <w:right w:val="single" w:color="000000" w:sz="4"/>
+            </w:tcBorders>
+            <w:tcMar>
+              <w:top w:type="dxa" w:w="90"/>
+              <w:left w:type="dxa" w:w="110"/>
+              <w:bottom w:type="dxa" w:w="90"/>
+              <w:right w:type="dxa" w:w="110"/>
+            </w:tcMar>
+            <w:vAlign w:val="center"/>
+          </w:tcPr>
+          <w:p>
+            <w:pPr>
+              <w:jc w:val="left"/>
+            </w:pPr>
+            <w:r>
+              <w:rPr>
+                <w:b w:val="false"/>
+                <w:bCs w:val="false"/>
+                <w:sz w:val="19"/>
+                <w:szCs w:val="19"/>
+              </w:rPr>
+              <w:t xml:space="preserve">CAE analysis accuracy not measured</w:t>
+            </w:r>
+          </w:p>
+        </w:tc>
+        <w:tc>
+          <w:tcPr>
+            <w:tcW w:type="dxa" w:w="2400"/>
+            <w:tcBorders>
+              <w:top w:val="single" w:color="000000" w:sz="4"/>
+              <w:left w:val="single" w:color="000000" w:sz="4"/>
+              <w:bottom w:val="single" w:color="000000" w:sz="4"/>
+              <w:right w:val="single" w:color="000000" w:sz="4"/>
+            </w:tcBorders>
+            <w:tcMar>
+              <w:top w:type="dxa" w:w="90"/>
+              <w:left w:type="dxa" w:w="110"/>
+              <w:bottom w:type="dxa" w:w="90"/>
+              <w:right w:type="dxa" w:w="110"/>
+            </w:tcMar>
+            <w:vAlign w:val="center"/>
+          </w:tcPr>
+          <w:p>
+            <w:pPr>
+              <w:jc w:val="left"/>
+            </w:pPr>
+            <w:r>
+              <w:rPr>
+                <w:b w:val="false"/>
+                <w:bCs w:val="false"/>
+                <w:sz w:val="19"/>
+                <w:szCs w:val="19"/>
+              </w:rPr>
+              <w:t xml:space="preserve">M8</w:t>
+            </w:r>
+          </w:p>
+        </w:tc>
+        <w:tc>
+          <w:tcPr>
+            <w:tcW w:type="dxa" w:w="1400"/>
+            <w:tcBorders>
+              <w:top w:val="single" w:color="000000" w:sz="4"/>
+              <w:left w:val="single" w:color="000000" w:sz="4"/>
+              <w:bottom w:val="single" w:color="000000" w:sz="4"/>
+              <w:right w:val="single" w:color="000000" w:sz="4"/>
+            </w:tcBorders>
+            <w:tcMar>
+              <w:top w:type="dxa" w:w="90"/>
+              <w:left w:type="dxa" w:w="110"/>
+              <w:bottom w:type="dxa" w:w="90"/>
+              <w:right w:type="dxa" w:w="110"/>
+            </w:tcMar>
+            <w:vAlign w:val="center"/>
+          </w:tcPr>
+          <w:p>
+            <w:pPr>
+              <w:jc w:val="left"/>
+            </w:pPr>
+            <w:r>
+              <w:rPr>
+                <w:b w:val="false"/>
+                <w:bCs w:val="false"/>
+                <w:sz w:val="19"/>
+                <w:szCs w:val="19"/>
+              </w:rPr>
+              <w:t xml:space="preserve">Must</w:t>
+            </w:r>
+          </w:p>
+        </w:tc>
+      </w:tr>
+      <w:tr>
+        <w:tc>
+          <w:tcPr>
+            <w:tcW w:type="dxa" w:w="1500"/>
+            <w:tcBorders>
+              <w:top w:val="single" w:color="000000" w:sz="4"/>
+              <w:left w:val="single" w:color="000000" w:sz="4"/>
+              <w:bottom w:val="single" w:color="000000" w:sz="4"/>
+              <w:right w:val="single" w:color="000000" w:sz="4"/>
+            </w:tcBorders>
+            <w:tcMar>
+              <w:top w:type="dxa" w:w="90"/>
+              <w:left w:type="dxa" w:w="110"/>
+              <w:bottom w:type="dxa" w:w="90"/>
+              <w:right w:type="dxa" w:w="110"/>
+            </w:tcMar>
+            <w:vAlign w:val="center"/>
+          </w:tcPr>
+          <w:p>
+            <w:pPr>
+              <w:jc w:val="left"/>
+            </w:pPr>
+            <w:r>
+              <w:rPr>
+                <w:b w:val="false"/>
+                <w:bCs w:val="false"/>
+                <w:sz w:val="19"/>
+                <w:szCs w:val="19"/>
+              </w:rPr>
+              <w:t xml:space="preserve">NFR-ACC-03</w:t>
+            </w:r>
+          </w:p>
+        </w:tc>
+        <w:tc>
+          <w:tcPr>
+            <w:tcW w:type="dxa" w:w="4060"/>
+            <w:tcBorders>
+              <w:top w:val="single" w:color="000000" w:sz="4"/>
+              <w:left w:val="single" w:color="000000" w:sz="4"/>
+              <w:bottom w:val="single" w:color="000000" w:sz="4"/>
+              <w:right w:val="single" w:color="000000" w:sz="4"/>
+            </w:tcBorders>
+            <w:tcMar>
+              <w:top w:type="dxa" w:w="90"/>
+              <w:left w:type="dxa" w:w="110"/>
+              <w:bottom w:type="dxa" w:w="90"/>
+              <w:right w:type="dxa" w:w="110"/>
+            </w:tcMar>
+            <w:vAlign w:val="center"/>
+          </w:tcPr>
+          <w:p>
+            <w:pPr>
+              <w:jc w:val="left"/>
+            </w:pPr>
+            <w:r>
+              <w:rPr>
+                <w:b w:val="false"/>
+                <w:bCs w:val="false"/>
+                <w:sz w:val="19"/>
+                <w:szCs w:val="19"/>
+              </w:rPr>
+              <w:t xml:space="preserve">Selection vs. execution accuracy definition</w:t>
+            </w:r>
+          </w:p>
+        </w:tc>
+        <w:tc>
+          <w:tcPr>
+            <w:tcW w:type="dxa" w:w="2400"/>
+            <w:tcBorders>
+              <w:top w:val="single" w:color="000000" w:sz="4"/>
+              <w:left w:val="single" w:color="000000" w:sz="4"/>
+              <w:bottom w:val="single" w:color="000000" w:sz="4"/>
+              <w:right w:val="single" w:color="000000" w:sz="4"/>
+            </w:tcBorders>
+            <w:tcMar>
+              <w:top w:type="dxa" w:w="90"/>
+              <w:left w:type="dxa" w:w="110"/>
+              <w:bottom w:type="dxa" w:w="90"/>
+              <w:right w:type="dxa" w:w="110"/>
+            </w:tcMar>
+            <w:vAlign w:val="center"/>
+          </w:tcPr>
+          <w:p>
+            <w:pPr>
+              <w:jc w:val="left"/>
+            </w:pPr>
+            <w:r>
+              <w:rPr>
+                <w:b w:val="false"/>
+                <w:bCs w:val="false"/>
+                <w:sz w:val="19"/>
+                <w:szCs w:val="19"/>
+              </w:rPr>
+              <w:t xml:space="preserve">M8</w:t>
+            </w:r>
+          </w:p>
+        </w:tc>
+        <w:tc>
+          <w:tcPr>
+            <w:tcW w:type="dxa" w:w="1400"/>
+            <w:tcBorders>
+              <w:top w:val="single" w:color="000000" w:sz="4"/>
+              <w:left w:val="single" w:color="000000" w:sz="4"/>
+              <w:bottom w:val="single" w:color="000000" w:sz="4"/>
+              <w:right w:val="single" w:color="000000" w:sz="4"/>
+            </w:tcBorders>
+            <w:tcMar>
+              <w:top w:type="dxa" w:w="90"/>
+              <w:left w:type="dxa" w:w="110"/>
+              <w:bottom w:type="dxa" w:w="90"/>
+              <w:right w:type="dxa" w:w="110"/>
+            </w:tcMar>
+            <w:vAlign w:val="center"/>
+          </w:tcPr>
+          <w:p>
+            <w:pPr>
+              <w:jc w:val="left"/>
+            </w:pPr>
+            <w:r>
+              <w:rPr>
+                <w:b w:val="false"/>
+                <w:bCs w:val="false"/>
+                <w:sz w:val="19"/>
+                <w:szCs w:val="19"/>
+              </w:rPr>
+              <w:t xml:space="preserve">Want</w:t>
+            </w:r>
+          </w:p>
+        </w:tc>
+      </w:tr>
+    </w:tbl>
+    <w:p>
+      <w:pPr>
+        <w:spacing w:after="140"/>
+      </w:pPr>
+      <w:r>
+        <w:rPr>
+          <w:sz w:val="21"/>
+          <w:szCs w:val="21"/>
+        </w:rPr>
+        <w:t xml:space="preserve"> </w:t>
       </w:r>
     </w:p>
     <w:p>
